--- a/React programs.docx
+++ b/React programs.docx
@@ -5,6 +5,10 @@
     <w:p>
       <w:pPr>
         <w:pStyle w:val="NoSpacing"/>
+        <w:numPr>
+          <w:ilvl w:val="0"/>
+          <w:numId w:val="1"/>
+        </w:numPr>
         <w:rPr>
           <w:color w:val="000000"/>
           <w:lang w:eastAsia="en-IN"/>
@@ -2666,8 +2670,8898 @@
         </w:rPr>
         <w:t>;</w:t>
       </w:r>
+    </w:p>
+    <w:p>
+      <w:pPr>
+        <w:pStyle w:val="NoSpacing"/>
+        <w:numPr>
+          <w:ilvl w:val="0"/>
+          <w:numId w:val="1"/>
+        </w:numPr>
+        <w:rPr>
+          <w:color w:val="202020"/>
+          <w:lang w:eastAsia="en-IN"/>
+        </w:rPr>
+      </w:pPr>
       <w:bookmarkStart w:id="0" w:name="_GoBack"/>
       <w:bookmarkEnd w:id="0"/>
+      <w:r>
+        <w:rPr>
+          <w:color w:val="AF00DB"/>
+          <w:lang w:eastAsia="en-IN"/>
+        </w:rPr>
+        <w:lastRenderedPageBreak/>
+        <w:t>import</w:t>
+      </w:r>
+      <w:r>
+        <w:rPr>
+          <w:color w:val="202020"/>
+          <w:lang w:eastAsia="en-IN"/>
+        </w:rPr>
+        <w:t xml:space="preserve"> </w:t>
+      </w:r>
+      <w:r>
+        <w:rPr>
+          <w:lang w:eastAsia="en-IN"/>
+        </w:rPr>
+        <w:t>React</w:t>
+      </w:r>
+      <w:r>
+        <w:rPr>
+          <w:color w:val="202020"/>
+          <w:lang w:eastAsia="en-IN"/>
+        </w:rPr>
+        <w:t xml:space="preserve">, </w:t>
+      </w:r>
+      <w:r>
+        <w:rPr>
+          <w:lang w:eastAsia="en-IN"/>
+        </w:rPr>
+        <w:t xml:space="preserve">{ </w:t>
+      </w:r>
+      <w:proofErr w:type="spellStart"/>
+      <w:r>
+        <w:rPr>
+          <w:lang w:eastAsia="en-IN"/>
+        </w:rPr>
+        <w:t>useState</w:t>
+      </w:r>
+      <w:proofErr w:type="spellEnd"/>
+      <w:r>
+        <w:rPr>
+          <w:lang w:eastAsia="en-IN"/>
+        </w:rPr>
+        <w:t xml:space="preserve"> }</w:t>
+      </w:r>
+      <w:r>
+        <w:rPr>
+          <w:color w:val="202020"/>
+          <w:lang w:eastAsia="en-IN"/>
+        </w:rPr>
+        <w:t xml:space="preserve"> </w:t>
+      </w:r>
+      <w:r>
+        <w:rPr>
+          <w:color w:val="AF00DB"/>
+          <w:lang w:eastAsia="en-IN"/>
+        </w:rPr>
+        <w:t>from</w:t>
+      </w:r>
+      <w:r>
+        <w:rPr>
+          <w:color w:val="202020"/>
+          <w:lang w:eastAsia="en-IN"/>
+        </w:rPr>
+        <w:t xml:space="preserve"> </w:t>
+      </w:r>
+      <w:r>
+        <w:rPr>
+          <w:color w:val="0A3069"/>
+          <w:lang w:eastAsia="en-IN"/>
+        </w:rPr>
+        <w:t>"react"</w:t>
+      </w:r>
+      <w:r>
+        <w:rPr>
+          <w:color w:val="202020"/>
+          <w:lang w:eastAsia="en-IN"/>
+        </w:rPr>
+        <w:t>;</w:t>
+      </w:r>
+    </w:p>
+    <w:p>
+      <w:pPr>
+        <w:pStyle w:val="NoSpacing"/>
+        <w:rPr>
+          <w:color w:val="202020"/>
+          <w:lang w:eastAsia="en-IN"/>
+        </w:rPr>
+      </w:pPr>
+    </w:p>
+    <w:p>
+      <w:pPr>
+        <w:pStyle w:val="NoSpacing"/>
+        <w:rPr>
+          <w:color w:val="202020"/>
+          <w:lang w:eastAsia="en-IN"/>
+        </w:rPr>
+      </w:pPr>
+      <w:r>
+        <w:rPr>
+          <w:color w:val="AF00DB"/>
+          <w:lang w:eastAsia="en-IN"/>
+        </w:rPr>
+        <w:t>export</w:t>
+      </w:r>
+      <w:r>
+        <w:rPr>
+          <w:color w:val="953800"/>
+          <w:lang w:eastAsia="en-IN"/>
+        </w:rPr>
+        <w:t xml:space="preserve"> </w:t>
+      </w:r>
+      <w:r>
+        <w:rPr>
+          <w:color w:val="AF00DB"/>
+          <w:lang w:eastAsia="en-IN"/>
+        </w:rPr>
+        <w:t>default</w:t>
+      </w:r>
+      <w:r>
+        <w:rPr>
+          <w:color w:val="953800"/>
+          <w:lang w:eastAsia="en-IN"/>
+        </w:rPr>
+        <w:t xml:space="preserve"> </w:t>
+      </w:r>
+      <w:r>
+        <w:rPr>
+          <w:color w:val="CF222E"/>
+          <w:lang w:eastAsia="en-IN"/>
+        </w:rPr>
+        <w:t>function</w:t>
+      </w:r>
+      <w:r>
+        <w:rPr>
+          <w:color w:val="953800"/>
+          <w:lang w:eastAsia="en-IN"/>
+        </w:rPr>
+        <w:t xml:space="preserve"> </w:t>
+      </w:r>
+      <w:proofErr w:type="gramStart"/>
+      <w:r>
+        <w:rPr>
+          <w:color w:val="8250DF"/>
+          <w:lang w:eastAsia="en-IN"/>
+        </w:rPr>
+        <w:t>Form</w:t>
+      </w:r>
+      <w:r>
+        <w:rPr>
+          <w:color w:val="953800"/>
+          <w:lang w:eastAsia="en-IN"/>
+        </w:rPr>
+        <w:t>(</w:t>
+      </w:r>
+      <w:proofErr w:type="gramEnd"/>
+      <w:r>
+        <w:rPr>
+          <w:color w:val="953800"/>
+          <w:lang w:eastAsia="en-IN"/>
+        </w:rPr>
+        <w:t xml:space="preserve">) </w:t>
+      </w:r>
+      <w:r>
+        <w:rPr>
+          <w:lang w:eastAsia="en-IN"/>
+        </w:rPr>
+        <w:t>{</w:t>
+      </w:r>
+    </w:p>
+    <w:p>
+      <w:pPr>
+        <w:pStyle w:val="NoSpacing"/>
+        <w:rPr>
+          <w:color w:val="202020"/>
+          <w:lang w:eastAsia="en-IN"/>
+        </w:rPr>
+      </w:pPr>
+      <w:r>
+        <w:rPr>
+          <w:lang w:eastAsia="en-IN"/>
+        </w:rPr>
+        <w:t xml:space="preserve">  </w:t>
+      </w:r>
+      <w:r>
+        <w:rPr>
+          <w:color w:val="CF222E"/>
+          <w:lang w:eastAsia="en-IN"/>
+        </w:rPr>
+        <w:t>const</w:t>
+      </w:r>
+      <w:r>
+        <w:rPr>
+          <w:lang w:eastAsia="en-IN"/>
+        </w:rPr>
+        <w:t xml:space="preserve"> [</w:t>
+      </w:r>
+      <w:proofErr w:type="spellStart"/>
+      <w:r>
+        <w:rPr>
+          <w:color w:val="0550AE"/>
+          <w:lang w:eastAsia="en-IN"/>
+        </w:rPr>
+        <w:t>formData</w:t>
+      </w:r>
+      <w:proofErr w:type="spellEnd"/>
+      <w:r>
+        <w:rPr>
+          <w:lang w:eastAsia="en-IN"/>
+        </w:rPr>
+        <w:t xml:space="preserve">, </w:t>
+      </w:r>
+      <w:proofErr w:type="spellStart"/>
+      <w:r>
+        <w:rPr>
+          <w:color w:val="8250DF"/>
+          <w:lang w:eastAsia="en-IN"/>
+        </w:rPr>
+        <w:t>setFormData</w:t>
+      </w:r>
+      <w:proofErr w:type="spellEnd"/>
+      <w:r>
+        <w:rPr>
+          <w:lang w:eastAsia="en-IN"/>
+        </w:rPr>
+        <w:t xml:space="preserve">] </w:t>
+      </w:r>
+      <w:r>
+        <w:rPr>
+          <w:color w:val="000000"/>
+          <w:lang w:eastAsia="en-IN"/>
+        </w:rPr>
+        <w:t>=</w:t>
+      </w:r>
+      <w:r>
+        <w:rPr>
+          <w:lang w:eastAsia="en-IN"/>
+        </w:rPr>
+        <w:t xml:space="preserve"> </w:t>
+      </w:r>
+      <w:proofErr w:type="spellStart"/>
+      <w:proofErr w:type="gramStart"/>
+      <w:r>
+        <w:rPr>
+          <w:color w:val="8250DF"/>
+          <w:lang w:eastAsia="en-IN"/>
+        </w:rPr>
+        <w:t>useState</w:t>
+      </w:r>
+      <w:proofErr w:type="spellEnd"/>
+      <w:r>
+        <w:rPr>
+          <w:lang w:eastAsia="en-IN"/>
+        </w:rPr>
+        <w:t>(</w:t>
+      </w:r>
+      <w:proofErr w:type="gramEnd"/>
+      <w:r>
+        <w:rPr>
+          <w:lang w:eastAsia="en-IN"/>
+        </w:rPr>
+        <w:t>{</w:t>
+      </w:r>
+    </w:p>
+    <w:p>
+      <w:pPr>
+        <w:pStyle w:val="NoSpacing"/>
+        <w:rPr>
+          <w:color w:val="202020"/>
+          <w:lang w:eastAsia="en-IN"/>
+        </w:rPr>
+      </w:pPr>
+      <w:r>
+        <w:rPr>
+          <w:lang w:eastAsia="en-IN"/>
+        </w:rPr>
+        <w:t>    name</w:t>
+      </w:r>
+      <w:r>
+        <w:rPr>
+          <w:color w:val="001080"/>
+          <w:lang w:eastAsia="en-IN"/>
+        </w:rPr>
+        <w:t>:</w:t>
+      </w:r>
+      <w:r>
+        <w:rPr>
+          <w:lang w:eastAsia="en-IN"/>
+        </w:rPr>
+        <w:t xml:space="preserve"> </w:t>
+      </w:r>
+      <w:r>
+        <w:rPr>
+          <w:color w:val="0A3069"/>
+          <w:lang w:eastAsia="en-IN"/>
+        </w:rPr>
+        <w:t>""</w:t>
+      </w:r>
+      <w:r>
+        <w:rPr>
+          <w:lang w:eastAsia="en-IN"/>
+        </w:rPr>
+        <w:t>,</w:t>
+      </w:r>
+    </w:p>
+    <w:p>
+      <w:pPr>
+        <w:pStyle w:val="NoSpacing"/>
+        <w:rPr>
+          <w:color w:val="202020"/>
+          <w:lang w:eastAsia="en-IN"/>
+        </w:rPr>
+      </w:pPr>
+      <w:r>
+        <w:rPr>
+          <w:lang w:eastAsia="en-IN"/>
+        </w:rPr>
+        <w:t>    email</w:t>
+      </w:r>
+      <w:r>
+        <w:rPr>
+          <w:color w:val="001080"/>
+          <w:lang w:eastAsia="en-IN"/>
+        </w:rPr>
+        <w:t>:</w:t>
+      </w:r>
+      <w:r>
+        <w:rPr>
+          <w:lang w:eastAsia="en-IN"/>
+        </w:rPr>
+        <w:t xml:space="preserve"> </w:t>
+      </w:r>
+      <w:r>
+        <w:rPr>
+          <w:color w:val="0A3069"/>
+          <w:lang w:eastAsia="en-IN"/>
+        </w:rPr>
+        <w:t>""</w:t>
+      </w:r>
+      <w:r>
+        <w:rPr>
+          <w:lang w:eastAsia="en-IN"/>
+        </w:rPr>
+        <w:t>,</w:t>
+      </w:r>
+    </w:p>
+    <w:p>
+      <w:pPr>
+        <w:pStyle w:val="NoSpacing"/>
+        <w:rPr>
+          <w:color w:val="202020"/>
+          <w:lang w:eastAsia="en-IN"/>
+        </w:rPr>
+      </w:pPr>
+      <w:r>
+        <w:rPr>
+          <w:lang w:eastAsia="en-IN"/>
+        </w:rPr>
+        <w:t>    password</w:t>
+      </w:r>
+      <w:r>
+        <w:rPr>
+          <w:color w:val="001080"/>
+          <w:lang w:eastAsia="en-IN"/>
+        </w:rPr>
+        <w:t>:</w:t>
+      </w:r>
+      <w:r>
+        <w:rPr>
+          <w:lang w:eastAsia="en-IN"/>
+        </w:rPr>
+        <w:t xml:space="preserve"> </w:t>
+      </w:r>
+      <w:r>
+        <w:rPr>
+          <w:color w:val="0A3069"/>
+          <w:lang w:eastAsia="en-IN"/>
+        </w:rPr>
+        <w:t>""</w:t>
+      </w:r>
+      <w:r>
+        <w:rPr>
+          <w:lang w:eastAsia="en-IN"/>
+        </w:rPr>
+        <w:t>,</w:t>
+      </w:r>
+    </w:p>
+    <w:p>
+      <w:pPr>
+        <w:pStyle w:val="NoSpacing"/>
+        <w:rPr>
+          <w:color w:val="202020"/>
+          <w:lang w:eastAsia="en-IN"/>
+        </w:rPr>
+      </w:pPr>
+      <w:r>
+        <w:rPr>
+          <w:lang w:eastAsia="en-IN"/>
+        </w:rPr>
+        <w:t>    gender</w:t>
+      </w:r>
+      <w:r>
+        <w:rPr>
+          <w:color w:val="001080"/>
+          <w:lang w:eastAsia="en-IN"/>
+        </w:rPr>
+        <w:t>:</w:t>
+      </w:r>
+      <w:r>
+        <w:rPr>
+          <w:lang w:eastAsia="en-IN"/>
+        </w:rPr>
+        <w:t xml:space="preserve"> </w:t>
+      </w:r>
+      <w:r>
+        <w:rPr>
+          <w:color w:val="0A3069"/>
+          <w:lang w:eastAsia="en-IN"/>
+        </w:rPr>
+        <w:t>""</w:t>
+      </w:r>
+      <w:r>
+        <w:rPr>
+          <w:lang w:eastAsia="en-IN"/>
+        </w:rPr>
+        <w:t>,</w:t>
+      </w:r>
+    </w:p>
+    <w:p>
+      <w:pPr>
+        <w:pStyle w:val="NoSpacing"/>
+        <w:rPr>
+          <w:color w:val="202020"/>
+          <w:lang w:eastAsia="en-IN"/>
+        </w:rPr>
+      </w:pPr>
+      <w:r>
+        <w:rPr>
+          <w:lang w:eastAsia="en-IN"/>
+        </w:rPr>
+        <w:t>    country</w:t>
+      </w:r>
+      <w:r>
+        <w:rPr>
+          <w:color w:val="001080"/>
+          <w:lang w:eastAsia="en-IN"/>
+        </w:rPr>
+        <w:t>:</w:t>
+      </w:r>
+      <w:r>
+        <w:rPr>
+          <w:lang w:eastAsia="en-IN"/>
+        </w:rPr>
+        <w:t xml:space="preserve"> </w:t>
+      </w:r>
+      <w:r>
+        <w:rPr>
+          <w:color w:val="0A3069"/>
+          <w:lang w:eastAsia="en-IN"/>
+        </w:rPr>
+        <w:t>""</w:t>
+      </w:r>
+      <w:r>
+        <w:rPr>
+          <w:lang w:eastAsia="en-IN"/>
+        </w:rPr>
+        <w:t>,</w:t>
+      </w:r>
+    </w:p>
+    <w:p>
+      <w:pPr>
+        <w:pStyle w:val="NoSpacing"/>
+        <w:rPr>
+          <w:color w:val="202020"/>
+          <w:lang w:eastAsia="en-IN"/>
+        </w:rPr>
+      </w:pPr>
+      <w:r>
+        <w:rPr>
+          <w:lang w:eastAsia="en-IN"/>
+        </w:rPr>
+        <w:t>    skills</w:t>
+      </w:r>
+      <w:r>
+        <w:rPr>
+          <w:color w:val="001080"/>
+          <w:lang w:eastAsia="en-IN"/>
+        </w:rPr>
+        <w:t>:</w:t>
+      </w:r>
+      <w:r>
+        <w:rPr>
+          <w:lang w:eastAsia="en-IN"/>
+        </w:rPr>
+        <w:t xml:space="preserve"> []</w:t>
+      </w:r>
+    </w:p>
+    <w:p>
+      <w:pPr>
+        <w:pStyle w:val="NoSpacing"/>
+        <w:rPr>
+          <w:color w:val="202020"/>
+          <w:lang w:eastAsia="en-IN"/>
+        </w:rPr>
+      </w:pPr>
+      <w:r>
+        <w:rPr>
+          <w:lang w:eastAsia="en-IN"/>
+        </w:rPr>
+        <w:t>  });</w:t>
+      </w:r>
+    </w:p>
+    <w:p>
+      <w:pPr>
+        <w:pStyle w:val="NoSpacing"/>
+        <w:rPr>
+          <w:color w:val="202020"/>
+          <w:lang w:eastAsia="en-IN"/>
+        </w:rPr>
+      </w:pPr>
+    </w:p>
+    <w:p>
+      <w:pPr>
+        <w:pStyle w:val="NoSpacing"/>
+        <w:rPr>
+          <w:color w:val="202020"/>
+          <w:lang w:eastAsia="en-IN"/>
+        </w:rPr>
+      </w:pPr>
+      <w:r>
+        <w:rPr>
+          <w:lang w:eastAsia="en-IN"/>
+        </w:rPr>
+        <w:t xml:space="preserve">  </w:t>
+      </w:r>
+      <w:r>
+        <w:rPr>
+          <w:color w:val="CF222E"/>
+          <w:lang w:eastAsia="en-IN"/>
+        </w:rPr>
+        <w:t>const</w:t>
+      </w:r>
+      <w:r>
+        <w:rPr>
+          <w:lang w:eastAsia="en-IN"/>
+        </w:rPr>
+        <w:t xml:space="preserve"> [</w:t>
+      </w:r>
+      <w:r>
+        <w:rPr>
+          <w:color w:val="0550AE"/>
+          <w:lang w:eastAsia="en-IN"/>
+        </w:rPr>
+        <w:t>errors</w:t>
+      </w:r>
+      <w:r>
+        <w:rPr>
+          <w:lang w:eastAsia="en-IN"/>
+        </w:rPr>
+        <w:t xml:space="preserve">, </w:t>
+      </w:r>
+      <w:proofErr w:type="spellStart"/>
+      <w:r>
+        <w:rPr>
+          <w:color w:val="8250DF"/>
+          <w:lang w:eastAsia="en-IN"/>
+        </w:rPr>
+        <w:t>setErrors</w:t>
+      </w:r>
+      <w:proofErr w:type="spellEnd"/>
+      <w:r>
+        <w:rPr>
+          <w:lang w:eastAsia="en-IN"/>
+        </w:rPr>
+        <w:t xml:space="preserve">] </w:t>
+      </w:r>
+      <w:r>
+        <w:rPr>
+          <w:color w:val="000000"/>
+          <w:lang w:eastAsia="en-IN"/>
+        </w:rPr>
+        <w:t>=</w:t>
+      </w:r>
+      <w:r>
+        <w:rPr>
+          <w:lang w:eastAsia="en-IN"/>
+        </w:rPr>
+        <w:t xml:space="preserve"> </w:t>
+      </w:r>
+      <w:proofErr w:type="spellStart"/>
+      <w:proofErr w:type="gramStart"/>
+      <w:r>
+        <w:rPr>
+          <w:color w:val="8250DF"/>
+          <w:lang w:eastAsia="en-IN"/>
+        </w:rPr>
+        <w:t>useState</w:t>
+      </w:r>
+      <w:proofErr w:type="spellEnd"/>
+      <w:r>
+        <w:rPr>
+          <w:lang w:eastAsia="en-IN"/>
+        </w:rPr>
+        <w:t>(</w:t>
+      </w:r>
+      <w:proofErr w:type="gramEnd"/>
+      <w:r>
+        <w:rPr>
+          <w:lang w:eastAsia="en-IN"/>
+        </w:rPr>
+        <w:t>{});</w:t>
+      </w:r>
+    </w:p>
+    <w:p>
+      <w:pPr>
+        <w:pStyle w:val="NoSpacing"/>
+        <w:rPr>
+          <w:color w:val="202020"/>
+          <w:lang w:eastAsia="en-IN"/>
+        </w:rPr>
+      </w:pPr>
+      <w:r>
+        <w:rPr>
+          <w:lang w:eastAsia="en-IN"/>
+        </w:rPr>
+        <w:t xml:space="preserve">  </w:t>
+      </w:r>
+      <w:r>
+        <w:rPr>
+          <w:color w:val="CF222E"/>
+          <w:lang w:eastAsia="en-IN"/>
+        </w:rPr>
+        <w:t>const</w:t>
+      </w:r>
+      <w:r>
+        <w:rPr>
+          <w:lang w:eastAsia="en-IN"/>
+        </w:rPr>
+        <w:t xml:space="preserve"> [</w:t>
+      </w:r>
+      <w:r>
+        <w:rPr>
+          <w:color w:val="0550AE"/>
+          <w:lang w:eastAsia="en-IN"/>
+        </w:rPr>
+        <w:t>submitted</w:t>
+      </w:r>
+      <w:r>
+        <w:rPr>
+          <w:lang w:eastAsia="en-IN"/>
+        </w:rPr>
+        <w:t xml:space="preserve">, </w:t>
+      </w:r>
+      <w:proofErr w:type="spellStart"/>
+      <w:r>
+        <w:rPr>
+          <w:color w:val="8250DF"/>
+          <w:lang w:eastAsia="en-IN"/>
+        </w:rPr>
+        <w:t>setSubmitted</w:t>
+      </w:r>
+      <w:proofErr w:type="spellEnd"/>
+      <w:r>
+        <w:rPr>
+          <w:lang w:eastAsia="en-IN"/>
+        </w:rPr>
+        <w:t xml:space="preserve">] </w:t>
+      </w:r>
+      <w:r>
+        <w:rPr>
+          <w:color w:val="000000"/>
+          <w:lang w:eastAsia="en-IN"/>
+        </w:rPr>
+        <w:t>=</w:t>
+      </w:r>
+      <w:r>
+        <w:rPr>
+          <w:lang w:eastAsia="en-IN"/>
+        </w:rPr>
+        <w:t xml:space="preserve"> </w:t>
+      </w:r>
+      <w:proofErr w:type="spellStart"/>
+      <w:r>
+        <w:rPr>
+          <w:color w:val="8250DF"/>
+          <w:lang w:eastAsia="en-IN"/>
+        </w:rPr>
+        <w:t>useState</w:t>
+      </w:r>
+      <w:proofErr w:type="spellEnd"/>
+      <w:r>
+        <w:rPr>
+          <w:lang w:eastAsia="en-IN"/>
+        </w:rPr>
+        <w:t>(</w:t>
+      </w:r>
+      <w:r>
+        <w:rPr>
+          <w:color w:val="0000FF"/>
+          <w:lang w:eastAsia="en-IN"/>
+        </w:rPr>
+        <w:t>false</w:t>
+      </w:r>
+      <w:r>
+        <w:rPr>
+          <w:lang w:eastAsia="en-IN"/>
+        </w:rPr>
+        <w:t>);</w:t>
+      </w:r>
+    </w:p>
+    <w:p>
+      <w:pPr>
+        <w:pStyle w:val="NoSpacing"/>
+        <w:rPr>
+          <w:color w:val="202020"/>
+          <w:lang w:eastAsia="en-IN"/>
+        </w:rPr>
+      </w:pPr>
+    </w:p>
+    <w:p>
+      <w:pPr>
+        <w:pStyle w:val="NoSpacing"/>
+        <w:rPr>
+          <w:color w:val="202020"/>
+          <w:lang w:eastAsia="en-IN"/>
+        </w:rPr>
+      </w:pPr>
+      <w:r>
+        <w:rPr>
+          <w:lang w:eastAsia="en-IN"/>
+        </w:rPr>
+        <w:t xml:space="preserve">  </w:t>
+      </w:r>
+      <w:r>
+        <w:rPr>
+          <w:color w:val="6E7781"/>
+          <w:lang w:eastAsia="en-IN"/>
+        </w:rPr>
+        <w:t xml:space="preserve">// </w:t>
+      </w:r>
+      <w:r>
+        <w:rPr>
+          <w:rFonts w:ascii="Segoe UI Emoji" w:hAnsi="Segoe UI Emoji" w:cs="Segoe UI Emoji"/>
+          <w:color w:val="6E7781"/>
+          <w:lang w:eastAsia="en-IN"/>
+        </w:rPr>
+        <w:t>🔹</w:t>
+      </w:r>
+      <w:r>
+        <w:rPr>
+          <w:color w:val="6E7781"/>
+          <w:lang w:eastAsia="en-IN"/>
+        </w:rPr>
+        <w:t xml:space="preserve"> Validation function</w:t>
+      </w:r>
+    </w:p>
+    <w:p>
+      <w:pPr>
+        <w:pStyle w:val="NoSpacing"/>
+        <w:rPr>
+          <w:color w:val="202020"/>
+          <w:lang w:eastAsia="en-IN"/>
+        </w:rPr>
+      </w:pPr>
+      <w:r>
+        <w:rPr>
+          <w:lang w:eastAsia="en-IN"/>
+        </w:rPr>
+        <w:t xml:space="preserve">  </w:t>
+      </w:r>
+      <w:r>
+        <w:rPr>
+          <w:color w:val="CF222E"/>
+          <w:lang w:eastAsia="en-IN"/>
+        </w:rPr>
+        <w:t>const</w:t>
+      </w:r>
+      <w:r>
+        <w:rPr>
+          <w:lang w:eastAsia="en-IN"/>
+        </w:rPr>
+        <w:t xml:space="preserve"> </w:t>
+      </w:r>
+      <w:r>
+        <w:rPr>
+          <w:color w:val="8250DF"/>
+          <w:lang w:eastAsia="en-IN"/>
+        </w:rPr>
+        <w:t>validate</w:t>
+      </w:r>
+      <w:r>
+        <w:rPr>
+          <w:lang w:eastAsia="en-IN"/>
+        </w:rPr>
+        <w:t xml:space="preserve"> </w:t>
+      </w:r>
+      <w:r>
+        <w:rPr>
+          <w:color w:val="000000"/>
+          <w:lang w:eastAsia="en-IN"/>
+        </w:rPr>
+        <w:t>=</w:t>
+      </w:r>
+      <w:r>
+        <w:rPr>
+          <w:lang w:eastAsia="en-IN"/>
+        </w:rPr>
+        <w:t xml:space="preserve"> () </w:t>
+      </w:r>
+      <w:r>
+        <w:rPr>
+          <w:color w:val="CF222E"/>
+          <w:lang w:eastAsia="en-IN"/>
+        </w:rPr>
+        <w:t>=&gt;</w:t>
+      </w:r>
+      <w:r>
+        <w:rPr>
+          <w:lang w:eastAsia="en-IN"/>
+        </w:rPr>
+        <w:t xml:space="preserve"> {</w:t>
+      </w:r>
+    </w:p>
+    <w:p>
+      <w:pPr>
+        <w:pStyle w:val="NoSpacing"/>
+        <w:rPr>
+          <w:color w:val="202020"/>
+          <w:lang w:eastAsia="en-IN"/>
+        </w:rPr>
+      </w:pPr>
+      <w:r>
+        <w:rPr>
+          <w:lang w:eastAsia="en-IN"/>
+        </w:rPr>
+        <w:t xml:space="preserve">    </w:t>
+      </w:r>
+      <w:r>
+        <w:rPr>
+          <w:color w:val="CF222E"/>
+          <w:lang w:eastAsia="en-IN"/>
+        </w:rPr>
+        <w:t>let</w:t>
+      </w:r>
+      <w:r>
+        <w:rPr>
+          <w:lang w:eastAsia="en-IN"/>
+        </w:rPr>
+        <w:t xml:space="preserve"> </w:t>
+      </w:r>
+      <w:proofErr w:type="spellStart"/>
+      <w:r>
+        <w:rPr>
+          <w:lang w:eastAsia="en-IN"/>
+        </w:rPr>
+        <w:t>newErrors</w:t>
+      </w:r>
+      <w:proofErr w:type="spellEnd"/>
+      <w:r>
+        <w:rPr>
+          <w:lang w:eastAsia="en-IN"/>
+        </w:rPr>
+        <w:t xml:space="preserve"> </w:t>
+      </w:r>
+      <w:r>
+        <w:rPr>
+          <w:color w:val="000000"/>
+          <w:lang w:eastAsia="en-IN"/>
+        </w:rPr>
+        <w:t>=</w:t>
+      </w:r>
+      <w:r>
+        <w:rPr>
+          <w:lang w:eastAsia="en-IN"/>
+        </w:rPr>
+        <w:t xml:space="preserve"> {};</w:t>
+      </w:r>
+    </w:p>
+    <w:p>
+      <w:pPr>
+        <w:pStyle w:val="NoSpacing"/>
+        <w:rPr>
+          <w:color w:val="202020"/>
+          <w:lang w:eastAsia="en-IN"/>
+        </w:rPr>
+      </w:pPr>
+    </w:p>
+    <w:p>
+      <w:pPr>
+        <w:pStyle w:val="NoSpacing"/>
+        <w:rPr>
+          <w:color w:val="202020"/>
+          <w:lang w:eastAsia="en-IN"/>
+        </w:rPr>
+      </w:pPr>
+      <w:r>
+        <w:rPr>
+          <w:lang w:eastAsia="en-IN"/>
+        </w:rPr>
+        <w:t xml:space="preserve">    </w:t>
+      </w:r>
+      <w:r>
+        <w:rPr>
+          <w:color w:val="AF00DB"/>
+          <w:lang w:eastAsia="en-IN"/>
+        </w:rPr>
+        <w:t>if</w:t>
+      </w:r>
+      <w:r>
+        <w:rPr>
+          <w:lang w:eastAsia="en-IN"/>
+        </w:rPr>
+        <w:t xml:space="preserve"> </w:t>
+      </w:r>
+      <w:proofErr w:type="gramStart"/>
+      <w:r>
+        <w:rPr>
+          <w:lang w:eastAsia="en-IN"/>
+        </w:rPr>
+        <w:t>(</w:t>
+      </w:r>
+      <w:r>
+        <w:rPr>
+          <w:color w:val="000000"/>
+          <w:lang w:eastAsia="en-IN"/>
+        </w:rPr>
+        <w:t>!</w:t>
+      </w:r>
+      <w:proofErr w:type="spellStart"/>
+      <w:r>
+        <w:rPr>
+          <w:color w:val="0550AE"/>
+          <w:lang w:eastAsia="en-IN"/>
+        </w:rPr>
+        <w:t>formData</w:t>
+      </w:r>
+      <w:r>
+        <w:rPr>
+          <w:lang w:eastAsia="en-IN"/>
+        </w:rPr>
+        <w:t>.name.</w:t>
+      </w:r>
+      <w:r>
+        <w:rPr>
+          <w:color w:val="8250DF"/>
+          <w:lang w:eastAsia="en-IN"/>
+        </w:rPr>
+        <w:t>trim</w:t>
+      </w:r>
+      <w:proofErr w:type="spellEnd"/>
+      <w:proofErr w:type="gramEnd"/>
+      <w:r>
+        <w:rPr>
+          <w:lang w:eastAsia="en-IN"/>
+        </w:rPr>
+        <w:t>()) {</w:t>
+      </w:r>
+    </w:p>
+    <w:p>
+      <w:pPr>
+        <w:pStyle w:val="NoSpacing"/>
+        <w:rPr>
+          <w:color w:val="202020"/>
+          <w:lang w:eastAsia="en-IN"/>
+        </w:rPr>
+      </w:pPr>
+      <w:r>
+        <w:rPr>
+          <w:lang w:eastAsia="en-IN"/>
+        </w:rPr>
+        <w:t xml:space="preserve">      newErrors.name </w:t>
+      </w:r>
+      <w:r>
+        <w:rPr>
+          <w:color w:val="000000"/>
+          <w:lang w:eastAsia="en-IN"/>
+        </w:rPr>
+        <w:t>=</w:t>
+      </w:r>
+      <w:r>
+        <w:rPr>
+          <w:lang w:eastAsia="en-IN"/>
+        </w:rPr>
+        <w:t xml:space="preserve"> </w:t>
+      </w:r>
+      <w:r>
+        <w:rPr>
+          <w:color w:val="0A3069"/>
+          <w:lang w:eastAsia="en-IN"/>
+        </w:rPr>
+        <w:t>"Name is required"</w:t>
+      </w:r>
+      <w:r>
+        <w:rPr>
+          <w:lang w:eastAsia="en-IN"/>
+        </w:rPr>
+        <w:t>;</w:t>
+      </w:r>
+    </w:p>
+    <w:p>
+      <w:pPr>
+        <w:pStyle w:val="NoSpacing"/>
+        <w:rPr>
+          <w:color w:val="202020"/>
+          <w:lang w:eastAsia="en-IN"/>
+        </w:rPr>
+      </w:pPr>
+      <w:r>
+        <w:rPr>
+          <w:lang w:eastAsia="en-IN"/>
+        </w:rPr>
+        <w:t>    }</w:t>
+      </w:r>
+    </w:p>
+    <w:p>
+      <w:pPr>
+        <w:pStyle w:val="NoSpacing"/>
+        <w:rPr>
+          <w:color w:val="202020"/>
+          <w:lang w:eastAsia="en-IN"/>
+        </w:rPr>
+      </w:pPr>
+    </w:p>
+    <w:p>
+      <w:pPr>
+        <w:pStyle w:val="NoSpacing"/>
+        <w:rPr>
+          <w:color w:val="202020"/>
+          <w:lang w:eastAsia="en-IN"/>
+        </w:rPr>
+      </w:pPr>
+      <w:r>
+        <w:rPr>
+          <w:lang w:eastAsia="en-IN"/>
+        </w:rPr>
+        <w:t xml:space="preserve">    </w:t>
+      </w:r>
+      <w:r>
+        <w:rPr>
+          <w:color w:val="AF00DB"/>
+          <w:lang w:eastAsia="en-IN"/>
+        </w:rPr>
+        <w:t>if</w:t>
+      </w:r>
+      <w:r>
+        <w:rPr>
+          <w:lang w:eastAsia="en-IN"/>
+        </w:rPr>
+        <w:t xml:space="preserve"> </w:t>
+      </w:r>
+      <w:proofErr w:type="gramStart"/>
+      <w:r>
+        <w:rPr>
+          <w:lang w:eastAsia="en-IN"/>
+        </w:rPr>
+        <w:t>(</w:t>
+      </w:r>
+      <w:r>
+        <w:rPr>
+          <w:color w:val="000000"/>
+          <w:lang w:eastAsia="en-IN"/>
+        </w:rPr>
+        <w:t>!</w:t>
+      </w:r>
+      <w:proofErr w:type="spellStart"/>
+      <w:r>
+        <w:rPr>
+          <w:color w:val="0550AE"/>
+          <w:lang w:eastAsia="en-IN"/>
+        </w:rPr>
+        <w:t>formData</w:t>
+      </w:r>
+      <w:r>
+        <w:rPr>
+          <w:lang w:eastAsia="en-IN"/>
+        </w:rPr>
+        <w:t>.email</w:t>
+      </w:r>
+      <w:proofErr w:type="spellEnd"/>
+      <w:proofErr w:type="gramEnd"/>
+      <w:r>
+        <w:rPr>
+          <w:lang w:eastAsia="en-IN"/>
+        </w:rPr>
+        <w:t>) {</w:t>
+      </w:r>
+    </w:p>
+    <w:p>
+      <w:pPr>
+        <w:pStyle w:val="NoSpacing"/>
+        <w:rPr>
+          <w:color w:val="202020"/>
+          <w:lang w:eastAsia="en-IN"/>
+        </w:rPr>
+      </w:pPr>
+      <w:r>
+        <w:rPr>
+          <w:lang w:eastAsia="en-IN"/>
+        </w:rPr>
+        <w:t xml:space="preserve">      </w:t>
+      </w:r>
+      <w:proofErr w:type="spellStart"/>
+      <w:r>
+        <w:rPr>
+          <w:lang w:eastAsia="en-IN"/>
+        </w:rPr>
+        <w:t>newErrors.email</w:t>
+      </w:r>
+      <w:proofErr w:type="spellEnd"/>
+      <w:r>
+        <w:rPr>
+          <w:lang w:eastAsia="en-IN"/>
+        </w:rPr>
+        <w:t xml:space="preserve"> </w:t>
+      </w:r>
+      <w:r>
+        <w:rPr>
+          <w:color w:val="000000"/>
+          <w:lang w:eastAsia="en-IN"/>
+        </w:rPr>
+        <w:t>=</w:t>
+      </w:r>
+      <w:r>
+        <w:rPr>
+          <w:lang w:eastAsia="en-IN"/>
+        </w:rPr>
+        <w:t xml:space="preserve"> </w:t>
+      </w:r>
+      <w:r>
+        <w:rPr>
+          <w:color w:val="0A3069"/>
+          <w:lang w:eastAsia="en-IN"/>
+        </w:rPr>
+        <w:t>"Email is required"</w:t>
+      </w:r>
+      <w:r>
+        <w:rPr>
+          <w:lang w:eastAsia="en-IN"/>
+        </w:rPr>
+        <w:t>;</w:t>
+      </w:r>
+    </w:p>
+    <w:p>
+      <w:pPr>
+        <w:pStyle w:val="NoSpacing"/>
+        <w:rPr>
+          <w:color w:val="202020"/>
+          <w:lang w:eastAsia="en-IN"/>
+        </w:rPr>
+      </w:pPr>
+      <w:r>
+        <w:rPr>
+          <w:lang w:eastAsia="en-IN"/>
+        </w:rPr>
+        <w:t xml:space="preserve">    } </w:t>
+      </w:r>
+      <w:r>
+        <w:rPr>
+          <w:color w:val="AF00DB"/>
+          <w:lang w:eastAsia="en-IN"/>
+        </w:rPr>
+        <w:t>else</w:t>
+      </w:r>
+      <w:r>
+        <w:rPr>
+          <w:lang w:eastAsia="en-IN"/>
+        </w:rPr>
+        <w:t xml:space="preserve"> </w:t>
+      </w:r>
+      <w:r>
+        <w:rPr>
+          <w:color w:val="AF00DB"/>
+          <w:lang w:eastAsia="en-IN"/>
+        </w:rPr>
+        <w:t>if</w:t>
+      </w:r>
+      <w:r>
+        <w:rPr>
+          <w:lang w:eastAsia="en-IN"/>
+        </w:rPr>
+        <w:t xml:space="preserve"> </w:t>
+      </w:r>
+      <w:proofErr w:type="gramStart"/>
+      <w:r>
+        <w:rPr>
+          <w:lang w:eastAsia="en-IN"/>
+        </w:rPr>
+        <w:t>(</w:t>
+      </w:r>
+      <w:r>
+        <w:rPr>
+          <w:color w:val="000000"/>
+          <w:lang w:eastAsia="en-IN"/>
+        </w:rPr>
+        <w:t>!</w:t>
+      </w:r>
+      <w:r>
+        <w:rPr>
+          <w:color w:val="0A3069"/>
+          <w:lang w:eastAsia="en-IN"/>
+        </w:rPr>
+        <w:t>/</w:t>
+      </w:r>
+      <w:proofErr w:type="gramEnd"/>
+      <w:r>
+        <w:rPr>
+          <w:color w:val="EE0000"/>
+          <w:lang w:eastAsia="en-IN"/>
+        </w:rPr>
+        <w:t>^</w:t>
+      </w:r>
+      <w:r>
+        <w:rPr>
+          <w:color w:val="811F3F"/>
+          <w:lang w:eastAsia="en-IN"/>
+        </w:rPr>
+        <w:t>\S</w:t>
+      </w:r>
+      <w:r>
+        <w:rPr>
+          <w:color w:val="000000"/>
+          <w:lang w:eastAsia="en-IN"/>
+        </w:rPr>
+        <w:t>+</w:t>
+      </w:r>
+      <w:r>
+        <w:rPr>
+          <w:color w:val="0A3069"/>
+          <w:lang w:eastAsia="en-IN"/>
+        </w:rPr>
+        <w:t>@</w:t>
+      </w:r>
+      <w:r>
+        <w:rPr>
+          <w:color w:val="811F3F"/>
+          <w:lang w:eastAsia="en-IN"/>
+        </w:rPr>
+        <w:t>\S</w:t>
+      </w:r>
+      <w:r>
+        <w:rPr>
+          <w:color w:val="000000"/>
+          <w:lang w:eastAsia="en-IN"/>
+        </w:rPr>
+        <w:t>+</w:t>
+      </w:r>
+      <w:r>
+        <w:rPr>
+          <w:b/>
+          <w:bCs/>
+          <w:color w:val="116329"/>
+          <w:lang w:eastAsia="en-IN"/>
+        </w:rPr>
+        <w:t>\.</w:t>
+      </w:r>
+      <w:r>
+        <w:rPr>
+          <w:color w:val="811F3F"/>
+          <w:lang w:eastAsia="en-IN"/>
+        </w:rPr>
+        <w:t>\S</w:t>
+      </w:r>
+      <w:r>
+        <w:rPr>
+          <w:color w:val="000000"/>
+          <w:lang w:eastAsia="en-IN"/>
+        </w:rPr>
+        <w:t>+</w:t>
+      </w:r>
+      <w:r>
+        <w:rPr>
+          <w:color w:val="EE0000"/>
+          <w:lang w:eastAsia="en-IN"/>
+        </w:rPr>
+        <w:t>$</w:t>
+      </w:r>
+      <w:r>
+        <w:rPr>
+          <w:color w:val="0A3069"/>
+          <w:lang w:eastAsia="en-IN"/>
+        </w:rPr>
+        <w:t>/</w:t>
+      </w:r>
+      <w:r>
+        <w:rPr>
+          <w:lang w:eastAsia="en-IN"/>
+        </w:rPr>
+        <w:t>.</w:t>
+      </w:r>
+      <w:r>
+        <w:rPr>
+          <w:color w:val="8250DF"/>
+          <w:lang w:eastAsia="en-IN"/>
+        </w:rPr>
+        <w:t>test</w:t>
+      </w:r>
+      <w:r>
+        <w:rPr>
+          <w:lang w:eastAsia="en-IN"/>
+        </w:rPr>
+        <w:t>(</w:t>
+      </w:r>
+      <w:proofErr w:type="spellStart"/>
+      <w:r>
+        <w:rPr>
+          <w:color w:val="0550AE"/>
+          <w:lang w:eastAsia="en-IN"/>
+        </w:rPr>
+        <w:t>formData</w:t>
+      </w:r>
+      <w:r>
+        <w:rPr>
+          <w:lang w:eastAsia="en-IN"/>
+        </w:rPr>
+        <w:t>.email</w:t>
+      </w:r>
+      <w:proofErr w:type="spellEnd"/>
+      <w:r>
+        <w:rPr>
+          <w:lang w:eastAsia="en-IN"/>
+        </w:rPr>
+        <w:t>)) {</w:t>
+      </w:r>
+    </w:p>
+    <w:p>
+      <w:pPr>
+        <w:pStyle w:val="NoSpacing"/>
+        <w:rPr>
+          <w:color w:val="202020"/>
+          <w:lang w:eastAsia="en-IN"/>
+        </w:rPr>
+      </w:pPr>
+      <w:r>
+        <w:rPr>
+          <w:lang w:eastAsia="en-IN"/>
+        </w:rPr>
+        <w:t xml:space="preserve">      </w:t>
+      </w:r>
+      <w:proofErr w:type="spellStart"/>
+      <w:r>
+        <w:rPr>
+          <w:lang w:eastAsia="en-IN"/>
+        </w:rPr>
+        <w:t>newErrors.email</w:t>
+      </w:r>
+      <w:proofErr w:type="spellEnd"/>
+      <w:r>
+        <w:rPr>
+          <w:lang w:eastAsia="en-IN"/>
+        </w:rPr>
+        <w:t xml:space="preserve"> </w:t>
+      </w:r>
+      <w:r>
+        <w:rPr>
+          <w:color w:val="000000"/>
+          <w:lang w:eastAsia="en-IN"/>
+        </w:rPr>
+        <w:t>=</w:t>
+      </w:r>
+      <w:r>
+        <w:rPr>
+          <w:lang w:eastAsia="en-IN"/>
+        </w:rPr>
+        <w:t xml:space="preserve"> </w:t>
+      </w:r>
+      <w:r>
+        <w:rPr>
+          <w:color w:val="0A3069"/>
+          <w:lang w:eastAsia="en-IN"/>
+        </w:rPr>
+        <w:t>"Invalid email format"</w:t>
+      </w:r>
+      <w:r>
+        <w:rPr>
+          <w:lang w:eastAsia="en-IN"/>
+        </w:rPr>
+        <w:t>;</w:t>
+      </w:r>
+    </w:p>
+    <w:p>
+      <w:pPr>
+        <w:pStyle w:val="NoSpacing"/>
+        <w:rPr>
+          <w:color w:val="202020"/>
+          <w:lang w:eastAsia="en-IN"/>
+        </w:rPr>
+      </w:pPr>
+      <w:r>
+        <w:rPr>
+          <w:lang w:eastAsia="en-IN"/>
+        </w:rPr>
+        <w:t>    }</w:t>
+      </w:r>
+    </w:p>
+    <w:p>
+      <w:pPr>
+        <w:pStyle w:val="NoSpacing"/>
+        <w:rPr>
+          <w:color w:val="202020"/>
+          <w:lang w:eastAsia="en-IN"/>
+        </w:rPr>
+      </w:pPr>
+    </w:p>
+    <w:p>
+      <w:pPr>
+        <w:pStyle w:val="NoSpacing"/>
+        <w:rPr>
+          <w:color w:val="202020"/>
+          <w:lang w:eastAsia="en-IN"/>
+        </w:rPr>
+      </w:pPr>
+      <w:r>
+        <w:rPr>
+          <w:lang w:eastAsia="en-IN"/>
+        </w:rPr>
+        <w:t xml:space="preserve">    </w:t>
+      </w:r>
+      <w:r>
+        <w:rPr>
+          <w:color w:val="AF00DB"/>
+          <w:lang w:eastAsia="en-IN"/>
+        </w:rPr>
+        <w:t>if</w:t>
+      </w:r>
+      <w:r>
+        <w:rPr>
+          <w:lang w:eastAsia="en-IN"/>
+        </w:rPr>
+        <w:t xml:space="preserve"> </w:t>
+      </w:r>
+      <w:proofErr w:type="gramStart"/>
+      <w:r>
+        <w:rPr>
+          <w:lang w:eastAsia="en-IN"/>
+        </w:rPr>
+        <w:t>(</w:t>
+      </w:r>
+      <w:r>
+        <w:rPr>
+          <w:color w:val="000000"/>
+          <w:lang w:eastAsia="en-IN"/>
+        </w:rPr>
+        <w:t>!</w:t>
+      </w:r>
+      <w:proofErr w:type="spellStart"/>
+      <w:r>
+        <w:rPr>
+          <w:color w:val="0550AE"/>
+          <w:lang w:eastAsia="en-IN"/>
+        </w:rPr>
+        <w:t>formData</w:t>
+      </w:r>
+      <w:r>
+        <w:rPr>
+          <w:lang w:eastAsia="en-IN"/>
+        </w:rPr>
+        <w:t>.password</w:t>
+      </w:r>
+      <w:proofErr w:type="spellEnd"/>
+      <w:proofErr w:type="gramEnd"/>
+      <w:r>
+        <w:rPr>
+          <w:lang w:eastAsia="en-IN"/>
+        </w:rPr>
+        <w:t>) {</w:t>
+      </w:r>
+    </w:p>
+    <w:p>
+      <w:pPr>
+        <w:pStyle w:val="NoSpacing"/>
+        <w:rPr>
+          <w:color w:val="202020"/>
+          <w:lang w:eastAsia="en-IN"/>
+        </w:rPr>
+      </w:pPr>
+      <w:r>
+        <w:rPr>
+          <w:lang w:eastAsia="en-IN"/>
+        </w:rPr>
+        <w:t xml:space="preserve">      </w:t>
+      </w:r>
+      <w:proofErr w:type="spellStart"/>
+      <w:r>
+        <w:rPr>
+          <w:lang w:eastAsia="en-IN"/>
+        </w:rPr>
+        <w:t>newErrors.password</w:t>
+      </w:r>
+      <w:proofErr w:type="spellEnd"/>
+      <w:r>
+        <w:rPr>
+          <w:lang w:eastAsia="en-IN"/>
+        </w:rPr>
+        <w:t xml:space="preserve"> </w:t>
+      </w:r>
+      <w:r>
+        <w:rPr>
+          <w:color w:val="000000"/>
+          <w:lang w:eastAsia="en-IN"/>
+        </w:rPr>
+        <w:t>=</w:t>
+      </w:r>
+      <w:r>
+        <w:rPr>
+          <w:lang w:eastAsia="en-IN"/>
+        </w:rPr>
+        <w:t xml:space="preserve"> </w:t>
+      </w:r>
+      <w:r>
+        <w:rPr>
+          <w:color w:val="0A3069"/>
+          <w:lang w:eastAsia="en-IN"/>
+        </w:rPr>
+        <w:t>"Password is required"</w:t>
+      </w:r>
+      <w:r>
+        <w:rPr>
+          <w:lang w:eastAsia="en-IN"/>
+        </w:rPr>
+        <w:t>;</w:t>
+      </w:r>
+    </w:p>
+    <w:p>
+      <w:pPr>
+        <w:pStyle w:val="NoSpacing"/>
+        <w:rPr>
+          <w:color w:val="202020"/>
+          <w:lang w:eastAsia="en-IN"/>
+        </w:rPr>
+      </w:pPr>
+      <w:r>
+        <w:rPr>
+          <w:lang w:eastAsia="en-IN"/>
+        </w:rPr>
+        <w:t xml:space="preserve">    } </w:t>
+      </w:r>
+      <w:r>
+        <w:rPr>
+          <w:color w:val="AF00DB"/>
+          <w:lang w:eastAsia="en-IN"/>
+        </w:rPr>
+        <w:t>else</w:t>
+      </w:r>
+      <w:r>
+        <w:rPr>
+          <w:lang w:eastAsia="en-IN"/>
+        </w:rPr>
+        <w:t xml:space="preserve"> </w:t>
+      </w:r>
+      <w:r>
+        <w:rPr>
+          <w:color w:val="AF00DB"/>
+          <w:lang w:eastAsia="en-IN"/>
+        </w:rPr>
+        <w:t>if</w:t>
+      </w:r>
+      <w:r>
+        <w:rPr>
+          <w:lang w:eastAsia="en-IN"/>
+        </w:rPr>
+        <w:t xml:space="preserve"> (</w:t>
+      </w:r>
+      <w:proofErr w:type="spellStart"/>
+      <w:proofErr w:type="gramStart"/>
+      <w:r>
+        <w:rPr>
+          <w:color w:val="0550AE"/>
+          <w:lang w:eastAsia="en-IN"/>
+        </w:rPr>
+        <w:t>formData</w:t>
+      </w:r>
+      <w:r>
+        <w:rPr>
+          <w:lang w:eastAsia="en-IN"/>
+        </w:rPr>
+        <w:t>.password.</w:t>
+      </w:r>
+      <w:r>
+        <w:rPr>
+          <w:color w:val="0550AE"/>
+          <w:lang w:eastAsia="en-IN"/>
+        </w:rPr>
+        <w:t>length</w:t>
+      </w:r>
+      <w:proofErr w:type="spellEnd"/>
+      <w:proofErr w:type="gramEnd"/>
+      <w:r>
+        <w:rPr>
+          <w:lang w:eastAsia="en-IN"/>
+        </w:rPr>
+        <w:t xml:space="preserve"> </w:t>
+      </w:r>
+      <w:r>
+        <w:rPr>
+          <w:color w:val="000000"/>
+          <w:lang w:eastAsia="en-IN"/>
+        </w:rPr>
+        <w:t>&lt;</w:t>
+      </w:r>
+      <w:r>
+        <w:rPr>
+          <w:lang w:eastAsia="en-IN"/>
+        </w:rPr>
+        <w:t xml:space="preserve"> </w:t>
+      </w:r>
+      <w:r>
+        <w:rPr>
+          <w:color w:val="098658"/>
+          <w:lang w:eastAsia="en-IN"/>
+        </w:rPr>
+        <w:t>6</w:t>
+      </w:r>
+      <w:r>
+        <w:rPr>
+          <w:lang w:eastAsia="en-IN"/>
+        </w:rPr>
+        <w:t>) {</w:t>
+      </w:r>
+    </w:p>
+    <w:p>
+      <w:pPr>
+        <w:pStyle w:val="NoSpacing"/>
+        <w:rPr>
+          <w:color w:val="202020"/>
+          <w:lang w:eastAsia="en-IN"/>
+        </w:rPr>
+      </w:pPr>
+      <w:r>
+        <w:rPr>
+          <w:lang w:eastAsia="en-IN"/>
+        </w:rPr>
+        <w:t xml:space="preserve">      </w:t>
+      </w:r>
+      <w:proofErr w:type="spellStart"/>
+      <w:r>
+        <w:rPr>
+          <w:lang w:eastAsia="en-IN"/>
+        </w:rPr>
+        <w:t>newErrors.password</w:t>
+      </w:r>
+      <w:proofErr w:type="spellEnd"/>
+      <w:r>
+        <w:rPr>
+          <w:lang w:eastAsia="en-IN"/>
+        </w:rPr>
+        <w:t xml:space="preserve"> </w:t>
+      </w:r>
+      <w:r>
+        <w:rPr>
+          <w:color w:val="000000"/>
+          <w:lang w:eastAsia="en-IN"/>
+        </w:rPr>
+        <w:t>=</w:t>
+      </w:r>
+      <w:r>
+        <w:rPr>
+          <w:lang w:eastAsia="en-IN"/>
+        </w:rPr>
+        <w:t xml:space="preserve"> </w:t>
+      </w:r>
+      <w:r>
+        <w:rPr>
+          <w:color w:val="0A3069"/>
+          <w:lang w:eastAsia="en-IN"/>
+        </w:rPr>
+        <w:t>"Password must be at least 6 characters"</w:t>
+      </w:r>
+      <w:r>
+        <w:rPr>
+          <w:lang w:eastAsia="en-IN"/>
+        </w:rPr>
+        <w:t>;</w:t>
+      </w:r>
+    </w:p>
+    <w:p>
+      <w:pPr>
+        <w:pStyle w:val="NoSpacing"/>
+        <w:rPr>
+          <w:color w:val="202020"/>
+          <w:lang w:eastAsia="en-IN"/>
+        </w:rPr>
+      </w:pPr>
+      <w:r>
+        <w:rPr>
+          <w:lang w:eastAsia="en-IN"/>
+        </w:rPr>
+        <w:t>    }</w:t>
+      </w:r>
+    </w:p>
+    <w:p>
+      <w:pPr>
+        <w:pStyle w:val="NoSpacing"/>
+        <w:rPr>
+          <w:color w:val="202020"/>
+          <w:lang w:eastAsia="en-IN"/>
+        </w:rPr>
+      </w:pPr>
+    </w:p>
+    <w:p>
+      <w:pPr>
+        <w:pStyle w:val="NoSpacing"/>
+        <w:rPr>
+          <w:color w:val="202020"/>
+          <w:lang w:eastAsia="en-IN"/>
+        </w:rPr>
+      </w:pPr>
+      <w:r>
+        <w:rPr>
+          <w:lang w:eastAsia="en-IN"/>
+        </w:rPr>
+        <w:t xml:space="preserve">    </w:t>
+      </w:r>
+      <w:r>
+        <w:rPr>
+          <w:color w:val="AF00DB"/>
+          <w:lang w:eastAsia="en-IN"/>
+        </w:rPr>
+        <w:t>if</w:t>
+      </w:r>
+      <w:r>
+        <w:rPr>
+          <w:lang w:eastAsia="en-IN"/>
+        </w:rPr>
+        <w:t xml:space="preserve"> </w:t>
+      </w:r>
+      <w:proofErr w:type="gramStart"/>
+      <w:r>
+        <w:rPr>
+          <w:lang w:eastAsia="en-IN"/>
+        </w:rPr>
+        <w:t>(</w:t>
+      </w:r>
+      <w:r>
+        <w:rPr>
+          <w:color w:val="000000"/>
+          <w:lang w:eastAsia="en-IN"/>
+        </w:rPr>
+        <w:t>!</w:t>
+      </w:r>
+      <w:proofErr w:type="spellStart"/>
+      <w:r>
+        <w:rPr>
+          <w:color w:val="0550AE"/>
+          <w:lang w:eastAsia="en-IN"/>
+        </w:rPr>
+        <w:t>formData</w:t>
+      </w:r>
+      <w:r>
+        <w:rPr>
+          <w:lang w:eastAsia="en-IN"/>
+        </w:rPr>
+        <w:t>.gender</w:t>
+      </w:r>
+      <w:proofErr w:type="spellEnd"/>
+      <w:proofErr w:type="gramEnd"/>
+      <w:r>
+        <w:rPr>
+          <w:lang w:eastAsia="en-IN"/>
+        </w:rPr>
+        <w:t>) {</w:t>
+      </w:r>
+    </w:p>
+    <w:p>
+      <w:pPr>
+        <w:pStyle w:val="NoSpacing"/>
+        <w:rPr>
+          <w:color w:val="202020"/>
+          <w:lang w:eastAsia="en-IN"/>
+        </w:rPr>
+      </w:pPr>
+      <w:r>
+        <w:rPr>
+          <w:lang w:eastAsia="en-IN"/>
+        </w:rPr>
+        <w:t xml:space="preserve">      </w:t>
+      </w:r>
+      <w:proofErr w:type="spellStart"/>
+      <w:r>
+        <w:rPr>
+          <w:lang w:eastAsia="en-IN"/>
+        </w:rPr>
+        <w:t>newErrors.gender</w:t>
+      </w:r>
+      <w:proofErr w:type="spellEnd"/>
+      <w:r>
+        <w:rPr>
+          <w:lang w:eastAsia="en-IN"/>
+        </w:rPr>
+        <w:t xml:space="preserve"> </w:t>
+      </w:r>
+      <w:r>
+        <w:rPr>
+          <w:color w:val="000000"/>
+          <w:lang w:eastAsia="en-IN"/>
+        </w:rPr>
+        <w:t>=</w:t>
+      </w:r>
+      <w:r>
+        <w:rPr>
+          <w:lang w:eastAsia="en-IN"/>
+        </w:rPr>
+        <w:t xml:space="preserve"> </w:t>
+      </w:r>
+      <w:r>
+        <w:rPr>
+          <w:color w:val="0A3069"/>
+          <w:lang w:eastAsia="en-IN"/>
+        </w:rPr>
+        <w:t>"Select gender"</w:t>
+      </w:r>
+      <w:r>
+        <w:rPr>
+          <w:lang w:eastAsia="en-IN"/>
+        </w:rPr>
+        <w:t>;</w:t>
+      </w:r>
+    </w:p>
+    <w:p>
+      <w:pPr>
+        <w:pStyle w:val="NoSpacing"/>
+        <w:rPr>
+          <w:color w:val="202020"/>
+          <w:lang w:eastAsia="en-IN"/>
+        </w:rPr>
+      </w:pPr>
+      <w:r>
+        <w:rPr>
+          <w:lang w:eastAsia="en-IN"/>
+        </w:rPr>
+        <w:t>    }</w:t>
+      </w:r>
+    </w:p>
+    <w:p>
+      <w:pPr>
+        <w:pStyle w:val="NoSpacing"/>
+        <w:rPr>
+          <w:color w:val="202020"/>
+          <w:lang w:eastAsia="en-IN"/>
+        </w:rPr>
+      </w:pPr>
+    </w:p>
+    <w:p>
+      <w:pPr>
+        <w:pStyle w:val="NoSpacing"/>
+        <w:rPr>
+          <w:color w:val="202020"/>
+          <w:lang w:eastAsia="en-IN"/>
+        </w:rPr>
+      </w:pPr>
+      <w:r>
+        <w:rPr>
+          <w:lang w:eastAsia="en-IN"/>
+        </w:rPr>
+        <w:t xml:space="preserve">    </w:t>
+      </w:r>
+      <w:r>
+        <w:rPr>
+          <w:color w:val="AF00DB"/>
+          <w:lang w:eastAsia="en-IN"/>
+        </w:rPr>
+        <w:t>if</w:t>
+      </w:r>
+      <w:r>
+        <w:rPr>
+          <w:lang w:eastAsia="en-IN"/>
+        </w:rPr>
+        <w:t xml:space="preserve"> </w:t>
+      </w:r>
+      <w:proofErr w:type="gramStart"/>
+      <w:r>
+        <w:rPr>
+          <w:lang w:eastAsia="en-IN"/>
+        </w:rPr>
+        <w:t>(</w:t>
+      </w:r>
+      <w:r>
+        <w:rPr>
+          <w:color w:val="000000"/>
+          <w:lang w:eastAsia="en-IN"/>
+        </w:rPr>
+        <w:t>!</w:t>
+      </w:r>
+      <w:proofErr w:type="spellStart"/>
+      <w:r>
+        <w:rPr>
+          <w:color w:val="0550AE"/>
+          <w:lang w:eastAsia="en-IN"/>
+        </w:rPr>
+        <w:t>formData</w:t>
+      </w:r>
+      <w:r>
+        <w:rPr>
+          <w:lang w:eastAsia="en-IN"/>
+        </w:rPr>
+        <w:t>.country</w:t>
+      </w:r>
+      <w:proofErr w:type="spellEnd"/>
+      <w:proofErr w:type="gramEnd"/>
+      <w:r>
+        <w:rPr>
+          <w:lang w:eastAsia="en-IN"/>
+        </w:rPr>
+        <w:t xml:space="preserve"> </w:t>
+      </w:r>
+      <w:r>
+        <w:rPr>
+          <w:color w:val="000000"/>
+          <w:lang w:eastAsia="en-IN"/>
+        </w:rPr>
+        <w:t>||</w:t>
+      </w:r>
+      <w:r>
+        <w:rPr>
+          <w:lang w:eastAsia="en-IN"/>
+        </w:rPr>
+        <w:t xml:space="preserve"> </w:t>
+      </w:r>
+      <w:proofErr w:type="spellStart"/>
+      <w:r>
+        <w:rPr>
+          <w:color w:val="0550AE"/>
+          <w:lang w:eastAsia="en-IN"/>
+        </w:rPr>
+        <w:t>formData</w:t>
+      </w:r>
+      <w:r>
+        <w:rPr>
+          <w:lang w:eastAsia="en-IN"/>
+        </w:rPr>
+        <w:t>.country</w:t>
+      </w:r>
+      <w:proofErr w:type="spellEnd"/>
+      <w:r>
+        <w:rPr>
+          <w:lang w:eastAsia="en-IN"/>
+        </w:rPr>
+        <w:t xml:space="preserve"> </w:t>
+      </w:r>
+      <w:r>
+        <w:rPr>
+          <w:color w:val="000000"/>
+          <w:lang w:eastAsia="en-IN"/>
+        </w:rPr>
+        <w:t>===</w:t>
+      </w:r>
+      <w:r>
+        <w:rPr>
+          <w:lang w:eastAsia="en-IN"/>
+        </w:rPr>
+        <w:t xml:space="preserve"> </w:t>
+      </w:r>
+      <w:r>
+        <w:rPr>
+          <w:color w:val="0A3069"/>
+          <w:lang w:eastAsia="en-IN"/>
+        </w:rPr>
+        <w:t>"0"</w:t>
+      </w:r>
+      <w:r>
+        <w:rPr>
+          <w:lang w:eastAsia="en-IN"/>
+        </w:rPr>
+        <w:t>) {</w:t>
+      </w:r>
+    </w:p>
+    <w:p>
+      <w:pPr>
+        <w:pStyle w:val="NoSpacing"/>
+        <w:rPr>
+          <w:color w:val="202020"/>
+          <w:lang w:eastAsia="en-IN"/>
+        </w:rPr>
+      </w:pPr>
+      <w:r>
+        <w:rPr>
+          <w:lang w:eastAsia="en-IN"/>
+        </w:rPr>
+        <w:t xml:space="preserve">      </w:t>
+      </w:r>
+      <w:proofErr w:type="spellStart"/>
+      <w:r>
+        <w:rPr>
+          <w:lang w:eastAsia="en-IN"/>
+        </w:rPr>
+        <w:t>newErrors.country</w:t>
+      </w:r>
+      <w:proofErr w:type="spellEnd"/>
+      <w:r>
+        <w:rPr>
+          <w:lang w:eastAsia="en-IN"/>
+        </w:rPr>
+        <w:t xml:space="preserve"> </w:t>
+      </w:r>
+      <w:r>
+        <w:rPr>
+          <w:color w:val="000000"/>
+          <w:lang w:eastAsia="en-IN"/>
+        </w:rPr>
+        <w:t>=</w:t>
+      </w:r>
+      <w:r>
+        <w:rPr>
+          <w:lang w:eastAsia="en-IN"/>
+        </w:rPr>
+        <w:t xml:space="preserve"> </w:t>
+      </w:r>
+      <w:r>
+        <w:rPr>
+          <w:color w:val="0A3069"/>
+          <w:lang w:eastAsia="en-IN"/>
+        </w:rPr>
+        <w:t>"Select country"</w:t>
+      </w:r>
+      <w:r>
+        <w:rPr>
+          <w:lang w:eastAsia="en-IN"/>
+        </w:rPr>
+        <w:t>;</w:t>
+      </w:r>
+    </w:p>
+    <w:p>
+      <w:pPr>
+        <w:pStyle w:val="NoSpacing"/>
+        <w:rPr>
+          <w:color w:val="202020"/>
+          <w:lang w:eastAsia="en-IN"/>
+        </w:rPr>
+      </w:pPr>
+      <w:r>
+        <w:rPr>
+          <w:lang w:eastAsia="en-IN"/>
+        </w:rPr>
+        <w:t>    }</w:t>
+      </w:r>
+    </w:p>
+    <w:p>
+      <w:pPr>
+        <w:pStyle w:val="NoSpacing"/>
+        <w:rPr>
+          <w:color w:val="202020"/>
+          <w:lang w:eastAsia="en-IN"/>
+        </w:rPr>
+      </w:pPr>
+    </w:p>
+    <w:p>
+      <w:pPr>
+        <w:pStyle w:val="NoSpacing"/>
+        <w:rPr>
+          <w:color w:val="202020"/>
+          <w:lang w:eastAsia="en-IN"/>
+        </w:rPr>
+      </w:pPr>
+      <w:r>
+        <w:rPr>
+          <w:lang w:eastAsia="en-IN"/>
+        </w:rPr>
+        <w:t xml:space="preserve">    </w:t>
+      </w:r>
+      <w:r>
+        <w:rPr>
+          <w:color w:val="AF00DB"/>
+          <w:lang w:eastAsia="en-IN"/>
+        </w:rPr>
+        <w:t>if</w:t>
+      </w:r>
+      <w:r>
+        <w:rPr>
+          <w:lang w:eastAsia="en-IN"/>
+        </w:rPr>
+        <w:t xml:space="preserve"> (</w:t>
+      </w:r>
+      <w:proofErr w:type="spellStart"/>
+      <w:proofErr w:type="gramStart"/>
+      <w:r>
+        <w:rPr>
+          <w:color w:val="0550AE"/>
+          <w:lang w:eastAsia="en-IN"/>
+        </w:rPr>
+        <w:t>formData</w:t>
+      </w:r>
+      <w:r>
+        <w:rPr>
+          <w:lang w:eastAsia="en-IN"/>
+        </w:rPr>
+        <w:t>.skills.</w:t>
+      </w:r>
+      <w:r>
+        <w:rPr>
+          <w:color w:val="0550AE"/>
+          <w:lang w:eastAsia="en-IN"/>
+        </w:rPr>
+        <w:t>length</w:t>
+      </w:r>
+      <w:proofErr w:type="spellEnd"/>
+      <w:proofErr w:type="gramEnd"/>
+      <w:r>
+        <w:rPr>
+          <w:lang w:eastAsia="en-IN"/>
+        </w:rPr>
+        <w:t xml:space="preserve"> </w:t>
+      </w:r>
+      <w:r>
+        <w:rPr>
+          <w:color w:val="000000"/>
+          <w:lang w:eastAsia="en-IN"/>
+        </w:rPr>
+        <w:t>===</w:t>
+      </w:r>
+      <w:r>
+        <w:rPr>
+          <w:lang w:eastAsia="en-IN"/>
+        </w:rPr>
+        <w:t xml:space="preserve"> </w:t>
+      </w:r>
+      <w:r>
+        <w:rPr>
+          <w:color w:val="098658"/>
+          <w:lang w:eastAsia="en-IN"/>
+        </w:rPr>
+        <w:t>0</w:t>
+      </w:r>
+      <w:r>
+        <w:rPr>
+          <w:lang w:eastAsia="en-IN"/>
+        </w:rPr>
+        <w:t>) {</w:t>
+      </w:r>
+    </w:p>
+    <w:p>
+      <w:pPr>
+        <w:pStyle w:val="NoSpacing"/>
+        <w:rPr>
+          <w:color w:val="202020"/>
+          <w:lang w:eastAsia="en-IN"/>
+        </w:rPr>
+      </w:pPr>
+      <w:r>
+        <w:rPr>
+          <w:lang w:eastAsia="en-IN"/>
+        </w:rPr>
+        <w:t xml:space="preserve">      </w:t>
+      </w:r>
+      <w:proofErr w:type="spellStart"/>
+      <w:r>
+        <w:rPr>
+          <w:lang w:eastAsia="en-IN"/>
+        </w:rPr>
+        <w:t>newErrors.skills</w:t>
+      </w:r>
+      <w:proofErr w:type="spellEnd"/>
+      <w:r>
+        <w:rPr>
+          <w:lang w:eastAsia="en-IN"/>
+        </w:rPr>
+        <w:t xml:space="preserve"> </w:t>
+      </w:r>
+      <w:r>
+        <w:rPr>
+          <w:color w:val="000000"/>
+          <w:lang w:eastAsia="en-IN"/>
+        </w:rPr>
+        <w:t>=</w:t>
+      </w:r>
+      <w:r>
+        <w:rPr>
+          <w:lang w:eastAsia="en-IN"/>
+        </w:rPr>
+        <w:t xml:space="preserve"> </w:t>
+      </w:r>
+      <w:r>
+        <w:rPr>
+          <w:color w:val="0A3069"/>
+          <w:lang w:eastAsia="en-IN"/>
+        </w:rPr>
+        <w:t>"Select at least 1 skill"</w:t>
+      </w:r>
+      <w:r>
+        <w:rPr>
+          <w:lang w:eastAsia="en-IN"/>
+        </w:rPr>
+        <w:t>;</w:t>
+      </w:r>
+    </w:p>
+    <w:p>
+      <w:pPr>
+        <w:pStyle w:val="NoSpacing"/>
+        <w:rPr>
+          <w:color w:val="202020"/>
+          <w:lang w:eastAsia="en-IN"/>
+        </w:rPr>
+      </w:pPr>
+      <w:r>
+        <w:rPr>
+          <w:lang w:eastAsia="en-IN"/>
+        </w:rPr>
+        <w:t>    }</w:t>
+      </w:r>
+    </w:p>
+    <w:p>
+      <w:pPr>
+        <w:pStyle w:val="NoSpacing"/>
+        <w:rPr>
+          <w:color w:val="202020"/>
+          <w:lang w:eastAsia="en-IN"/>
+        </w:rPr>
+      </w:pPr>
+    </w:p>
+    <w:p>
+      <w:pPr>
+        <w:pStyle w:val="NoSpacing"/>
+        <w:rPr>
+          <w:color w:val="202020"/>
+          <w:lang w:eastAsia="en-IN"/>
+        </w:rPr>
+      </w:pPr>
+      <w:r>
+        <w:rPr>
+          <w:lang w:eastAsia="en-IN"/>
+        </w:rPr>
+        <w:t xml:space="preserve">    </w:t>
+      </w:r>
+      <w:r>
+        <w:rPr>
+          <w:color w:val="AF00DB"/>
+          <w:lang w:eastAsia="en-IN"/>
+        </w:rPr>
+        <w:t>return</w:t>
+      </w:r>
+      <w:r>
+        <w:rPr>
+          <w:lang w:eastAsia="en-IN"/>
+        </w:rPr>
+        <w:t xml:space="preserve"> </w:t>
+      </w:r>
+      <w:proofErr w:type="spellStart"/>
+      <w:r>
+        <w:rPr>
+          <w:lang w:eastAsia="en-IN"/>
+        </w:rPr>
+        <w:t>newErrors</w:t>
+      </w:r>
+      <w:proofErr w:type="spellEnd"/>
+      <w:r>
+        <w:rPr>
+          <w:lang w:eastAsia="en-IN"/>
+        </w:rPr>
+        <w:t>;</w:t>
+      </w:r>
+    </w:p>
+    <w:p>
+      <w:pPr>
+        <w:pStyle w:val="NoSpacing"/>
+        <w:rPr>
+          <w:color w:val="202020"/>
+          <w:lang w:eastAsia="en-IN"/>
+        </w:rPr>
+      </w:pPr>
+      <w:r>
+        <w:rPr>
+          <w:lang w:eastAsia="en-IN"/>
+        </w:rPr>
+        <w:t>  };</w:t>
+      </w:r>
+    </w:p>
+    <w:p>
+      <w:pPr>
+        <w:pStyle w:val="NoSpacing"/>
+        <w:rPr>
+          <w:color w:val="202020"/>
+          <w:lang w:eastAsia="en-IN"/>
+        </w:rPr>
+      </w:pPr>
+    </w:p>
+    <w:p>
+      <w:pPr>
+        <w:pStyle w:val="NoSpacing"/>
+        <w:rPr>
+          <w:color w:val="202020"/>
+          <w:lang w:eastAsia="en-IN"/>
+        </w:rPr>
+      </w:pPr>
+      <w:r>
+        <w:rPr>
+          <w:lang w:eastAsia="en-IN"/>
+        </w:rPr>
+        <w:lastRenderedPageBreak/>
+        <w:t xml:space="preserve">  </w:t>
+      </w:r>
+      <w:r>
+        <w:rPr>
+          <w:color w:val="CF222E"/>
+          <w:lang w:eastAsia="en-IN"/>
+        </w:rPr>
+        <w:t>const</w:t>
+      </w:r>
+      <w:r>
+        <w:rPr>
+          <w:lang w:eastAsia="en-IN"/>
+        </w:rPr>
+        <w:t xml:space="preserve"> </w:t>
+      </w:r>
+      <w:proofErr w:type="spellStart"/>
+      <w:r>
+        <w:rPr>
+          <w:color w:val="8250DF"/>
+          <w:lang w:eastAsia="en-IN"/>
+        </w:rPr>
+        <w:t>handleSubmit</w:t>
+      </w:r>
+      <w:proofErr w:type="spellEnd"/>
+      <w:r>
+        <w:rPr>
+          <w:lang w:eastAsia="en-IN"/>
+        </w:rPr>
+        <w:t xml:space="preserve"> </w:t>
+      </w:r>
+      <w:r>
+        <w:rPr>
+          <w:color w:val="000000"/>
+          <w:lang w:eastAsia="en-IN"/>
+        </w:rPr>
+        <w:t>=</w:t>
+      </w:r>
+      <w:r>
+        <w:rPr>
+          <w:lang w:eastAsia="en-IN"/>
+        </w:rPr>
+        <w:t xml:space="preserve"> (</w:t>
+      </w:r>
+      <w:r>
+        <w:rPr>
+          <w:color w:val="953800"/>
+          <w:lang w:eastAsia="en-IN"/>
+        </w:rPr>
+        <w:t>e</w:t>
+      </w:r>
+      <w:r>
+        <w:rPr>
+          <w:lang w:eastAsia="en-IN"/>
+        </w:rPr>
+        <w:t xml:space="preserve">) </w:t>
+      </w:r>
+      <w:r>
+        <w:rPr>
+          <w:color w:val="CF222E"/>
+          <w:lang w:eastAsia="en-IN"/>
+        </w:rPr>
+        <w:t>=&gt;</w:t>
+      </w:r>
+      <w:r>
+        <w:rPr>
+          <w:lang w:eastAsia="en-IN"/>
+        </w:rPr>
+        <w:t xml:space="preserve"> {</w:t>
+      </w:r>
+    </w:p>
+    <w:p>
+      <w:pPr>
+        <w:pStyle w:val="NoSpacing"/>
+        <w:rPr>
+          <w:color w:val="202020"/>
+          <w:lang w:eastAsia="en-IN"/>
+        </w:rPr>
+      </w:pPr>
+      <w:r>
+        <w:rPr>
+          <w:lang w:eastAsia="en-IN"/>
+        </w:rPr>
+        <w:t xml:space="preserve">    </w:t>
+      </w:r>
+      <w:proofErr w:type="spellStart"/>
+      <w:proofErr w:type="gramStart"/>
+      <w:r>
+        <w:rPr>
+          <w:color w:val="953800"/>
+          <w:lang w:eastAsia="en-IN"/>
+        </w:rPr>
+        <w:t>e</w:t>
+      </w:r>
+      <w:r>
+        <w:rPr>
+          <w:lang w:eastAsia="en-IN"/>
+        </w:rPr>
+        <w:t>.</w:t>
+      </w:r>
+      <w:r>
+        <w:rPr>
+          <w:color w:val="8250DF"/>
+          <w:lang w:eastAsia="en-IN"/>
+        </w:rPr>
+        <w:t>preventDefault</w:t>
+      </w:r>
+      <w:proofErr w:type="spellEnd"/>
+      <w:proofErr w:type="gramEnd"/>
+      <w:r>
+        <w:rPr>
+          <w:lang w:eastAsia="en-IN"/>
+        </w:rPr>
+        <w:t>();</w:t>
+      </w:r>
+    </w:p>
+    <w:p>
+      <w:pPr>
+        <w:pStyle w:val="NoSpacing"/>
+        <w:rPr>
+          <w:color w:val="202020"/>
+          <w:lang w:eastAsia="en-IN"/>
+        </w:rPr>
+      </w:pPr>
+    </w:p>
+    <w:p>
+      <w:pPr>
+        <w:pStyle w:val="NoSpacing"/>
+        <w:rPr>
+          <w:color w:val="202020"/>
+          <w:lang w:eastAsia="en-IN"/>
+        </w:rPr>
+      </w:pPr>
+      <w:r>
+        <w:rPr>
+          <w:lang w:eastAsia="en-IN"/>
+        </w:rPr>
+        <w:t xml:space="preserve">    </w:t>
+      </w:r>
+      <w:r>
+        <w:rPr>
+          <w:color w:val="CF222E"/>
+          <w:lang w:eastAsia="en-IN"/>
+        </w:rPr>
+        <w:t>const</w:t>
+      </w:r>
+      <w:r>
+        <w:rPr>
+          <w:lang w:eastAsia="en-IN"/>
+        </w:rPr>
+        <w:t xml:space="preserve"> </w:t>
+      </w:r>
+      <w:proofErr w:type="spellStart"/>
+      <w:r>
+        <w:rPr>
+          <w:color w:val="0550AE"/>
+          <w:lang w:eastAsia="en-IN"/>
+        </w:rPr>
+        <w:t>validationErrors</w:t>
+      </w:r>
+      <w:proofErr w:type="spellEnd"/>
+      <w:r>
+        <w:rPr>
+          <w:lang w:eastAsia="en-IN"/>
+        </w:rPr>
+        <w:t xml:space="preserve"> </w:t>
+      </w:r>
+      <w:r>
+        <w:rPr>
+          <w:color w:val="000000"/>
+          <w:lang w:eastAsia="en-IN"/>
+        </w:rPr>
+        <w:t>=</w:t>
+      </w:r>
+      <w:r>
+        <w:rPr>
+          <w:lang w:eastAsia="en-IN"/>
+        </w:rPr>
+        <w:t xml:space="preserve"> </w:t>
+      </w:r>
+      <w:proofErr w:type="gramStart"/>
+      <w:r>
+        <w:rPr>
+          <w:color w:val="8250DF"/>
+          <w:lang w:eastAsia="en-IN"/>
+        </w:rPr>
+        <w:t>validate</w:t>
+      </w:r>
+      <w:r>
+        <w:rPr>
+          <w:lang w:eastAsia="en-IN"/>
+        </w:rPr>
+        <w:t>(</w:t>
+      </w:r>
+      <w:proofErr w:type="gramEnd"/>
+      <w:r>
+        <w:rPr>
+          <w:lang w:eastAsia="en-IN"/>
+        </w:rPr>
+        <w:t>);</w:t>
+      </w:r>
+    </w:p>
+    <w:p>
+      <w:pPr>
+        <w:pStyle w:val="NoSpacing"/>
+        <w:rPr>
+          <w:color w:val="202020"/>
+          <w:lang w:eastAsia="en-IN"/>
+        </w:rPr>
+      </w:pPr>
+      <w:r>
+        <w:rPr>
+          <w:lang w:eastAsia="en-IN"/>
+        </w:rPr>
+        <w:t xml:space="preserve">    </w:t>
+      </w:r>
+      <w:proofErr w:type="spellStart"/>
+      <w:r>
+        <w:rPr>
+          <w:color w:val="8250DF"/>
+          <w:lang w:eastAsia="en-IN"/>
+        </w:rPr>
+        <w:t>setErrors</w:t>
+      </w:r>
+      <w:proofErr w:type="spellEnd"/>
+      <w:r>
+        <w:rPr>
+          <w:lang w:eastAsia="en-IN"/>
+        </w:rPr>
+        <w:t>(</w:t>
+      </w:r>
+      <w:proofErr w:type="spellStart"/>
+      <w:r>
+        <w:rPr>
+          <w:color w:val="0550AE"/>
+          <w:lang w:eastAsia="en-IN"/>
+        </w:rPr>
+        <w:t>validationErrors</w:t>
+      </w:r>
+      <w:proofErr w:type="spellEnd"/>
+      <w:r>
+        <w:rPr>
+          <w:lang w:eastAsia="en-IN"/>
+        </w:rPr>
+        <w:t>);</w:t>
+      </w:r>
+    </w:p>
+    <w:p>
+      <w:pPr>
+        <w:pStyle w:val="NoSpacing"/>
+        <w:rPr>
+          <w:color w:val="202020"/>
+          <w:lang w:eastAsia="en-IN"/>
+        </w:rPr>
+      </w:pPr>
+    </w:p>
+    <w:p>
+      <w:pPr>
+        <w:pStyle w:val="NoSpacing"/>
+        <w:rPr>
+          <w:color w:val="202020"/>
+          <w:lang w:eastAsia="en-IN"/>
+        </w:rPr>
+      </w:pPr>
+      <w:r>
+        <w:rPr>
+          <w:lang w:eastAsia="en-IN"/>
+        </w:rPr>
+        <w:t xml:space="preserve">    </w:t>
+      </w:r>
+      <w:r>
+        <w:rPr>
+          <w:color w:val="AF00DB"/>
+          <w:lang w:eastAsia="en-IN"/>
+        </w:rPr>
+        <w:t>if</w:t>
+      </w:r>
+      <w:r>
+        <w:rPr>
+          <w:lang w:eastAsia="en-IN"/>
+        </w:rPr>
+        <w:t xml:space="preserve"> (</w:t>
+      </w:r>
+      <w:proofErr w:type="spellStart"/>
+      <w:r>
+        <w:rPr>
+          <w:color w:val="267F99"/>
+          <w:lang w:eastAsia="en-IN"/>
+        </w:rPr>
+        <w:t>Object</w:t>
+      </w:r>
+      <w:r>
+        <w:rPr>
+          <w:lang w:eastAsia="en-IN"/>
+        </w:rPr>
+        <w:t>.</w:t>
+      </w:r>
+      <w:r>
+        <w:rPr>
+          <w:color w:val="8250DF"/>
+          <w:lang w:eastAsia="en-IN"/>
+        </w:rPr>
+        <w:t>keys</w:t>
+      </w:r>
+      <w:proofErr w:type="spellEnd"/>
+      <w:r>
+        <w:rPr>
+          <w:lang w:eastAsia="en-IN"/>
+        </w:rPr>
+        <w:t>(</w:t>
+      </w:r>
+      <w:proofErr w:type="spellStart"/>
+      <w:r>
+        <w:rPr>
+          <w:color w:val="0550AE"/>
+          <w:lang w:eastAsia="en-IN"/>
+        </w:rPr>
+        <w:t>validationErrors</w:t>
+      </w:r>
+      <w:proofErr w:type="spellEnd"/>
+      <w:proofErr w:type="gramStart"/>
+      <w:r>
+        <w:rPr>
+          <w:lang w:eastAsia="en-IN"/>
+        </w:rPr>
+        <w:t>).</w:t>
+      </w:r>
+      <w:r>
+        <w:rPr>
+          <w:color w:val="0550AE"/>
+          <w:lang w:eastAsia="en-IN"/>
+        </w:rPr>
+        <w:t>length</w:t>
+      </w:r>
+      <w:proofErr w:type="gramEnd"/>
+      <w:r>
+        <w:rPr>
+          <w:lang w:eastAsia="en-IN"/>
+        </w:rPr>
+        <w:t xml:space="preserve"> </w:t>
+      </w:r>
+      <w:r>
+        <w:rPr>
+          <w:color w:val="000000"/>
+          <w:lang w:eastAsia="en-IN"/>
+        </w:rPr>
+        <w:t>===</w:t>
+      </w:r>
+      <w:r>
+        <w:rPr>
+          <w:lang w:eastAsia="en-IN"/>
+        </w:rPr>
+        <w:t xml:space="preserve"> </w:t>
+      </w:r>
+      <w:r>
+        <w:rPr>
+          <w:color w:val="098658"/>
+          <w:lang w:eastAsia="en-IN"/>
+        </w:rPr>
+        <w:t>0</w:t>
+      </w:r>
+      <w:r>
+        <w:rPr>
+          <w:lang w:eastAsia="en-IN"/>
+        </w:rPr>
+        <w:t>) {</w:t>
+      </w:r>
+    </w:p>
+    <w:p>
+      <w:pPr>
+        <w:pStyle w:val="NoSpacing"/>
+        <w:rPr>
+          <w:color w:val="202020"/>
+          <w:lang w:eastAsia="en-IN"/>
+        </w:rPr>
+      </w:pPr>
+      <w:r>
+        <w:rPr>
+          <w:lang w:eastAsia="en-IN"/>
+        </w:rPr>
+        <w:t xml:space="preserve">      </w:t>
+      </w:r>
+      <w:proofErr w:type="spellStart"/>
+      <w:r>
+        <w:rPr>
+          <w:color w:val="8250DF"/>
+          <w:lang w:eastAsia="en-IN"/>
+        </w:rPr>
+        <w:t>setSubmitted</w:t>
+      </w:r>
+      <w:proofErr w:type="spellEnd"/>
+      <w:r>
+        <w:rPr>
+          <w:lang w:eastAsia="en-IN"/>
+        </w:rPr>
+        <w:t>(</w:t>
+      </w:r>
+      <w:r>
+        <w:rPr>
+          <w:color w:val="0000FF"/>
+          <w:lang w:eastAsia="en-IN"/>
+        </w:rPr>
+        <w:t>true</w:t>
+      </w:r>
+      <w:r>
+        <w:rPr>
+          <w:lang w:eastAsia="en-IN"/>
+        </w:rPr>
+        <w:t>);</w:t>
+      </w:r>
+    </w:p>
+    <w:p>
+      <w:pPr>
+        <w:pStyle w:val="NoSpacing"/>
+        <w:rPr>
+          <w:color w:val="202020"/>
+          <w:lang w:eastAsia="en-IN"/>
+        </w:rPr>
+      </w:pPr>
+      <w:r>
+        <w:rPr>
+          <w:lang w:eastAsia="en-IN"/>
+        </w:rPr>
+        <w:t xml:space="preserve">    } </w:t>
+      </w:r>
+      <w:r>
+        <w:rPr>
+          <w:color w:val="AF00DB"/>
+          <w:lang w:eastAsia="en-IN"/>
+        </w:rPr>
+        <w:t>else</w:t>
+      </w:r>
+      <w:r>
+        <w:rPr>
+          <w:lang w:eastAsia="en-IN"/>
+        </w:rPr>
+        <w:t xml:space="preserve"> {</w:t>
+      </w:r>
+    </w:p>
+    <w:p>
+      <w:pPr>
+        <w:pStyle w:val="NoSpacing"/>
+        <w:rPr>
+          <w:color w:val="202020"/>
+          <w:lang w:eastAsia="en-IN"/>
+        </w:rPr>
+      </w:pPr>
+      <w:r>
+        <w:rPr>
+          <w:lang w:eastAsia="en-IN"/>
+        </w:rPr>
+        <w:t xml:space="preserve">      </w:t>
+      </w:r>
+      <w:proofErr w:type="spellStart"/>
+      <w:r>
+        <w:rPr>
+          <w:color w:val="8250DF"/>
+          <w:lang w:eastAsia="en-IN"/>
+        </w:rPr>
+        <w:t>setSubmitted</w:t>
+      </w:r>
+      <w:proofErr w:type="spellEnd"/>
+      <w:r>
+        <w:rPr>
+          <w:lang w:eastAsia="en-IN"/>
+        </w:rPr>
+        <w:t>(</w:t>
+      </w:r>
+      <w:r>
+        <w:rPr>
+          <w:color w:val="0000FF"/>
+          <w:lang w:eastAsia="en-IN"/>
+        </w:rPr>
+        <w:t>false</w:t>
+      </w:r>
+      <w:r>
+        <w:rPr>
+          <w:lang w:eastAsia="en-IN"/>
+        </w:rPr>
+        <w:t>);</w:t>
+      </w:r>
+    </w:p>
+    <w:p>
+      <w:pPr>
+        <w:pStyle w:val="NoSpacing"/>
+        <w:rPr>
+          <w:color w:val="202020"/>
+          <w:lang w:eastAsia="en-IN"/>
+        </w:rPr>
+      </w:pPr>
+      <w:r>
+        <w:rPr>
+          <w:lang w:eastAsia="en-IN"/>
+        </w:rPr>
+        <w:t>    }</w:t>
+      </w:r>
+    </w:p>
+    <w:p>
+      <w:pPr>
+        <w:pStyle w:val="NoSpacing"/>
+        <w:rPr>
+          <w:color w:val="202020"/>
+          <w:lang w:eastAsia="en-IN"/>
+        </w:rPr>
+      </w:pPr>
+      <w:r>
+        <w:rPr>
+          <w:lang w:eastAsia="en-IN"/>
+        </w:rPr>
+        <w:t>  };</w:t>
+      </w:r>
+    </w:p>
+    <w:p>
+      <w:pPr>
+        <w:pStyle w:val="NoSpacing"/>
+        <w:rPr>
+          <w:color w:val="202020"/>
+          <w:lang w:eastAsia="en-IN"/>
+        </w:rPr>
+      </w:pPr>
+    </w:p>
+    <w:p>
+      <w:pPr>
+        <w:pStyle w:val="NoSpacing"/>
+        <w:rPr>
+          <w:color w:val="202020"/>
+          <w:lang w:eastAsia="en-IN"/>
+        </w:rPr>
+      </w:pPr>
+      <w:r>
+        <w:rPr>
+          <w:lang w:eastAsia="en-IN"/>
+        </w:rPr>
+        <w:t xml:space="preserve">  </w:t>
+      </w:r>
+    </w:p>
+    <w:p>
+      <w:pPr>
+        <w:pStyle w:val="NoSpacing"/>
+        <w:rPr>
+          <w:color w:val="202020"/>
+          <w:lang w:eastAsia="en-IN"/>
+        </w:rPr>
+      </w:pPr>
+    </w:p>
+    <w:p>
+      <w:pPr>
+        <w:pStyle w:val="NoSpacing"/>
+        <w:rPr>
+          <w:color w:val="202020"/>
+          <w:lang w:eastAsia="en-IN"/>
+        </w:rPr>
+      </w:pPr>
+      <w:r>
+        <w:rPr>
+          <w:lang w:eastAsia="en-IN"/>
+        </w:rPr>
+        <w:t xml:space="preserve">  </w:t>
+      </w:r>
+      <w:r>
+        <w:rPr>
+          <w:color w:val="CF222E"/>
+          <w:lang w:eastAsia="en-IN"/>
+        </w:rPr>
+        <w:t>const</w:t>
+      </w:r>
+      <w:r>
+        <w:rPr>
+          <w:lang w:eastAsia="en-IN"/>
+        </w:rPr>
+        <w:t xml:space="preserve"> </w:t>
+      </w:r>
+      <w:proofErr w:type="spellStart"/>
+      <w:r>
+        <w:rPr>
+          <w:color w:val="8250DF"/>
+          <w:lang w:eastAsia="en-IN"/>
+        </w:rPr>
+        <w:t>handleChange</w:t>
+      </w:r>
+      <w:proofErr w:type="spellEnd"/>
+      <w:r>
+        <w:rPr>
+          <w:lang w:eastAsia="en-IN"/>
+        </w:rPr>
+        <w:t xml:space="preserve"> </w:t>
+      </w:r>
+      <w:r>
+        <w:rPr>
+          <w:color w:val="000000"/>
+          <w:lang w:eastAsia="en-IN"/>
+        </w:rPr>
+        <w:t>=</w:t>
+      </w:r>
+      <w:r>
+        <w:rPr>
+          <w:lang w:eastAsia="en-IN"/>
+        </w:rPr>
+        <w:t xml:space="preserve"> (</w:t>
+      </w:r>
+      <w:r>
+        <w:rPr>
+          <w:color w:val="953800"/>
+          <w:lang w:eastAsia="en-IN"/>
+        </w:rPr>
+        <w:t>e</w:t>
+      </w:r>
+      <w:r>
+        <w:rPr>
+          <w:lang w:eastAsia="en-IN"/>
+        </w:rPr>
+        <w:t xml:space="preserve">) </w:t>
+      </w:r>
+      <w:r>
+        <w:rPr>
+          <w:color w:val="CF222E"/>
+          <w:lang w:eastAsia="en-IN"/>
+        </w:rPr>
+        <w:t>=&gt;</w:t>
+      </w:r>
+      <w:r>
+        <w:rPr>
+          <w:lang w:eastAsia="en-IN"/>
+        </w:rPr>
+        <w:t xml:space="preserve"> {</w:t>
+      </w:r>
+    </w:p>
+    <w:p>
+      <w:pPr>
+        <w:pStyle w:val="NoSpacing"/>
+        <w:rPr>
+          <w:color w:val="202020"/>
+          <w:lang w:eastAsia="en-IN"/>
+        </w:rPr>
+      </w:pPr>
+      <w:r>
+        <w:rPr>
+          <w:lang w:eastAsia="en-IN"/>
+        </w:rPr>
+        <w:t xml:space="preserve">    </w:t>
+      </w:r>
+      <w:r>
+        <w:rPr>
+          <w:color w:val="CF222E"/>
+          <w:lang w:eastAsia="en-IN"/>
+        </w:rPr>
+        <w:t>const</w:t>
+      </w:r>
+      <w:r>
+        <w:rPr>
+          <w:lang w:eastAsia="en-IN"/>
+        </w:rPr>
+        <w:t xml:space="preserve"> </w:t>
+      </w:r>
+      <w:proofErr w:type="gramStart"/>
+      <w:r>
+        <w:rPr>
+          <w:lang w:eastAsia="en-IN"/>
+        </w:rPr>
+        <w:t xml:space="preserve">{ </w:t>
+      </w:r>
+      <w:r>
+        <w:rPr>
+          <w:color w:val="0550AE"/>
+          <w:lang w:eastAsia="en-IN"/>
+        </w:rPr>
+        <w:t>name</w:t>
+      </w:r>
+      <w:proofErr w:type="gramEnd"/>
+      <w:r>
+        <w:rPr>
+          <w:lang w:eastAsia="en-IN"/>
+        </w:rPr>
+        <w:t xml:space="preserve">, </w:t>
+      </w:r>
+      <w:r>
+        <w:rPr>
+          <w:color w:val="0550AE"/>
+          <w:lang w:eastAsia="en-IN"/>
+        </w:rPr>
+        <w:t>value</w:t>
+      </w:r>
+      <w:r>
+        <w:rPr>
+          <w:lang w:eastAsia="en-IN"/>
+        </w:rPr>
+        <w:t xml:space="preserve">, </w:t>
+      </w:r>
+      <w:r>
+        <w:rPr>
+          <w:color w:val="0550AE"/>
+          <w:lang w:eastAsia="en-IN"/>
+        </w:rPr>
+        <w:t>type</w:t>
+      </w:r>
+      <w:r>
+        <w:rPr>
+          <w:lang w:eastAsia="en-IN"/>
+        </w:rPr>
+        <w:t xml:space="preserve">, </w:t>
+      </w:r>
+      <w:r>
+        <w:rPr>
+          <w:color w:val="0550AE"/>
+          <w:lang w:eastAsia="en-IN"/>
+        </w:rPr>
+        <w:t>checked</w:t>
+      </w:r>
+      <w:r>
+        <w:rPr>
+          <w:lang w:eastAsia="en-IN"/>
+        </w:rPr>
+        <w:t xml:space="preserve"> } </w:t>
+      </w:r>
+      <w:r>
+        <w:rPr>
+          <w:color w:val="000000"/>
+          <w:lang w:eastAsia="en-IN"/>
+        </w:rPr>
+        <w:t>=</w:t>
+      </w:r>
+      <w:r>
+        <w:rPr>
+          <w:lang w:eastAsia="en-IN"/>
+        </w:rPr>
+        <w:t xml:space="preserve"> </w:t>
+      </w:r>
+      <w:proofErr w:type="spellStart"/>
+      <w:r>
+        <w:rPr>
+          <w:color w:val="953800"/>
+          <w:lang w:eastAsia="en-IN"/>
+        </w:rPr>
+        <w:t>e</w:t>
+      </w:r>
+      <w:r>
+        <w:rPr>
+          <w:lang w:eastAsia="en-IN"/>
+        </w:rPr>
+        <w:t>.target</w:t>
+      </w:r>
+      <w:proofErr w:type="spellEnd"/>
+      <w:r>
+        <w:rPr>
+          <w:lang w:eastAsia="en-IN"/>
+        </w:rPr>
+        <w:t>;</w:t>
+      </w:r>
+    </w:p>
+    <w:p>
+      <w:pPr>
+        <w:pStyle w:val="NoSpacing"/>
+        <w:rPr>
+          <w:color w:val="202020"/>
+          <w:lang w:eastAsia="en-IN"/>
+        </w:rPr>
+      </w:pPr>
+    </w:p>
+    <w:p>
+      <w:pPr>
+        <w:pStyle w:val="NoSpacing"/>
+        <w:rPr>
+          <w:color w:val="202020"/>
+          <w:lang w:eastAsia="en-IN"/>
+        </w:rPr>
+      </w:pPr>
+      <w:r>
+        <w:rPr>
+          <w:lang w:eastAsia="en-IN"/>
+        </w:rPr>
+        <w:t xml:space="preserve">    </w:t>
+      </w:r>
+      <w:r>
+        <w:rPr>
+          <w:color w:val="AF00DB"/>
+          <w:lang w:eastAsia="en-IN"/>
+        </w:rPr>
+        <w:t>if</w:t>
+      </w:r>
+      <w:r>
+        <w:rPr>
+          <w:lang w:eastAsia="en-IN"/>
+        </w:rPr>
+        <w:t xml:space="preserve"> (</w:t>
+      </w:r>
+      <w:r>
+        <w:rPr>
+          <w:color w:val="0550AE"/>
+          <w:lang w:eastAsia="en-IN"/>
+        </w:rPr>
+        <w:t>type</w:t>
+      </w:r>
+      <w:r>
+        <w:rPr>
+          <w:lang w:eastAsia="en-IN"/>
+        </w:rPr>
+        <w:t xml:space="preserve"> </w:t>
+      </w:r>
+      <w:r>
+        <w:rPr>
+          <w:color w:val="000000"/>
+          <w:lang w:eastAsia="en-IN"/>
+        </w:rPr>
+        <w:t>===</w:t>
+      </w:r>
+      <w:r>
+        <w:rPr>
+          <w:lang w:eastAsia="en-IN"/>
+        </w:rPr>
+        <w:t xml:space="preserve"> </w:t>
+      </w:r>
+      <w:r>
+        <w:rPr>
+          <w:color w:val="0A3069"/>
+          <w:lang w:eastAsia="en-IN"/>
+        </w:rPr>
+        <w:t>"checkbox"</w:t>
+      </w:r>
+      <w:r>
+        <w:rPr>
+          <w:lang w:eastAsia="en-IN"/>
+        </w:rPr>
+        <w:t>) {</w:t>
+      </w:r>
+    </w:p>
+    <w:p>
+      <w:pPr>
+        <w:pStyle w:val="NoSpacing"/>
+        <w:rPr>
+          <w:color w:val="202020"/>
+          <w:lang w:eastAsia="en-IN"/>
+        </w:rPr>
+      </w:pPr>
+      <w:r>
+        <w:rPr>
+          <w:lang w:eastAsia="en-IN"/>
+        </w:rPr>
+        <w:t xml:space="preserve">      </w:t>
+      </w:r>
+      <w:proofErr w:type="spellStart"/>
+      <w:r>
+        <w:rPr>
+          <w:color w:val="8250DF"/>
+          <w:lang w:eastAsia="en-IN"/>
+        </w:rPr>
+        <w:t>setFormData</w:t>
+      </w:r>
+      <w:proofErr w:type="spellEnd"/>
+      <w:r>
+        <w:rPr>
+          <w:lang w:eastAsia="en-IN"/>
+        </w:rPr>
+        <w:t>((</w:t>
+      </w:r>
+      <w:proofErr w:type="spellStart"/>
+      <w:r>
+        <w:rPr>
+          <w:color w:val="953800"/>
+          <w:lang w:eastAsia="en-IN"/>
+        </w:rPr>
+        <w:t>prev</w:t>
+      </w:r>
+      <w:proofErr w:type="spellEnd"/>
+      <w:r>
+        <w:rPr>
+          <w:lang w:eastAsia="en-IN"/>
+        </w:rPr>
+        <w:t xml:space="preserve">) </w:t>
+      </w:r>
+      <w:r>
+        <w:rPr>
+          <w:color w:val="CF222E"/>
+          <w:lang w:eastAsia="en-IN"/>
+        </w:rPr>
+        <w:t>=&gt;</w:t>
+      </w:r>
+      <w:r>
+        <w:rPr>
+          <w:lang w:eastAsia="en-IN"/>
+        </w:rPr>
+        <w:t xml:space="preserve"> {</w:t>
+      </w:r>
+    </w:p>
+    <w:p>
+      <w:pPr>
+        <w:pStyle w:val="NoSpacing"/>
+        <w:rPr>
+          <w:color w:val="202020"/>
+          <w:lang w:eastAsia="en-IN"/>
+        </w:rPr>
+      </w:pPr>
+      <w:r>
+        <w:rPr>
+          <w:lang w:eastAsia="en-IN"/>
+        </w:rPr>
+        <w:t xml:space="preserve">        </w:t>
+      </w:r>
+      <w:r>
+        <w:rPr>
+          <w:color w:val="AF00DB"/>
+          <w:lang w:eastAsia="en-IN"/>
+        </w:rPr>
+        <w:t>if</w:t>
+      </w:r>
+      <w:r>
+        <w:rPr>
+          <w:lang w:eastAsia="en-IN"/>
+        </w:rPr>
+        <w:t xml:space="preserve"> (</w:t>
+      </w:r>
+      <w:r>
+        <w:rPr>
+          <w:color w:val="0550AE"/>
+          <w:lang w:eastAsia="en-IN"/>
+        </w:rPr>
+        <w:t>checked</w:t>
+      </w:r>
+      <w:r>
+        <w:rPr>
+          <w:lang w:eastAsia="en-IN"/>
+        </w:rPr>
+        <w:t>) {</w:t>
+      </w:r>
+    </w:p>
+    <w:p>
+      <w:pPr>
+        <w:pStyle w:val="NoSpacing"/>
+        <w:rPr>
+          <w:color w:val="202020"/>
+          <w:lang w:eastAsia="en-IN"/>
+        </w:rPr>
+      </w:pPr>
+      <w:r>
+        <w:rPr>
+          <w:lang w:eastAsia="en-IN"/>
+        </w:rPr>
+        <w:t xml:space="preserve">          </w:t>
+      </w:r>
+      <w:r>
+        <w:rPr>
+          <w:color w:val="AF00DB"/>
+          <w:lang w:eastAsia="en-IN"/>
+        </w:rPr>
+        <w:t>if</w:t>
+      </w:r>
+      <w:r>
+        <w:rPr>
+          <w:lang w:eastAsia="en-IN"/>
+        </w:rPr>
+        <w:t xml:space="preserve"> (</w:t>
+      </w:r>
+      <w:proofErr w:type="spellStart"/>
+      <w:proofErr w:type="gramStart"/>
+      <w:r>
+        <w:rPr>
+          <w:color w:val="953800"/>
+          <w:lang w:eastAsia="en-IN"/>
+        </w:rPr>
+        <w:t>prev</w:t>
+      </w:r>
+      <w:r>
+        <w:rPr>
+          <w:lang w:eastAsia="en-IN"/>
+        </w:rPr>
+        <w:t>.skills</w:t>
+      </w:r>
+      <w:proofErr w:type="gramEnd"/>
+      <w:r>
+        <w:rPr>
+          <w:lang w:eastAsia="en-IN"/>
+        </w:rPr>
+        <w:t>.</w:t>
+      </w:r>
+      <w:r>
+        <w:rPr>
+          <w:color w:val="8250DF"/>
+          <w:lang w:eastAsia="en-IN"/>
+        </w:rPr>
+        <w:t>includes</w:t>
+      </w:r>
+      <w:proofErr w:type="spellEnd"/>
+      <w:r>
+        <w:rPr>
+          <w:lang w:eastAsia="en-IN"/>
+        </w:rPr>
+        <w:t>(</w:t>
+      </w:r>
+      <w:r>
+        <w:rPr>
+          <w:color w:val="0550AE"/>
+          <w:lang w:eastAsia="en-IN"/>
+        </w:rPr>
+        <w:t>value</w:t>
+      </w:r>
+      <w:r>
+        <w:rPr>
+          <w:lang w:eastAsia="en-IN"/>
+        </w:rPr>
+        <w:t xml:space="preserve">)) </w:t>
+      </w:r>
+      <w:r>
+        <w:rPr>
+          <w:color w:val="AF00DB"/>
+          <w:lang w:eastAsia="en-IN"/>
+        </w:rPr>
+        <w:t>return</w:t>
+      </w:r>
+      <w:r>
+        <w:rPr>
+          <w:lang w:eastAsia="en-IN"/>
+        </w:rPr>
+        <w:t xml:space="preserve"> </w:t>
+      </w:r>
+      <w:proofErr w:type="spellStart"/>
+      <w:r>
+        <w:rPr>
+          <w:color w:val="953800"/>
+          <w:lang w:eastAsia="en-IN"/>
+        </w:rPr>
+        <w:t>prev</w:t>
+      </w:r>
+      <w:proofErr w:type="spellEnd"/>
+      <w:r>
+        <w:rPr>
+          <w:lang w:eastAsia="en-IN"/>
+        </w:rPr>
+        <w:t>;</w:t>
+      </w:r>
+    </w:p>
+    <w:p>
+      <w:pPr>
+        <w:pStyle w:val="NoSpacing"/>
+        <w:rPr>
+          <w:color w:val="202020"/>
+          <w:lang w:eastAsia="en-IN"/>
+        </w:rPr>
+      </w:pPr>
+    </w:p>
+    <w:p>
+      <w:pPr>
+        <w:pStyle w:val="NoSpacing"/>
+        <w:rPr>
+          <w:color w:val="202020"/>
+          <w:lang w:eastAsia="en-IN"/>
+        </w:rPr>
+      </w:pPr>
+      <w:r>
+        <w:rPr>
+          <w:lang w:eastAsia="en-IN"/>
+        </w:rPr>
+        <w:t xml:space="preserve">          </w:t>
+      </w:r>
+      <w:r>
+        <w:rPr>
+          <w:color w:val="AF00DB"/>
+          <w:lang w:eastAsia="en-IN"/>
+        </w:rPr>
+        <w:t>if</w:t>
+      </w:r>
+      <w:r>
+        <w:rPr>
+          <w:lang w:eastAsia="en-IN"/>
+        </w:rPr>
+        <w:t xml:space="preserve"> (</w:t>
+      </w:r>
+      <w:proofErr w:type="spellStart"/>
+      <w:proofErr w:type="gramStart"/>
+      <w:r>
+        <w:rPr>
+          <w:color w:val="953800"/>
+          <w:lang w:eastAsia="en-IN"/>
+        </w:rPr>
+        <w:t>prev</w:t>
+      </w:r>
+      <w:r>
+        <w:rPr>
+          <w:lang w:eastAsia="en-IN"/>
+        </w:rPr>
+        <w:t>.skills</w:t>
+      </w:r>
+      <w:proofErr w:type="gramEnd"/>
+      <w:r>
+        <w:rPr>
+          <w:lang w:eastAsia="en-IN"/>
+        </w:rPr>
+        <w:t>.</w:t>
+      </w:r>
+      <w:r>
+        <w:rPr>
+          <w:color w:val="0550AE"/>
+          <w:lang w:eastAsia="en-IN"/>
+        </w:rPr>
+        <w:t>length</w:t>
+      </w:r>
+      <w:proofErr w:type="spellEnd"/>
+      <w:r>
+        <w:rPr>
+          <w:lang w:eastAsia="en-IN"/>
+        </w:rPr>
+        <w:t xml:space="preserve"> </w:t>
+      </w:r>
+      <w:r>
+        <w:rPr>
+          <w:color w:val="000000"/>
+          <w:lang w:eastAsia="en-IN"/>
+        </w:rPr>
+        <w:t>&gt;=</w:t>
+      </w:r>
+      <w:r>
+        <w:rPr>
+          <w:lang w:eastAsia="en-IN"/>
+        </w:rPr>
+        <w:t xml:space="preserve"> </w:t>
+      </w:r>
+      <w:r>
+        <w:rPr>
+          <w:color w:val="098658"/>
+          <w:lang w:eastAsia="en-IN"/>
+        </w:rPr>
+        <w:t>2</w:t>
+      </w:r>
+      <w:r>
+        <w:rPr>
+          <w:lang w:eastAsia="en-IN"/>
+        </w:rPr>
+        <w:t>) {</w:t>
+      </w:r>
+    </w:p>
+    <w:p>
+      <w:pPr>
+        <w:pStyle w:val="NoSpacing"/>
+        <w:rPr>
+          <w:color w:val="202020"/>
+          <w:lang w:eastAsia="en-IN"/>
+        </w:rPr>
+      </w:pPr>
+      <w:r>
+        <w:rPr>
+          <w:lang w:eastAsia="en-IN"/>
+        </w:rPr>
+        <w:t xml:space="preserve">            </w:t>
+      </w:r>
+      <w:r>
+        <w:rPr>
+          <w:color w:val="AF00DB"/>
+          <w:lang w:eastAsia="en-IN"/>
+        </w:rPr>
+        <w:t>return</w:t>
+      </w:r>
+      <w:r>
+        <w:rPr>
+          <w:lang w:eastAsia="en-IN"/>
+        </w:rPr>
+        <w:t xml:space="preserve"> </w:t>
+      </w:r>
+      <w:proofErr w:type="spellStart"/>
+      <w:r>
+        <w:rPr>
+          <w:color w:val="953800"/>
+          <w:lang w:eastAsia="en-IN"/>
+        </w:rPr>
+        <w:t>prev</w:t>
+      </w:r>
+      <w:proofErr w:type="spellEnd"/>
+      <w:r>
+        <w:rPr>
+          <w:lang w:eastAsia="en-IN"/>
+        </w:rPr>
+        <w:t xml:space="preserve">; </w:t>
+      </w:r>
+      <w:r>
+        <w:rPr>
+          <w:color w:val="6E7781"/>
+          <w:lang w:eastAsia="en-IN"/>
+        </w:rPr>
+        <w:t>// limit 2</w:t>
+      </w:r>
+    </w:p>
+    <w:p>
+      <w:pPr>
+        <w:pStyle w:val="NoSpacing"/>
+        <w:rPr>
+          <w:color w:val="202020"/>
+          <w:lang w:eastAsia="en-IN"/>
+        </w:rPr>
+      </w:pPr>
+      <w:r>
+        <w:rPr>
+          <w:lang w:eastAsia="en-IN"/>
+        </w:rPr>
+        <w:t>          }</w:t>
+      </w:r>
+    </w:p>
+    <w:p>
+      <w:pPr>
+        <w:pStyle w:val="NoSpacing"/>
+        <w:rPr>
+          <w:color w:val="202020"/>
+          <w:lang w:eastAsia="en-IN"/>
+        </w:rPr>
+      </w:pPr>
+    </w:p>
+    <w:p>
+      <w:pPr>
+        <w:pStyle w:val="NoSpacing"/>
+        <w:rPr>
+          <w:color w:val="202020"/>
+          <w:lang w:eastAsia="en-IN"/>
+        </w:rPr>
+      </w:pPr>
+      <w:r>
+        <w:rPr>
+          <w:lang w:eastAsia="en-IN"/>
+        </w:rPr>
+        <w:t xml:space="preserve">          </w:t>
+      </w:r>
+      <w:r>
+        <w:rPr>
+          <w:color w:val="AF00DB"/>
+          <w:lang w:eastAsia="en-IN"/>
+        </w:rPr>
+        <w:t>return</w:t>
+      </w:r>
+      <w:r>
+        <w:rPr>
+          <w:lang w:eastAsia="en-IN"/>
+        </w:rPr>
+        <w:t xml:space="preserve"> {</w:t>
+      </w:r>
+    </w:p>
+    <w:p>
+      <w:pPr>
+        <w:pStyle w:val="NoSpacing"/>
+        <w:rPr>
+          <w:color w:val="202020"/>
+          <w:lang w:eastAsia="en-IN"/>
+        </w:rPr>
+      </w:pPr>
+      <w:r>
+        <w:rPr>
+          <w:lang w:eastAsia="en-IN"/>
+        </w:rPr>
+        <w:t xml:space="preserve">            </w:t>
+      </w:r>
+      <w:r>
+        <w:rPr>
+          <w:color w:val="000000"/>
+          <w:lang w:eastAsia="en-IN"/>
+        </w:rPr>
+        <w:t>...</w:t>
+      </w:r>
+      <w:proofErr w:type="spellStart"/>
+      <w:r>
+        <w:rPr>
+          <w:color w:val="953800"/>
+          <w:lang w:eastAsia="en-IN"/>
+        </w:rPr>
+        <w:t>prev</w:t>
+      </w:r>
+      <w:proofErr w:type="spellEnd"/>
+      <w:r>
+        <w:rPr>
+          <w:lang w:eastAsia="en-IN"/>
+        </w:rPr>
+        <w:t>,</w:t>
+      </w:r>
+    </w:p>
+    <w:p>
+      <w:pPr>
+        <w:pStyle w:val="NoSpacing"/>
+        <w:rPr>
+          <w:color w:val="202020"/>
+          <w:lang w:eastAsia="en-IN"/>
+        </w:rPr>
+      </w:pPr>
+      <w:r>
+        <w:rPr>
+          <w:lang w:eastAsia="en-IN"/>
+        </w:rPr>
+        <w:t>            skills</w:t>
+      </w:r>
+      <w:r>
+        <w:rPr>
+          <w:color w:val="001080"/>
+          <w:lang w:eastAsia="en-IN"/>
+        </w:rPr>
+        <w:t>:</w:t>
+      </w:r>
+      <w:r>
+        <w:rPr>
+          <w:lang w:eastAsia="en-IN"/>
+        </w:rPr>
+        <w:t xml:space="preserve"> [</w:t>
+      </w:r>
+      <w:r>
+        <w:rPr>
+          <w:color w:val="000000"/>
+          <w:lang w:eastAsia="en-IN"/>
+        </w:rPr>
+        <w:t>...</w:t>
+      </w:r>
+      <w:proofErr w:type="spellStart"/>
+      <w:proofErr w:type="gramStart"/>
+      <w:r>
+        <w:rPr>
+          <w:color w:val="953800"/>
+          <w:lang w:eastAsia="en-IN"/>
+        </w:rPr>
+        <w:t>prev</w:t>
+      </w:r>
+      <w:r>
+        <w:rPr>
+          <w:lang w:eastAsia="en-IN"/>
+        </w:rPr>
+        <w:t>.skills</w:t>
+      </w:r>
+      <w:proofErr w:type="spellEnd"/>
+      <w:proofErr w:type="gramEnd"/>
+      <w:r>
+        <w:rPr>
+          <w:lang w:eastAsia="en-IN"/>
+        </w:rPr>
+        <w:t xml:space="preserve">, </w:t>
+      </w:r>
+      <w:r>
+        <w:rPr>
+          <w:color w:val="0550AE"/>
+          <w:lang w:eastAsia="en-IN"/>
+        </w:rPr>
+        <w:t>value</w:t>
+      </w:r>
+      <w:r>
+        <w:rPr>
+          <w:lang w:eastAsia="en-IN"/>
+        </w:rPr>
+        <w:t>]</w:t>
+      </w:r>
+    </w:p>
+    <w:p>
+      <w:pPr>
+        <w:pStyle w:val="NoSpacing"/>
+        <w:rPr>
+          <w:color w:val="202020"/>
+          <w:lang w:eastAsia="en-IN"/>
+        </w:rPr>
+      </w:pPr>
+      <w:r>
+        <w:rPr>
+          <w:lang w:eastAsia="en-IN"/>
+        </w:rPr>
+        <w:t>          };</w:t>
+      </w:r>
+    </w:p>
+    <w:p>
+      <w:pPr>
+        <w:pStyle w:val="NoSpacing"/>
+        <w:rPr>
+          <w:color w:val="202020"/>
+          <w:lang w:eastAsia="en-IN"/>
+        </w:rPr>
+      </w:pPr>
+      <w:r>
+        <w:rPr>
+          <w:lang w:eastAsia="en-IN"/>
+        </w:rPr>
+        <w:t xml:space="preserve">        } </w:t>
+      </w:r>
+      <w:r>
+        <w:rPr>
+          <w:color w:val="AF00DB"/>
+          <w:lang w:eastAsia="en-IN"/>
+        </w:rPr>
+        <w:t>else</w:t>
+      </w:r>
+      <w:r>
+        <w:rPr>
+          <w:lang w:eastAsia="en-IN"/>
+        </w:rPr>
+        <w:t xml:space="preserve"> {</w:t>
+      </w:r>
+    </w:p>
+    <w:p>
+      <w:pPr>
+        <w:pStyle w:val="NoSpacing"/>
+        <w:rPr>
+          <w:color w:val="202020"/>
+          <w:lang w:eastAsia="en-IN"/>
+        </w:rPr>
+      </w:pPr>
+      <w:r>
+        <w:rPr>
+          <w:lang w:eastAsia="en-IN"/>
+        </w:rPr>
+        <w:t xml:space="preserve">          </w:t>
+      </w:r>
+      <w:r>
+        <w:rPr>
+          <w:color w:val="AF00DB"/>
+          <w:lang w:eastAsia="en-IN"/>
+        </w:rPr>
+        <w:t>return</w:t>
+      </w:r>
+      <w:r>
+        <w:rPr>
+          <w:lang w:eastAsia="en-IN"/>
+        </w:rPr>
+        <w:t xml:space="preserve"> {</w:t>
+      </w:r>
+    </w:p>
+    <w:p>
+      <w:pPr>
+        <w:pStyle w:val="NoSpacing"/>
+        <w:rPr>
+          <w:color w:val="202020"/>
+          <w:lang w:eastAsia="en-IN"/>
+        </w:rPr>
+      </w:pPr>
+      <w:r>
+        <w:rPr>
+          <w:lang w:eastAsia="en-IN"/>
+        </w:rPr>
+        <w:t xml:space="preserve">            </w:t>
+      </w:r>
+      <w:r>
+        <w:rPr>
+          <w:color w:val="000000"/>
+          <w:lang w:eastAsia="en-IN"/>
+        </w:rPr>
+        <w:t>...</w:t>
+      </w:r>
+      <w:proofErr w:type="spellStart"/>
+      <w:r>
+        <w:rPr>
+          <w:color w:val="953800"/>
+          <w:lang w:eastAsia="en-IN"/>
+        </w:rPr>
+        <w:t>prev</w:t>
+      </w:r>
+      <w:proofErr w:type="spellEnd"/>
+      <w:r>
+        <w:rPr>
+          <w:lang w:eastAsia="en-IN"/>
+        </w:rPr>
+        <w:t>,</w:t>
+      </w:r>
+    </w:p>
+    <w:p>
+      <w:pPr>
+        <w:pStyle w:val="NoSpacing"/>
+        <w:rPr>
+          <w:color w:val="202020"/>
+          <w:lang w:eastAsia="en-IN"/>
+        </w:rPr>
+      </w:pPr>
+      <w:r>
+        <w:rPr>
+          <w:lang w:eastAsia="en-IN"/>
+        </w:rPr>
+        <w:t>            skills</w:t>
+      </w:r>
+      <w:r>
+        <w:rPr>
+          <w:color w:val="001080"/>
+          <w:lang w:eastAsia="en-IN"/>
+        </w:rPr>
+        <w:t>:</w:t>
+      </w:r>
+      <w:r>
+        <w:rPr>
+          <w:lang w:eastAsia="en-IN"/>
+        </w:rPr>
+        <w:t xml:space="preserve"> </w:t>
+      </w:r>
+      <w:proofErr w:type="spellStart"/>
+      <w:proofErr w:type="gramStart"/>
+      <w:r>
+        <w:rPr>
+          <w:color w:val="953800"/>
+          <w:lang w:eastAsia="en-IN"/>
+        </w:rPr>
+        <w:t>prev</w:t>
+      </w:r>
+      <w:r>
+        <w:rPr>
+          <w:lang w:eastAsia="en-IN"/>
+        </w:rPr>
+        <w:t>.skills</w:t>
+      </w:r>
+      <w:proofErr w:type="gramEnd"/>
+      <w:r>
+        <w:rPr>
+          <w:lang w:eastAsia="en-IN"/>
+        </w:rPr>
+        <w:t>.</w:t>
+      </w:r>
+      <w:r>
+        <w:rPr>
+          <w:color w:val="8250DF"/>
+          <w:lang w:eastAsia="en-IN"/>
+        </w:rPr>
+        <w:t>filter</w:t>
+      </w:r>
+      <w:proofErr w:type="spellEnd"/>
+      <w:r>
+        <w:rPr>
+          <w:lang w:eastAsia="en-IN"/>
+        </w:rPr>
+        <w:t>((</w:t>
+      </w:r>
+      <w:r>
+        <w:rPr>
+          <w:color w:val="953800"/>
+          <w:lang w:eastAsia="en-IN"/>
+        </w:rPr>
+        <w:t>s</w:t>
+      </w:r>
+      <w:r>
+        <w:rPr>
+          <w:lang w:eastAsia="en-IN"/>
+        </w:rPr>
+        <w:t xml:space="preserve">) </w:t>
+      </w:r>
+      <w:r>
+        <w:rPr>
+          <w:color w:val="CF222E"/>
+          <w:lang w:eastAsia="en-IN"/>
+        </w:rPr>
+        <w:t>=&gt;</w:t>
+      </w:r>
+      <w:r>
+        <w:rPr>
+          <w:lang w:eastAsia="en-IN"/>
+        </w:rPr>
+        <w:t xml:space="preserve"> </w:t>
+      </w:r>
+      <w:r>
+        <w:rPr>
+          <w:color w:val="953800"/>
+          <w:lang w:eastAsia="en-IN"/>
+        </w:rPr>
+        <w:t>s</w:t>
+      </w:r>
+      <w:r>
+        <w:rPr>
+          <w:lang w:eastAsia="en-IN"/>
+        </w:rPr>
+        <w:t xml:space="preserve"> </w:t>
+      </w:r>
+      <w:r>
+        <w:rPr>
+          <w:color w:val="000000"/>
+          <w:lang w:eastAsia="en-IN"/>
+        </w:rPr>
+        <w:t>!==</w:t>
+      </w:r>
+      <w:r>
+        <w:rPr>
+          <w:lang w:eastAsia="en-IN"/>
+        </w:rPr>
+        <w:t xml:space="preserve"> </w:t>
+      </w:r>
+      <w:r>
+        <w:rPr>
+          <w:color w:val="0550AE"/>
+          <w:lang w:eastAsia="en-IN"/>
+        </w:rPr>
+        <w:t>value</w:t>
+      </w:r>
+      <w:r>
+        <w:rPr>
+          <w:lang w:eastAsia="en-IN"/>
+        </w:rPr>
+        <w:t>)</w:t>
+      </w:r>
+    </w:p>
+    <w:p>
+      <w:pPr>
+        <w:pStyle w:val="NoSpacing"/>
+        <w:rPr>
+          <w:color w:val="202020"/>
+          <w:lang w:eastAsia="en-IN"/>
+        </w:rPr>
+      </w:pPr>
+      <w:r>
+        <w:rPr>
+          <w:lang w:eastAsia="en-IN"/>
+        </w:rPr>
+        <w:t>          };</w:t>
+      </w:r>
+    </w:p>
+    <w:p>
+      <w:pPr>
+        <w:pStyle w:val="NoSpacing"/>
+        <w:rPr>
+          <w:color w:val="202020"/>
+          <w:lang w:eastAsia="en-IN"/>
+        </w:rPr>
+      </w:pPr>
+      <w:r>
+        <w:rPr>
+          <w:lang w:eastAsia="en-IN"/>
+        </w:rPr>
+        <w:t>        }</w:t>
+      </w:r>
+    </w:p>
+    <w:p>
+      <w:pPr>
+        <w:pStyle w:val="NoSpacing"/>
+        <w:rPr>
+          <w:color w:val="202020"/>
+          <w:lang w:eastAsia="en-IN"/>
+        </w:rPr>
+      </w:pPr>
+      <w:r>
+        <w:rPr>
+          <w:lang w:eastAsia="en-IN"/>
+        </w:rPr>
+        <w:t>      });</w:t>
+      </w:r>
+    </w:p>
+    <w:p>
+      <w:pPr>
+        <w:pStyle w:val="NoSpacing"/>
+        <w:rPr>
+          <w:color w:val="202020"/>
+          <w:lang w:eastAsia="en-IN"/>
+        </w:rPr>
+      </w:pPr>
+      <w:r>
+        <w:rPr>
+          <w:lang w:eastAsia="en-IN"/>
+        </w:rPr>
+        <w:t xml:space="preserve">    } </w:t>
+      </w:r>
+      <w:r>
+        <w:rPr>
+          <w:color w:val="AF00DB"/>
+          <w:lang w:eastAsia="en-IN"/>
+        </w:rPr>
+        <w:t>else</w:t>
+      </w:r>
+      <w:r>
+        <w:rPr>
+          <w:lang w:eastAsia="en-IN"/>
+        </w:rPr>
+        <w:t xml:space="preserve"> {</w:t>
+      </w:r>
+    </w:p>
+    <w:p>
+      <w:pPr>
+        <w:pStyle w:val="NoSpacing"/>
+        <w:rPr>
+          <w:color w:val="202020"/>
+          <w:lang w:eastAsia="en-IN"/>
+        </w:rPr>
+      </w:pPr>
+      <w:r>
+        <w:rPr>
+          <w:lang w:eastAsia="en-IN"/>
+        </w:rPr>
+        <w:t xml:space="preserve">      </w:t>
+      </w:r>
+      <w:proofErr w:type="spellStart"/>
+      <w:r>
+        <w:rPr>
+          <w:color w:val="8250DF"/>
+          <w:lang w:eastAsia="en-IN"/>
+        </w:rPr>
+        <w:t>setFormData</w:t>
+      </w:r>
+      <w:proofErr w:type="spellEnd"/>
+      <w:r>
+        <w:rPr>
+          <w:lang w:eastAsia="en-IN"/>
+        </w:rPr>
+        <w:t>((</w:t>
+      </w:r>
+      <w:proofErr w:type="spellStart"/>
+      <w:r>
+        <w:rPr>
+          <w:color w:val="953800"/>
+          <w:lang w:eastAsia="en-IN"/>
+        </w:rPr>
+        <w:t>prev</w:t>
+      </w:r>
+      <w:proofErr w:type="spellEnd"/>
+      <w:r>
+        <w:rPr>
+          <w:lang w:eastAsia="en-IN"/>
+        </w:rPr>
+        <w:t xml:space="preserve">) </w:t>
+      </w:r>
+      <w:r>
+        <w:rPr>
+          <w:color w:val="CF222E"/>
+          <w:lang w:eastAsia="en-IN"/>
+        </w:rPr>
+        <w:t>=&gt;</w:t>
+      </w:r>
+      <w:r>
+        <w:rPr>
+          <w:lang w:eastAsia="en-IN"/>
+        </w:rPr>
+        <w:t xml:space="preserve"> ({</w:t>
+      </w:r>
+    </w:p>
+    <w:p>
+      <w:pPr>
+        <w:pStyle w:val="NoSpacing"/>
+        <w:rPr>
+          <w:color w:val="202020"/>
+          <w:lang w:eastAsia="en-IN"/>
+        </w:rPr>
+      </w:pPr>
+      <w:r>
+        <w:rPr>
+          <w:lang w:eastAsia="en-IN"/>
+        </w:rPr>
+        <w:t xml:space="preserve">        </w:t>
+      </w:r>
+      <w:r>
+        <w:rPr>
+          <w:color w:val="000000"/>
+          <w:lang w:eastAsia="en-IN"/>
+        </w:rPr>
+        <w:t>...</w:t>
+      </w:r>
+      <w:proofErr w:type="spellStart"/>
+      <w:r>
+        <w:rPr>
+          <w:color w:val="953800"/>
+          <w:lang w:eastAsia="en-IN"/>
+        </w:rPr>
+        <w:t>prev</w:t>
+      </w:r>
+      <w:proofErr w:type="spellEnd"/>
+      <w:r>
+        <w:rPr>
+          <w:lang w:eastAsia="en-IN"/>
+        </w:rPr>
+        <w:t>,</w:t>
+      </w:r>
+    </w:p>
+    <w:p>
+      <w:pPr>
+        <w:pStyle w:val="NoSpacing"/>
+        <w:rPr>
+          <w:color w:val="202020"/>
+          <w:lang w:eastAsia="en-IN"/>
+        </w:rPr>
+      </w:pPr>
+      <w:r>
+        <w:rPr>
+          <w:lang w:eastAsia="en-IN"/>
+        </w:rPr>
+        <w:t xml:space="preserve">        </w:t>
+      </w:r>
+      <w:r>
+        <w:rPr>
+          <w:color w:val="001080"/>
+          <w:lang w:eastAsia="en-IN"/>
+        </w:rPr>
+        <w:t>[</w:t>
+      </w:r>
+      <w:r>
+        <w:rPr>
+          <w:color w:val="0550AE"/>
+          <w:lang w:eastAsia="en-IN"/>
+        </w:rPr>
+        <w:t>name</w:t>
+      </w:r>
+      <w:r>
+        <w:rPr>
+          <w:color w:val="001080"/>
+          <w:lang w:eastAsia="en-IN"/>
+        </w:rPr>
+        <w:t>]:</w:t>
+      </w:r>
+      <w:r>
+        <w:rPr>
+          <w:lang w:eastAsia="en-IN"/>
+        </w:rPr>
+        <w:t xml:space="preserve"> </w:t>
+      </w:r>
+      <w:r>
+        <w:rPr>
+          <w:color w:val="0550AE"/>
+          <w:lang w:eastAsia="en-IN"/>
+        </w:rPr>
+        <w:t>value</w:t>
+      </w:r>
+    </w:p>
+    <w:p>
+      <w:pPr>
+        <w:pStyle w:val="NoSpacing"/>
+        <w:rPr>
+          <w:color w:val="202020"/>
+          <w:lang w:eastAsia="en-IN"/>
+        </w:rPr>
+      </w:pPr>
+      <w:r>
+        <w:rPr>
+          <w:lang w:eastAsia="en-IN"/>
+        </w:rPr>
+        <w:t>      }));</w:t>
+      </w:r>
+    </w:p>
+    <w:p>
+      <w:pPr>
+        <w:pStyle w:val="NoSpacing"/>
+        <w:rPr>
+          <w:color w:val="202020"/>
+          <w:lang w:eastAsia="en-IN"/>
+        </w:rPr>
+      </w:pPr>
+      <w:r>
+        <w:rPr>
+          <w:lang w:eastAsia="en-IN"/>
+        </w:rPr>
+        <w:t>    }</w:t>
+      </w:r>
+    </w:p>
+    <w:p>
+      <w:pPr>
+        <w:pStyle w:val="NoSpacing"/>
+        <w:rPr>
+          <w:color w:val="202020"/>
+          <w:lang w:eastAsia="en-IN"/>
+        </w:rPr>
+      </w:pPr>
+    </w:p>
+    <w:p>
+      <w:pPr>
+        <w:pStyle w:val="NoSpacing"/>
+        <w:rPr>
+          <w:color w:val="202020"/>
+          <w:lang w:eastAsia="en-IN"/>
+        </w:rPr>
+      </w:pPr>
+      <w:r>
+        <w:rPr>
+          <w:lang w:eastAsia="en-IN"/>
+        </w:rPr>
+        <w:t xml:space="preserve">    </w:t>
+      </w:r>
+      <w:r>
+        <w:rPr>
+          <w:color w:val="6E7781"/>
+          <w:lang w:eastAsia="en-IN"/>
+        </w:rPr>
+        <w:t xml:space="preserve">// </w:t>
+      </w:r>
+      <w:r>
+        <w:rPr>
+          <w:rFonts w:ascii="Segoe UI Emoji" w:hAnsi="Segoe UI Emoji" w:cs="Segoe UI Emoji"/>
+          <w:color w:val="6E7781"/>
+          <w:lang w:eastAsia="en-IN"/>
+        </w:rPr>
+        <w:t>🔹</w:t>
+      </w:r>
+      <w:r>
+        <w:rPr>
+          <w:color w:val="6E7781"/>
+          <w:lang w:eastAsia="en-IN"/>
+        </w:rPr>
+        <w:t xml:space="preserve"> Clear error on change</w:t>
+      </w:r>
+    </w:p>
+    <w:p>
+      <w:pPr>
+        <w:pStyle w:val="NoSpacing"/>
+        <w:rPr>
+          <w:color w:val="202020"/>
+          <w:lang w:eastAsia="en-IN"/>
+        </w:rPr>
+      </w:pPr>
+      <w:r>
+        <w:rPr>
+          <w:lang w:eastAsia="en-IN"/>
+        </w:rPr>
+        <w:t xml:space="preserve">    </w:t>
+      </w:r>
+      <w:proofErr w:type="spellStart"/>
+      <w:r>
+        <w:rPr>
+          <w:color w:val="8250DF"/>
+          <w:lang w:eastAsia="en-IN"/>
+        </w:rPr>
+        <w:t>setErrors</w:t>
+      </w:r>
+      <w:proofErr w:type="spellEnd"/>
+      <w:r>
+        <w:rPr>
+          <w:lang w:eastAsia="en-IN"/>
+        </w:rPr>
+        <w:t>((</w:t>
+      </w:r>
+      <w:proofErr w:type="spellStart"/>
+      <w:r>
+        <w:rPr>
+          <w:color w:val="953800"/>
+          <w:lang w:eastAsia="en-IN"/>
+        </w:rPr>
+        <w:t>prev</w:t>
+      </w:r>
+      <w:proofErr w:type="spellEnd"/>
+      <w:r>
+        <w:rPr>
+          <w:lang w:eastAsia="en-IN"/>
+        </w:rPr>
+        <w:t xml:space="preserve">) </w:t>
+      </w:r>
+      <w:r>
+        <w:rPr>
+          <w:color w:val="CF222E"/>
+          <w:lang w:eastAsia="en-IN"/>
+        </w:rPr>
+        <w:t>=&gt;</w:t>
+      </w:r>
+      <w:r>
+        <w:rPr>
+          <w:lang w:eastAsia="en-IN"/>
+        </w:rPr>
+        <w:t xml:space="preserve"> ({</w:t>
+      </w:r>
+    </w:p>
+    <w:p>
+      <w:pPr>
+        <w:pStyle w:val="NoSpacing"/>
+        <w:rPr>
+          <w:color w:val="202020"/>
+          <w:lang w:eastAsia="en-IN"/>
+        </w:rPr>
+      </w:pPr>
+      <w:r>
+        <w:rPr>
+          <w:lang w:eastAsia="en-IN"/>
+        </w:rPr>
+        <w:t xml:space="preserve">      </w:t>
+      </w:r>
+      <w:r>
+        <w:rPr>
+          <w:color w:val="000000"/>
+          <w:lang w:eastAsia="en-IN"/>
+        </w:rPr>
+        <w:t>...</w:t>
+      </w:r>
+      <w:proofErr w:type="spellStart"/>
+      <w:r>
+        <w:rPr>
+          <w:color w:val="953800"/>
+          <w:lang w:eastAsia="en-IN"/>
+        </w:rPr>
+        <w:t>prev</w:t>
+      </w:r>
+      <w:proofErr w:type="spellEnd"/>
+      <w:r>
+        <w:rPr>
+          <w:lang w:eastAsia="en-IN"/>
+        </w:rPr>
+        <w:t>,</w:t>
+      </w:r>
+    </w:p>
+    <w:p>
+      <w:pPr>
+        <w:pStyle w:val="NoSpacing"/>
+        <w:rPr>
+          <w:color w:val="202020"/>
+          <w:lang w:eastAsia="en-IN"/>
+        </w:rPr>
+      </w:pPr>
+      <w:r>
+        <w:rPr>
+          <w:lang w:eastAsia="en-IN"/>
+        </w:rPr>
+        <w:t xml:space="preserve">      </w:t>
+      </w:r>
+      <w:r>
+        <w:rPr>
+          <w:color w:val="001080"/>
+          <w:lang w:eastAsia="en-IN"/>
+        </w:rPr>
+        <w:t>[</w:t>
+      </w:r>
+      <w:r>
+        <w:rPr>
+          <w:color w:val="0550AE"/>
+          <w:lang w:eastAsia="en-IN"/>
+        </w:rPr>
+        <w:t>name</w:t>
+      </w:r>
+      <w:r>
+        <w:rPr>
+          <w:color w:val="001080"/>
+          <w:lang w:eastAsia="en-IN"/>
+        </w:rPr>
+        <w:t>]:</w:t>
+      </w:r>
+      <w:r>
+        <w:rPr>
+          <w:lang w:eastAsia="en-IN"/>
+        </w:rPr>
+        <w:t xml:space="preserve"> </w:t>
+      </w:r>
+      <w:r>
+        <w:rPr>
+          <w:color w:val="0A3069"/>
+          <w:lang w:eastAsia="en-IN"/>
+        </w:rPr>
+        <w:t>""</w:t>
+      </w:r>
+    </w:p>
+    <w:p>
+      <w:pPr>
+        <w:pStyle w:val="NoSpacing"/>
+        <w:rPr>
+          <w:color w:val="202020"/>
+          <w:lang w:eastAsia="en-IN"/>
+        </w:rPr>
+      </w:pPr>
+      <w:r>
+        <w:rPr>
+          <w:lang w:eastAsia="en-IN"/>
+        </w:rPr>
+        <w:t>    }));</w:t>
+      </w:r>
+    </w:p>
+    <w:p>
+      <w:pPr>
+        <w:pStyle w:val="NoSpacing"/>
+        <w:rPr>
+          <w:color w:val="202020"/>
+          <w:lang w:eastAsia="en-IN"/>
+        </w:rPr>
+      </w:pPr>
+      <w:r>
+        <w:rPr>
+          <w:lang w:eastAsia="en-IN"/>
+        </w:rPr>
+        <w:lastRenderedPageBreak/>
+        <w:t>  };</w:t>
+      </w:r>
+    </w:p>
+    <w:p>
+      <w:pPr>
+        <w:pStyle w:val="NoSpacing"/>
+        <w:rPr>
+          <w:color w:val="202020"/>
+          <w:lang w:eastAsia="en-IN"/>
+        </w:rPr>
+      </w:pPr>
+    </w:p>
+    <w:p>
+      <w:pPr>
+        <w:pStyle w:val="NoSpacing"/>
+        <w:rPr>
+          <w:color w:val="202020"/>
+          <w:lang w:eastAsia="en-IN"/>
+        </w:rPr>
+      </w:pPr>
+      <w:r>
+        <w:rPr>
+          <w:lang w:eastAsia="en-IN"/>
+        </w:rPr>
+        <w:t xml:space="preserve">  </w:t>
+      </w:r>
+      <w:r>
+        <w:rPr>
+          <w:color w:val="AF00DB"/>
+          <w:lang w:eastAsia="en-IN"/>
+        </w:rPr>
+        <w:t>return</w:t>
+      </w:r>
+      <w:r>
+        <w:rPr>
+          <w:lang w:eastAsia="en-IN"/>
+        </w:rPr>
+        <w:t xml:space="preserve"> (</w:t>
+      </w:r>
+    </w:p>
+    <w:p>
+      <w:pPr>
+        <w:pStyle w:val="NoSpacing"/>
+        <w:rPr>
+          <w:color w:val="202020"/>
+          <w:lang w:eastAsia="en-IN"/>
+        </w:rPr>
+      </w:pPr>
+      <w:r>
+        <w:rPr>
+          <w:lang w:eastAsia="en-IN"/>
+        </w:rPr>
+        <w:t xml:space="preserve">    </w:t>
+      </w:r>
+      <w:r>
+        <w:rPr>
+          <w:color w:val="800000"/>
+          <w:lang w:eastAsia="en-IN"/>
+        </w:rPr>
+        <w:t>&lt;</w:t>
+      </w:r>
+      <w:r>
+        <w:rPr>
+          <w:color w:val="116329"/>
+          <w:lang w:eastAsia="en-IN"/>
+        </w:rPr>
+        <w:t>div</w:t>
+      </w:r>
+      <w:r>
+        <w:rPr>
+          <w:color w:val="800000"/>
+          <w:lang w:eastAsia="en-IN"/>
+        </w:rPr>
+        <w:t>&gt;</w:t>
+      </w:r>
+    </w:p>
+    <w:p>
+      <w:pPr>
+        <w:pStyle w:val="NoSpacing"/>
+        <w:rPr>
+          <w:color w:val="202020"/>
+          <w:lang w:eastAsia="en-IN"/>
+        </w:rPr>
+      </w:pPr>
+      <w:r>
+        <w:rPr>
+          <w:lang w:eastAsia="en-IN"/>
+        </w:rPr>
+        <w:t xml:space="preserve">      </w:t>
+      </w:r>
+      <w:r>
+        <w:rPr>
+          <w:color w:val="800000"/>
+          <w:lang w:eastAsia="en-IN"/>
+        </w:rPr>
+        <w:t>&lt;</w:t>
+      </w:r>
+      <w:r>
+        <w:rPr>
+          <w:color w:val="116329"/>
+          <w:lang w:eastAsia="en-IN"/>
+        </w:rPr>
+        <w:t>form</w:t>
+      </w:r>
+      <w:r>
+        <w:rPr>
+          <w:lang w:eastAsia="en-IN"/>
+        </w:rPr>
+        <w:t xml:space="preserve"> </w:t>
+      </w:r>
+      <w:proofErr w:type="spellStart"/>
+      <w:r>
+        <w:rPr>
+          <w:color w:val="E50000"/>
+          <w:lang w:eastAsia="en-IN"/>
+        </w:rPr>
+        <w:t>onSubmit</w:t>
+      </w:r>
+      <w:proofErr w:type="spellEnd"/>
+      <w:r>
+        <w:rPr>
+          <w:color w:val="000000"/>
+          <w:lang w:eastAsia="en-IN"/>
+        </w:rPr>
+        <w:t>=</w:t>
+      </w:r>
+      <w:r>
+        <w:rPr>
+          <w:color w:val="CF222E"/>
+          <w:lang w:eastAsia="en-IN"/>
+        </w:rPr>
+        <w:t>{</w:t>
+      </w:r>
+      <w:proofErr w:type="spellStart"/>
+      <w:r>
+        <w:rPr>
+          <w:color w:val="8250DF"/>
+          <w:lang w:eastAsia="en-IN"/>
+        </w:rPr>
+        <w:t>handleSubmit</w:t>
+      </w:r>
+      <w:proofErr w:type="spellEnd"/>
+      <w:r>
+        <w:rPr>
+          <w:color w:val="CF222E"/>
+          <w:lang w:eastAsia="en-IN"/>
+        </w:rPr>
+        <w:t>}</w:t>
+      </w:r>
+      <w:r>
+        <w:rPr>
+          <w:color w:val="800000"/>
+          <w:lang w:eastAsia="en-IN"/>
+        </w:rPr>
+        <w:t>&gt;</w:t>
+      </w:r>
+    </w:p>
+    <w:p>
+      <w:pPr>
+        <w:pStyle w:val="NoSpacing"/>
+        <w:rPr>
+          <w:color w:val="202020"/>
+          <w:lang w:eastAsia="en-IN"/>
+        </w:rPr>
+      </w:pPr>
+      <w:r>
+        <w:rPr>
+          <w:lang w:eastAsia="en-IN"/>
+        </w:rPr>
+        <w:t>        Name:</w:t>
+      </w:r>
+    </w:p>
+    <w:p>
+      <w:pPr>
+        <w:pStyle w:val="NoSpacing"/>
+        <w:rPr>
+          <w:color w:val="202020"/>
+          <w:lang w:eastAsia="en-IN"/>
+        </w:rPr>
+      </w:pPr>
+      <w:r>
+        <w:rPr>
+          <w:lang w:eastAsia="en-IN"/>
+        </w:rPr>
+        <w:t xml:space="preserve">        </w:t>
+      </w:r>
+      <w:r>
+        <w:rPr>
+          <w:color w:val="800000"/>
+          <w:lang w:eastAsia="en-IN"/>
+        </w:rPr>
+        <w:t>&lt;</w:t>
+      </w:r>
+      <w:r>
+        <w:rPr>
+          <w:color w:val="116329"/>
+          <w:lang w:eastAsia="en-IN"/>
+        </w:rPr>
+        <w:t>input</w:t>
+      </w:r>
+      <w:r>
+        <w:rPr>
+          <w:lang w:eastAsia="en-IN"/>
+        </w:rPr>
+        <w:t xml:space="preserve"> </w:t>
+      </w:r>
+      <w:r>
+        <w:rPr>
+          <w:color w:val="E50000"/>
+          <w:lang w:eastAsia="en-IN"/>
+        </w:rPr>
+        <w:t>type</w:t>
+      </w:r>
+      <w:r>
+        <w:rPr>
+          <w:color w:val="000000"/>
+          <w:lang w:eastAsia="en-IN"/>
+        </w:rPr>
+        <w:t>=</w:t>
+      </w:r>
+      <w:r>
+        <w:rPr>
+          <w:color w:val="0A3069"/>
+          <w:lang w:eastAsia="en-IN"/>
+        </w:rPr>
+        <w:t>"text"</w:t>
+      </w:r>
+      <w:r>
+        <w:rPr>
+          <w:lang w:eastAsia="en-IN"/>
+        </w:rPr>
+        <w:t xml:space="preserve"> </w:t>
+      </w:r>
+      <w:r>
+        <w:rPr>
+          <w:color w:val="E50000"/>
+          <w:lang w:eastAsia="en-IN"/>
+        </w:rPr>
+        <w:t>name</w:t>
+      </w:r>
+      <w:r>
+        <w:rPr>
+          <w:color w:val="000000"/>
+          <w:lang w:eastAsia="en-IN"/>
+        </w:rPr>
+        <w:t>=</w:t>
+      </w:r>
+      <w:r>
+        <w:rPr>
+          <w:color w:val="0A3069"/>
+          <w:lang w:eastAsia="en-IN"/>
+        </w:rPr>
+        <w:t>"name"</w:t>
+      </w:r>
+      <w:r>
+        <w:rPr>
+          <w:lang w:eastAsia="en-IN"/>
+        </w:rPr>
+        <w:t xml:space="preserve"> </w:t>
+      </w:r>
+      <w:r>
+        <w:rPr>
+          <w:color w:val="E50000"/>
+          <w:lang w:eastAsia="en-IN"/>
+        </w:rPr>
+        <w:t>value</w:t>
+      </w:r>
+      <w:r>
+        <w:rPr>
+          <w:color w:val="000000"/>
+          <w:lang w:eastAsia="en-IN"/>
+        </w:rPr>
+        <w:t>=</w:t>
+      </w:r>
+      <w:r>
+        <w:rPr>
+          <w:color w:val="CF222E"/>
+          <w:lang w:eastAsia="en-IN"/>
+        </w:rPr>
+        <w:t>{</w:t>
+      </w:r>
+      <w:r>
+        <w:rPr>
+          <w:color w:val="0550AE"/>
+          <w:lang w:eastAsia="en-IN"/>
+        </w:rPr>
+        <w:t>formData</w:t>
+      </w:r>
+      <w:r>
+        <w:rPr>
+          <w:lang w:eastAsia="en-IN"/>
+        </w:rPr>
+        <w:t>.name</w:t>
+      </w:r>
+      <w:r>
+        <w:rPr>
+          <w:color w:val="CF222E"/>
+          <w:lang w:eastAsia="en-IN"/>
+        </w:rPr>
+        <w:t>}</w:t>
+      </w:r>
+      <w:r>
+        <w:rPr>
+          <w:lang w:eastAsia="en-IN"/>
+        </w:rPr>
+        <w:t xml:space="preserve"> </w:t>
+      </w:r>
+      <w:proofErr w:type="spellStart"/>
+      <w:r>
+        <w:rPr>
+          <w:color w:val="E50000"/>
+          <w:lang w:eastAsia="en-IN"/>
+        </w:rPr>
+        <w:t>onChange</w:t>
+      </w:r>
+      <w:proofErr w:type="spellEnd"/>
+      <w:r>
+        <w:rPr>
+          <w:color w:val="000000"/>
+          <w:lang w:eastAsia="en-IN"/>
+        </w:rPr>
+        <w:t>=</w:t>
+      </w:r>
+      <w:r>
+        <w:rPr>
+          <w:color w:val="CF222E"/>
+          <w:lang w:eastAsia="en-IN"/>
+        </w:rPr>
+        <w:t>{</w:t>
+      </w:r>
+      <w:proofErr w:type="spellStart"/>
+      <w:r>
+        <w:rPr>
+          <w:color w:val="8250DF"/>
+          <w:lang w:eastAsia="en-IN"/>
+        </w:rPr>
+        <w:t>handleChange</w:t>
+      </w:r>
+      <w:proofErr w:type="spellEnd"/>
+      <w:r>
+        <w:rPr>
+          <w:color w:val="CF222E"/>
+          <w:lang w:eastAsia="en-IN"/>
+        </w:rPr>
+        <w:t>}</w:t>
+      </w:r>
+      <w:r>
+        <w:rPr>
+          <w:lang w:eastAsia="en-IN"/>
+        </w:rPr>
+        <w:t xml:space="preserve"> </w:t>
+      </w:r>
+      <w:r>
+        <w:rPr>
+          <w:color w:val="800000"/>
+          <w:lang w:eastAsia="en-IN"/>
+        </w:rPr>
+        <w:t>/&gt;</w:t>
+      </w:r>
+    </w:p>
+    <w:p>
+      <w:pPr>
+        <w:pStyle w:val="NoSpacing"/>
+        <w:rPr>
+          <w:color w:val="202020"/>
+          <w:lang w:eastAsia="en-IN"/>
+        </w:rPr>
+      </w:pPr>
+      <w:r>
+        <w:rPr>
+          <w:lang w:eastAsia="en-IN"/>
+        </w:rPr>
+        <w:t xml:space="preserve">        </w:t>
+      </w:r>
+      <w:r>
+        <w:rPr>
+          <w:color w:val="800000"/>
+          <w:lang w:eastAsia="en-IN"/>
+        </w:rPr>
+        <w:t>&lt;</w:t>
+      </w:r>
+      <w:r>
+        <w:rPr>
+          <w:color w:val="116329"/>
+          <w:lang w:eastAsia="en-IN"/>
+        </w:rPr>
+        <w:t>span</w:t>
+      </w:r>
+      <w:r>
+        <w:rPr>
+          <w:lang w:eastAsia="en-IN"/>
+        </w:rPr>
+        <w:t xml:space="preserve"> </w:t>
+      </w:r>
+      <w:r>
+        <w:rPr>
+          <w:color w:val="E50000"/>
+          <w:lang w:eastAsia="en-IN"/>
+        </w:rPr>
+        <w:t>style</w:t>
+      </w:r>
+      <w:proofErr w:type="gramStart"/>
+      <w:r>
+        <w:rPr>
+          <w:color w:val="000000"/>
+          <w:lang w:eastAsia="en-IN"/>
+        </w:rPr>
+        <w:t>=</w:t>
+      </w:r>
+      <w:r>
+        <w:rPr>
+          <w:color w:val="CF222E"/>
+          <w:lang w:eastAsia="en-IN"/>
+        </w:rPr>
+        <w:t>{</w:t>
+      </w:r>
+      <w:proofErr w:type="gramEnd"/>
+      <w:r>
+        <w:rPr>
+          <w:lang w:eastAsia="en-IN"/>
+        </w:rPr>
+        <w:t xml:space="preserve">{ </w:t>
+      </w:r>
+      <w:proofErr w:type="spellStart"/>
+      <w:r>
+        <w:rPr>
+          <w:lang w:eastAsia="en-IN"/>
+        </w:rPr>
+        <w:t>color</w:t>
+      </w:r>
+      <w:proofErr w:type="spellEnd"/>
+      <w:r>
+        <w:rPr>
+          <w:color w:val="001080"/>
+          <w:lang w:eastAsia="en-IN"/>
+        </w:rPr>
+        <w:t>:</w:t>
+      </w:r>
+      <w:r>
+        <w:rPr>
+          <w:lang w:eastAsia="en-IN"/>
+        </w:rPr>
+        <w:t xml:space="preserve"> </w:t>
+      </w:r>
+      <w:r>
+        <w:rPr>
+          <w:color w:val="0A3069"/>
+          <w:lang w:eastAsia="en-IN"/>
+        </w:rPr>
+        <w:t>"red"</w:t>
+      </w:r>
+      <w:r>
+        <w:rPr>
+          <w:lang w:eastAsia="en-IN"/>
+        </w:rPr>
+        <w:t xml:space="preserve"> }</w:t>
+      </w:r>
+      <w:r>
+        <w:rPr>
+          <w:color w:val="CF222E"/>
+          <w:lang w:eastAsia="en-IN"/>
+        </w:rPr>
+        <w:t>}</w:t>
+      </w:r>
+      <w:r>
+        <w:rPr>
+          <w:color w:val="800000"/>
+          <w:lang w:eastAsia="en-IN"/>
+        </w:rPr>
+        <w:t>&gt;</w:t>
+      </w:r>
+      <w:r>
+        <w:rPr>
+          <w:color w:val="CF222E"/>
+          <w:lang w:eastAsia="en-IN"/>
+        </w:rPr>
+        <w:t>{</w:t>
+      </w:r>
+      <w:r>
+        <w:rPr>
+          <w:color w:val="0550AE"/>
+          <w:lang w:eastAsia="en-IN"/>
+        </w:rPr>
+        <w:t>errors</w:t>
+      </w:r>
+      <w:r>
+        <w:rPr>
+          <w:lang w:eastAsia="en-IN"/>
+        </w:rPr>
+        <w:t>.name</w:t>
+      </w:r>
+      <w:r>
+        <w:rPr>
+          <w:color w:val="CF222E"/>
+          <w:lang w:eastAsia="en-IN"/>
+        </w:rPr>
+        <w:t>}</w:t>
+      </w:r>
+      <w:r>
+        <w:rPr>
+          <w:color w:val="800000"/>
+          <w:lang w:eastAsia="en-IN"/>
+        </w:rPr>
+        <w:t>&lt;/</w:t>
+      </w:r>
+      <w:r>
+        <w:rPr>
+          <w:color w:val="116329"/>
+          <w:lang w:eastAsia="en-IN"/>
+        </w:rPr>
+        <w:t>span</w:t>
+      </w:r>
+      <w:r>
+        <w:rPr>
+          <w:color w:val="800000"/>
+          <w:lang w:eastAsia="en-IN"/>
+        </w:rPr>
+        <w:t>&gt;</w:t>
+      </w:r>
+    </w:p>
+    <w:p>
+      <w:pPr>
+        <w:pStyle w:val="NoSpacing"/>
+        <w:rPr>
+          <w:color w:val="202020"/>
+          <w:lang w:eastAsia="en-IN"/>
+        </w:rPr>
+      </w:pPr>
+      <w:r>
+        <w:rPr>
+          <w:lang w:eastAsia="en-IN"/>
+        </w:rPr>
+        <w:t xml:space="preserve">        </w:t>
+      </w:r>
+      <w:r>
+        <w:rPr>
+          <w:color w:val="800000"/>
+          <w:lang w:eastAsia="en-IN"/>
+        </w:rPr>
+        <w:t>&lt;</w:t>
+      </w:r>
+      <w:proofErr w:type="spellStart"/>
+      <w:r>
+        <w:rPr>
+          <w:color w:val="116329"/>
+          <w:lang w:eastAsia="en-IN"/>
+        </w:rPr>
+        <w:t>br</w:t>
+      </w:r>
+      <w:proofErr w:type="spellEnd"/>
+      <w:r>
+        <w:rPr>
+          <w:lang w:eastAsia="en-IN"/>
+        </w:rPr>
+        <w:t xml:space="preserve"> </w:t>
+      </w:r>
+      <w:r>
+        <w:rPr>
+          <w:color w:val="800000"/>
+          <w:lang w:eastAsia="en-IN"/>
+        </w:rPr>
+        <w:t>/&gt;</w:t>
+      </w:r>
+    </w:p>
+    <w:p>
+      <w:pPr>
+        <w:pStyle w:val="NoSpacing"/>
+        <w:rPr>
+          <w:color w:val="202020"/>
+          <w:lang w:eastAsia="en-IN"/>
+        </w:rPr>
+      </w:pPr>
+    </w:p>
+    <w:p>
+      <w:pPr>
+        <w:pStyle w:val="NoSpacing"/>
+        <w:rPr>
+          <w:color w:val="202020"/>
+          <w:lang w:eastAsia="en-IN"/>
+        </w:rPr>
+      </w:pPr>
+      <w:r>
+        <w:rPr>
+          <w:lang w:eastAsia="en-IN"/>
+        </w:rPr>
+        <w:t>        Email:</w:t>
+      </w:r>
+    </w:p>
+    <w:p>
+      <w:pPr>
+        <w:pStyle w:val="NoSpacing"/>
+        <w:rPr>
+          <w:color w:val="202020"/>
+          <w:lang w:eastAsia="en-IN"/>
+        </w:rPr>
+      </w:pPr>
+      <w:r>
+        <w:rPr>
+          <w:lang w:eastAsia="en-IN"/>
+        </w:rPr>
+        <w:t xml:space="preserve">        </w:t>
+      </w:r>
+      <w:r>
+        <w:rPr>
+          <w:color w:val="800000"/>
+          <w:lang w:eastAsia="en-IN"/>
+        </w:rPr>
+        <w:t>&lt;</w:t>
+      </w:r>
+      <w:r>
+        <w:rPr>
+          <w:color w:val="116329"/>
+          <w:lang w:eastAsia="en-IN"/>
+        </w:rPr>
+        <w:t>input</w:t>
+      </w:r>
+      <w:r>
+        <w:rPr>
+          <w:lang w:eastAsia="en-IN"/>
+        </w:rPr>
+        <w:t xml:space="preserve"> </w:t>
+      </w:r>
+      <w:r>
+        <w:rPr>
+          <w:color w:val="E50000"/>
+          <w:lang w:eastAsia="en-IN"/>
+        </w:rPr>
+        <w:t>type</w:t>
+      </w:r>
+      <w:r>
+        <w:rPr>
+          <w:color w:val="000000"/>
+          <w:lang w:eastAsia="en-IN"/>
+        </w:rPr>
+        <w:t>=</w:t>
+      </w:r>
+      <w:r>
+        <w:rPr>
+          <w:color w:val="0A3069"/>
+          <w:lang w:eastAsia="en-IN"/>
+        </w:rPr>
+        <w:t>"email"</w:t>
+      </w:r>
+      <w:r>
+        <w:rPr>
+          <w:lang w:eastAsia="en-IN"/>
+        </w:rPr>
+        <w:t xml:space="preserve"> </w:t>
+      </w:r>
+      <w:r>
+        <w:rPr>
+          <w:color w:val="E50000"/>
+          <w:lang w:eastAsia="en-IN"/>
+        </w:rPr>
+        <w:t>name</w:t>
+      </w:r>
+      <w:r>
+        <w:rPr>
+          <w:color w:val="000000"/>
+          <w:lang w:eastAsia="en-IN"/>
+        </w:rPr>
+        <w:t>=</w:t>
+      </w:r>
+      <w:r>
+        <w:rPr>
+          <w:color w:val="0A3069"/>
+          <w:lang w:eastAsia="en-IN"/>
+        </w:rPr>
+        <w:t>"email"</w:t>
+      </w:r>
+      <w:r>
+        <w:rPr>
+          <w:lang w:eastAsia="en-IN"/>
+        </w:rPr>
+        <w:t xml:space="preserve"> </w:t>
+      </w:r>
+      <w:r>
+        <w:rPr>
+          <w:color w:val="E50000"/>
+          <w:lang w:eastAsia="en-IN"/>
+        </w:rPr>
+        <w:t>value</w:t>
+      </w:r>
+      <w:proofErr w:type="gramStart"/>
+      <w:r>
+        <w:rPr>
+          <w:color w:val="000000"/>
+          <w:lang w:eastAsia="en-IN"/>
+        </w:rPr>
+        <w:t>=</w:t>
+      </w:r>
+      <w:r>
+        <w:rPr>
+          <w:color w:val="CF222E"/>
+          <w:lang w:eastAsia="en-IN"/>
+        </w:rPr>
+        <w:t>{</w:t>
+      </w:r>
+      <w:proofErr w:type="spellStart"/>
+      <w:proofErr w:type="gramEnd"/>
+      <w:r>
+        <w:rPr>
+          <w:color w:val="0550AE"/>
+          <w:lang w:eastAsia="en-IN"/>
+        </w:rPr>
+        <w:t>formData</w:t>
+      </w:r>
+      <w:r>
+        <w:rPr>
+          <w:lang w:eastAsia="en-IN"/>
+        </w:rPr>
+        <w:t>.email</w:t>
+      </w:r>
+      <w:proofErr w:type="spellEnd"/>
+      <w:r>
+        <w:rPr>
+          <w:color w:val="CF222E"/>
+          <w:lang w:eastAsia="en-IN"/>
+        </w:rPr>
+        <w:t>}</w:t>
+      </w:r>
+      <w:r>
+        <w:rPr>
+          <w:lang w:eastAsia="en-IN"/>
+        </w:rPr>
+        <w:t xml:space="preserve"> </w:t>
+      </w:r>
+      <w:proofErr w:type="spellStart"/>
+      <w:r>
+        <w:rPr>
+          <w:color w:val="E50000"/>
+          <w:lang w:eastAsia="en-IN"/>
+        </w:rPr>
+        <w:t>onChange</w:t>
+      </w:r>
+      <w:proofErr w:type="spellEnd"/>
+      <w:r>
+        <w:rPr>
+          <w:color w:val="000000"/>
+          <w:lang w:eastAsia="en-IN"/>
+        </w:rPr>
+        <w:t>=</w:t>
+      </w:r>
+      <w:r>
+        <w:rPr>
+          <w:color w:val="CF222E"/>
+          <w:lang w:eastAsia="en-IN"/>
+        </w:rPr>
+        <w:t>{</w:t>
+      </w:r>
+      <w:proofErr w:type="spellStart"/>
+      <w:r>
+        <w:rPr>
+          <w:color w:val="8250DF"/>
+          <w:lang w:eastAsia="en-IN"/>
+        </w:rPr>
+        <w:t>handleChange</w:t>
+      </w:r>
+      <w:proofErr w:type="spellEnd"/>
+      <w:r>
+        <w:rPr>
+          <w:color w:val="CF222E"/>
+          <w:lang w:eastAsia="en-IN"/>
+        </w:rPr>
+        <w:t>}</w:t>
+      </w:r>
+      <w:r>
+        <w:rPr>
+          <w:lang w:eastAsia="en-IN"/>
+        </w:rPr>
+        <w:t xml:space="preserve"> </w:t>
+      </w:r>
+      <w:r>
+        <w:rPr>
+          <w:color w:val="800000"/>
+          <w:lang w:eastAsia="en-IN"/>
+        </w:rPr>
+        <w:t>/&gt;</w:t>
+      </w:r>
+    </w:p>
+    <w:p>
+      <w:pPr>
+        <w:pStyle w:val="NoSpacing"/>
+        <w:rPr>
+          <w:color w:val="202020"/>
+          <w:lang w:eastAsia="en-IN"/>
+        </w:rPr>
+      </w:pPr>
+      <w:r>
+        <w:rPr>
+          <w:lang w:eastAsia="en-IN"/>
+        </w:rPr>
+        <w:t xml:space="preserve">        </w:t>
+      </w:r>
+      <w:r>
+        <w:rPr>
+          <w:color w:val="800000"/>
+          <w:lang w:eastAsia="en-IN"/>
+        </w:rPr>
+        <w:t>&lt;</w:t>
+      </w:r>
+      <w:r>
+        <w:rPr>
+          <w:color w:val="116329"/>
+          <w:lang w:eastAsia="en-IN"/>
+        </w:rPr>
+        <w:t>span</w:t>
+      </w:r>
+      <w:r>
+        <w:rPr>
+          <w:lang w:eastAsia="en-IN"/>
+        </w:rPr>
+        <w:t xml:space="preserve"> </w:t>
+      </w:r>
+      <w:r>
+        <w:rPr>
+          <w:color w:val="E50000"/>
+          <w:lang w:eastAsia="en-IN"/>
+        </w:rPr>
+        <w:t>style</w:t>
+      </w:r>
+      <w:proofErr w:type="gramStart"/>
+      <w:r>
+        <w:rPr>
+          <w:color w:val="000000"/>
+          <w:lang w:eastAsia="en-IN"/>
+        </w:rPr>
+        <w:t>=</w:t>
+      </w:r>
+      <w:r>
+        <w:rPr>
+          <w:color w:val="CF222E"/>
+          <w:lang w:eastAsia="en-IN"/>
+        </w:rPr>
+        <w:t>{</w:t>
+      </w:r>
+      <w:proofErr w:type="gramEnd"/>
+      <w:r>
+        <w:rPr>
+          <w:lang w:eastAsia="en-IN"/>
+        </w:rPr>
+        <w:t xml:space="preserve">{ </w:t>
+      </w:r>
+      <w:proofErr w:type="spellStart"/>
+      <w:r>
+        <w:rPr>
+          <w:lang w:eastAsia="en-IN"/>
+        </w:rPr>
+        <w:t>color</w:t>
+      </w:r>
+      <w:proofErr w:type="spellEnd"/>
+      <w:r>
+        <w:rPr>
+          <w:color w:val="001080"/>
+          <w:lang w:eastAsia="en-IN"/>
+        </w:rPr>
+        <w:t>:</w:t>
+      </w:r>
+      <w:r>
+        <w:rPr>
+          <w:lang w:eastAsia="en-IN"/>
+        </w:rPr>
+        <w:t xml:space="preserve"> </w:t>
+      </w:r>
+      <w:r>
+        <w:rPr>
+          <w:color w:val="0A3069"/>
+          <w:lang w:eastAsia="en-IN"/>
+        </w:rPr>
+        <w:t>"red"</w:t>
+      </w:r>
+      <w:r>
+        <w:rPr>
+          <w:lang w:eastAsia="en-IN"/>
+        </w:rPr>
+        <w:t xml:space="preserve"> }</w:t>
+      </w:r>
+      <w:r>
+        <w:rPr>
+          <w:color w:val="CF222E"/>
+          <w:lang w:eastAsia="en-IN"/>
+        </w:rPr>
+        <w:t>}</w:t>
+      </w:r>
+      <w:r>
+        <w:rPr>
+          <w:color w:val="800000"/>
+          <w:lang w:eastAsia="en-IN"/>
+        </w:rPr>
+        <w:t>&gt;</w:t>
+      </w:r>
+      <w:r>
+        <w:rPr>
+          <w:color w:val="CF222E"/>
+          <w:lang w:eastAsia="en-IN"/>
+        </w:rPr>
+        <w:t>{</w:t>
+      </w:r>
+      <w:proofErr w:type="spellStart"/>
+      <w:r>
+        <w:rPr>
+          <w:color w:val="0550AE"/>
+          <w:lang w:eastAsia="en-IN"/>
+        </w:rPr>
+        <w:t>errors</w:t>
+      </w:r>
+      <w:r>
+        <w:rPr>
+          <w:lang w:eastAsia="en-IN"/>
+        </w:rPr>
+        <w:t>.email</w:t>
+      </w:r>
+      <w:proofErr w:type="spellEnd"/>
+      <w:r>
+        <w:rPr>
+          <w:color w:val="CF222E"/>
+          <w:lang w:eastAsia="en-IN"/>
+        </w:rPr>
+        <w:t>}</w:t>
+      </w:r>
+      <w:r>
+        <w:rPr>
+          <w:color w:val="800000"/>
+          <w:lang w:eastAsia="en-IN"/>
+        </w:rPr>
+        <w:t>&lt;/</w:t>
+      </w:r>
+      <w:r>
+        <w:rPr>
+          <w:color w:val="116329"/>
+          <w:lang w:eastAsia="en-IN"/>
+        </w:rPr>
+        <w:t>span</w:t>
+      </w:r>
+      <w:r>
+        <w:rPr>
+          <w:color w:val="800000"/>
+          <w:lang w:eastAsia="en-IN"/>
+        </w:rPr>
+        <w:t>&gt;</w:t>
+      </w:r>
+    </w:p>
+    <w:p>
+      <w:pPr>
+        <w:pStyle w:val="NoSpacing"/>
+        <w:rPr>
+          <w:color w:val="202020"/>
+          <w:lang w:eastAsia="en-IN"/>
+        </w:rPr>
+      </w:pPr>
+      <w:r>
+        <w:rPr>
+          <w:lang w:eastAsia="en-IN"/>
+        </w:rPr>
+        <w:t xml:space="preserve">        </w:t>
+      </w:r>
+      <w:r>
+        <w:rPr>
+          <w:color w:val="800000"/>
+          <w:lang w:eastAsia="en-IN"/>
+        </w:rPr>
+        <w:t>&lt;</w:t>
+      </w:r>
+      <w:proofErr w:type="spellStart"/>
+      <w:r>
+        <w:rPr>
+          <w:color w:val="116329"/>
+          <w:lang w:eastAsia="en-IN"/>
+        </w:rPr>
+        <w:t>br</w:t>
+      </w:r>
+      <w:proofErr w:type="spellEnd"/>
+      <w:r>
+        <w:rPr>
+          <w:lang w:eastAsia="en-IN"/>
+        </w:rPr>
+        <w:t xml:space="preserve"> </w:t>
+      </w:r>
+      <w:r>
+        <w:rPr>
+          <w:color w:val="800000"/>
+          <w:lang w:eastAsia="en-IN"/>
+        </w:rPr>
+        <w:t>/&gt;</w:t>
+      </w:r>
+    </w:p>
+    <w:p>
+      <w:pPr>
+        <w:pStyle w:val="NoSpacing"/>
+        <w:rPr>
+          <w:color w:val="202020"/>
+          <w:lang w:eastAsia="en-IN"/>
+        </w:rPr>
+      </w:pPr>
+    </w:p>
+    <w:p>
+      <w:pPr>
+        <w:pStyle w:val="NoSpacing"/>
+        <w:rPr>
+          <w:color w:val="202020"/>
+          <w:lang w:eastAsia="en-IN"/>
+        </w:rPr>
+      </w:pPr>
+      <w:r>
+        <w:rPr>
+          <w:lang w:eastAsia="en-IN"/>
+        </w:rPr>
+        <w:t>        Password:</w:t>
+      </w:r>
+    </w:p>
+    <w:p>
+      <w:pPr>
+        <w:pStyle w:val="NoSpacing"/>
+        <w:rPr>
+          <w:color w:val="202020"/>
+          <w:lang w:eastAsia="en-IN"/>
+        </w:rPr>
+      </w:pPr>
+      <w:r>
+        <w:rPr>
+          <w:lang w:eastAsia="en-IN"/>
+        </w:rPr>
+        <w:t xml:space="preserve">        </w:t>
+      </w:r>
+      <w:r>
+        <w:rPr>
+          <w:color w:val="800000"/>
+          <w:lang w:eastAsia="en-IN"/>
+        </w:rPr>
+        <w:t>&lt;</w:t>
+      </w:r>
+      <w:r>
+        <w:rPr>
+          <w:color w:val="116329"/>
+          <w:lang w:eastAsia="en-IN"/>
+        </w:rPr>
+        <w:t>input</w:t>
+      </w:r>
+      <w:r>
+        <w:rPr>
+          <w:lang w:eastAsia="en-IN"/>
+        </w:rPr>
+        <w:t xml:space="preserve"> </w:t>
+      </w:r>
+      <w:r>
+        <w:rPr>
+          <w:color w:val="E50000"/>
+          <w:lang w:eastAsia="en-IN"/>
+        </w:rPr>
+        <w:t>type</w:t>
+      </w:r>
+      <w:r>
+        <w:rPr>
+          <w:color w:val="000000"/>
+          <w:lang w:eastAsia="en-IN"/>
+        </w:rPr>
+        <w:t>=</w:t>
+      </w:r>
+      <w:r>
+        <w:rPr>
+          <w:color w:val="0A3069"/>
+          <w:lang w:eastAsia="en-IN"/>
+        </w:rPr>
+        <w:t>"password"</w:t>
+      </w:r>
+      <w:r>
+        <w:rPr>
+          <w:lang w:eastAsia="en-IN"/>
+        </w:rPr>
+        <w:t xml:space="preserve"> </w:t>
+      </w:r>
+      <w:r>
+        <w:rPr>
+          <w:color w:val="E50000"/>
+          <w:lang w:eastAsia="en-IN"/>
+        </w:rPr>
+        <w:t>name</w:t>
+      </w:r>
+      <w:r>
+        <w:rPr>
+          <w:color w:val="000000"/>
+          <w:lang w:eastAsia="en-IN"/>
+        </w:rPr>
+        <w:t>=</w:t>
+      </w:r>
+      <w:r>
+        <w:rPr>
+          <w:color w:val="0A3069"/>
+          <w:lang w:eastAsia="en-IN"/>
+        </w:rPr>
+        <w:t>"password"</w:t>
+      </w:r>
+      <w:r>
+        <w:rPr>
+          <w:lang w:eastAsia="en-IN"/>
+        </w:rPr>
+        <w:t xml:space="preserve"> </w:t>
+      </w:r>
+      <w:r>
+        <w:rPr>
+          <w:color w:val="E50000"/>
+          <w:lang w:eastAsia="en-IN"/>
+        </w:rPr>
+        <w:t>value</w:t>
+      </w:r>
+      <w:proofErr w:type="gramStart"/>
+      <w:r>
+        <w:rPr>
+          <w:color w:val="000000"/>
+          <w:lang w:eastAsia="en-IN"/>
+        </w:rPr>
+        <w:t>=</w:t>
+      </w:r>
+      <w:r>
+        <w:rPr>
+          <w:color w:val="CF222E"/>
+          <w:lang w:eastAsia="en-IN"/>
+        </w:rPr>
+        <w:t>{</w:t>
+      </w:r>
+      <w:proofErr w:type="spellStart"/>
+      <w:proofErr w:type="gramEnd"/>
+      <w:r>
+        <w:rPr>
+          <w:color w:val="0550AE"/>
+          <w:lang w:eastAsia="en-IN"/>
+        </w:rPr>
+        <w:t>formData</w:t>
+      </w:r>
+      <w:r>
+        <w:rPr>
+          <w:lang w:eastAsia="en-IN"/>
+        </w:rPr>
+        <w:t>.password</w:t>
+      </w:r>
+      <w:proofErr w:type="spellEnd"/>
+      <w:r>
+        <w:rPr>
+          <w:color w:val="CF222E"/>
+          <w:lang w:eastAsia="en-IN"/>
+        </w:rPr>
+        <w:t>}</w:t>
+      </w:r>
+      <w:r>
+        <w:rPr>
+          <w:lang w:eastAsia="en-IN"/>
+        </w:rPr>
+        <w:t xml:space="preserve"> </w:t>
+      </w:r>
+      <w:proofErr w:type="spellStart"/>
+      <w:r>
+        <w:rPr>
+          <w:color w:val="E50000"/>
+          <w:lang w:eastAsia="en-IN"/>
+        </w:rPr>
+        <w:t>onChange</w:t>
+      </w:r>
+      <w:proofErr w:type="spellEnd"/>
+      <w:r>
+        <w:rPr>
+          <w:color w:val="000000"/>
+          <w:lang w:eastAsia="en-IN"/>
+        </w:rPr>
+        <w:t>=</w:t>
+      </w:r>
+      <w:r>
+        <w:rPr>
+          <w:color w:val="CF222E"/>
+          <w:lang w:eastAsia="en-IN"/>
+        </w:rPr>
+        <w:t>{</w:t>
+      </w:r>
+      <w:proofErr w:type="spellStart"/>
+      <w:r>
+        <w:rPr>
+          <w:color w:val="8250DF"/>
+          <w:lang w:eastAsia="en-IN"/>
+        </w:rPr>
+        <w:t>handleChange</w:t>
+      </w:r>
+      <w:proofErr w:type="spellEnd"/>
+      <w:r>
+        <w:rPr>
+          <w:color w:val="CF222E"/>
+          <w:lang w:eastAsia="en-IN"/>
+        </w:rPr>
+        <w:t>}</w:t>
+      </w:r>
+      <w:r>
+        <w:rPr>
+          <w:lang w:eastAsia="en-IN"/>
+        </w:rPr>
+        <w:t xml:space="preserve"> </w:t>
+      </w:r>
+      <w:r>
+        <w:rPr>
+          <w:color w:val="800000"/>
+          <w:lang w:eastAsia="en-IN"/>
+        </w:rPr>
+        <w:t>/&gt;</w:t>
+      </w:r>
+    </w:p>
+    <w:p>
+      <w:pPr>
+        <w:pStyle w:val="NoSpacing"/>
+        <w:rPr>
+          <w:color w:val="202020"/>
+          <w:lang w:eastAsia="en-IN"/>
+        </w:rPr>
+      </w:pPr>
+      <w:r>
+        <w:rPr>
+          <w:lang w:eastAsia="en-IN"/>
+        </w:rPr>
+        <w:t xml:space="preserve">        </w:t>
+      </w:r>
+      <w:r>
+        <w:rPr>
+          <w:color w:val="800000"/>
+          <w:lang w:eastAsia="en-IN"/>
+        </w:rPr>
+        <w:t>&lt;</w:t>
+      </w:r>
+      <w:r>
+        <w:rPr>
+          <w:color w:val="116329"/>
+          <w:lang w:eastAsia="en-IN"/>
+        </w:rPr>
+        <w:t>span</w:t>
+      </w:r>
+      <w:r>
+        <w:rPr>
+          <w:lang w:eastAsia="en-IN"/>
+        </w:rPr>
+        <w:t xml:space="preserve"> </w:t>
+      </w:r>
+      <w:r>
+        <w:rPr>
+          <w:color w:val="E50000"/>
+          <w:lang w:eastAsia="en-IN"/>
+        </w:rPr>
+        <w:t>style</w:t>
+      </w:r>
+      <w:proofErr w:type="gramStart"/>
+      <w:r>
+        <w:rPr>
+          <w:color w:val="000000"/>
+          <w:lang w:eastAsia="en-IN"/>
+        </w:rPr>
+        <w:t>=</w:t>
+      </w:r>
+      <w:r>
+        <w:rPr>
+          <w:color w:val="CF222E"/>
+          <w:lang w:eastAsia="en-IN"/>
+        </w:rPr>
+        <w:t>{</w:t>
+      </w:r>
+      <w:proofErr w:type="gramEnd"/>
+      <w:r>
+        <w:rPr>
+          <w:lang w:eastAsia="en-IN"/>
+        </w:rPr>
+        <w:t xml:space="preserve">{ </w:t>
+      </w:r>
+      <w:proofErr w:type="spellStart"/>
+      <w:r>
+        <w:rPr>
+          <w:lang w:eastAsia="en-IN"/>
+        </w:rPr>
+        <w:t>color</w:t>
+      </w:r>
+      <w:proofErr w:type="spellEnd"/>
+      <w:r>
+        <w:rPr>
+          <w:color w:val="001080"/>
+          <w:lang w:eastAsia="en-IN"/>
+        </w:rPr>
+        <w:t>:</w:t>
+      </w:r>
+      <w:r>
+        <w:rPr>
+          <w:lang w:eastAsia="en-IN"/>
+        </w:rPr>
+        <w:t xml:space="preserve"> </w:t>
+      </w:r>
+      <w:r>
+        <w:rPr>
+          <w:color w:val="0A3069"/>
+          <w:lang w:eastAsia="en-IN"/>
+        </w:rPr>
+        <w:t>"red"</w:t>
+      </w:r>
+      <w:r>
+        <w:rPr>
+          <w:lang w:eastAsia="en-IN"/>
+        </w:rPr>
+        <w:t xml:space="preserve"> }</w:t>
+      </w:r>
+      <w:r>
+        <w:rPr>
+          <w:color w:val="CF222E"/>
+          <w:lang w:eastAsia="en-IN"/>
+        </w:rPr>
+        <w:t>}</w:t>
+      </w:r>
+      <w:r>
+        <w:rPr>
+          <w:color w:val="800000"/>
+          <w:lang w:eastAsia="en-IN"/>
+        </w:rPr>
+        <w:t>&gt;</w:t>
+      </w:r>
+      <w:r>
+        <w:rPr>
+          <w:color w:val="CF222E"/>
+          <w:lang w:eastAsia="en-IN"/>
+        </w:rPr>
+        <w:t>{</w:t>
+      </w:r>
+      <w:proofErr w:type="spellStart"/>
+      <w:r>
+        <w:rPr>
+          <w:color w:val="0550AE"/>
+          <w:lang w:eastAsia="en-IN"/>
+        </w:rPr>
+        <w:t>errors</w:t>
+      </w:r>
+      <w:r>
+        <w:rPr>
+          <w:lang w:eastAsia="en-IN"/>
+        </w:rPr>
+        <w:t>.password</w:t>
+      </w:r>
+      <w:proofErr w:type="spellEnd"/>
+      <w:r>
+        <w:rPr>
+          <w:color w:val="CF222E"/>
+          <w:lang w:eastAsia="en-IN"/>
+        </w:rPr>
+        <w:t>}</w:t>
+      </w:r>
+      <w:r>
+        <w:rPr>
+          <w:color w:val="800000"/>
+          <w:lang w:eastAsia="en-IN"/>
+        </w:rPr>
+        <w:t>&lt;/</w:t>
+      </w:r>
+      <w:r>
+        <w:rPr>
+          <w:color w:val="116329"/>
+          <w:lang w:eastAsia="en-IN"/>
+        </w:rPr>
+        <w:t>span</w:t>
+      </w:r>
+      <w:r>
+        <w:rPr>
+          <w:color w:val="800000"/>
+          <w:lang w:eastAsia="en-IN"/>
+        </w:rPr>
+        <w:t>&gt;</w:t>
+      </w:r>
+    </w:p>
+    <w:p>
+      <w:pPr>
+        <w:pStyle w:val="NoSpacing"/>
+        <w:rPr>
+          <w:color w:val="202020"/>
+          <w:lang w:eastAsia="en-IN"/>
+        </w:rPr>
+      </w:pPr>
+      <w:r>
+        <w:rPr>
+          <w:lang w:eastAsia="en-IN"/>
+        </w:rPr>
+        <w:t xml:space="preserve">        </w:t>
+      </w:r>
+      <w:r>
+        <w:rPr>
+          <w:color w:val="800000"/>
+          <w:lang w:eastAsia="en-IN"/>
+        </w:rPr>
+        <w:t>&lt;</w:t>
+      </w:r>
+      <w:proofErr w:type="spellStart"/>
+      <w:r>
+        <w:rPr>
+          <w:color w:val="116329"/>
+          <w:lang w:eastAsia="en-IN"/>
+        </w:rPr>
+        <w:t>br</w:t>
+      </w:r>
+      <w:proofErr w:type="spellEnd"/>
+      <w:r>
+        <w:rPr>
+          <w:lang w:eastAsia="en-IN"/>
+        </w:rPr>
+        <w:t xml:space="preserve"> </w:t>
+      </w:r>
+      <w:r>
+        <w:rPr>
+          <w:color w:val="800000"/>
+          <w:lang w:eastAsia="en-IN"/>
+        </w:rPr>
+        <w:t>/&gt;</w:t>
+      </w:r>
+    </w:p>
+    <w:p>
+      <w:pPr>
+        <w:pStyle w:val="NoSpacing"/>
+        <w:rPr>
+          <w:color w:val="202020"/>
+          <w:lang w:eastAsia="en-IN"/>
+        </w:rPr>
+      </w:pPr>
+    </w:p>
+    <w:p>
+      <w:pPr>
+        <w:pStyle w:val="NoSpacing"/>
+        <w:rPr>
+          <w:color w:val="202020"/>
+          <w:lang w:eastAsia="en-IN"/>
+        </w:rPr>
+      </w:pPr>
+      <w:r>
+        <w:rPr>
+          <w:lang w:eastAsia="en-IN"/>
+        </w:rPr>
+        <w:t>        Gender:</w:t>
+      </w:r>
+    </w:p>
+    <w:p>
+      <w:pPr>
+        <w:pStyle w:val="NoSpacing"/>
+        <w:rPr>
+          <w:color w:val="202020"/>
+          <w:lang w:eastAsia="en-IN"/>
+        </w:rPr>
+      </w:pPr>
+      <w:r>
+        <w:rPr>
+          <w:lang w:eastAsia="en-IN"/>
+        </w:rPr>
+        <w:t xml:space="preserve">        </w:t>
+      </w:r>
+      <w:r>
+        <w:rPr>
+          <w:color w:val="800000"/>
+          <w:lang w:eastAsia="en-IN"/>
+        </w:rPr>
+        <w:t>&lt;</w:t>
+      </w:r>
+      <w:r>
+        <w:rPr>
+          <w:color w:val="116329"/>
+          <w:lang w:eastAsia="en-IN"/>
+        </w:rPr>
+        <w:t>input</w:t>
+      </w:r>
+      <w:r>
+        <w:rPr>
+          <w:lang w:eastAsia="en-IN"/>
+        </w:rPr>
+        <w:t xml:space="preserve"> </w:t>
+      </w:r>
+      <w:r>
+        <w:rPr>
+          <w:color w:val="E50000"/>
+          <w:lang w:eastAsia="en-IN"/>
+        </w:rPr>
+        <w:t>type</w:t>
+      </w:r>
+      <w:r>
+        <w:rPr>
+          <w:color w:val="000000"/>
+          <w:lang w:eastAsia="en-IN"/>
+        </w:rPr>
+        <w:t>=</w:t>
+      </w:r>
+      <w:r>
+        <w:rPr>
+          <w:color w:val="0A3069"/>
+          <w:lang w:eastAsia="en-IN"/>
+        </w:rPr>
+        <w:t>"radio"</w:t>
+      </w:r>
+      <w:r>
+        <w:rPr>
+          <w:lang w:eastAsia="en-IN"/>
+        </w:rPr>
+        <w:t xml:space="preserve"> </w:t>
+      </w:r>
+      <w:r>
+        <w:rPr>
+          <w:color w:val="E50000"/>
+          <w:lang w:eastAsia="en-IN"/>
+        </w:rPr>
+        <w:t>name</w:t>
+      </w:r>
+      <w:r>
+        <w:rPr>
+          <w:color w:val="000000"/>
+          <w:lang w:eastAsia="en-IN"/>
+        </w:rPr>
+        <w:t>=</w:t>
+      </w:r>
+      <w:r>
+        <w:rPr>
+          <w:color w:val="0A3069"/>
+          <w:lang w:eastAsia="en-IN"/>
+        </w:rPr>
+        <w:t>"gender"</w:t>
+      </w:r>
+      <w:r>
+        <w:rPr>
+          <w:lang w:eastAsia="en-IN"/>
+        </w:rPr>
+        <w:t xml:space="preserve"> </w:t>
+      </w:r>
+      <w:r>
+        <w:rPr>
+          <w:color w:val="E50000"/>
+          <w:lang w:eastAsia="en-IN"/>
+        </w:rPr>
+        <w:t>value</w:t>
+      </w:r>
+      <w:r>
+        <w:rPr>
+          <w:color w:val="000000"/>
+          <w:lang w:eastAsia="en-IN"/>
+        </w:rPr>
+        <w:t>=</w:t>
+      </w:r>
+      <w:r>
+        <w:rPr>
+          <w:color w:val="0A3069"/>
+          <w:lang w:eastAsia="en-IN"/>
+        </w:rPr>
+        <w:t>"male"</w:t>
+      </w:r>
+      <w:r>
+        <w:rPr>
+          <w:lang w:eastAsia="en-IN"/>
+        </w:rPr>
+        <w:t xml:space="preserve"> </w:t>
+      </w:r>
+      <w:proofErr w:type="spellStart"/>
+      <w:r>
+        <w:rPr>
+          <w:color w:val="E50000"/>
+          <w:lang w:eastAsia="en-IN"/>
+        </w:rPr>
+        <w:t>onChange</w:t>
+      </w:r>
+      <w:proofErr w:type="spellEnd"/>
+      <w:r>
+        <w:rPr>
+          <w:color w:val="000000"/>
+          <w:lang w:eastAsia="en-IN"/>
+        </w:rPr>
+        <w:t>=</w:t>
+      </w:r>
+      <w:r>
+        <w:rPr>
+          <w:color w:val="CF222E"/>
+          <w:lang w:eastAsia="en-IN"/>
+        </w:rPr>
+        <w:t>{</w:t>
+      </w:r>
+      <w:proofErr w:type="spellStart"/>
+      <w:r>
+        <w:rPr>
+          <w:color w:val="8250DF"/>
+          <w:lang w:eastAsia="en-IN"/>
+        </w:rPr>
+        <w:t>handleChange</w:t>
+      </w:r>
+      <w:proofErr w:type="spellEnd"/>
+      <w:r>
+        <w:rPr>
+          <w:color w:val="CF222E"/>
+          <w:lang w:eastAsia="en-IN"/>
+        </w:rPr>
+        <w:t>}</w:t>
+      </w:r>
+      <w:r>
+        <w:rPr>
+          <w:lang w:eastAsia="en-IN"/>
+        </w:rPr>
+        <w:t xml:space="preserve"> </w:t>
+      </w:r>
+      <w:r>
+        <w:rPr>
+          <w:color w:val="800000"/>
+          <w:lang w:eastAsia="en-IN"/>
+        </w:rPr>
+        <w:t>/&gt;</w:t>
+      </w:r>
+      <w:r>
+        <w:rPr>
+          <w:lang w:eastAsia="en-IN"/>
+        </w:rPr>
+        <w:t xml:space="preserve"> Male</w:t>
+      </w:r>
+    </w:p>
+    <w:p>
+      <w:pPr>
+        <w:pStyle w:val="NoSpacing"/>
+        <w:rPr>
+          <w:color w:val="202020"/>
+          <w:lang w:eastAsia="en-IN"/>
+        </w:rPr>
+      </w:pPr>
+      <w:r>
+        <w:rPr>
+          <w:lang w:eastAsia="en-IN"/>
+        </w:rPr>
+        <w:t xml:space="preserve">        </w:t>
+      </w:r>
+      <w:r>
+        <w:rPr>
+          <w:color w:val="800000"/>
+          <w:lang w:eastAsia="en-IN"/>
+        </w:rPr>
+        <w:t>&lt;</w:t>
+      </w:r>
+      <w:r>
+        <w:rPr>
+          <w:color w:val="116329"/>
+          <w:lang w:eastAsia="en-IN"/>
+        </w:rPr>
+        <w:t>input</w:t>
+      </w:r>
+      <w:r>
+        <w:rPr>
+          <w:lang w:eastAsia="en-IN"/>
+        </w:rPr>
+        <w:t xml:space="preserve"> </w:t>
+      </w:r>
+      <w:r>
+        <w:rPr>
+          <w:color w:val="E50000"/>
+          <w:lang w:eastAsia="en-IN"/>
+        </w:rPr>
+        <w:t>type</w:t>
+      </w:r>
+      <w:r>
+        <w:rPr>
+          <w:color w:val="000000"/>
+          <w:lang w:eastAsia="en-IN"/>
+        </w:rPr>
+        <w:t>=</w:t>
+      </w:r>
+      <w:r>
+        <w:rPr>
+          <w:color w:val="0A3069"/>
+          <w:lang w:eastAsia="en-IN"/>
+        </w:rPr>
+        <w:t>"radio"</w:t>
+      </w:r>
+      <w:r>
+        <w:rPr>
+          <w:lang w:eastAsia="en-IN"/>
+        </w:rPr>
+        <w:t xml:space="preserve"> </w:t>
+      </w:r>
+      <w:r>
+        <w:rPr>
+          <w:color w:val="E50000"/>
+          <w:lang w:eastAsia="en-IN"/>
+        </w:rPr>
+        <w:t>name</w:t>
+      </w:r>
+      <w:r>
+        <w:rPr>
+          <w:color w:val="000000"/>
+          <w:lang w:eastAsia="en-IN"/>
+        </w:rPr>
+        <w:t>=</w:t>
+      </w:r>
+      <w:r>
+        <w:rPr>
+          <w:color w:val="0A3069"/>
+          <w:lang w:eastAsia="en-IN"/>
+        </w:rPr>
+        <w:t>"gender"</w:t>
+      </w:r>
+      <w:r>
+        <w:rPr>
+          <w:lang w:eastAsia="en-IN"/>
+        </w:rPr>
+        <w:t xml:space="preserve"> </w:t>
+      </w:r>
+      <w:r>
+        <w:rPr>
+          <w:color w:val="E50000"/>
+          <w:lang w:eastAsia="en-IN"/>
+        </w:rPr>
+        <w:t>value</w:t>
+      </w:r>
+      <w:r>
+        <w:rPr>
+          <w:color w:val="000000"/>
+          <w:lang w:eastAsia="en-IN"/>
+        </w:rPr>
+        <w:t>=</w:t>
+      </w:r>
+      <w:r>
+        <w:rPr>
+          <w:color w:val="0A3069"/>
+          <w:lang w:eastAsia="en-IN"/>
+        </w:rPr>
+        <w:t>"female"</w:t>
+      </w:r>
+      <w:r>
+        <w:rPr>
+          <w:lang w:eastAsia="en-IN"/>
+        </w:rPr>
+        <w:t xml:space="preserve"> </w:t>
+      </w:r>
+      <w:proofErr w:type="spellStart"/>
+      <w:r>
+        <w:rPr>
+          <w:color w:val="E50000"/>
+          <w:lang w:eastAsia="en-IN"/>
+        </w:rPr>
+        <w:t>onChange</w:t>
+      </w:r>
+      <w:proofErr w:type="spellEnd"/>
+      <w:r>
+        <w:rPr>
+          <w:color w:val="000000"/>
+          <w:lang w:eastAsia="en-IN"/>
+        </w:rPr>
+        <w:t>=</w:t>
+      </w:r>
+      <w:r>
+        <w:rPr>
+          <w:color w:val="CF222E"/>
+          <w:lang w:eastAsia="en-IN"/>
+        </w:rPr>
+        <w:t>{</w:t>
+      </w:r>
+      <w:proofErr w:type="spellStart"/>
+      <w:r>
+        <w:rPr>
+          <w:color w:val="8250DF"/>
+          <w:lang w:eastAsia="en-IN"/>
+        </w:rPr>
+        <w:t>handleChange</w:t>
+      </w:r>
+      <w:proofErr w:type="spellEnd"/>
+      <w:r>
+        <w:rPr>
+          <w:color w:val="CF222E"/>
+          <w:lang w:eastAsia="en-IN"/>
+        </w:rPr>
+        <w:t>}</w:t>
+      </w:r>
+      <w:r>
+        <w:rPr>
+          <w:lang w:eastAsia="en-IN"/>
+        </w:rPr>
+        <w:t xml:space="preserve"> </w:t>
+      </w:r>
+      <w:r>
+        <w:rPr>
+          <w:color w:val="800000"/>
+          <w:lang w:eastAsia="en-IN"/>
+        </w:rPr>
+        <w:t>/&gt;</w:t>
+      </w:r>
+      <w:r>
+        <w:rPr>
+          <w:lang w:eastAsia="en-IN"/>
+        </w:rPr>
+        <w:t xml:space="preserve"> Female</w:t>
+      </w:r>
+    </w:p>
+    <w:p>
+      <w:pPr>
+        <w:pStyle w:val="NoSpacing"/>
+        <w:rPr>
+          <w:color w:val="202020"/>
+          <w:lang w:eastAsia="en-IN"/>
+        </w:rPr>
+      </w:pPr>
+      <w:r>
+        <w:rPr>
+          <w:lang w:eastAsia="en-IN"/>
+        </w:rPr>
+        <w:t xml:space="preserve">        </w:t>
+      </w:r>
+      <w:r>
+        <w:rPr>
+          <w:color w:val="800000"/>
+          <w:lang w:eastAsia="en-IN"/>
+        </w:rPr>
+        <w:t>&lt;</w:t>
+      </w:r>
+      <w:r>
+        <w:rPr>
+          <w:color w:val="116329"/>
+          <w:lang w:eastAsia="en-IN"/>
+        </w:rPr>
+        <w:t>span</w:t>
+      </w:r>
+      <w:r>
+        <w:rPr>
+          <w:lang w:eastAsia="en-IN"/>
+        </w:rPr>
+        <w:t xml:space="preserve"> </w:t>
+      </w:r>
+      <w:r>
+        <w:rPr>
+          <w:color w:val="E50000"/>
+          <w:lang w:eastAsia="en-IN"/>
+        </w:rPr>
+        <w:t>style</w:t>
+      </w:r>
+      <w:proofErr w:type="gramStart"/>
+      <w:r>
+        <w:rPr>
+          <w:color w:val="000000"/>
+          <w:lang w:eastAsia="en-IN"/>
+        </w:rPr>
+        <w:t>=</w:t>
+      </w:r>
+      <w:r>
+        <w:rPr>
+          <w:color w:val="CF222E"/>
+          <w:lang w:eastAsia="en-IN"/>
+        </w:rPr>
+        <w:t>{</w:t>
+      </w:r>
+      <w:proofErr w:type="gramEnd"/>
+      <w:r>
+        <w:rPr>
+          <w:lang w:eastAsia="en-IN"/>
+        </w:rPr>
+        <w:t xml:space="preserve">{ </w:t>
+      </w:r>
+      <w:proofErr w:type="spellStart"/>
+      <w:r>
+        <w:rPr>
+          <w:lang w:eastAsia="en-IN"/>
+        </w:rPr>
+        <w:t>color</w:t>
+      </w:r>
+      <w:proofErr w:type="spellEnd"/>
+      <w:r>
+        <w:rPr>
+          <w:color w:val="001080"/>
+          <w:lang w:eastAsia="en-IN"/>
+        </w:rPr>
+        <w:t>:</w:t>
+      </w:r>
+      <w:r>
+        <w:rPr>
+          <w:lang w:eastAsia="en-IN"/>
+        </w:rPr>
+        <w:t xml:space="preserve"> </w:t>
+      </w:r>
+      <w:r>
+        <w:rPr>
+          <w:color w:val="0A3069"/>
+          <w:lang w:eastAsia="en-IN"/>
+        </w:rPr>
+        <w:t>"red"</w:t>
+      </w:r>
+      <w:r>
+        <w:rPr>
+          <w:lang w:eastAsia="en-IN"/>
+        </w:rPr>
+        <w:t xml:space="preserve"> }</w:t>
+      </w:r>
+      <w:r>
+        <w:rPr>
+          <w:color w:val="CF222E"/>
+          <w:lang w:eastAsia="en-IN"/>
+        </w:rPr>
+        <w:t>}</w:t>
+      </w:r>
+      <w:r>
+        <w:rPr>
+          <w:color w:val="800000"/>
+          <w:lang w:eastAsia="en-IN"/>
+        </w:rPr>
+        <w:t>&gt;</w:t>
+      </w:r>
+      <w:r>
+        <w:rPr>
+          <w:color w:val="CF222E"/>
+          <w:lang w:eastAsia="en-IN"/>
+        </w:rPr>
+        <w:t>{</w:t>
+      </w:r>
+      <w:proofErr w:type="spellStart"/>
+      <w:r>
+        <w:rPr>
+          <w:color w:val="0550AE"/>
+          <w:lang w:eastAsia="en-IN"/>
+        </w:rPr>
+        <w:t>errors</w:t>
+      </w:r>
+      <w:r>
+        <w:rPr>
+          <w:lang w:eastAsia="en-IN"/>
+        </w:rPr>
+        <w:t>.gender</w:t>
+      </w:r>
+      <w:proofErr w:type="spellEnd"/>
+      <w:r>
+        <w:rPr>
+          <w:color w:val="CF222E"/>
+          <w:lang w:eastAsia="en-IN"/>
+        </w:rPr>
+        <w:t>}</w:t>
+      </w:r>
+      <w:r>
+        <w:rPr>
+          <w:color w:val="800000"/>
+          <w:lang w:eastAsia="en-IN"/>
+        </w:rPr>
+        <w:t>&lt;/</w:t>
+      </w:r>
+      <w:r>
+        <w:rPr>
+          <w:color w:val="116329"/>
+          <w:lang w:eastAsia="en-IN"/>
+        </w:rPr>
+        <w:t>span</w:t>
+      </w:r>
+      <w:r>
+        <w:rPr>
+          <w:color w:val="800000"/>
+          <w:lang w:eastAsia="en-IN"/>
+        </w:rPr>
+        <w:t>&gt;</w:t>
+      </w:r>
+    </w:p>
+    <w:p>
+      <w:pPr>
+        <w:pStyle w:val="NoSpacing"/>
+        <w:rPr>
+          <w:color w:val="202020"/>
+          <w:lang w:eastAsia="en-IN"/>
+        </w:rPr>
+      </w:pPr>
+      <w:r>
+        <w:rPr>
+          <w:lang w:eastAsia="en-IN"/>
+        </w:rPr>
+        <w:t xml:space="preserve">        </w:t>
+      </w:r>
+      <w:r>
+        <w:rPr>
+          <w:color w:val="800000"/>
+          <w:lang w:eastAsia="en-IN"/>
+        </w:rPr>
+        <w:t>&lt;</w:t>
+      </w:r>
+      <w:proofErr w:type="spellStart"/>
+      <w:r>
+        <w:rPr>
+          <w:color w:val="116329"/>
+          <w:lang w:eastAsia="en-IN"/>
+        </w:rPr>
+        <w:t>br</w:t>
+      </w:r>
+      <w:proofErr w:type="spellEnd"/>
+      <w:r>
+        <w:rPr>
+          <w:lang w:eastAsia="en-IN"/>
+        </w:rPr>
+        <w:t xml:space="preserve"> </w:t>
+      </w:r>
+      <w:r>
+        <w:rPr>
+          <w:color w:val="800000"/>
+          <w:lang w:eastAsia="en-IN"/>
+        </w:rPr>
+        <w:t>/&gt;</w:t>
+      </w:r>
+    </w:p>
+    <w:p>
+      <w:pPr>
+        <w:pStyle w:val="NoSpacing"/>
+        <w:rPr>
+          <w:color w:val="202020"/>
+          <w:lang w:eastAsia="en-IN"/>
+        </w:rPr>
+      </w:pPr>
+    </w:p>
+    <w:p>
+      <w:pPr>
+        <w:pStyle w:val="NoSpacing"/>
+        <w:rPr>
+          <w:color w:val="202020"/>
+          <w:lang w:eastAsia="en-IN"/>
+        </w:rPr>
+      </w:pPr>
+      <w:r>
+        <w:rPr>
+          <w:lang w:eastAsia="en-IN"/>
+        </w:rPr>
+        <w:t>        Country:</w:t>
+      </w:r>
+    </w:p>
+    <w:p>
+      <w:pPr>
+        <w:pStyle w:val="NoSpacing"/>
+        <w:rPr>
+          <w:color w:val="202020"/>
+          <w:lang w:eastAsia="en-IN"/>
+        </w:rPr>
+      </w:pPr>
+      <w:r>
+        <w:rPr>
+          <w:lang w:eastAsia="en-IN"/>
+        </w:rPr>
+        <w:t xml:space="preserve">        </w:t>
+      </w:r>
+      <w:r>
+        <w:rPr>
+          <w:color w:val="800000"/>
+          <w:lang w:eastAsia="en-IN"/>
+        </w:rPr>
+        <w:t>&lt;</w:t>
+      </w:r>
+      <w:r>
+        <w:rPr>
+          <w:color w:val="116329"/>
+          <w:lang w:eastAsia="en-IN"/>
+        </w:rPr>
+        <w:t>select</w:t>
+      </w:r>
+      <w:r>
+        <w:rPr>
+          <w:lang w:eastAsia="en-IN"/>
+        </w:rPr>
+        <w:t xml:space="preserve"> </w:t>
+      </w:r>
+      <w:r>
+        <w:rPr>
+          <w:color w:val="E50000"/>
+          <w:lang w:eastAsia="en-IN"/>
+        </w:rPr>
+        <w:t>name</w:t>
+      </w:r>
+      <w:r>
+        <w:rPr>
+          <w:color w:val="000000"/>
+          <w:lang w:eastAsia="en-IN"/>
+        </w:rPr>
+        <w:t>=</w:t>
+      </w:r>
+      <w:r>
+        <w:rPr>
+          <w:color w:val="0A3069"/>
+          <w:lang w:eastAsia="en-IN"/>
+        </w:rPr>
+        <w:t>"country"</w:t>
+      </w:r>
+      <w:r>
+        <w:rPr>
+          <w:lang w:eastAsia="en-IN"/>
+        </w:rPr>
+        <w:t xml:space="preserve"> </w:t>
+      </w:r>
+      <w:r>
+        <w:rPr>
+          <w:color w:val="E50000"/>
+          <w:lang w:eastAsia="en-IN"/>
+        </w:rPr>
+        <w:t>value</w:t>
+      </w:r>
+      <w:proofErr w:type="gramStart"/>
+      <w:r>
+        <w:rPr>
+          <w:color w:val="000000"/>
+          <w:lang w:eastAsia="en-IN"/>
+        </w:rPr>
+        <w:t>=</w:t>
+      </w:r>
+      <w:r>
+        <w:rPr>
+          <w:color w:val="CF222E"/>
+          <w:lang w:eastAsia="en-IN"/>
+        </w:rPr>
+        <w:t>{</w:t>
+      </w:r>
+      <w:proofErr w:type="spellStart"/>
+      <w:proofErr w:type="gramEnd"/>
+      <w:r>
+        <w:rPr>
+          <w:color w:val="0550AE"/>
+          <w:lang w:eastAsia="en-IN"/>
+        </w:rPr>
+        <w:t>formData</w:t>
+      </w:r>
+      <w:r>
+        <w:rPr>
+          <w:lang w:eastAsia="en-IN"/>
+        </w:rPr>
+        <w:t>.country</w:t>
+      </w:r>
+      <w:proofErr w:type="spellEnd"/>
+      <w:r>
+        <w:rPr>
+          <w:color w:val="CF222E"/>
+          <w:lang w:eastAsia="en-IN"/>
+        </w:rPr>
+        <w:t>}</w:t>
+      </w:r>
+      <w:r>
+        <w:rPr>
+          <w:lang w:eastAsia="en-IN"/>
+        </w:rPr>
+        <w:t xml:space="preserve"> </w:t>
+      </w:r>
+      <w:proofErr w:type="spellStart"/>
+      <w:r>
+        <w:rPr>
+          <w:color w:val="E50000"/>
+          <w:lang w:eastAsia="en-IN"/>
+        </w:rPr>
+        <w:t>onChange</w:t>
+      </w:r>
+      <w:proofErr w:type="spellEnd"/>
+      <w:r>
+        <w:rPr>
+          <w:color w:val="000000"/>
+          <w:lang w:eastAsia="en-IN"/>
+        </w:rPr>
+        <w:t>=</w:t>
+      </w:r>
+      <w:r>
+        <w:rPr>
+          <w:color w:val="CF222E"/>
+          <w:lang w:eastAsia="en-IN"/>
+        </w:rPr>
+        <w:t>{</w:t>
+      </w:r>
+      <w:proofErr w:type="spellStart"/>
+      <w:r>
+        <w:rPr>
+          <w:color w:val="8250DF"/>
+          <w:lang w:eastAsia="en-IN"/>
+        </w:rPr>
+        <w:t>handleChange</w:t>
+      </w:r>
+      <w:proofErr w:type="spellEnd"/>
+      <w:r>
+        <w:rPr>
+          <w:color w:val="CF222E"/>
+          <w:lang w:eastAsia="en-IN"/>
+        </w:rPr>
+        <w:t>}</w:t>
+      </w:r>
+      <w:r>
+        <w:rPr>
+          <w:color w:val="800000"/>
+          <w:lang w:eastAsia="en-IN"/>
+        </w:rPr>
+        <w:t>&gt;</w:t>
+      </w:r>
+    </w:p>
+    <w:p>
+      <w:pPr>
+        <w:pStyle w:val="NoSpacing"/>
+        <w:rPr>
+          <w:color w:val="202020"/>
+          <w:lang w:eastAsia="en-IN"/>
+        </w:rPr>
+      </w:pPr>
+      <w:r>
+        <w:rPr>
+          <w:lang w:eastAsia="en-IN"/>
+        </w:rPr>
+        <w:t xml:space="preserve">          </w:t>
+      </w:r>
+      <w:r>
+        <w:rPr>
+          <w:color w:val="800000"/>
+          <w:lang w:eastAsia="en-IN"/>
+        </w:rPr>
+        <w:t>&lt;</w:t>
+      </w:r>
+      <w:r>
+        <w:rPr>
+          <w:color w:val="116329"/>
+          <w:lang w:eastAsia="en-IN"/>
+        </w:rPr>
+        <w:t>option</w:t>
+      </w:r>
+      <w:r>
+        <w:rPr>
+          <w:lang w:eastAsia="en-IN"/>
+        </w:rPr>
+        <w:t xml:space="preserve"> </w:t>
+      </w:r>
+      <w:r>
+        <w:rPr>
+          <w:color w:val="E50000"/>
+          <w:lang w:eastAsia="en-IN"/>
+        </w:rPr>
+        <w:t>value</w:t>
+      </w:r>
+      <w:r>
+        <w:rPr>
+          <w:color w:val="000000"/>
+          <w:lang w:eastAsia="en-IN"/>
+        </w:rPr>
+        <w:t>=</w:t>
+      </w:r>
+      <w:r>
+        <w:rPr>
+          <w:color w:val="0A3069"/>
+          <w:lang w:eastAsia="en-IN"/>
+        </w:rPr>
+        <w:t>"0"</w:t>
+      </w:r>
+      <w:r>
+        <w:rPr>
+          <w:color w:val="800000"/>
+          <w:lang w:eastAsia="en-IN"/>
+        </w:rPr>
+        <w:t>&gt;</w:t>
+      </w:r>
+      <w:r>
+        <w:rPr>
+          <w:lang w:eastAsia="en-IN"/>
+        </w:rPr>
+        <w:t>Select Country</w:t>
+      </w:r>
+      <w:r>
+        <w:rPr>
+          <w:color w:val="800000"/>
+          <w:lang w:eastAsia="en-IN"/>
+        </w:rPr>
+        <w:t>&lt;/</w:t>
+      </w:r>
+      <w:r>
+        <w:rPr>
+          <w:color w:val="116329"/>
+          <w:lang w:eastAsia="en-IN"/>
+        </w:rPr>
+        <w:t>option</w:t>
+      </w:r>
+      <w:r>
+        <w:rPr>
+          <w:color w:val="800000"/>
+          <w:lang w:eastAsia="en-IN"/>
+        </w:rPr>
+        <w:t>&gt;</w:t>
+      </w:r>
+    </w:p>
+    <w:p>
+      <w:pPr>
+        <w:pStyle w:val="NoSpacing"/>
+        <w:rPr>
+          <w:color w:val="202020"/>
+          <w:lang w:eastAsia="en-IN"/>
+        </w:rPr>
+      </w:pPr>
+      <w:r>
+        <w:rPr>
+          <w:lang w:eastAsia="en-IN"/>
+        </w:rPr>
+        <w:t xml:space="preserve">          </w:t>
+      </w:r>
+      <w:r>
+        <w:rPr>
+          <w:color w:val="800000"/>
+          <w:lang w:eastAsia="en-IN"/>
+        </w:rPr>
+        <w:t>&lt;</w:t>
+      </w:r>
+      <w:r>
+        <w:rPr>
+          <w:color w:val="116329"/>
+          <w:lang w:eastAsia="en-IN"/>
+        </w:rPr>
+        <w:t>option</w:t>
+      </w:r>
+      <w:r>
+        <w:rPr>
+          <w:lang w:eastAsia="en-IN"/>
+        </w:rPr>
+        <w:t xml:space="preserve"> </w:t>
+      </w:r>
+      <w:r>
+        <w:rPr>
+          <w:color w:val="E50000"/>
+          <w:lang w:eastAsia="en-IN"/>
+        </w:rPr>
+        <w:t>value</w:t>
+      </w:r>
+      <w:r>
+        <w:rPr>
+          <w:color w:val="000000"/>
+          <w:lang w:eastAsia="en-IN"/>
+        </w:rPr>
+        <w:t>=</w:t>
+      </w:r>
+      <w:r>
+        <w:rPr>
+          <w:color w:val="0A3069"/>
+          <w:lang w:eastAsia="en-IN"/>
+        </w:rPr>
+        <w:t>"IND"</w:t>
+      </w:r>
+      <w:r>
+        <w:rPr>
+          <w:color w:val="800000"/>
+          <w:lang w:eastAsia="en-IN"/>
+        </w:rPr>
+        <w:t>&gt;</w:t>
+      </w:r>
+      <w:r>
+        <w:rPr>
+          <w:lang w:eastAsia="en-IN"/>
+        </w:rPr>
+        <w:t>INDIA</w:t>
+      </w:r>
+      <w:r>
+        <w:rPr>
+          <w:color w:val="800000"/>
+          <w:lang w:eastAsia="en-IN"/>
+        </w:rPr>
+        <w:t>&lt;/</w:t>
+      </w:r>
+      <w:r>
+        <w:rPr>
+          <w:color w:val="116329"/>
+          <w:lang w:eastAsia="en-IN"/>
+        </w:rPr>
+        <w:t>option</w:t>
+      </w:r>
+      <w:r>
+        <w:rPr>
+          <w:color w:val="800000"/>
+          <w:lang w:eastAsia="en-IN"/>
+        </w:rPr>
+        <w:t>&gt;</w:t>
+      </w:r>
+    </w:p>
+    <w:p>
+      <w:pPr>
+        <w:pStyle w:val="NoSpacing"/>
+        <w:rPr>
+          <w:color w:val="202020"/>
+          <w:lang w:eastAsia="en-IN"/>
+        </w:rPr>
+      </w:pPr>
+      <w:r>
+        <w:rPr>
+          <w:lang w:eastAsia="en-IN"/>
+        </w:rPr>
+        <w:t xml:space="preserve">          </w:t>
+      </w:r>
+      <w:r>
+        <w:rPr>
+          <w:color w:val="800000"/>
+          <w:lang w:eastAsia="en-IN"/>
+        </w:rPr>
+        <w:t>&lt;</w:t>
+      </w:r>
+      <w:r>
+        <w:rPr>
+          <w:color w:val="116329"/>
+          <w:lang w:eastAsia="en-IN"/>
+        </w:rPr>
+        <w:t>option</w:t>
+      </w:r>
+      <w:r>
+        <w:rPr>
+          <w:lang w:eastAsia="en-IN"/>
+        </w:rPr>
+        <w:t xml:space="preserve"> </w:t>
+      </w:r>
+      <w:r>
+        <w:rPr>
+          <w:color w:val="E50000"/>
+          <w:lang w:eastAsia="en-IN"/>
+        </w:rPr>
+        <w:t>value</w:t>
+      </w:r>
+      <w:r>
+        <w:rPr>
+          <w:color w:val="000000"/>
+          <w:lang w:eastAsia="en-IN"/>
+        </w:rPr>
+        <w:t>=</w:t>
+      </w:r>
+      <w:r>
+        <w:rPr>
+          <w:color w:val="0A3069"/>
+          <w:lang w:eastAsia="en-IN"/>
+        </w:rPr>
+        <w:t>"US"</w:t>
+      </w:r>
+      <w:r>
+        <w:rPr>
+          <w:color w:val="800000"/>
+          <w:lang w:eastAsia="en-IN"/>
+        </w:rPr>
+        <w:t>&gt;</w:t>
+      </w:r>
+      <w:r>
+        <w:rPr>
+          <w:lang w:eastAsia="en-IN"/>
+        </w:rPr>
+        <w:t>USA</w:t>
+      </w:r>
+      <w:r>
+        <w:rPr>
+          <w:color w:val="800000"/>
+          <w:lang w:eastAsia="en-IN"/>
+        </w:rPr>
+        <w:t>&lt;/</w:t>
+      </w:r>
+      <w:r>
+        <w:rPr>
+          <w:color w:val="116329"/>
+          <w:lang w:eastAsia="en-IN"/>
+        </w:rPr>
+        <w:t>option</w:t>
+      </w:r>
+      <w:r>
+        <w:rPr>
+          <w:color w:val="800000"/>
+          <w:lang w:eastAsia="en-IN"/>
+        </w:rPr>
+        <w:t>&gt;</w:t>
+      </w:r>
+    </w:p>
+    <w:p>
+      <w:pPr>
+        <w:pStyle w:val="NoSpacing"/>
+        <w:rPr>
+          <w:color w:val="202020"/>
+          <w:lang w:eastAsia="en-IN"/>
+        </w:rPr>
+      </w:pPr>
+      <w:r>
+        <w:rPr>
+          <w:lang w:eastAsia="en-IN"/>
+        </w:rPr>
+        <w:t xml:space="preserve">        </w:t>
+      </w:r>
+      <w:r>
+        <w:rPr>
+          <w:color w:val="800000"/>
+          <w:lang w:eastAsia="en-IN"/>
+        </w:rPr>
+        <w:t>&lt;/</w:t>
+      </w:r>
+      <w:r>
+        <w:rPr>
+          <w:color w:val="116329"/>
+          <w:lang w:eastAsia="en-IN"/>
+        </w:rPr>
+        <w:t>select</w:t>
+      </w:r>
+      <w:r>
+        <w:rPr>
+          <w:color w:val="800000"/>
+          <w:lang w:eastAsia="en-IN"/>
+        </w:rPr>
+        <w:t>&gt;</w:t>
+      </w:r>
+    </w:p>
+    <w:p>
+      <w:pPr>
+        <w:pStyle w:val="NoSpacing"/>
+        <w:rPr>
+          <w:color w:val="202020"/>
+          <w:lang w:eastAsia="en-IN"/>
+        </w:rPr>
+      </w:pPr>
+      <w:r>
+        <w:rPr>
+          <w:lang w:eastAsia="en-IN"/>
+        </w:rPr>
+        <w:t xml:space="preserve">        </w:t>
+      </w:r>
+      <w:r>
+        <w:rPr>
+          <w:color w:val="800000"/>
+          <w:lang w:eastAsia="en-IN"/>
+        </w:rPr>
+        <w:t>&lt;</w:t>
+      </w:r>
+      <w:r>
+        <w:rPr>
+          <w:color w:val="116329"/>
+          <w:lang w:eastAsia="en-IN"/>
+        </w:rPr>
+        <w:t>span</w:t>
+      </w:r>
+      <w:r>
+        <w:rPr>
+          <w:lang w:eastAsia="en-IN"/>
+        </w:rPr>
+        <w:t xml:space="preserve"> </w:t>
+      </w:r>
+      <w:r>
+        <w:rPr>
+          <w:color w:val="E50000"/>
+          <w:lang w:eastAsia="en-IN"/>
+        </w:rPr>
+        <w:t>style</w:t>
+      </w:r>
+      <w:proofErr w:type="gramStart"/>
+      <w:r>
+        <w:rPr>
+          <w:color w:val="000000"/>
+          <w:lang w:eastAsia="en-IN"/>
+        </w:rPr>
+        <w:t>=</w:t>
+      </w:r>
+      <w:r>
+        <w:rPr>
+          <w:color w:val="CF222E"/>
+          <w:lang w:eastAsia="en-IN"/>
+        </w:rPr>
+        <w:t>{</w:t>
+      </w:r>
+      <w:proofErr w:type="gramEnd"/>
+      <w:r>
+        <w:rPr>
+          <w:lang w:eastAsia="en-IN"/>
+        </w:rPr>
+        <w:t xml:space="preserve">{ </w:t>
+      </w:r>
+      <w:proofErr w:type="spellStart"/>
+      <w:r>
+        <w:rPr>
+          <w:lang w:eastAsia="en-IN"/>
+        </w:rPr>
+        <w:t>color</w:t>
+      </w:r>
+      <w:proofErr w:type="spellEnd"/>
+      <w:r>
+        <w:rPr>
+          <w:color w:val="001080"/>
+          <w:lang w:eastAsia="en-IN"/>
+        </w:rPr>
+        <w:t>:</w:t>
+      </w:r>
+      <w:r>
+        <w:rPr>
+          <w:lang w:eastAsia="en-IN"/>
+        </w:rPr>
+        <w:t xml:space="preserve"> </w:t>
+      </w:r>
+      <w:r>
+        <w:rPr>
+          <w:color w:val="0A3069"/>
+          <w:lang w:eastAsia="en-IN"/>
+        </w:rPr>
+        <w:t>"red"</w:t>
+      </w:r>
+      <w:r>
+        <w:rPr>
+          <w:lang w:eastAsia="en-IN"/>
+        </w:rPr>
+        <w:t xml:space="preserve"> }</w:t>
+      </w:r>
+      <w:r>
+        <w:rPr>
+          <w:color w:val="CF222E"/>
+          <w:lang w:eastAsia="en-IN"/>
+        </w:rPr>
+        <w:t>}</w:t>
+      </w:r>
+      <w:r>
+        <w:rPr>
+          <w:color w:val="800000"/>
+          <w:lang w:eastAsia="en-IN"/>
+        </w:rPr>
+        <w:t>&gt;</w:t>
+      </w:r>
+      <w:r>
+        <w:rPr>
+          <w:color w:val="CF222E"/>
+          <w:lang w:eastAsia="en-IN"/>
+        </w:rPr>
+        <w:t>{</w:t>
+      </w:r>
+      <w:proofErr w:type="spellStart"/>
+      <w:r>
+        <w:rPr>
+          <w:color w:val="0550AE"/>
+          <w:lang w:eastAsia="en-IN"/>
+        </w:rPr>
+        <w:t>errors</w:t>
+      </w:r>
+      <w:r>
+        <w:rPr>
+          <w:lang w:eastAsia="en-IN"/>
+        </w:rPr>
+        <w:t>.country</w:t>
+      </w:r>
+      <w:proofErr w:type="spellEnd"/>
+      <w:r>
+        <w:rPr>
+          <w:color w:val="CF222E"/>
+          <w:lang w:eastAsia="en-IN"/>
+        </w:rPr>
+        <w:t>}</w:t>
+      </w:r>
+      <w:r>
+        <w:rPr>
+          <w:color w:val="800000"/>
+          <w:lang w:eastAsia="en-IN"/>
+        </w:rPr>
+        <w:t>&lt;/</w:t>
+      </w:r>
+      <w:r>
+        <w:rPr>
+          <w:color w:val="116329"/>
+          <w:lang w:eastAsia="en-IN"/>
+        </w:rPr>
+        <w:t>span</w:t>
+      </w:r>
+      <w:r>
+        <w:rPr>
+          <w:color w:val="800000"/>
+          <w:lang w:eastAsia="en-IN"/>
+        </w:rPr>
+        <w:t>&gt;</w:t>
+      </w:r>
+    </w:p>
+    <w:p>
+      <w:pPr>
+        <w:pStyle w:val="NoSpacing"/>
+        <w:rPr>
+          <w:color w:val="202020"/>
+          <w:lang w:eastAsia="en-IN"/>
+        </w:rPr>
+      </w:pPr>
+      <w:r>
+        <w:rPr>
+          <w:lang w:eastAsia="en-IN"/>
+        </w:rPr>
+        <w:t xml:space="preserve">        </w:t>
+      </w:r>
+      <w:r>
+        <w:rPr>
+          <w:color w:val="800000"/>
+          <w:lang w:eastAsia="en-IN"/>
+        </w:rPr>
+        <w:t>&lt;</w:t>
+      </w:r>
+      <w:proofErr w:type="spellStart"/>
+      <w:r>
+        <w:rPr>
+          <w:color w:val="116329"/>
+          <w:lang w:eastAsia="en-IN"/>
+        </w:rPr>
+        <w:t>br</w:t>
+      </w:r>
+      <w:proofErr w:type="spellEnd"/>
+      <w:r>
+        <w:rPr>
+          <w:lang w:eastAsia="en-IN"/>
+        </w:rPr>
+        <w:t xml:space="preserve"> </w:t>
+      </w:r>
+      <w:r>
+        <w:rPr>
+          <w:color w:val="800000"/>
+          <w:lang w:eastAsia="en-IN"/>
+        </w:rPr>
+        <w:t>/&gt;</w:t>
+      </w:r>
+    </w:p>
+    <w:p>
+      <w:pPr>
+        <w:pStyle w:val="NoSpacing"/>
+        <w:rPr>
+          <w:color w:val="202020"/>
+          <w:lang w:eastAsia="en-IN"/>
+        </w:rPr>
+      </w:pPr>
+    </w:p>
+    <w:p>
+      <w:pPr>
+        <w:pStyle w:val="NoSpacing"/>
+        <w:rPr>
+          <w:color w:val="202020"/>
+          <w:lang w:eastAsia="en-IN"/>
+        </w:rPr>
+      </w:pPr>
+      <w:r>
+        <w:rPr>
+          <w:lang w:eastAsia="en-IN"/>
+        </w:rPr>
+        <w:t>        Skills:</w:t>
+      </w:r>
+    </w:p>
+    <w:p>
+      <w:pPr>
+        <w:pStyle w:val="NoSpacing"/>
+        <w:rPr>
+          <w:color w:val="202020"/>
+          <w:lang w:eastAsia="en-IN"/>
+        </w:rPr>
+      </w:pPr>
+      <w:r>
+        <w:rPr>
+          <w:lang w:eastAsia="en-IN"/>
+        </w:rPr>
+        <w:t xml:space="preserve">        </w:t>
+      </w:r>
+      <w:r>
+        <w:rPr>
+          <w:color w:val="800000"/>
+          <w:lang w:eastAsia="en-IN"/>
+        </w:rPr>
+        <w:t>&lt;</w:t>
+      </w:r>
+      <w:r>
+        <w:rPr>
+          <w:color w:val="116329"/>
+          <w:lang w:eastAsia="en-IN"/>
+        </w:rPr>
+        <w:t>input</w:t>
+      </w:r>
+    </w:p>
+    <w:p>
+      <w:pPr>
+        <w:pStyle w:val="NoSpacing"/>
+        <w:rPr>
+          <w:color w:val="202020"/>
+          <w:lang w:eastAsia="en-IN"/>
+        </w:rPr>
+      </w:pPr>
+      <w:r>
+        <w:rPr>
+          <w:lang w:eastAsia="en-IN"/>
+        </w:rPr>
+        <w:t xml:space="preserve">          </w:t>
+      </w:r>
+      <w:r>
+        <w:rPr>
+          <w:color w:val="E50000"/>
+          <w:lang w:eastAsia="en-IN"/>
+        </w:rPr>
+        <w:t>type</w:t>
+      </w:r>
+      <w:r>
+        <w:rPr>
+          <w:color w:val="000000"/>
+          <w:lang w:eastAsia="en-IN"/>
+        </w:rPr>
+        <w:t>=</w:t>
+      </w:r>
+      <w:r>
+        <w:rPr>
+          <w:color w:val="0A3069"/>
+          <w:lang w:eastAsia="en-IN"/>
+        </w:rPr>
+        <w:t>"checkbox"</w:t>
+      </w:r>
+    </w:p>
+    <w:p>
+      <w:pPr>
+        <w:pStyle w:val="NoSpacing"/>
+        <w:rPr>
+          <w:color w:val="202020"/>
+          <w:lang w:eastAsia="en-IN"/>
+        </w:rPr>
+      </w:pPr>
+      <w:r>
+        <w:rPr>
+          <w:lang w:eastAsia="en-IN"/>
+        </w:rPr>
+        <w:t xml:space="preserve">          </w:t>
+      </w:r>
+      <w:r>
+        <w:rPr>
+          <w:color w:val="E50000"/>
+          <w:lang w:eastAsia="en-IN"/>
+        </w:rPr>
+        <w:t>value</w:t>
+      </w:r>
+      <w:r>
+        <w:rPr>
+          <w:color w:val="000000"/>
+          <w:lang w:eastAsia="en-IN"/>
+        </w:rPr>
+        <w:t>=</w:t>
+      </w:r>
+      <w:r>
+        <w:rPr>
+          <w:color w:val="0A3069"/>
+          <w:lang w:eastAsia="en-IN"/>
+        </w:rPr>
+        <w:t>"html"</w:t>
+      </w:r>
+    </w:p>
+    <w:p>
+      <w:pPr>
+        <w:pStyle w:val="NoSpacing"/>
+        <w:rPr>
+          <w:color w:val="202020"/>
+          <w:lang w:eastAsia="en-IN"/>
+        </w:rPr>
+      </w:pPr>
+      <w:r>
+        <w:rPr>
+          <w:lang w:eastAsia="en-IN"/>
+        </w:rPr>
+        <w:t xml:space="preserve">          </w:t>
+      </w:r>
+      <w:r>
+        <w:rPr>
+          <w:color w:val="E50000"/>
+          <w:lang w:eastAsia="en-IN"/>
+        </w:rPr>
+        <w:t>checked</w:t>
+      </w:r>
+      <w:r>
+        <w:rPr>
+          <w:color w:val="000000"/>
+          <w:lang w:eastAsia="en-IN"/>
+        </w:rPr>
+        <w:t>=</w:t>
+      </w:r>
+      <w:r>
+        <w:rPr>
+          <w:color w:val="CF222E"/>
+          <w:lang w:eastAsia="en-IN"/>
+        </w:rPr>
+        <w:t>{</w:t>
+      </w:r>
+      <w:proofErr w:type="spellStart"/>
+      <w:proofErr w:type="gramStart"/>
+      <w:r>
+        <w:rPr>
+          <w:color w:val="0550AE"/>
+          <w:lang w:eastAsia="en-IN"/>
+        </w:rPr>
+        <w:t>formData</w:t>
+      </w:r>
+      <w:r>
+        <w:rPr>
+          <w:lang w:eastAsia="en-IN"/>
+        </w:rPr>
+        <w:t>.skills.</w:t>
+      </w:r>
+      <w:r>
+        <w:rPr>
+          <w:color w:val="8250DF"/>
+          <w:lang w:eastAsia="en-IN"/>
+        </w:rPr>
+        <w:t>includes</w:t>
+      </w:r>
+      <w:proofErr w:type="spellEnd"/>
+      <w:proofErr w:type="gramEnd"/>
+      <w:r>
+        <w:rPr>
+          <w:lang w:eastAsia="en-IN"/>
+        </w:rPr>
+        <w:t>(</w:t>
+      </w:r>
+      <w:r>
+        <w:rPr>
+          <w:color w:val="0A3069"/>
+          <w:lang w:eastAsia="en-IN"/>
+        </w:rPr>
+        <w:t>"html"</w:t>
+      </w:r>
+      <w:r>
+        <w:rPr>
+          <w:lang w:eastAsia="en-IN"/>
+        </w:rPr>
+        <w:t>)</w:t>
+      </w:r>
+      <w:r>
+        <w:rPr>
+          <w:color w:val="CF222E"/>
+          <w:lang w:eastAsia="en-IN"/>
+        </w:rPr>
+        <w:t>}</w:t>
+      </w:r>
+    </w:p>
+    <w:p>
+      <w:pPr>
+        <w:pStyle w:val="NoSpacing"/>
+        <w:rPr>
+          <w:color w:val="202020"/>
+          <w:lang w:eastAsia="en-IN"/>
+        </w:rPr>
+      </w:pPr>
+      <w:r>
+        <w:rPr>
+          <w:lang w:eastAsia="en-IN"/>
+        </w:rPr>
+        <w:t xml:space="preserve">          </w:t>
+      </w:r>
+      <w:proofErr w:type="spellStart"/>
+      <w:r>
+        <w:rPr>
+          <w:color w:val="E50000"/>
+          <w:lang w:eastAsia="en-IN"/>
+        </w:rPr>
+        <w:t>onChange</w:t>
+      </w:r>
+      <w:proofErr w:type="spellEnd"/>
+      <w:r>
+        <w:rPr>
+          <w:color w:val="000000"/>
+          <w:lang w:eastAsia="en-IN"/>
+        </w:rPr>
+        <w:t>=</w:t>
+      </w:r>
+      <w:r>
+        <w:rPr>
+          <w:color w:val="CF222E"/>
+          <w:lang w:eastAsia="en-IN"/>
+        </w:rPr>
+        <w:t>{</w:t>
+      </w:r>
+      <w:proofErr w:type="spellStart"/>
+      <w:r>
+        <w:rPr>
+          <w:color w:val="8250DF"/>
+          <w:lang w:eastAsia="en-IN"/>
+        </w:rPr>
+        <w:t>handleChange</w:t>
+      </w:r>
+      <w:proofErr w:type="spellEnd"/>
+      <w:r>
+        <w:rPr>
+          <w:color w:val="CF222E"/>
+          <w:lang w:eastAsia="en-IN"/>
+        </w:rPr>
+        <w:t>}</w:t>
+      </w:r>
+    </w:p>
+    <w:p>
+      <w:pPr>
+        <w:pStyle w:val="NoSpacing"/>
+        <w:rPr>
+          <w:color w:val="202020"/>
+          <w:lang w:eastAsia="en-IN"/>
+        </w:rPr>
+      </w:pPr>
+      <w:r>
+        <w:rPr>
+          <w:lang w:eastAsia="en-IN"/>
+        </w:rPr>
+        <w:t xml:space="preserve">        </w:t>
+      </w:r>
+      <w:r>
+        <w:rPr>
+          <w:color w:val="800000"/>
+          <w:lang w:eastAsia="en-IN"/>
+        </w:rPr>
+        <w:t>/&gt;</w:t>
+      </w:r>
+      <w:r>
+        <w:rPr>
+          <w:lang w:eastAsia="en-IN"/>
+        </w:rPr>
+        <w:t xml:space="preserve"> HTML</w:t>
+      </w:r>
+    </w:p>
+    <w:p>
+      <w:pPr>
+        <w:pStyle w:val="NoSpacing"/>
+        <w:rPr>
+          <w:color w:val="202020"/>
+          <w:lang w:eastAsia="en-IN"/>
+        </w:rPr>
+      </w:pPr>
+      <w:r>
+        <w:rPr>
+          <w:lang w:eastAsia="en-IN"/>
+        </w:rPr>
+        <w:t xml:space="preserve">        </w:t>
+      </w:r>
+      <w:r>
+        <w:rPr>
+          <w:color w:val="800000"/>
+          <w:lang w:eastAsia="en-IN"/>
+        </w:rPr>
+        <w:t>&lt;</w:t>
+      </w:r>
+      <w:r>
+        <w:rPr>
+          <w:color w:val="116329"/>
+          <w:lang w:eastAsia="en-IN"/>
+        </w:rPr>
+        <w:t>input</w:t>
+      </w:r>
+    </w:p>
+    <w:p>
+      <w:pPr>
+        <w:pStyle w:val="NoSpacing"/>
+        <w:rPr>
+          <w:color w:val="202020"/>
+          <w:lang w:eastAsia="en-IN"/>
+        </w:rPr>
+      </w:pPr>
+      <w:r>
+        <w:rPr>
+          <w:lang w:eastAsia="en-IN"/>
+        </w:rPr>
+        <w:t xml:space="preserve">          </w:t>
+      </w:r>
+      <w:r>
+        <w:rPr>
+          <w:color w:val="E50000"/>
+          <w:lang w:eastAsia="en-IN"/>
+        </w:rPr>
+        <w:t>type</w:t>
+      </w:r>
+      <w:r>
+        <w:rPr>
+          <w:color w:val="000000"/>
+          <w:lang w:eastAsia="en-IN"/>
+        </w:rPr>
+        <w:t>=</w:t>
+      </w:r>
+      <w:r>
+        <w:rPr>
+          <w:color w:val="0A3069"/>
+          <w:lang w:eastAsia="en-IN"/>
+        </w:rPr>
+        <w:t>"checkbox"</w:t>
+      </w:r>
+    </w:p>
+    <w:p>
+      <w:pPr>
+        <w:pStyle w:val="NoSpacing"/>
+        <w:rPr>
+          <w:color w:val="202020"/>
+          <w:lang w:eastAsia="en-IN"/>
+        </w:rPr>
+      </w:pPr>
+      <w:r>
+        <w:rPr>
+          <w:lang w:eastAsia="en-IN"/>
+        </w:rPr>
+        <w:t xml:space="preserve">          </w:t>
+      </w:r>
+      <w:r>
+        <w:rPr>
+          <w:color w:val="E50000"/>
+          <w:lang w:eastAsia="en-IN"/>
+        </w:rPr>
+        <w:t>value</w:t>
+      </w:r>
+      <w:r>
+        <w:rPr>
+          <w:color w:val="000000"/>
+          <w:lang w:eastAsia="en-IN"/>
+        </w:rPr>
+        <w:t>=</w:t>
+      </w:r>
+      <w:r>
+        <w:rPr>
+          <w:color w:val="0A3069"/>
+          <w:lang w:eastAsia="en-IN"/>
+        </w:rPr>
+        <w:t>"</w:t>
+      </w:r>
+      <w:proofErr w:type="spellStart"/>
+      <w:r>
+        <w:rPr>
+          <w:color w:val="0A3069"/>
+          <w:lang w:eastAsia="en-IN"/>
+        </w:rPr>
+        <w:t>css</w:t>
+      </w:r>
+      <w:proofErr w:type="spellEnd"/>
+      <w:r>
+        <w:rPr>
+          <w:color w:val="0A3069"/>
+          <w:lang w:eastAsia="en-IN"/>
+        </w:rPr>
+        <w:t>"</w:t>
+      </w:r>
+    </w:p>
+    <w:p>
+      <w:pPr>
+        <w:pStyle w:val="NoSpacing"/>
+        <w:rPr>
+          <w:color w:val="202020"/>
+          <w:lang w:eastAsia="en-IN"/>
+        </w:rPr>
+      </w:pPr>
+      <w:r>
+        <w:rPr>
+          <w:lang w:eastAsia="en-IN"/>
+        </w:rPr>
+        <w:t xml:space="preserve">          </w:t>
+      </w:r>
+      <w:r>
+        <w:rPr>
+          <w:color w:val="E50000"/>
+          <w:lang w:eastAsia="en-IN"/>
+        </w:rPr>
+        <w:t>checked</w:t>
+      </w:r>
+      <w:r>
+        <w:rPr>
+          <w:color w:val="000000"/>
+          <w:lang w:eastAsia="en-IN"/>
+        </w:rPr>
+        <w:t>=</w:t>
+      </w:r>
+      <w:r>
+        <w:rPr>
+          <w:color w:val="CF222E"/>
+          <w:lang w:eastAsia="en-IN"/>
+        </w:rPr>
+        <w:t>{</w:t>
+      </w:r>
+      <w:proofErr w:type="spellStart"/>
+      <w:proofErr w:type="gramStart"/>
+      <w:r>
+        <w:rPr>
+          <w:color w:val="0550AE"/>
+          <w:lang w:eastAsia="en-IN"/>
+        </w:rPr>
+        <w:t>formData</w:t>
+      </w:r>
+      <w:r>
+        <w:rPr>
+          <w:lang w:eastAsia="en-IN"/>
+        </w:rPr>
+        <w:t>.skills.</w:t>
+      </w:r>
+      <w:r>
+        <w:rPr>
+          <w:color w:val="8250DF"/>
+          <w:lang w:eastAsia="en-IN"/>
+        </w:rPr>
+        <w:t>includes</w:t>
+      </w:r>
+      <w:proofErr w:type="spellEnd"/>
+      <w:proofErr w:type="gramEnd"/>
+      <w:r>
+        <w:rPr>
+          <w:lang w:eastAsia="en-IN"/>
+        </w:rPr>
+        <w:t>(</w:t>
+      </w:r>
+      <w:r>
+        <w:rPr>
+          <w:color w:val="0A3069"/>
+          <w:lang w:eastAsia="en-IN"/>
+        </w:rPr>
+        <w:t>"</w:t>
+      </w:r>
+      <w:proofErr w:type="spellStart"/>
+      <w:r>
+        <w:rPr>
+          <w:color w:val="0A3069"/>
+          <w:lang w:eastAsia="en-IN"/>
+        </w:rPr>
+        <w:t>css</w:t>
+      </w:r>
+      <w:proofErr w:type="spellEnd"/>
+      <w:r>
+        <w:rPr>
+          <w:color w:val="0A3069"/>
+          <w:lang w:eastAsia="en-IN"/>
+        </w:rPr>
+        <w:t>"</w:t>
+      </w:r>
+      <w:r>
+        <w:rPr>
+          <w:lang w:eastAsia="en-IN"/>
+        </w:rPr>
+        <w:t>)</w:t>
+      </w:r>
+      <w:r>
+        <w:rPr>
+          <w:color w:val="CF222E"/>
+          <w:lang w:eastAsia="en-IN"/>
+        </w:rPr>
+        <w:t>}</w:t>
+      </w:r>
+    </w:p>
+    <w:p>
+      <w:pPr>
+        <w:pStyle w:val="NoSpacing"/>
+        <w:rPr>
+          <w:color w:val="202020"/>
+          <w:lang w:eastAsia="en-IN"/>
+        </w:rPr>
+      </w:pPr>
+      <w:r>
+        <w:rPr>
+          <w:lang w:eastAsia="en-IN"/>
+        </w:rPr>
+        <w:lastRenderedPageBreak/>
+        <w:t xml:space="preserve">          </w:t>
+      </w:r>
+      <w:proofErr w:type="spellStart"/>
+      <w:r>
+        <w:rPr>
+          <w:color w:val="E50000"/>
+          <w:lang w:eastAsia="en-IN"/>
+        </w:rPr>
+        <w:t>onChange</w:t>
+      </w:r>
+      <w:proofErr w:type="spellEnd"/>
+      <w:r>
+        <w:rPr>
+          <w:color w:val="000000"/>
+          <w:lang w:eastAsia="en-IN"/>
+        </w:rPr>
+        <w:t>=</w:t>
+      </w:r>
+      <w:r>
+        <w:rPr>
+          <w:color w:val="CF222E"/>
+          <w:lang w:eastAsia="en-IN"/>
+        </w:rPr>
+        <w:t>{</w:t>
+      </w:r>
+      <w:proofErr w:type="spellStart"/>
+      <w:r>
+        <w:rPr>
+          <w:color w:val="8250DF"/>
+          <w:lang w:eastAsia="en-IN"/>
+        </w:rPr>
+        <w:t>handleChange</w:t>
+      </w:r>
+      <w:proofErr w:type="spellEnd"/>
+      <w:r>
+        <w:rPr>
+          <w:color w:val="CF222E"/>
+          <w:lang w:eastAsia="en-IN"/>
+        </w:rPr>
+        <w:t>}</w:t>
+      </w:r>
+    </w:p>
+    <w:p>
+      <w:pPr>
+        <w:pStyle w:val="NoSpacing"/>
+        <w:rPr>
+          <w:color w:val="202020"/>
+          <w:lang w:eastAsia="en-IN"/>
+        </w:rPr>
+      </w:pPr>
+      <w:r>
+        <w:rPr>
+          <w:lang w:eastAsia="en-IN"/>
+        </w:rPr>
+        <w:t xml:space="preserve">        </w:t>
+      </w:r>
+      <w:r>
+        <w:rPr>
+          <w:color w:val="800000"/>
+          <w:lang w:eastAsia="en-IN"/>
+        </w:rPr>
+        <w:t>/&gt;</w:t>
+      </w:r>
+      <w:r>
+        <w:rPr>
+          <w:lang w:eastAsia="en-IN"/>
+        </w:rPr>
+        <w:t xml:space="preserve"> CSS</w:t>
+      </w:r>
+    </w:p>
+    <w:p>
+      <w:pPr>
+        <w:pStyle w:val="NoSpacing"/>
+        <w:rPr>
+          <w:color w:val="202020"/>
+          <w:lang w:eastAsia="en-IN"/>
+        </w:rPr>
+      </w:pPr>
+      <w:r>
+        <w:rPr>
+          <w:lang w:eastAsia="en-IN"/>
+        </w:rPr>
+        <w:t xml:space="preserve">        </w:t>
+      </w:r>
+      <w:r>
+        <w:rPr>
+          <w:color w:val="800000"/>
+          <w:lang w:eastAsia="en-IN"/>
+        </w:rPr>
+        <w:t>&lt;</w:t>
+      </w:r>
+      <w:r>
+        <w:rPr>
+          <w:color w:val="116329"/>
+          <w:lang w:eastAsia="en-IN"/>
+        </w:rPr>
+        <w:t>input</w:t>
+      </w:r>
+    </w:p>
+    <w:p>
+      <w:pPr>
+        <w:pStyle w:val="NoSpacing"/>
+        <w:rPr>
+          <w:color w:val="202020"/>
+          <w:lang w:eastAsia="en-IN"/>
+        </w:rPr>
+      </w:pPr>
+      <w:r>
+        <w:rPr>
+          <w:lang w:eastAsia="en-IN"/>
+        </w:rPr>
+        <w:t xml:space="preserve">          </w:t>
+      </w:r>
+      <w:r>
+        <w:rPr>
+          <w:color w:val="E50000"/>
+          <w:lang w:eastAsia="en-IN"/>
+        </w:rPr>
+        <w:t>type</w:t>
+      </w:r>
+      <w:r>
+        <w:rPr>
+          <w:color w:val="000000"/>
+          <w:lang w:eastAsia="en-IN"/>
+        </w:rPr>
+        <w:t>=</w:t>
+      </w:r>
+      <w:r>
+        <w:rPr>
+          <w:color w:val="0A3069"/>
+          <w:lang w:eastAsia="en-IN"/>
+        </w:rPr>
+        <w:t>"checkbox"</w:t>
+      </w:r>
+    </w:p>
+    <w:p>
+      <w:pPr>
+        <w:pStyle w:val="NoSpacing"/>
+        <w:rPr>
+          <w:color w:val="202020"/>
+          <w:lang w:eastAsia="en-IN"/>
+        </w:rPr>
+      </w:pPr>
+      <w:r>
+        <w:rPr>
+          <w:lang w:eastAsia="en-IN"/>
+        </w:rPr>
+        <w:t xml:space="preserve">          </w:t>
+      </w:r>
+      <w:r>
+        <w:rPr>
+          <w:color w:val="E50000"/>
+          <w:lang w:eastAsia="en-IN"/>
+        </w:rPr>
+        <w:t>value</w:t>
+      </w:r>
+      <w:r>
+        <w:rPr>
+          <w:color w:val="000000"/>
+          <w:lang w:eastAsia="en-IN"/>
+        </w:rPr>
+        <w:t>=</w:t>
+      </w:r>
+      <w:r>
+        <w:rPr>
+          <w:color w:val="0A3069"/>
+          <w:lang w:eastAsia="en-IN"/>
+        </w:rPr>
+        <w:t>"</w:t>
+      </w:r>
+      <w:proofErr w:type="spellStart"/>
+      <w:r>
+        <w:rPr>
+          <w:color w:val="0A3069"/>
+          <w:lang w:eastAsia="en-IN"/>
+        </w:rPr>
+        <w:t>js</w:t>
+      </w:r>
+      <w:proofErr w:type="spellEnd"/>
+      <w:r>
+        <w:rPr>
+          <w:color w:val="0A3069"/>
+          <w:lang w:eastAsia="en-IN"/>
+        </w:rPr>
+        <w:t>"</w:t>
+      </w:r>
+    </w:p>
+    <w:p>
+      <w:pPr>
+        <w:pStyle w:val="NoSpacing"/>
+        <w:rPr>
+          <w:color w:val="202020"/>
+          <w:lang w:eastAsia="en-IN"/>
+        </w:rPr>
+      </w:pPr>
+      <w:r>
+        <w:rPr>
+          <w:lang w:eastAsia="en-IN"/>
+        </w:rPr>
+        <w:t xml:space="preserve">          </w:t>
+      </w:r>
+      <w:r>
+        <w:rPr>
+          <w:color w:val="E50000"/>
+          <w:lang w:eastAsia="en-IN"/>
+        </w:rPr>
+        <w:t>checked</w:t>
+      </w:r>
+      <w:r>
+        <w:rPr>
+          <w:color w:val="000000"/>
+          <w:lang w:eastAsia="en-IN"/>
+        </w:rPr>
+        <w:t>=</w:t>
+      </w:r>
+      <w:r>
+        <w:rPr>
+          <w:color w:val="CF222E"/>
+          <w:lang w:eastAsia="en-IN"/>
+        </w:rPr>
+        <w:t>{</w:t>
+      </w:r>
+      <w:proofErr w:type="spellStart"/>
+      <w:proofErr w:type="gramStart"/>
+      <w:r>
+        <w:rPr>
+          <w:color w:val="0550AE"/>
+          <w:lang w:eastAsia="en-IN"/>
+        </w:rPr>
+        <w:t>formData</w:t>
+      </w:r>
+      <w:r>
+        <w:rPr>
+          <w:lang w:eastAsia="en-IN"/>
+        </w:rPr>
+        <w:t>.skills.</w:t>
+      </w:r>
+      <w:r>
+        <w:rPr>
+          <w:color w:val="8250DF"/>
+          <w:lang w:eastAsia="en-IN"/>
+        </w:rPr>
+        <w:t>includes</w:t>
+      </w:r>
+      <w:proofErr w:type="spellEnd"/>
+      <w:proofErr w:type="gramEnd"/>
+      <w:r>
+        <w:rPr>
+          <w:lang w:eastAsia="en-IN"/>
+        </w:rPr>
+        <w:t>(</w:t>
+      </w:r>
+      <w:r>
+        <w:rPr>
+          <w:color w:val="0A3069"/>
+          <w:lang w:eastAsia="en-IN"/>
+        </w:rPr>
+        <w:t>"</w:t>
+      </w:r>
+      <w:proofErr w:type="spellStart"/>
+      <w:r>
+        <w:rPr>
+          <w:color w:val="0A3069"/>
+          <w:lang w:eastAsia="en-IN"/>
+        </w:rPr>
+        <w:t>js</w:t>
+      </w:r>
+      <w:proofErr w:type="spellEnd"/>
+      <w:r>
+        <w:rPr>
+          <w:color w:val="0A3069"/>
+          <w:lang w:eastAsia="en-IN"/>
+        </w:rPr>
+        <w:t>"</w:t>
+      </w:r>
+      <w:r>
+        <w:rPr>
+          <w:lang w:eastAsia="en-IN"/>
+        </w:rPr>
+        <w:t>)</w:t>
+      </w:r>
+      <w:r>
+        <w:rPr>
+          <w:color w:val="CF222E"/>
+          <w:lang w:eastAsia="en-IN"/>
+        </w:rPr>
+        <w:t>}</w:t>
+      </w:r>
+    </w:p>
+    <w:p>
+      <w:pPr>
+        <w:pStyle w:val="NoSpacing"/>
+        <w:rPr>
+          <w:color w:val="202020"/>
+          <w:lang w:eastAsia="en-IN"/>
+        </w:rPr>
+      </w:pPr>
+      <w:r>
+        <w:rPr>
+          <w:lang w:eastAsia="en-IN"/>
+        </w:rPr>
+        <w:t xml:space="preserve">          </w:t>
+      </w:r>
+      <w:proofErr w:type="spellStart"/>
+      <w:r>
+        <w:rPr>
+          <w:color w:val="E50000"/>
+          <w:lang w:eastAsia="en-IN"/>
+        </w:rPr>
+        <w:t>onChange</w:t>
+      </w:r>
+      <w:proofErr w:type="spellEnd"/>
+      <w:r>
+        <w:rPr>
+          <w:color w:val="000000"/>
+          <w:lang w:eastAsia="en-IN"/>
+        </w:rPr>
+        <w:t>=</w:t>
+      </w:r>
+      <w:r>
+        <w:rPr>
+          <w:color w:val="CF222E"/>
+          <w:lang w:eastAsia="en-IN"/>
+        </w:rPr>
+        <w:t>{</w:t>
+      </w:r>
+      <w:proofErr w:type="spellStart"/>
+      <w:r>
+        <w:rPr>
+          <w:color w:val="8250DF"/>
+          <w:lang w:eastAsia="en-IN"/>
+        </w:rPr>
+        <w:t>handleChange</w:t>
+      </w:r>
+      <w:proofErr w:type="spellEnd"/>
+      <w:r>
+        <w:rPr>
+          <w:color w:val="CF222E"/>
+          <w:lang w:eastAsia="en-IN"/>
+        </w:rPr>
+        <w:t>}</w:t>
+      </w:r>
+    </w:p>
+    <w:p>
+      <w:pPr>
+        <w:pStyle w:val="NoSpacing"/>
+        <w:rPr>
+          <w:color w:val="202020"/>
+          <w:lang w:eastAsia="en-IN"/>
+        </w:rPr>
+      </w:pPr>
+      <w:r>
+        <w:rPr>
+          <w:lang w:eastAsia="en-IN"/>
+        </w:rPr>
+        <w:t xml:space="preserve">        </w:t>
+      </w:r>
+      <w:r>
+        <w:rPr>
+          <w:color w:val="800000"/>
+          <w:lang w:eastAsia="en-IN"/>
+        </w:rPr>
+        <w:t>/&gt;</w:t>
+      </w:r>
+      <w:r>
+        <w:rPr>
+          <w:lang w:eastAsia="en-IN"/>
+        </w:rPr>
+        <w:t xml:space="preserve"> JS</w:t>
+      </w:r>
+    </w:p>
+    <w:p>
+      <w:pPr>
+        <w:pStyle w:val="NoSpacing"/>
+        <w:rPr>
+          <w:color w:val="202020"/>
+          <w:lang w:eastAsia="en-IN"/>
+        </w:rPr>
+      </w:pPr>
+      <w:r>
+        <w:rPr>
+          <w:lang w:eastAsia="en-IN"/>
+        </w:rPr>
+        <w:t xml:space="preserve">        </w:t>
+      </w:r>
+      <w:r>
+        <w:rPr>
+          <w:color w:val="800000"/>
+          <w:lang w:eastAsia="en-IN"/>
+        </w:rPr>
+        <w:t>&lt;</w:t>
+      </w:r>
+      <w:r>
+        <w:rPr>
+          <w:color w:val="116329"/>
+          <w:lang w:eastAsia="en-IN"/>
+        </w:rPr>
+        <w:t>span</w:t>
+      </w:r>
+      <w:r>
+        <w:rPr>
+          <w:lang w:eastAsia="en-IN"/>
+        </w:rPr>
+        <w:t xml:space="preserve"> </w:t>
+      </w:r>
+      <w:r>
+        <w:rPr>
+          <w:color w:val="E50000"/>
+          <w:lang w:eastAsia="en-IN"/>
+        </w:rPr>
+        <w:t>style</w:t>
+      </w:r>
+      <w:proofErr w:type="gramStart"/>
+      <w:r>
+        <w:rPr>
+          <w:color w:val="000000"/>
+          <w:lang w:eastAsia="en-IN"/>
+        </w:rPr>
+        <w:t>=</w:t>
+      </w:r>
+      <w:r>
+        <w:rPr>
+          <w:color w:val="CF222E"/>
+          <w:lang w:eastAsia="en-IN"/>
+        </w:rPr>
+        <w:t>{</w:t>
+      </w:r>
+      <w:proofErr w:type="gramEnd"/>
+      <w:r>
+        <w:rPr>
+          <w:lang w:eastAsia="en-IN"/>
+        </w:rPr>
+        <w:t xml:space="preserve">{ </w:t>
+      </w:r>
+      <w:proofErr w:type="spellStart"/>
+      <w:r>
+        <w:rPr>
+          <w:lang w:eastAsia="en-IN"/>
+        </w:rPr>
+        <w:t>color</w:t>
+      </w:r>
+      <w:proofErr w:type="spellEnd"/>
+      <w:r>
+        <w:rPr>
+          <w:color w:val="001080"/>
+          <w:lang w:eastAsia="en-IN"/>
+        </w:rPr>
+        <w:t>:</w:t>
+      </w:r>
+      <w:r>
+        <w:rPr>
+          <w:lang w:eastAsia="en-IN"/>
+        </w:rPr>
+        <w:t xml:space="preserve"> </w:t>
+      </w:r>
+      <w:r>
+        <w:rPr>
+          <w:color w:val="0A3069"/>
+          <w:lang w:eastAsia="en-IN"/>
+        </w:rPr>
+        <w:t>"red"</w:t>
+      </w:r>
+      <w:r>
+        <w:rPr>
+          <w:lang w:eastAsia="en-IN"/>
+        </w:rPr>
+        <w:t xml:space="preserve"> }</w:t>
+      </w:r>
+      <w:r>
+        <w:rPr>
+          <w:color w:val="CF222E"/>
+          <w:lang w:eastAsia="en-IN"/>
+        </w:rPr>
+        <w:t>}</w:t>
+      </w:r>
+      <w:r>
+        <w:rPr>
+          <w:color w:val="800000"/>
+          <w:lang w:eastAsia="en-IN"/>
+        </w:rPr>
+        <w:t>&gt;</w:t>
+      </w:r>
+      <w:r>
+        <w:rPr>
+          <w:color w:val="CF222E"/>
+          <w:lang w:eastAsia="en-IN"/>
+        </w:rPr>
+        <w:t>{</w:t>
+      </w:r>
+      <w:proofErr w:type="spellStart"/>
+      <w:r>
+        <w:rPr>
+          <w:color w:val="0550AE"/>
+          <w:lang w:eastAsia="en-IN"/>
+        </w:rPr>
+        <w:t>errors</w:t>
+      </w:r>
+      <w:r>
+        <w:rPr>
+          <w:lang w:eastAsia="en-IN"/>
+        </w:rPr>
+        <w:t>.skills</w:t>
+      </w:r>
+      <w:proofErr w:type="spellEnd"/>
+      <w:r>
+        <w:rPr>
+          <w:color w:val="CF222E"/>
+          <w:lang w:eastAsia="en-IN"/>
+        </w:rPr>
+        <w:t>}</w:t>
+      </w:r>
+      <w:r>
+        <w:rPr>
+          <w:color w:val="800000"/>
+          <w:lang w:eastAsia="en-IN"/>
+        </w:rPr>
+        <w:t>&lt;/</w:t>
+      </w:r>
+      <w:r>
+        <w:rPr>
+          <w:color w:val="116329"/>
+          <w:lang w:eastAsia="en-IN"/>
+        </w:rPr>
+        <w:t>span</w:t>
+      </w:r>
+      <w:r>
+        <w:rPr>
+          <w:color w:val="800000"/>
+          <w:lang w:eastAsia="en-IN"/>
+        </w:rPr>
+        <w:t>&gt;</w:t>
+      </w:r>
+    </w:p>
+    <w:p>
+      <w:pPr>
+        <w:pStyle w:val="NoSpacing"/>
+        <w:rPr>
+          <w:color w:val="202020"/>
+          <w:lang w:eastAsia="en-IN"/>
+        </w:rPr>
+      </w:pPr>
+      <w:r>
+        <w:rPr>
+          <w:lang w:eastAsia="en-IN"/>
+        </w:rPr>
+        <w:t xml:space="preserve">        </w:t>
+      </w:r>
+      <w:r>
+        <w:rPr>
+          <w:color w:val="800000"/>
+          <w:lang w:eastAsia="en-IN"/>
+        </w:rPr>
+        <w:t>&lt;</w:t>
+      </w:r>
+      <w:proofErr w:type="spellStart"/>
+      <w:r>
+        <w:rPr>
+          <w:color w:val="116329"/>
+          <w:lang w:eastAsia="en-IN"/>
+        </w:rPr>
+        <w:t>br</w:t>
+      </w:r>
+      <w:proofErr w:type="spellEnd"/>
+      <w:r>
+        <w:rPr>
+          <w:lang w:eastAsia="en-IN"/>
+        </w:rPr>
+        <w:t xml:space="preserve"> </w:t>
+      </w:r>
+      <w:r>
+        <w:rPr>
+          <w:color w:val="800000"/>
+          <w:lang w:eastAsia="en-IN"/>
+        </w:rPr>
+        <w:t>/&gt;</w:t>
+      </w:r>
+    </w:p>
+    <w:p>
+      <w:pPr>
+        <w:pStyle w:val="NoSpacing"/>
+        <w:rPr>
+          <w:color w:val="202020"/>
+          <w:lang w:eastAsia="en-IN"/>
+        </w:rPr>
+      </w:pPr>
+    </w:p>
+    <w:p>
+      <w:pPr>
+        <w:pStyle w:val="NoSpacing"/>
+        <w:rPr>
+          <w:color w:val="202020"/>
+          <w:lang w:eastAsia="en-IN"/>
+        </w:rPr>
+      </w:pPr>
+      <w:r>
+        <w:rPr>
+          <w:lang w:eastAsia="en-IN"/>
+        </w:rPr>
+        <w:t xml:space="preserve">        </w:t>
+      </w:r>
+      <w:r>
+        <w:rPr>
+          <w:color w:val="800000"/>
+          <w:lang w:eastAsia="en-IN"/>
+        </w:rPr>
+        <w:t>&lt;</w:t>
+      </w:r>
+      <w:r>
+        <w:rPr>
+          <w:color w:val="116329"/>
+          <w:lang w:eastAsia="en-IN"/>
+        </w:rPr>
+        <w:t>input</w:t>
+      </w:r>
+      <w:r>
+        <w:rPr>
+          <w:lang w:eastAsia="en-IN"/>
+        </w:rPr>
+        <w:t xml:space="preserve"> </w:t>
+      </w:r>
+      <w:r>
+        <w:rPr>
+          <w:color w:val="E50000"/>
+          <w:lang w:eastAsia="en-IN"/>
+        </w:rPr>
+        <w:t>type</w:t>
+      </w:r>
+      <w:r>
+        <w:rPr>
+          <w:color w:val="000000"/>
+          <w:lang w:eastAsia="en-IN"/>
+        </w:rPr>
+        <w:t>=</w:t>
+      </w:r>
+      <w:r>
+        <w:rPr>
+          <w:color w:val="0A3069"/>
+          <w:lang w:eastAsia="en-IN"/>
+        </w:rPr>
+        <w:t>"submit"</w:t>
+      </w:r>
+      <w:r>
+        <w:rPr>
+          <w:lang w:eastAsia="en-IN"/>
+        </w:rPr>
+        <w:t xml:space="preserve"> </w:t>
+      </w:r>
+      <w:r>
+        <w:rPr>
+          <w:color w:val="E50000"/>
+          <w:lang w:eastAsia="en-IN"/>
+        </w:rPr>
+        <w:t>value</w:t>
+      </w:r>
+      <w:r>
+        <w:rPr>
+          <w:color w:val="000000"/>
+          <w:lang w:eastAsia="en-IN"/>
+        </w:rPr>
+        <w:t>=</w:t>
+      </w:r>
+      <w:r>
+        <w:rPr>
+          <w:color w:val="0A3069"/>
+          <w:lang w:eastAsia="en-IN"/>
+        </w:rPr>
+        <w:t>"SUBMIT"</w:t>
+      </w:r>
+      <w:r>
+        <w:rPr>
+          <w:lang w:eastAsia="en-IN"/>
+        </w:rPr>
+        <w:t xml:space="preserve"> </w:t>
+      </w:r>
+      <w:r>
+        <w:rPr>
+          <w:color w:val="800000"/>
+          <w:lang w:eastAsia="en-IN"/>
+        </w:rPr>
+        <w:t>/&gt;</w:t>
+      </w:r>
+    </w:p>
+    <w:p>
+      <w:pPr>
+        <w:pStyle w:val="NoSpacing"/>
+        <w:rPr>
+          <w:color w:val="202020"/>
+          <w:lang w:eastAsia="en-IN"/>
+        </w:rPr>
+      </w:pPr>
+      <w:r>
+        <w:rPr>
+          <w:lang w:eastAsia="en-IN"/>
+        </w:rPr>
+        <w:t xml:space="preserve">      </w:t>
+      </w:r>
+      <w:r>
+        <w:rPr>
+          <w:color w:val="800000"/>
+          <w:lang w:eastAsia="en-IN"/>
+        </w:rPr>
+        <w:t>&lt;/</w:t>
+      </w:r>
+      <w:r>
+        <w:rPr>
+          <w:color w:val="116329"/>
+          <w:lang w:eastAsia="en-IN"/>
+        </w:rPr>
+        <w:t>form</w:t>
+      </w:r>
+      <w:r>
+        <w:rPr>
+          <w:color w:val="800000"/>
+          <w:lang w:eastAsia="en-IN"/>
+        </w:rPr>
+        <w:t>&gt;</w:t>
+      </w:r>
+    </w:p>
+    <w:p>
+      <w:pPr>
+        <w:pStyle w:val="NoSpacing"/>
+        <w:rPr>
+          <w:color w:val="202020"/>
+          <w:lang w:eastAsia="en-IN"/>
+        </w:rPr>
+      </w:pPr>
+    </w:p>
+    <w:p>
+      <w:pPr>
+        <w:pStyle w:val="NoSpacing"/>
+        <w:rPr>
+          <w:color w:val="202020"/>
+          <w:lang w:eastAsia="en-IN"/>
+        </w:rPr>
+      </w:pPr>
+      <w:r>
+        <w:rPr>
+          <w:lang w:eastAsia="en-IN"/>
+        </w:rPr>
+        <w:t xml:space="preserve">      </w:t>
+      </w:r>
+      <w:r>
+        <w:rPr>
+          <w:color w:val="CF222E"/>
+          <w:lang w:eastAsia="en-IN"/>
+        </w:rPr>
+        <w:t>{</w:t>
+      </w:r>
+      <w:r>
+        <w:rPr>
+          <w:color w:val="6E7781"/>
+          <w:lang w:eastAsia="en-IN"/>
+        </w:rPr>
+        <w:t>/</w:t>
+      </w:r>
+      <w:proofErr w:type="gramStart"/>
+      <w:r>
+        <w:rPr>
+          <w:color w:val="6E7781"/>
+          <w:lang w:eastAsia="en-IN"/>
+        </w:rPr>
+        <w:t xml:space="preserve">* </w:t>
+      </w:r>
+      <w:r>
+        <w:rPr>
+          <w:rFonts w:ascii="Segoe UI Emoji" w:hAnsi="Segoe UI Emoji" w:cs="Segoe UI Emoji"/>
+          <w:color w:val="6E7781"/>
+          <w:lang w:eastAsia="en-IN"/>
+        </w:rPr>
+        <w:t>✅</w:t>
+      </w:r>
+      <w:r>
+        <w:rPr>
+          <w:color w:val="6E7781"/>
+          <w:lang w:eastAsia="en-IN"/>
+        </w:rPr>
+        <w:t xml:space="preserve"> Show</w:t>
+      </w:r>
+      <w:proofErr w:type="gramEnd"/>
+      <w:r>
+        <w:rPr>
+          <w:color w:val="6E7781"/>
+          <w:lang w:eastAsia="en-IN"/>
+        </w:rPr>
+        <w:t xml:space="preserve"> data only if valid */</w:t>
+      </w:r>
+      <w:r>
+        <w:rPr>
+          <w:color w:val="CF222E"/>
+          <w:lang w:eastAsia="en-IN"/>
+        </w:rPr>
+        <w:t>}</w:t>
+      </w:r>
+    </w:p>
+    <w:p>
+      <w:pPr>
+        <w:pStyle w:val="NoSpacing"/>
+        <w:rPr>
+          <w:color w:val="202020"/>
+          <w:lang w:eastAsia="en-IN"/>
+        </w:rPr>
+      </w:pPr>
+      <w:r>
+        <w:rPr>
+          <w:lang w:eastAsia="en-IN"/>
+        </w:rPr>
+        <w:t xml:space="preserve">      </w:t>
+      </w:r>
+      <w:r>
+        <w:rPr>
+          <w:color w:val="CF222E"/>
+          <w:lang w:eastAsia="en-IN"/>
+        </w:rPr>
+        <w:t>{</w:t>
+      </w:r>
+      <w:r>
+        <w:rPr>
+          <w:color w:val="0550AE"/>
+          <w:lang w:eastAsia="en-IN"/>
+        </w:rPr>
+        <w:t>submitted</w:t>
+      </w:r>
+      <w:r>
+        <w:rPr>
+          <w:lang w:eastAsia="en-IN"/>
+        </w:rPr>
+        <w:t xml:space="preserve"> </w:t>
+      </w:r>
+      <w:r>
+        <w:rPr>
+          <w:color w:val="000000"/>
+          <w:lang w:eastAsia="en-IN"/>
+        </w:rPr>
+        <w:t>&amp;&amp;</w:t>
+      </w:r>
+    </w:p>
+    <w:p>
+      <w:pPr>
+        <w:pStyle w:val="NoSpacing"/>
+        <w:rPr>
+          <w:color w:val="202020"/>
+          <w:lang w:eastAsia="en-IN"/>
+        </w:rPr>
+      </w:pPr>
+      <w:r>
+        <w:rPr>
+          <w:lang w:eastAsia="en-IN"/>
+        </w:rPr>
+        <w:t xml:space="preserve">        </w:t>
+      </w:r>
+      <w:proofErr w:type="spellStart"/>
+      <w:r>
+        <w:rPr>
+          <w:color w:val="267F99"/>
+          <w:lang w:eastAsia="en-IN"/>
+        </w:rPr>
+        <w:t>Object</w:t>
+      </w:r>
+      <w:r>
+        <w:rPr>
+          <w:lang w:eastAsia="en-IN"/>
+        </w:rPr>
+        <w:t>.</w:t>
+      </w:r>
+      <w:r>
+        <w:rPr>
+          <w:color w:val="8250DF"/>
+          <w:lang w:eastAsia="en-IN"/>
+        </w:rPr>
+        <w:t>entries</w:t>
+      </w:r>
+      <w:proofErr w:type="spellEnd"/>
+      <w:r>
+        <w:rPr>
+          <w:lang w:eastAsia="en-IN"/>
+        </w:rPr>
+        <w:t>(</w:t>
+      </w:r>
+      <w:proofErr w:type="spellStart"/>
+      <w:r>
+        <w:rPr>
+          <w:color w:val="0550AE"/>
+          <w:lang w:eastAsia="en-IN"/>
+        </w:rPr>
+        <w:t>formData</w:t>
+      </w:r>
+      <w:proofErr w:type="spellEnd"/>
+      <w:proofErr w:type="gramStart"/>
+      <w:r>
+        <w:rPr>
+          <w:lang w:eastAsia="en-IN"/>
+        </w:rPr>
+        <w:t>).</w:t>
+      </w:r>
+      <w:r>
+        <w:rPr>
+          <w:color w:val="8250DF"/>
+          <w:lang w:eastAsia="en-IN"/>
+        </w:rPr>
+        <w:t>map</w:t>
+      </w:r>
+      <w:proofErr w:type="gramEnd"/>
+      <w:r>
+        <w:rPr>
+          <w:lang w:eastAsia="en-IN"/>
+        </w:rPr>
+        <w:t>(([</w:t>
+      </w:r>
+      <w:r>
+        <w:rPr>
+          <w:color w:val="953800"/>
+          <w:lang w:eastAsia="en-IN"/>
+        </w:rPr>
+        <w:t>key</w:t>
+      </w:r>
+      <w:r>
+        <w:rPr>
+          <w:lang w:eastAsia="en-IN"/>
+        </w:rPr>
+        <w:t xml:space="preserve">, </w:t>
+      </w:r>
+      <w:r>
+        <w:rPr>
+          <w:color w:val="953800"/>
+          <w:lang w:eastAsia="en-IN"/>
+        </w:rPr>
+        <w:t>value</w:t>
+      </w:r>
+      <w:r>
+        <w:rPr>
+          <w:lang w:eastAsia="en-IN"/>
+        </w:rPr>
+        <w:t xml:space="preserve">]) </w:t>
+      </w:r>
+      <w:r>
+        <w:rPr>
+          <w:color w:val="CF222E"/>
+          <w:lang w:eastAsia="en-IN"/>
+        </w:rPr>
+        <w:t>=&gt;</w:t>
+      </w:r>
+      <w:r>
+        <w:rPr>
+          <w:lang w:eastAsia="en-IN"/>
+        </w:rPr>
+        <w:t xml:space="preserve"> (</w:t>
+      </w:r>
+    </w:p>
+    <w:p>
+      <w:pPr>
+        <w:pStyle w:val="NoSpacing"/>
+        <w:rPr>
+          <w:color w:val="202020"/>
+          <w:lang w:eastAsia="en-IN"/>
+        </w:rPr>
+      </w:pPr>
+      <w:r>
+        <w:rPr>
+          <w:lang w:eastAsia="en-IN"/>
+        </w:rPr>
+        <w:t xml:space="preserve">          </w:t>
+      </w:r>
+      <w:r>
+        <w:rPr>
+          <w:color w:val="800000"/>
+          <w:lang w:eastAsia="en-IN"/>
+        </w:rPr>
+        <w:t>&lt;</w:t>
+      </w:r>
+      <w:r>
+        <w:rPr>
+          <w:color w:val="116329"/>
+          <w:lang w:eastAsia="en-IN"/>
+        </w:rPr>
+        <w:t>div</w:t>
+      </w:r>
+      <w:r>
+        <w:rPr>
+          <w:lang w:eastAsia="en-IN"/>
+        </w:rPr>
+        <w:t xml:space="preserve"> </w:t>
+      </w:r>
+      <w:r>
+        <w:rPr>
+          <w:color w:val="E50000"/>
+          <w:lang w:eastAsia="en-IN"/>
+        </w:rPr>
+        <w:t>key</w:t>
+      </w:r>
+      <w:r>
+        <w:rPr>
+          <w:color w:val="000000"/>
+          <w:lang w:eastAsia="en-IN"/>
+        </w:rPr>
+        <w:t>=</w:t>
+      </w:r>
+      <w:r>
+        <w:rPr>
+          <w:color w:val="CF222E"/>
+          <w:lang w:eastAsia="en-IN"/>
+        </w:rPr>
+        <w:t>{</w:t>
+      </w:r>
+      <w:r>
+        <w:rPr>
+          <w:color w:val="953800"/>
+          <w:lang w:eastAsia="en-IN"/>
+        </w:rPr>
+        <w:t>key</w:t>
+      </w:r>
+      <w:r>
+        <w:rPr>
+          <w:color w:val="CF222E"/>
+          <w:lang w:eastAsia="en-IN"/>
+        </w:rPr>
+        <w:t>}</w:t>
+      </w:r>
+      <w:r>
+        <w:rPr>
+          <w:color w:val="800000"/>
+          <w:lang w:eastAsia="en-IN"/>
+        </w:rPr>
+        <w:t>&gt;</w:t>
+      </w:r>
+    </w:p>
+    <w:p>
+      <w:pPr>
+        <w:pStyle w:val="NoSpacing"/>
+        <w:rPr>
+          <w:color w:val="202020"/>
+          <w:lang w:eastAsia="en-IN"/>
+        </w:rPr>
+      </w:pPr>
+      <w:r>
+        <w:rPr>
+          <w:lang w:eastAsia="en-IN"/>
+        </w:rPr>
+        <w:t xml:space="preserve">            </w:t>
+      </w:r>
+      <w:r>
+        <w:rPr>
+          <w:color w:val="CF222E"/>
+          <w:lang w:eastAsia="en-IN"/>
+        </w:rPr>
+        <w:t>{</w:t>
+      </w:r>
+      <w:r>
+        <w:rPr>
+          <w:color w:val="953800"/>
+          <w:lang w:eastAsia="en-IN"/>
+        </w:rPr>
+        <w:t>key</w:t>
+      </w:r>
+      <w:r>
+        <w:rPr>
+          <w:color w:val="CF222E"/>
+          <w:lang w:eastAsia="en-IN"/>
+        </w:rPr>
+        <w:t>}</w:t>
+      </w:r>
+      <w:r>
+        <w:rPr>
+          <w:lang w:eastAsia="en-IN"/>
+        </w:rPr>
+        <w:t xml:space="preserve"> - </w:t>
+      </w:r>
+      <w:r>
+        <w:rPr>
+          <w:color w:val="CF222E"/>
+          <w:lang w:eastAsia="en-IN"/>
+        </w:rPr>
+        <w:t>{</w:t>
+      </w:r>
+      <w:proofErr w:type="spellStart"/>
+      <w:r>
+        <w:rPr>
+          <w:color w:val="267F99"/>
+          <w:lang w:eastAsia="en-IN"/>
+        </w:rPr>
+        <w:t>Array</w:t>
+      </w:r>
+      <w:r>
+        <w:rPr>
+          <w:lang w:eastAsia="en-IN"/>
+        </w:rPr>
+        <w:t>.</w:t>
+      </w:r>
+      <w:r>
+        <w:rPr>
+          <w:color w:val="8250DF"/>
+          <w:lang w:eastAsia="en-IN"/>
+        </w:rPr>
+        <w:t>isArray</w:t>
+      </w:r>
+      <w:proofErr w:type="spellEnd"/>
+      <w:r>
+        <w:rPr>
+          <w:lang w:eastAsia="en-IN"/>
+        </w:rPr>
+        <w:t>(</w:t>
+      </w:r>
+      <w:r>
+        <w:rPr>
+          <w:color w:val="953800"/>
+          <w:lang w:eastAsia="en-IN"/>
+        </w:rPr>
+        <w:t>value</w:t>
+      </w:r>
+      <w:proofErr w:type="gramStart"/>
+      <w:r>
+        <w:rPr>
+          <w:lang w:eastAsia="en-IN"/>
+        </w:rPr>
+        <w:t xml:space="preserve">) </w:t>
+      </w:r>
+      <w:r>
+        <w:rPr>
+          <w:color w:val="000000"/>
+          <w:lang w:eastAsia="en-IN"/>
+        </w:rPr>
+        <w:t>?</w:t>
+      </w:r>
+      <w:proofErr w:type="gramEnd"/>
+      <w:r>
+        <w:rPr>
+          <w:lang w:eastAsia="en-IN"/>
+        </w:rPr>
+        <w:t xml:space="preserve"> </w:t>
+      </w:r>
+      <w:proofErr w:type="spellStart"/>
+      <w:r>
+        <w:rPr>
+          <w:color w:val="953800"/>
+          <w:lang w:eastAsia="en-IN"/>
+        </w:rPr>
+        <w:t>value</w:t>
+      </w:r>
+      <w:r>
+        <w:rPr>
+          <w:lang w:eastAsia="en-IN"/>
+        </w:rPr>
+        <w:t>.</w:t>
+      </w:r>
+      <w:r>
+        <w:rPr>
+          <w:color w:val="8250DF"/>
+          <w:lang w:eastAsia="en-IN"/>
+        </w:rPr>
+        <w:t>join</w:t>
+      </w:r>
+      <w:proofErr w:type="spellEnd"/>
+      <w:r>
+        <w:rPr>
+          <w:lang w:eastAsia="en-IN"/>
+        </w:rPr>
+        <w:t>(</w:t>
+      </w:r>
+      <w:r>
+        <w:rPr>
+          <w:color w:val="0A3069"/>
+          <w:lang w:eastAsia="en-IN"/>
+        </w:rPr>
+        <w:t>", "</w:t>
+      </w:r>
+      <w:r>
+        <w:rPr>
+          <w:lang w:eastAsia="en-IN"/>
+        </w:rPr>
+        <w:t xml:space="preserve">) </w:t>
+      </w:r>
+      <w:r>
+        <w:rPr>
+          <w:color w:val="000000"/>
+          <w:lang w:eastAsia="en-IN"/>
+        </w:rPr>
+        <w:t>:</w:t>
+      </w:r>
+      <w:r>
+        <w:rPr>
+          <w:lang w:eastAsia="en-IN"/>
+        </w:rPr>
+        <w:t xml:space="preserve"> </w:t>
+      </w:r>
+      <w:r>
+        <w:rPr>
+          <w:color w:val="953800"/>
+          <w:lang w:eastAsia="en-IN"/>
+        </w:rPr>
+        <w:t>value</w:t>
+      </w:r>
+      <w:r>
+        <w:rPr>
+          <w:color w:val="CF222E"/>
+          <w:lang w:eastAsia="en-IN"/>
+        </w:rPr>
+        <w:t>}</w:t>
+      </w:r>
+    </w:p>
+    <w:p>
+      <w:pPr>
+        <w:pStyle w:val="NoSpacing"/>
+        <w:rPr>
+          <w:color w:val="202020"/>
+          <w:lang w:eastAsia="en-IN"/>
+        </w:rPr>
+      </w:pPr>
+      <w:r>
+        <w:rPr>
+          <w:lang w:eastAsia="en-IN"/>
+        </w:rPr>
+        <w:t xml:space="preserve">          </w:t>
+      </w:r>
+      <w:r>
+        <w:rPr>
+          <w:color w:val="800000"/>
+          <w:lang w:eastAsia="en-IN"/>
+        </w:rPr>
+        <w:t>&lt;/</w:t>
+      </w:r>
+      <w:r>
+        <w:rPr>
+          <w:color w:val="116329"/>
+          <w:lang w:eastAsia="en-IN"/>
+        </w:rPr>
+        <w:t>div</w:t>
+      </w:r>
+      <w:r>
+        <w:rPr>
+          <w:color w:val="800000"/>
+          <w:lang w:eastAsia="en-IN"/>
+        </w:rPr>
+        <w:t>&gt;</w:t>
+      </w:r>
+    </w:p>
+    <w:p>
+      <w:pPr>
+        <w:pStyle w:val="NoSpacing"/>
+        <w:rPr>
+          <w:color w:val="202020"/>
+          <w:lang w:eastAsia="en-IN"/>
+        </w:rPr>
+      </w:pPr>
+      <w:r>
+        <w:rPr>
+          <w:lang w:eastAsia="en-IN"/>
+        </w:rPr>
+        <w:t>        ))</w:t>
+      </w:r>
+      <w:r>
+        <w:rPr>
+          <w:color w:val="CF222E"/>
+          <w:lang w:eastAsia="en-IN"/>
+        </w:rPr>
+        <w:t>}</w:t>
+      </w:r>
+    </w:p>
+    <w:p>
+      <w:pPr>
+        <w:pStyle w:val="NoSpacing"/>
+        <w:rPr>
+          <w:color w:val="202020"/>
+          <w:lang w:eastAsia="en-IN"/>
+        </w:rPr>
+      </w:pPr>
+      <w:r>
+        <w:rPr>
+          <w:lang w:eastAsia="en-IN"/>
+        </w:rPr>
+        <w:t xml:space="preserve">    </w:t>
+      </w:r>
+      <w:r>
+        <w:rPr>
+          <w:color w:val="800000"/>
+          <w:lang w:eastAsia="en-IN"/>
+        </w:rPr>
+        <w:t>&lt;/</w:t>
+      </w:r>
+      <w:r>
+        <w:rPr>
+          <w:color w:val="116329"/>
+          <w:lang w:eastAsia="en-IN"/>
+        </w:rPr>
+        <w:t>div</w:t>
+      </w:r>
+      <w:r>
+        <w:rPr>
+          <w:color w:val="800000"/>
+          <w:lang w:eastAsia="en-IN"/>
+        </w:rPr>
+        <w:t>&gt;</w:t>
+      </w:r>
+    </w:p>
+    <w:p>
+      <w:pPr>
+        <w:pStyle w:val="NoSpacing"/>
+        <w:rPr>
+          <w:color w:val="202020"/>
+          <w:lang w:eastAsia="en-IN"/>
+        </w:rPr>
+      </w:pPr>
+      <w:r>
+        <w:rPr>
+          <w:lang w:eastAsia="en-IN"/>
+        </w:rPr>
+        <w:t>  );</w:t>
+      </w:r>
+    </w:p>
+    <w:p>
+      <w:pPr>
+        <w:pStyle w:val="NoSpacing"/>
+        <w:rPr>
+          <w:color w:val="202020"/>
+          <w:lang w:eastAsia="en-IN"/>
+        </w:rPr>
+      </w:pPr>
+      <w:r>
+        <w:rPr>
+          <w:lang w:eastAsia="en-IN"/>
+        </w:rPr>
+        <w:t>}</w:t>
+      </w:r>
+    </w:p>
+    <w:p>
+      <w:pPr>
+        <w:shd w:val="clear" w:color="auto" w:fill="FFFFFF"/>
+        <w:spacing w:after="0" w:line="285" w:lineRule="atLeast"/>
+        <w:rPr>
+          <w:rFonts w:ascii="Consolas" w:eastAsia="Times New Roman" w:hAnsi="Consolas" w:cs="Times New Roman"/>
+          <w:color w:val="202020"/>
+          <w:sz w:val="21"/>
+          <w:szCs w:val="21"/>
+          <w:lang w:eastAsia="en-IN"/>
+        </w:rPr>
+      </w:pPr>
+    </w:p>
+    <w:p>
+      <w:pPr>
+        <w:pStyle w:val="NoSpacing"/>
+        <w:rPr>
+          <w:color w:val="000000"/>
+          <w:lang w:eastAsia="en-IN"/>
+        </w:rPr>
+      </w:pPr>
     </w:p>
     <w:sectPr>
       <w:pgSz w:w="11906" w:h="16838"/>
@@ -2677,6 +11571,104 @@
     </w:sectPr>
   </w:body>
 </w:document>
+</file>
+
+<file path=word/numbering.xml><?xml version="1.0" encoding="utf-8"?>
+<w:numbering xmlns:wpc="http://schemas.microsoft.com/office/word/2010/wordprocessingCanvas" xmlns:cx="http://schemas.microsoft.com/office/drawing/2014/chartex" xmlns:cx1="http://schemas.microsoft.com/office/drawing/2015/9/8/chartex" xmlns:cx2="http://schemas.microsoft.com/office/drawing/2015/10/21/chartex" xmlns:cx3="http://schemas.microsoft.com/office/drawing/2016/5/9/chartex" xmlns:cx4="http://schemas.microsoft.com/office/drawing/2016/5/10/chartex" xmlns:cx5="http://schemas.microsoft.com/office/drawing/2016/5/11/chartex" xmlns:cx6="http://schemas.microsoft.com/office/drawing/2016/5/12/chartex" xmlns:cx7="http://schemas.microsoft.com/office/drawing/2016/5/13/chartex" xmlns:cx8="http://schemas.microsoft.com/office/drawing/2016/5/14/chartex" xmlns:mc="http://schemas.openxmlformats.org/markup-compatibility/2006" xmlns:aink="http://schemas.microsoft.com/office/drawing/2016/ink" xmlns:am3d="http://schemas.microsoft.com/office/drawing/2017/model3d" xmlns:o="urn:schemas-microsoft-com:office:office" xmlns:r="http://schemas.openxmlformats.org/officeDocument/2006/relationships" xmlns:m="http://schemas.openxmlformats.org/officeDocument/2006/math" xmlns:v="urn:schemas-microsoft-com:vml" xmlns:wp14="http://schemas.microsoft.com/office/word/2010/wordprocessingDrawing" xmlns:wp="http://schemas.openxmlformats.org/drawingml/2006/wordprocessingDrawing" xmlns:w10="urn:schemas-microsoft-com:office:word" xmlns:w="http://schemas.openxmlformats.org/wordprocessingml/2006/main" xmlns:w14="http://schemas.microsoft.com/office/word/2010/wordml" xmlns:w15="http://schemas.microsoft.com/office/word/2012/wordml" xmlns:w16cid="http://schemas.microsoft.com/office/word/2016/wordml/cid" xmlns:w16se="http://schemas.microsoft.com/office/word/2015/wordml/symex" xmlns:wpg="http://schemas.microsoft.com/office/word/2010/wordprocessingGroup" xmlns:wpi="http://schemas.microsoft.com/office/word/2010/wordprocessingInk" xmlns:wne="http://schemas.microsoft.com/office/word/2006/wordml" xmlns:wps="http://schemas.microsoft.com/office/word/2010/wordprocessingShape" mc:Ignorable="w14 w15 w16se w16cid wp14">
+  <w:abstractNum w:abstractNumId="0" w15:restartNumberingAfterBreak="0">
+    <w:nsid w:val="09B16962"/>
+    <w:multiLevelType w:val="hybridMultilevel"/>
+    <w:tmpl w:val="143CAA74"/>
+    <w:lvl w:ilvl="0" w:tplc="CA2462F6">
+      <w:start w:val="1"/>
+      <w:numFmt w:val="decimal"/>
+      <w:lvlText w:val="%1."/>
+      <w:lvlJc w:val="left"/>
+      <w:pPr>
+        <w:ind w:left="720" w:hanging="360"/>
+      </w:pPr>
+      <w:rPr>
+        <w:rFonts w:hint="default"/>
+        <w:color w:val="AF00DB"/>
+      </w:rPr>
+    </w:lvl>
+    <w:lvl w:ilvl="1" w:tplc="40090019" w:tentative="1">
+      <w:start w:val="1"/>
+      <w:numFmt w:val="lowerLetter"/>
+      <w:lvlText w:val="%2."/>
+      <w:lvlJc w:val="left"/>
+      <w:pPr>
+        <w:ind w:left="1440" w:hanging="360"/>
+      </w:pPr>
+    </w:lvl>
+    <w:lvl w:ilvl="2" w:tplc="4009001B" w:tentative="1">
+      <w:start w:val="1"/>
+      <w:numFmt w:val="lowerRoman"/>
+      <w:lvlText w:val="%3."/>
+      <w:lvlJc w:val="right"/>
+      <w:pPr>
+        <w:ind w:left="2160" w:hanging="180"/>
+      </w:pPr>
+    </w:lvl>
+    <w:lvl w:ilvl="3" w:tplc="4009000F" w:tentative="1">
+      <w:start w:val="1"/>
+      <w:numFmt w:val="decimal"/>
+      <w:lvlText w:val="%4."/>
+      <w:lvlJc w:val="left"/>
+      <w:pPr>
+        <w:ind w:left="2880" w:hanging="360"/>
+      </w:pPr>
+    </w:lvl>
+    <w:lvl w:ilvl="4" w:tplc="40090019" w:tentative="1">
+      <w:start w:val="1"/>
+      <w:numFmt w:val="lowerLetter"/>
+      <w:lvlText w:val="%5."/>
+      <w:lvlJc w:val="left"/>
+      <w:pPr>
+        <w:ind w:left="3600" w:hanging="360"/>
+      </w:pPr>
+    </w:lvl>
+    <w:lvl w:ilvl="5" w:tplc="4009001B" w:tentative="1">
+      <w:start w:val="1"/>
+      <w:numFmt w:val="lowerRoman"/>
+      <w:lvlText w:val="%6."/>
+      <w:lvlJc w:val="right"/>
+      <w:pPr>
+        <w:ind w:left="4320" w:hanging="180"/>
+      </w:pPr>
+    </w:lvl>
+    <w:lvl w:ilvl="6" w:tplc="4009000F" w:tentative="1">
+      <w:start w:val="1"/>
+      <w:numFmt w:val="decimal"/>
+      <w:lvlText w:val="%7."/>
+      <w:lvlJc w:val="left"/>
+      <w:pPr>
+        <w:ind w:left="5040" w:hanging="360"/>
+      </w:pPr>
+    </w:lvl>
+    <w:lvl w:ilvl="7" w:tplc="40090019" w:tentative="1">
+      <w:start w:val="1"/>
+      <w:numFmt w:val="lowerLetter"/>
+      <w:lvlText w:val="%8."/>
+      <w:lvlJc w:val="left"/>
+      <w:pPr>
+        <w:ind w:left="5760" w:hanging="360"/>
+      </w:pPr>
+    </w:lvl>
+    <w:lvl w:ilvl="8" w:tplc="4009001B" w:tentative="1">
+      <w:start w:val="1"/>
+      <w:numFmt w:val="lowerRoman"/>
+      <w:lvlText w:val="%9."/>
+      <w:lvlJc w:val="right"/>
+      <w:pPr>
+        <w:ind w:left="6480" w:hanging="180"/>
+      </w:pPr>
+    </w:lvl>
+  </w:abstractNum>
+  <w:num w:numId="1">
+    <w:abstractNumId w:val="0"/>
+  </w:num>
+</w:numbering>
 </file>
 
 <file path=word/styles.xml><?xml version="1.0" encoding="utf-8"?>

--- a/React programs.docx
+++ b/React programs.docx
@@ -2683,14 +2683,39 @@
           <w:lang w:eastAsia="en-IN"/>
         </w:rPr>
       </w:pPr>
+      <w:r>
+        <w:rPr>
+          <w:color w:val="202020"/>
+          <w:lang w:eastAsia="en-IN"/>
+        </w:rPr>
+        <w:lastRenderedPageBreak/>
+        <w:t>User form</w:t>
+      </w:r>
       <w:bookmarkStart w:id="0" w:name="_GoBack"/>
       <w:bookmarkEnd w:id="0"/>
-      <w:r>
+    </w:p>
+    <w:p>
+      <w:pPr>
+        <w:pStyle w:val="NoSpacing"/>
         <w:rPr>
           <w:color w:val="AF00DB"/>
           <w:lang w:eastAsia="en-IN"/>
         </w:rPr>
-        <w:lastRenderedPageBreak/>
+      </w:pPr>
+    </w:p>
+    <w:p>
+      <w:pPr>
+        <w:pStyle w:val="NoSpacing"/>
+        <w:rPr>
+          <w:color w:val="202020"/>
+          <w:lang w:eastAsia="en-IN"/>
+        </w:rPr>
+      </w:pPr>
+      <w:r>
+        <w:rPr>
+          <w:color w:val="AF00DB"/>
+          <w:lang w:eastAsia="en-IN"/>
+        </w:rPr>
         <w:t>import</w:t>
       </w:r>
       <w:r>
@@ -2713,6 +2738,7 @@
         </w:rPr>
         <w:t xml:space="preserve">, </w:t>
       </w:r>
+      <w:proofErr w:type="gramStart"/>
       <w:r>
         <w:rPr>
           <w:lang w:eastAsia="en-IN"/>
@@ -2727,6 +2753,7 @@
         <w:t>useState</w:t>
       </w:r>
       <w:proofErr w:type="spellEnd"/>
+      <w:proofErr w:type="gramEnd"/>
       <w:r>
         <w:rPr>
           <w:lang w:eastAsia="en-IN"/>
@@ -4949,6 +4976,7 @@
         <w:rPr>
           <w:lang w:eastAsia="en-IN"/>
         </w:rPr>
+        <w:lastRenderedPageBreak/>
         <w:t>  };</w:t>
       </w:r>
     </w:p>
@@ -4973,7 +5001,6 @@
         <w:rPr>
           <w:lang w:eastAsia="en-IN"/>
         </w:rPr>
-        <w:lastRenderedPageBreak/>
         <w:t xml:space="preserve">  </w:t>
       </w:r>
       <w:r>
@@ -6948,6 +6975,7 @@
         <w:rPr>
           <w:lang w:eastAsia="en-IN"/>
         </w:rPr>
+        <w:lastRenderedPageBreak/>
         <w:t xml:space="preserve">      </w:t>
       </w:r>
       <w:r>
@@ -7012,7 +7040,6 @@
         <w:rPr>
           <w:lang w:eastAsia="en-IN"/>
         </w:rPr>
-        <w:lastRenderedPageBreak/>
         <w:t>  };</w:t>
       </w:r>
     </w:p>
@@ -10064,6 +10091,7 @@
         <w:rPr>
           <w:lang w:eastAsia="en-IN"/>
         </w:rPr>
+        <w:lastRenderedPageBreak/>
         <w:t xml:space="preserve">          </w:t>
       </w:r>
       <w:r>
@@ -10218,7 +10246,6 @@
         <w:rPr>
           <w:lang w:eastAsia="en-IN"/>
         </w:rPr>
-        <w:lastRenderedPageBreak/>
         <w:t xml:space="preserve">          </w:t>
       </w:r>
       <w:proofErr w:type="spellStart"/>
@@ -11556,7 +11583,5039 @@
     </w:p>
     <w:p>
       <w:pPr>
-        <w:pStyle w:val="NoSpacing"/>
+        <w:shd w:val="clear" w:color="auto" w:fill="FFFFFF"/>
+        <w:spacing w:after="0" w:line="285" w:lineRule="atLeast"/>
+        <w:rPr>
+          <w:rFonts w:ascii="Consolas" w:eastAsia="Times New Roman" w:hAnsi="Consolas" w:cs="Times New Roman"/>
+          <w:color w:val="202020"/>
+          <w:sz w:val="21"/>
+          <w:szCs w:val="21"/>
+          <w:lang w:eastAsia="en-IN"/>
+        </w:rPr>
+      </w:pPr>
+    </w:p>
+    <w:p>
+      <w:pPr>
+        <w:shd w:val="clear" w:color="auto" w:fill="FFFFFF"/>
+        <w:spacing w:after="0" w:line="285" w:lineRule="atLeast"/>
+        <w:rPr>
+          <w:rFonts w:ascii="Consolas" w:eastAsia="Times New Roman" w:hAnsi="Consolas" w:cs="Times New Roman"/>
+          <w:color w:val="202020"/>
+          <w:sz w:val="21"/>
+          <w:szCs w:val="21"/>
+          <w:lang w:eastAsia="en-IN"/>
+        </w:rPr>
+      </w:pPr>
+    </w:p>
+    <w:p>
+      <w:pPr>
+        <w:shd w:val="clear" w:color="auto" w:fill="FFFFFF"/>
+        <w:spacing w:after="0" w:line="285" w:lineRule="atLeast"/>
+        <w:rPr>
+          <w:rFonts w:ascii="Consolas" w:eastAsia="Times New Roman" w:hAnsi="Consolas" w:cs="Times New Roman"/>
+          <w:color w:val="202020"/>
+          <w:sz w:val="21"/>
+          <w:szCs w:val="21"/>
+          <w:lang w:eastAsia="en-IN"/>
+        </w:rPr>
+      </w:pPr>
+    </w:p>
+    <w:p>
+      <w:pPr>
+        <w:shd w:val="clear" w:color="auto" w:fill="FFFFFF"/>
+        <w:spacing w:after="0" w:line="285" w:lineRule="atLeast"/>
+        <w:rPr>
+          <w:rFonts w:ascii="Consolas" w:eastAsia="Times New Roman" w:hAnsi="Consolas" w:cs="Times New Roman"/>
+          <w:color w:val="202020"/>
+          <w:sz w:val="21"/>
+          <w:szCs w:val="21"/>
+          <w:lang w:eastAsia="en-IN"/>
+        </w:rPr>
+      </w:pPr>
+    </w:p>
+    <w:p>
+      <w:pPr>
+        <w:shd w:val="clear" w:color="auto" w:fill="FFFFFF"/>
+        <w:spacing w:after="0" w:line="285" w:lineRule="atLeast"/>
+        <w:rPr>
+          <w:rFonts w:ascii="Consolas" w:eastAsia="Times New Roman" w:hAnsi="Consolas" w:cs="Times New Roman"/>
+          <w:color w:val="202020"/>
+          <w:sz w:val="21"/>
+          <w:szCs w:val="21"/>
+          <w:lang w:eastAsia="en-IN"/>
+        </w:rPr>
+      </w:pPr>
+    </w:p>
+    <w:p>
+      <w:pPr>
+        <w:shd w:val="clear" w:color="auto" w:fill="FFFFFF"/>
+        <w:spacing w:after="0" w:line="285" w:lineRule="atLeast"/>
+        <w:rPr>
+          <w:rFonts w:ascii="Consolas" w:eastAsia="Times New Roman" w:hAnsi="Consolas" w:cs="Times New Roman"/>
+          <w:color w:val="202020"/>
+          <w:sz w:val="21"/>
+          <w:szCs w:val="21"/>
+          <w:lang w:eastAsia="en-IN"/>
+        </w:rPr>
+      </w:pPr>
+    </w:p>
+    <w:p>
+      <w:pPr>
+        <w:shd w:val="clear" w:color="auto" w:fill="FFFFFF"/>
+        <w:spacing w:after="0" w:line="285" w:lineRule="atLeast"/>
+        <w:rPr>
+          <w:rFonts w:ascii="Consolas" w:eastAsia="Times New Roman" w:hAnsi="Consolas" w:cs="Times New Roman"/>
+          <w:color w:val="202020"/>
+          <w:sz w:val="21"/>
+          <w:szCs w:val="21"/>
+          <w:lang w:eastAsia="en-IN"/>
+        </w:rPr>
+      </w:pPr>
+    </w:p>
+    <w:p>
+      <w:pPr>
+        <w:shd w:val="clear" w:color="auto" w:fill="FFFFFF"/>
+        <w:spacing w:after="0" w:line="285" w:lineRule="atLeast"/>
+        <w:rPr>
+          <w:rFonts w:ascii="Consolas" w:eastAsia="Times New Roman" w:hAnsi="Consolas" w:cs="Times New Roman"/>
+          <w:color w:val="202020"/>
+          <w:sz w:val="21"/>
+          <w:szCs w:val="21"/>
+          <w:lang w:eastAsia="en-IN"/>
+        </w:rPr>
+      </w:pPr>
+    </w:p>
+    <w:p>
+      <w:pPr>
+        <w:shd w:val="clear" w:color="auto" w:fill="FFFFFF"/>
+        <w:spacing w:after="0" w:line="285" w:lineRule="atLeast"/>
+        <w:rPr>
+          <w:rFonts w:ascii="Consolas" w:eastAsia="Times New Roman" w:hAnsi="Consolas" w:cs="Times New Roman"/>
+          <w:color w:val="202020"/>
+          <w:sz w:val="21"/>
+          <w:szCs w:val="21"/>
+          <w:lang w:eastAsia="en-IN"/>
+        </w:rPr>
+      </w:pPr>
+    </w:p>
+    <w:p>
+      <w:pPr>
+        <w:shd w:val="clear" w:color="auto" w:fill="FFFFFF"/>
+        <w:spacing w:after="0" w:line="285" w:lineRule="atLeast"/>
+        <w:rPr>
+          <w:rFonts w:ascii="Consolas" w:eastAsia="Times New Roman" w:hAnsi="Consolas" w:cs="Times New Roman"/>
+          <w:color w:val="202020"/>
+          <w:sz w:val="21"/>
+          <w:szCs w:val="21"/>
+          <w:lang w:eastAsia="en-IN"/>
+        </w:rPr>
+      </w:pPr>
+    </w:p>
+    <w:p>
+      <w:pPr>
+        <w:shd w:val="clear" w:color="auto" w:fill="FFFFFF"/>
+        <w:spacing w:after="0" w:line="285" w:lineRule="atLeast"/>
+        <w:rPr>
+          <w:rFonts w:ascii="Consolas" w:eastAsia="Times New Roman" w:hAnsi="Consolas" w:cs="Times New Roman"/>
+          <w:color w:val="202020"/>
+          <w:sz w:val="21"/>
+          <w:szCs w:val="21"/>
+          <w:lang w:eastAsia="en-IN"/>
+        </w:rPr>
+      </w:pPr>
+    </w:p>
+    <w:p>
+      <w:pPr>
+        <w:shd w:val="clear" w:color="auto" w:fill="FFFFFF"/>
+        <w:spacing w:after="0" w:line="285" w:lineRule="atLeast"/>
+        <w:rPr>
+          <w:rFonts w:ascii="Consolas" w:eastAsia="Times New Roman" w:hAnsi="Consolas" w:cs="Times New Roman"/>
+          <w:color w:val="202020"/>
+          <w:sz w:val="21"/>
+          <w:szCs w:val="21"/>
+          <w:lang w:eastAsia="en-IN"/>
+        </w:rPr>
+      </w:pPr>
+    </w:p>
+    <w:p>
+      <w:pPr>
+        <w:shd w:val="clear" w:color="auto" w:fill="FFFFFF"/>
+        <w:spacing w:after="0" w:line="285" w:lineRule="atLeast"/>
+        <w:rPr>
+          <w:rFonts w:ascii="Consolas" w:eastAsia="Times New Roman" w:hAnsi="Consolas" w:cs="Times New Roman"/>
+          <w:color w:val="202020"/>
+          <w:sz w:val="21"/>
+          <w:szCs w:val="21"/>
+          <w:lang w:eastAsia="en-IN"/>
+        </w:rPr>
+      </w:pPr>
+    </w:p>
+    <w:p>
+      <w:pPr>
+        <w:shd w:val="clear" w:color="auto" w:fill="FFFFFF"/>
+        <w:spacing w:after="0" w:line="285" w:lineRule="atLeast"/>
+        <w:rPr>
+          <w:rFonts w:ascii="Consolas" w:eastAsia="Times New Roman" w:hAnsi="Consolas" w:cs="Times New Roman"/>
+          <w:color w:val="202020"/>
+          <w:sz w:val="21"/>
+          <w:szCs w:val="21"/>
+          <w:lang w:eastAsia="en-IN"/>
+        </w:rPr>
+      </w:pPr>
+    </w:p>
+    <w:p>
+      <w:pPr>
+        <w:shd w:val="clear" w:color="auto" w:fill="FFFFFF"/>
+        <w:spacing w:after="0" w:line="285" w:lineRule="atLeast"/>
+        <w:rPr>
+          <w:rFonts w:ascii="Consolas" w:eastAsia="Times New Roman" w:hAnsi="Consolas" w:cs="Times New Roman"/>
+          <w:color w:val="202020"/>
+          <w:sz w:val="21"/>
+          <w:szCs w:val="21"/>
+          <w:lang w:eastAsia="en-IN"/>
+        </w:rPr>
+      </w:pPr>
+    </w:p>
+    <w:p>
+      <w:pPr>
+        <w:shd w:val="clear" w:color="auto" w:fill="FFFFFF"/>
+        <w:spacing w:after="0" w:line="285" w:lineRule="atLeast"/>
+        <w:rPr>
+          <w:rFonts w:ascii="Consolas" w:eastAsia="Times New Roman" w:hAnsi="Consolas" w:cs="Times New Roman"/>
+          <w:color w:val="202020"/>
+          <w:sz w:val="21"/>
+          <w:szCs w:val="21"/>
+          <w:lang w:eastAsia="en-IN"/>
+        </w:rPr>
+      </w:pPr>
+    </w:p>
+    <w:p>
+      <w:pPr>
+        <w:shd w:val="clear" w:color="auto" w:fill="FFFFFF"/>
+        <w:spacing w:after="0" w:line="285" w:lineRule="atLeast"/>
+        <w:rPr>
+          <w:rFonts w:ascii="Consolas" w:eastAsia="Times New Roman" w:hAnsi="Consolas" w:cs="Times New Roman"/>
+          <w:color w:val="202020"/>
+          <w:sz w:val="21"/>
+          <w:szCs w:val="21"/>
+          <w:lang w:eastAsia="en-IN"/>
+        </w:rPr>
+      </w:pPr>
+    </w:p>
+    <w:p>
+      <w:pPr>
+        <w:shd w:val="clear" w:color="auto" w:fill="FFFFFF"/>
+        <w:spacing w:after="0" w:line="285" w:lineRule="atLeast"/>
+        <w:rPr>
+          <w:rFonts w:ascii="Consolas" w:eastAsia="Times New Roman" w:hAnsi="Consolas" w:cs="Times New Roman"/>
+          <w:color w:val="202020"/>
+          <w:sz w:val="21"/>
+          <w:szCs w:val="21"/>
+          <w:lang w:eastAsia="en-IN"/>
+        </w:rPr>
+      </w:pPr>
+    </w:p>
+    <w:p>
+      <w:pPr>
+        <w:shd w:val="clear" w:color="auto" w:fill="FFFFFF"/>
+        <w:spacing w:after="0" w:line="285" w:lineRule="atLeast"/>
+        <w:rPr>
+          <w:rFonts w:ascii="Consolas" w:eastAsia="Times New Roman" w:hAnsi="Consolas" w:cs="Times New Roman"/>
+          <w:color w:val="202020"/>
+          <w:sz w:val="21"/>
+          <w:szCs w:val="21"/>
+          <w:lang w:eastAsia="en-IN"/>
+        </w:rPr>
+      </w:pPr>
+    </w:p>
+    <w:p>
+      <w:pPr>
+        <w:shd w:val="clear" w:color="auto" w:fill="FFFFFF"/>
+        <w:spacing w:after="0" w:line="285" w:lineRule="atLeast"/>
+        <w:rPr>
+          <w:rFonts w:ascii="Consolas" w:eastAsia="Times New Roman" w:hAnsi="Consolas" w:cs="Times New Roman"/>
+          <w:color w:val="202020"/>
+          <w:sz w:val="21"/>
+          <w:szCs w:val="21"/>
+          <w:lang w:eastAsia="en-IN"/>
+        </w:rPr>
+      </w:pPr>
+    </w:p>
+    <w:p>
+      <w:pPr>
+        <w:shd w:val="clear" w:color="auto" w:fill="FFFFFF"/>
+        <w:spacing w:after="0" w:line="285" w:lineRule="atLeast"/>
+        <w:rPr>
+          <w:rFonts w:ascii="Consolas" w:eastAsia="Times New Roman" w:hAnsi="Consolas" w:cs="Times New Roman"/>
+          <w:color w:val="202020"/>
+          <w:sz w:val="21"/>
+          <w:szCs w:val="21"/>
+          <w:lang w:eastAsia="en-IN"/>
+        </w:rPr>
+      </w:pPr>
+    </w:p>
+    <w:p>
+      <w:pPr>
+        <w:shd w:val="clear" w:color="auto" w:fill="FFFFFF"/>
+        <w:spacing w:after="0" w:line="285" w:lineRule="atLeast"/>
+        <w:rPr>
+          <w:rFonts w:ascii="Consolas" w:eastAsia="Times New Roman" w:hAnsi="Consolas" w:cs="Times New Roman"/>
+          <w:color w:val="202020"/>
+          <w:sz w:val="21"/>
+          <w:szCs w:val="21"/>
+          <w:lang w:eastAsia="en-IN"/>
+        </w:rPr>
+      </w:pPr>
+    </w:p>
+    <w:p>
+      <w:pPr>
+        <w:shd w:val="clear" w:color="auto" w:fill="FFFFFF"/>
+        <w:spacing w:after="0" w:line="285" w:lineRule="atLeast"/>
+        <w:rPr>
+          <w:rFonts w:ascii="Consolas" w:eastAsia="Times New Roman" w:hAnsi="Consolas" w:cs="Times New Roman"/>
+          <w:color w:val="202020"/>
+          <w:sz w:val="21"/>
+          <w:szCs w:val="21"/>
+          <w:lang w:eastAsia="en-IN"/>
+        </w:rPr>
+      </w:pPr>
+    </w:p>
+    <w:p>
+      <w:pPr>
+        <w:shd w:val="clear" w:color="auto" w:fill="FFFFFF"/>
+        <w:spacing w:after="0" w:line="285" w:lineRule="atLeast"/>
+        <w:rPr>
+          <w:rFonts w:ascii="Consolas" w:eastAsia="Times New Roman" w:hAnsi="Consolas" w:cs="Times New Roman"/>
+          <w:color w:val="202020"/>
+          <w:sz w:val="21"/>
+          <w:szCs w:val="21"/>
+          <w:lang w:eastAsia="en-IN"/>
+        </w:rPr>
+      </w:pPr>
+    </w:p>
+    <w:p>
+      <w:pPr>
+        <w:pStyle w:val="NoSpacing"/>
+        <w:numPr>
+          <w:ilvl w:val="0"/>
+          <w:numId w:val="1"/>
+        </w:numPr>
+        <w:rPr>
+          <w:color w:val="000000"/>
+          <w:lang w:eastAsia="en-IN"/>
+        </w:rPr>
+      </w:pPr>
+      <w:r>
+        <w:rPr>
+          <w:color w:val="000000"/>
+          <w:lang w:eastAsia="en-IN"/>
+        </w:rPr>
+        <w:t>Add/remove from cart</w:t>
+      </w:r>
+    </w:p>
+    <w:p>
+      <w:pPr>
+        <w:pStyle w:val="NoSpacing"/>
+        <w:ind w:left="360"/>
+        <w:rPr>
+          <w:color w:val="000000"/>
+          <w:lang w:eastAsia="en-IN"/>
+        </w:rPr>
+      </w:pPr>
+    </w:p>
+    <w:p>
+      <w:pPr>
+        <w:pStyle w:val="NoSpacing"/>
+        <w:rPr>
+          <w:color w:val="000000"/>
+          <w:lang w:eastAsia="en-IN"/>
+        </w:rPr>
+      </w:pPr>
+      <w:r>
+        <w:rPr>
+          <w:color w:val="AF00DB"/>
+          <w:lang w:eastAsia="en-IN"/>
+        </w:rPr>
+        <w:t>import</w:t>
+      </w:r>
+      <w:r>
+        <w:rPr>
+          <w:color w:val="000000"/>
+          <w:lang w:eastAsia="en-IN"/>
+        </w:rPr>
+        <w:t xml:space="preserve"> </w:t>
+      </w:r>
+      <w:r>
+        <w:rPr>
+          <w:lang w:eastAsia="en-IN"/>
+        </w:rPr>
+        <w:t>React</w:t>
+      </w:r>
+      <w:r>
+        <w:rPr>
+          <w:color w:val="000000"/>
+          <w:lang w:eastAsia="en-IN"/>
+        </w:rPr>
+        <w:t xml:space="preserve">, </w:t>
+      </w:r>
+      <w:proofErr w:type="gramStart"/>
+      <w:r>
+        <w:rPr>
+          <w:color w:val="000000"/>
+          <w:lang w:eastAsia="en-IN"/>
+        </w:rPr>
+        <w:t xml:space="preserve">{ </w:t>
+      </w:r>
+      <w:proofErr w:type="spellStart"/>
+      <w:r>
+        <w:rPr>
+          <w:lang w:eastAsia="en-IN"/>
+        </w:rPr>
+        <w:t>useState</w:t>
+      </w:r>
+      <w:proofErr w:type="spellEnd"/>
+      <w:proofErr w:type="gramEnd"/>
+      <w:r>
+        <w:rPr>
+          <w:color w:val="000000"/>
+          <w:lang w:eastAsia="en-IN"/>
+        </w:rPr>
+        <w:t xml:space="preserve"> } </w:t>
+      </w:r>
+      <w:r>
+        <w:rPr>
+          <w:color w:val="AF00DB"/>
+          <w:lang w:eastAsia="en-IN"/>
+        </w:rPr>
+        <w:t>from</w:t>
+      </w:r>
+      <w:r>
+        <w:rPr>
+          <w:color w:val="000000"/>
+          <w:lang w:eastAsia="en-IN"/>
+        </w:rPr>
+        <w:t xml:space="preserve"> </w:t>
+      </w:r>
+      <w:r>
+        <w:rPr>
+          <w:color w:val="A31515"/>
+          <w:lang w:eastAsia="en-IN"/>
+        </w:rPr>
+        <w:t>'react'</w:t>
+      </w:r>
+      <w:r>
+        <w:rPr>
+          <w:color w:val="000000"/>
+          <w:lang w:eastAsia="en-IN"/>
+        </w:rPr>
+        <w:t>;</w:t>
+      </w:r>
+    </w:p>
+    <w:p>
+      <w:pPr>
+        <w:pStyle w:val="NoSpacing"/>
+        <w:rPr>
+          <w:color w:val="000000"/>
+          <w:lang w:eastAsia="en-IN"/>
+        </w:rPr>
+      </w:pPr>
+    </w:p>
+    <w:p>
+      <w:pPr>
+        <w:pStyle w:val="NoSpacing"/>
+        <w:rPr>
+          <w:color w:val="000000"/>
+          <w:lang w:eastAsia="en-IN"/>
+        </w:rPr>
+      </w:pPr>
+      <w:r>
+        <w:rPr>
+          <w:color w:val="0000FF"/>
+          <w:lang w:eastAsia="en-IN"/>
+        </w:rPr>
+        <w:t>const</w:t>
+      </w:r>
+      <w:r>
+        <w:rPr>
+          <w:color w:val="000000"/>
+          <w:lang w:eastAsia="en-IN"/>
+        </w:rPr>
+        <w:t xml:space="preserve"> </w:t>
+      </w:r>
+      <w:r>
+        <w:rPr>
+          <w:color w:val="0070C1"/>
+          <w:lang w:eastAsia="en-IN"/>
+        </w:rPr>
+        <w:t>products</w:t>
+      </w:r>
+      <w:r>
+        <w:rPr>
+          <w:color w:val="000000"/>
+          <w:lang w:eastAsia="en-IN"/>
+        </w:rPr>
+        <w:t xml:space="preserve"> = [</w:t>
+      </w:r>
+    </w:p>
+    <w:p>
+      <w:pPr>
+        <w:pStyle w:val="NoSpacing"/>
+        <w:rPr>
+          <w:color w:val="000000"/>
+          <w:lang w:eastAsia="en-IN"/>
+        </w:rPr>
+      </w:pPr>
+      <w:r>
+        <w:rPr>
+          <w:color w:val="000000"/>
+          <w:lang w:eastAsia="en-IN"/>
+        </w:rPr>
+        <w:t xml:space="preserve">  </w:t>
+      </w:r>
+      <w:proofErr w:type="gramStart"/>
+      <w:r>
+        <w:rPr>
+          <w:color w:val="000000"/>
+          <w:lang w:eastAsia="en-IN"/>
+        </w:rPr>
+        <w:t xml:space="preserve">{ </w:t>
+      </w:r>
+      <w:r>
+        <w:rPr>
+          <w:lang w:eastAsia="en-IN"/>
+        </w:rPr>
+        <w:t>id</w:t>
+      </w:r>
+      <w:proofErr w:type="gramEnd"/>
+      <w:r>
+        <w:rPr>
+          <w:lang w:eastAsia="en-IN"/>
+        </w:rPr>
+        <w:t>:</w:t>
+      </w:r>
+      <w:r>
+        <w:rPr>
+          <w:color w:val="000000"/>
+          <w:lang w:eastAsia="en-IN"/>
+        </w:rPr>
+        <w:t xml:space="preserve"> </w:t>
+      </w:r>
+      <w:r>
+        <w:rPr>
+          <w:color w:val="098658"/>
+          <w:lang w:eastAsia="en-IN"/>
+        </w:rPr>
+        <w:t>1</w:t>
+      </w:r>
+      <w:r>
+        <w:rPr>
+          <w:color w:val="000000"/>
+          <w:lang w:eastAsia="en-IN"/>
+        </w:rPr>
+        <w:t xml:space="preserve">, </w:t>
+      </w:r>
+      <w:r>
+        <w:rPr>
+          <w:lang w:eastAsia="en-IN"/>
+        </w:rPr>
+        <w:t>name:</w:t>
+      </w:r>
+      <w:r>
+        <w:rPr>
+          <w:color w:val="000000"/>
+          <w:lang w:eastAsia="en-IN"/>
+        </w:rPr>
+        <w:t xml:space="preserve"> </w:t>
+      </w:r>
+      <w:r>
+        <w:rPr>
+          <w:color w:val="A31515"/>
+          <w:lang w:eastAsia="en-IN"/>
+        </w:rPr>
+        <w:t>'Pen'</w:t>
+      </w:r>
+      <w:r>
+        <w:rPr>
+          <w:color w:val="000000"/>
+          <w:lang w:eastAsia="en-IN"/>
+        </w:rPr>
+        <w:t xml:space="preserve">, </w:t>
+      </w:r>
+      <w:r>
+        <w:rPr>
+          <w:lang w:eastAsia="en-IN"/>
+        </w:rPr>
+        <w:t>price:</w:t>
+      </w:r>
+      <w:r>
+        <w:rPr>
+          <w:color w:val="000000"/>
+          <w:lang w:eastAsia="en-IN"/>
+        </w:rPr>
+        <w:t xml:space="preserve"> </w:t>
+      </w:r>
+      <w:r>
+        <w:rPr>
+          <w:color w:val="098658"/>
+          <w:lang w:eastAsia="en-IN"/>
+        </w:rPr>
+        <w:t>99</w:t>
+      </w:r>
+      <w:r>
+        <w:rPr>
+          <w:color w:val="000000"/>
+          <w:lang w:eastAsia="en-IN"/>
+        </w:rPr>
+        <w:t xml:space="preserve"> },</w:t>
+      </w:r>
+    </w:p>
+    <w:p>
+      <w:pPr>
+        <w:pStyle w:val="NoSpacing"/>
+        <w:rPr>
+          <w:color w:val="000000"/>
+          <w:lang w:eastAsia="en-IN"/>
+        </w:rPr>
+      </w:pPr>
+      <w:r>
+        <w:rPr>
+          <w:color w:val="000000"/>
+          <w:lang w:eastAsia="en-IN"/>
+        </w:rPr>
+        <w:t xml:space="preserve">  </w:t>
+      </w:r>
+      <w:proofErr w:type="gramStart"/>
+      <w:r>
+        <w:rPr>
+          <w:color w:val="000000"/>
+          <w:lang w:eastAsia="en-IN"/>
+        </w:rPr>
+        <w:t xml:space="preserve">{ </w:t>
+      </w:r>
+      <w:r>
+        <w:rPr>
+          <w:lang w:eastAsia="en-IN"/>
+        </w:rPr>
+        <w:t>id</w:t>
+      </w:r>
+      <w:proofErr w:type="gramEnd"/>
+      <w:r>
+        <w:rPr>
+          <w:lang w:eastAsia="en-IN"/>
+        </w:rPr>
+        <w:t>:</w:t>
+      </w:r>
+      <w:r>
+        <w:rPr>
+          <w:color w:val="000000"/>
+          <w:lang w:eastAsia="en-IN"/>
+        </w:rPr>
+        <w:t xml:space="preserve"> </w:t>
+      </w:r>
+      <w:r>
+        <w:rPr>
+          <w:color w:val="098658"/>
+          <w:lang w:eastAsia="en-IN"/>
+        </w:rPr>
+        <w:t>2</w:t>
+      </w:r>
+      <w:r>
+        <w:rPr>
+          <w:color w:val="000000"/>
+          <w:lang w:eastAsia="en-IN"/>
+        </w:rPr>
+        <w:t xml:space="preserve">, </w:t>
+      </w:r>
+      <w:r>
+        <w:rPr>
+          <w:lang w:eastAsia="en-IN"/>
+        </w:rPr>
+        <w:t>name:</w:t>
+      </w:r>
+      <w:r>
+        <w:rPr>
+          <w:color w:val="000000"/>
+          <w:lang w:eastAsia="en-IN"/>
+        </w:rPr>
+        <w:t xml:space="preserve"> </w:t>
+      </w:r>
+      <w:r>
+        <w:rPr>
+          <w:color w:val="A31515"/>
+          <w:lang w:eastAsia="en-IN"/>
+        </w:rPr>
+        <w:t>'Books'</w:t>
+      </w:r>
+      <w:r>
+        <w:rPr>
+          <w:color w:val="000000"/>
+          <w:lang w:eastAsia="en-IN"/>
+        </w:rPr>
+        <w:t xml:space="preserve">, </w:t>
+      </w:r>
+      <w:r>
+        <w:rPr>
+          <w:lang w:eastAsia="en-IN"/>
+        </w:rPr>
+        <w:t>price:</w:t>
+      </w:r>
+      <w:r>
+        <w:rPr>
+          <w:color w:val="000000"/>
+          <w:lang w:eastAsia="en-IN"/>
+        </w:rPr>
+        <w:t xml:space="preserve"> </w:t>
+      </w:r>
+      <w:r>
+        <w:rPr>
+          <w:color w:val="098658"/>
+          <w:lang w:eastAsia="en-IN"/>
+        </w:rPr>
+        <w:t>149</w:t>
+      </w:r>
+      <w:r>
+        <w:rPr>
+          <w:color w:val="000000"/>
+          <w:lang w:eastAsia="en-IN"/>
+        </w:rPr>
+        <w:t xml:space="preserve"> },</w:t>
+      </w:r>
+    </w:p>
+    <w:p>
+      <w:pPr>
+        <w:pStyle w:val="NoSpacing"/>
+        <w:rPr>
+          <w:color w:val="000000"/>
+          <w:lang w:eastAsia="en-IN"/>
+        </w:rPr>
+      </w:pPr>
+      <w:r>
+        <w:rPr>
+          <w:color w:val="000000"/>
+          <w:lang w:eastAsia="en-IN"/>
+        </w:rPr>
+        <w:t xml:space="preserve">  </w:t>
+      </w:r>
+      <w:proofErr w:type="gramStart"/>
+      <w:r>
+        <w:rPr>
+          <w:color w:val="000000"/>
+          <w:lang w:eastAsia="en-IN"/>
+        </w:rPr>
+        <w:t xml:space="preserve">{ </w:t>
+      </w:r>
+      <w:r>
+        <w:rPr>
+          <w:lang w:eastAsia="en-IN"/>
+        </w:rPr>
+        <w:t>id</w:t>
+      </w:r>
+      <w:proofErr w:type="gramEnd"/>
+      <w:r>
+        <w:rPr>
+          <w:lang w:eastAsia="en-IN"/>
+        </w:rPr>
+        <w:t>:</w:t>
+      </w:r>
+      <w:r>
+        <w:rPr>
+          <w:color w:val="000000"/>
+          <w:lang w:eastAsia="en-IN"/>
+        </w:rPr>
+        <w:t xml:space="preserve"> </w:t>
+      </w:r>
+      <w:r>
+        <w:rPr>
+          <w:color w:val="098658"/>
+          <w:lang w:eastAsia="en-IN"/>
+        </w:rPr>
+        <w:t>3</w:t>
+      </w:r>
+      <w:r>
+        <w:rPr>
+          <w:color w:val="000000"/>
+          <w:lang w:eastAsia="en-IN"/>
+        </w:rPr>
+        <w:t xml:space="preserve">, </w:t>
+      </w:r>
+      <w:r>
+        <w:rPr>
+          <w:lang w:eastAsia="en-IN"/>
+        </w:rPr>
+        <w:t>name:</w:t>
+      </w:r>
+      <w:r>
+        <w:rPr>
+          <w:color w:val="000000"/>
+          <w:lang w:eastAsia="en-IN"/>
+        </w:rPr>
+        <w:t xml:space="preserve"> </w:t>
+      </w:r>
+      <w:r>
+        <w:rPr>
+          <w:color w:val="A31515"/>
+          <w:lang w:eastAsia="en-IN"/>
+        </w:rPr>
+        <w:t>'Bags'</w:t>
+      </w:r>
+      <w:r>
+        <w:rPr>
+          <w:color w:val="000000"/>
+          <w:lang w:eastAsia="en-IN"/>
+        </w:rPr>
+        <w:t xml:space="preserve">, </w:t>
+      </w:r>
+      <w:r>
+        <w:rPr>
+          <w:lang w:eastAsia="en-IN"/>
+        </w:rPr>
+        <w:t>price:</w:t>
+      </w:r>
+      <w:r>
+        <w:rPr>
+          <w:color w:val="000000"/>
+          <w:lang w:eastAsia="en-IN"/>
+        </w:rPr>
+        <w:t xml:space="preserve"> </w:t>
+      </w:r>
+      <w:r>
+        <w:rPr>
+          <w:color w:val="098658"/>
+          <w:lang w:eastAsia="en-IN"/>
+        </w:rPr>
+        <w:t>809</w:t>
+      </w:r>
+      <w:r>
+        <w:rPr>
+          <w:color w:val="000000"/>
+          <w:lang w:eastAsia="en-IN"/>
+        </w:rPr>
+        <w:t xml:space="preserve"> },</w:t>
+      </w:r>
+    </w:p>
+    <w:p>
+      <w:pPr>
+        <w:pStyle w:val="NoSpacing"/>
+        <w:rPr>
+          <w:color w:val="000000"/>
+          <w:lang w:eastAsia="en-IN"/>
+        </w:rPr>
+      </w:pPr>
+      <w:r>
+        <w:rPr>
+          <w:color w:val="000000"/>
+          <w:lang w:eastAsia="en-IN"/>
+        </w:rPr>
+        <w:t>];</w:t>
+      </w:r>
+    </w:p>
+    <w:p>
+      <w:pPr>
+        <w:pStyle w:val="NoSpacing"/>
+        <w:rPr>
+          <w:color w:val="000000"/>
+          <w:lang w:eastAsia="en-IN"/>
+        </w:rPr>
+      </w:pPr>
+    </w:p>
+    <w:p>
+      <w:pPr>
+        <w:pStyle w:val="NoSpacing"/>
+        <w:rPr>
+          <w:color w:val="000000"/>
+          <w:lang w:eastAsia="en-IN"/>
+        </w:rPr>
+      </w:pPr>
+      <w:r>
+        <w:rPr>
+          <w:color w:val="AF00DB"/>
+          <w:lang w:eastAsia="en-IN"/>
+        </w:rPr>
+        <w:t>export</w:t>
+      </w:r>
+      <w:r>
+        <w:rPr>
+          <w:color w:val="000000"/>
+          <w:lang w:eastAsia="en-IN"/>
+        </w:rPr>
+        <w:t xml:space="preserve"> </w:t>
+      </w:r>
+      <w:r>
+        <w:rPr>
+          <w:color w:val="AF00DB"/>
+          <w:lang w:eastAsia="en-IN"/>
+        </w:rPr>
+        <w:t>default</w:t>
+      </w:r>
+      <w:r>
+        <w:rPr>
+          <w:color w:val="000000"/>
+          <w:lang w:eastAsia="en-IN"/>
+        </w:rPr>
+        <w:t xml:space="preserve"> </w:t>
+      </w:r>
+      <w:r>
+        <w:rPr>
+          <w:color w:val="0000FF"/>
+          <w:lang w:eastAsia="en-IN"/>
+        </w:rPr>
+        <w:t>function</w:t>
+      </w:r>
+      <w:r>
+        <w:rPr>
+          <w:color w:val="000000"/>
+          <w:lang w:eastAsia="en-IN"/>
+        </w:rPr>
+        <w:t xml:space="preserve"> </w:t>
+      </w:r>
+      <w:proofErr w:type="spellStart"/>
+      <w:proofErr w:type="gramStart"/>
+      <w:r>
+        <w:rPr>
+          <w:color w:val="795E26"/>
+          <w:lang w:eastAsia="en-IN"/>
+        </w:rPr>
+        <w:t>ShoppingCartApp</w:t>
+      </w:r>
+      <w:proofErr w:type="spellEnd"/>
+      <w:r>
+        <w:rPr>
+          <w:color w:val="000000"/>
+          <w:lang w:eastAsia="en-IN"/>
+        </w:rPr>
+        <w:t>(</w:t>
+      </w:r>
+      <w:proofErr w:type="gramEnd"/>
+      <w:r>
+        <w:rPr>
+          <w:color w:val="000000"/>
+          <w:lang w:eastAsia="en-IN"/>
+        </w:rPr>
+        <w:t>) {</w:t>
+      </w:r>
+    </w:p>
+    <w:p>
+      <w:pPr>
+        <w:pStyle w:val="NoSpacing"/>
+        <w:rPr>
+          <w:color w:val="000000"/>
+          <w:lang w:eastAsia="en-IN"/>
+        </w:rPr>
+      </w:pPr>
+      <w:r>
+        <w:rPr>
+          <w:color w:val="000000"/>
+          <w:lang w:eastAsia="en-IN"/>
+        </w:rPr>
+        <w:t xml:space="preserve">  </w:t>
+      </w:r>
+      <w:r>
+        <w:rPr>
+          <w:color w:val="0000FF"/>
+          <w:lang w:eastAsia="en-IN"/>
+        </w:rPr>
+        <w:t>const</w:t>
+      </w:r>
+      <w:r>
+        <w:rPr>
+          <w:color w:val="000000"/>
+          <w:lang w:eastAsia="en-IN"/>
+        </w:rPr>
+        <w:t xml:space="preserve"> [</w:t>
+      </w:r>
+      <w:r>
+        <w:rPr>
+          <w:color w:val="0070C1"/>
+          <w:lang w:eastAsia="en-IN"/>
+        </w:rPr>
+        <w:t>cart</w:t>
+      </w:r>
+      <w:r>
+        <w:rPr>
+          <w:color w:val="000000"/>
+          <w:lang w:eastAsia="en-IN"/>
+        </w:rPr>
+        <w:t xml:space="preserve">, </w:t>
+      </w:r>
+      <w:proofErr w:type="spellStart"/>
+      <w:r>
+        <w:rPr>
+          <w:color w:val="0070C1"/>
+          <w:lang w:eastAsia="en-IN"/>
+        </w:rPr>
+        <w:t>setCart</w:t>
+      </w:r>
+      <w:proofErr w:type="spellEnd"/>
+      <w:r>
+        <w:rPr>
+          <w:color w:val="000000"/>
+          <w:lang w:eastAsia="en-IN"/>
+        </w:rPr>
+        <w:t xml:space="preserve">] = </w:t>
+      </w:r>
+      <w:proofErr w:type="spellStart"/>
+      <w:proofErr w:type="gramStart"/>
+      <w:r>
+        <w:rPr>
+          <w:color w:val="795E26"/>
+          <w:lang w:eastAsia="en-IN"/>
+        </w:rPr>
+        <w:t>useState</w:t>
+      </w:r>
+      <w:proofErr w:type="spellEnd"/>
+      <w:r>
+        <w:rPr>
+          <w:color w:val="000000"/>
+          <w:lang w:eastAsia="en-IN"/>
+        </w:rPr>
+        <w:t>(</w:t>
+      </w:r>
+      <w:proofErr w:type="gramEnd"/>
+      <w:r>
+        <w:rPr>
+          <w:color w:val="000000"/>
+          <w:lang w:eastAsia="en-IN"/>
+        </w:rPr>
+        <w:t>[]);</w:t>
+      </w:r>
+    </w:p>
+    <w:p>
+      <w:pPr>
+        <w:pStyle w:val="NoSpacing"/>
+        <w:rPr>
+          <w:color w:val="000000"/>
+          <w:lang w:eastAsia="en-IN"/>
+        </w:rPr>
+      </w:pPr>
+    </w:p>
+    <w:p>
+      <w:pPr>
+        <w:pStyle w:val="NoSpacing"/>
+        <w:rPr>
+          <w:color w:val="000000"/>
+          <w:lang w:eastAsia="en-IN"/>
+        </w:rPr>
+      </w:pPr>
+      <w:r>
+        <w:rPr>
+          <w:color w:val="000000"/>
+          <w:lang w:eastAsia="en-IN"/>
+        </w:rPr>
+        <w:t xml:space="preserve">  </w:t>
+      </w:r>
+      <w:r>
+        <w:rPr>
+          <w:color w:val="008000"/>
+          <w:lang w:eastAsia="en-IN"/>
+        </w:rPr>
+        <w:t>// Add or increment item</w:t>
+      </w:r>
+    </w:p>
+    <w:p>
+      <w:pPr>
+        <w:pStyle w:val="NoSpacing"/>
+        <w:rPr>
+          <w:color w:val="000000"/>
+          <w:lang w:eastAsia="en-IN"/>
+        </w:rPr>
+      </w:pPr>
+      <w:r>
+        <w:rPr>
+          <w:color w:val="000000"/>
+          <w:lang w:eastAsia="en-IN"/>
+        </w:rPr>
+        <w:t xml:space="preserve">  </w:t>
+      </w:r>
+      <w:r>
+        <w:rPr>
+          <w:color w:val="0000FF"/>
+          <w:lang w:eastAsia="en-IN"/>
+        </w:rPr>
+        <w:t>const</w:t>
+      </w:r>
+      <w:r>
+        <w:rPr>
+          <w:color w:val="000000"/>
+          <w:lang w:eastAsia="en-IN"/>
+        </w:rPr>
+        <w:t xml:space="preserve"> </w:t>
+      </w:r>
+      <w:proofErr w:type="spellStart"/>
+      <w:r>
+        <w:rPr>
+          <w:color w:val="795E26"/>
+          <w:lang w:eastAsia="en-IN"/>
+        </w:rPr>
+        <w:t>addToCart</w:t>
+      </w:r>
+      <w:proofErr w:type="spellEnd"/>
+      <w:r>
+        <w:rPr>
+          <w:color w:val="000000"/>
+          <w:lang w:eastAsia="en-IN"/>
+        </w:rPr>
+        <w:t xml:space="preserve"> = (</w:t>
+      </w:r>
+      <w:r>
+        <w:rPr>
+          <w:lang w:eastAsia="en-IN"/>
+        </w:rPr>
+        <w:t>product</w:t>
+      </w:r>
+      <w:r>
+        <w:rPr>
+          <w:color w:val="000000"/>
+          <w:lang w:eastAsia="en-IN"/>
+        </w:rPr>
+        <w:t xml:space="preserve">) </w:t>
+      </w:r>
+      <w:r>
+        <w:rPr>
+          <w:color w:val="0000FF"/>
+          <w:lang w:eastAsia="en-IN"/>
+        </w:rPr>
+        <w:t>=&gt;</w:t>
+      </w:r>
+      <w:r>
+        <w:rPr>
+          <w:color w:val="000000"/>
+          <w:lang w:eastAsia="en-IN"/>
+        </w:rPr>
+        <w:t xml:space="preserve"> {</w:t>
+      </w:r>
+    </w:p>
+    <w:p>
+      <w:pPr>
+        <w:pStyle w:val="NoSpacing"/>
+        <w:rPr>
+          <w:color w:val="000000"/>
+          <w:lang w:eastAsia="en-IN"/>
+        </w:rPr>
+      </w:pPr>
+      <w:r>
+        <w:rPr>
+          <w:color w:val="000000"/>
+          <w:lang w:eastAsia="en-IN"/>
+        </w:rPr>
+        <w:t xml:space="preserve">    </w:t>
+      </w:r>
+      <w:proofErr w:type="spellStart"/>
+      <w:r>
+        <w:rPr>
+          <w:color w:val="795E26"/>
+          <w:lang w:eastAsia="en-IN"/>
+        </w:rPr>
+        <w:t>setCart</w:t>
+      </w:r>
+      <w:proofErr w:type="spellEnd"/>
+      <w:r>
+        <w:rPr>
+          <w:color w:val="000000"/>
+          <w:lang w:eastAsia="en-IN"/>
+        </w:rPr>
+        <w:t>((</w:t>
+      </w:r>
+      <w:proofErr w:type="spellStart"/>
+      <w:r>
+        <w:rPr>
+          <w:lang w:eastAsia="en-IN"/>
+        </w:rPr>
+        <w:t>prev</w:t>
+      </w:r>
+      <w:proofErr w:type="spellEnd"/>
+      <w:r>
+        <w:rPr>
+          <w:color w:val="000000"/>
+          <w:lang w:eastAsia="en-IN"/>
+        </w:rPr>
+        <w:t xml:space="preserve">) </w:t>
+      </w:r>
+      <w:r>
+        <w:rPr>
+          <w:color w:val="0000FF"/>
+          <w:lang w:eastAsia="en-IN"/>
+        </w:rPr>
+        <w:t>=&gt;</w:t>
+      </w:r>
+      <w:r>
+        <w:rPr>
+          <w:color w:val="000000"/>
+          <w:lang w:eastAsia="en-IN"/>
+        </w:rPr>
+        <w:t xml:space="preserve"> {</w:t>
+      </w:r>
+    </w:p>
+    <w:p>
+      <w:pPr>
+        <w:pStyle w:val="NoSpacing"/>
+        <w:rPr>
+          <w:color w:val="000000"/>
+          <w:lang w:eastAsia="en-IN"/>
+        </w:rPr>
+      </w:pPr>
+      <w:r>
+        <w:rPr>
+          <w:color w:val="000000"/>
+          <w:lang w:eastAsia="en-IN"/>
+        </w:rPr>
+        <w:t xml:space="preserve">      </w:t>
+      </w:r>
+      <w:r>
+        <w:rPr>
+          <w:color w:val="0000FF"/>
+          <w:lang w:eastAsia="en-IN"/>
+        </w:rPr>
+        <w:t>const</w:t>
+      </w:r>
+      <w:r>
+        <w:rPr>
+          <w:color w:val="000000"/>
+          <w:lang w:eastAsia="en-IN"/>
+        </w:rPr>
+        <w:t xml:space="preserve"> </w:t>
+      </w:r>
+      <w:r>
+        <w:rPr>
+          <w:color w:val="0070C1"/>
+          <w:lang w:eastAsia="en-IN"/>
+        </w:rPr>
+        <w:t>duplicate</w:t>
+      </w:r>
+      <w:r>
+        <w:rPr>
+          <w:color w:val="000000"/>
+          <w:lang w:eastAsia="en-IN"/>
+        </w:rPr>
+        <w:t xml:space="preserve"> = </w:t>
+      </w:r>
+      <w:proofErr w:type="spellStart"/>
+      <w:proofErr w:type="gramStart"/>
+      <w:r>
+        <w:rPr>
+          <w:lang w:eastAsia="en-IN"/>
+        </w:rPr>
+        <w:t>prev</w:t>
+      </w:r>
+      <w:r>
+        <w:rPr>
+          <w:color w:val="000000"/>
+          <w:lang w:eastAsia="en-IN"/>
+        </w:rPr>
+        <w:t>.</w:t>
+      </w:r>
+      <w:r>
+        <w:rPr>
+          <w:color w:val="795E26"/>
+          <w:lang w:eastAsia="en-IN"/>
+        </w:rPr>
+        <w:t>find</w:t>
+      </w:r>
+      <w:proofErr w:type="spellEnd"/>
+      <w:proofErr w:type="gramEnd"/>
+      <w:r>
+        <w:rPr>
+          <w:color w:val="000000"/>
+          <w:lang w:eastAsia="en-IN"/>
+        </w:rPr>
+        <w:t>((</w:t>
+      </w:r>
+      <w:r>
+        <w:rPr>
+          <w:lang w:eastAsia="en-IN"/>
+        </w:rPr>
+        <w:t>item</w:t>
+      </w:r>
+      <w:r>
+        <w:rPr>
+          <w:color w:val="000000"/>
+          <w:lang w:eastAsia="en-IN"/>
+        </w:rPr>
+        <w:t xml:space="preserve">) </w:t>
+      </w:r>
+      <w:r>
+        <w:rPr>
+          <w:color w:val="0000FF"/>
+          <w:lang w:eastAsia="en-IN"/>
+        </w:rPr>
+        <w:t>=&gt;</w:t>
+      </w:r>
+      <w:r>
+        <w:rPr>
+          <w:color w:val="000000"/>
+          <w:lang w:eastAsia="en-IN"/>
+        </w:rPr>
+        <w:t xml:space="preserve"> </w:t>
+      </w:r>
+      <w:r>
+        <w:rPr>
+          <w:lang w:eastAsia="en-IN"/>
+        </w:rPr>
+        <w:t>item</w:t>
+      </w:r>
+      <w:r>
+        <w:rPr>
+          <w:color w:val="000000"/>
+          <w:lang w:eastAsia="en-IN"/>
+        </w:rPr>
+        <w:t>.</w:t>
+      </w:r>
+      <w:r>
+        <w:rPr>
+          <w:lang w:eastAsia="en-IN"/>
+        </w:rPr>
+        <w:t>id</w:t>
+      </w:r>
+      <w:r>
+        <w:rPr>
+          <w:color w:val="000000"/>
+          <w:lang w:eastAsia="en-IN"/>
+        </w:rPr>
+        <w:t xml:space="preserve"> === </w:t>
+      </w:r>
+      <w:r>
+        <w:rPr>
+          <w:lang w:eastAsia="en-IN"/>
+        </w:rPr>
+        <w:t>product</w:t>
+      </w:r>
+      <w:r>
+        <w:rPr>
+          <w:color w:val="000000"/>
+          <w:lang w:eastAsia="en-IN"/>
+        </w:rPr>
+        <w:t>.</w:t>
+      </w:r>
+      <w:r>
+        <w:rPr>
+          <w:lang w:eastAsia="en-IN"/>
+        </w:rPr>
+        <w:t>id</w:t>
+      </w:r>
+      <w:r>
+        <w:rPr>
+          <w:color w:val="000000"/>
+          <w:lang w:eastAsia="en-IN"/>
+        </w:rPr>
+        <w:t>);</w:t>
+      </w:r>
+    </w:p>
+    <w:p>
+      <w:pPr>
+        <w:pStyle w:val="NoSpacing"/>
+        <w:rPr>
+          <w:color w:val="000000"/>
+          <w:lang w:eastAsia="en-IN"/>
+        </w:rPr>
+      </w:pPr>
+    </w:p>
+    <w:p>
+      <w:pPr>
+        <w:pStyle w:val="NoSpacing"/>
+        <w:rPr>
+          <w:color w:val="000000"/>
+          <w:lang w:eastAsia="en-IN"/>
+        </w:rPr>
+      </w:pPr>
+      <w:r>
+        <w:rPr>
+          <w:color w:val="000000"/>
+          <w:lang w:eastAsia="en-IN"/>
+        </w:rPr>
+        <w:t xml:space="preserve">      </w:t>
+      </w:r>
+      <w:r>
+        <w:rPr>
+          <w:color w:val="AF00DB"/>
+          <w:lang w:eastAsia="en-IN"/>
+        </w:rPr>
+        <w:t>if</w:t>
+      </w:r>
+      <w:r>
+        <w:rPr>
+          <w:color w:val="000000"/>
+          <w:lang w:eastAsia="en-IN"/>
+        </w:rPr>
+        <w:t xml:space="preserve"> (</w:t>
+      </w:r>
+      <w:r>
+        <w:rPr>
+          <w:lang w:eastAsia="en-IN"/>
+        </w:rPr>
+        <w:t>duplicate</w:t>
+      </w:r>
+      <w:r>
+        <w:rPr>
+          <w:color w:val="000000"/>
+          <w:lang w:eastAsia="en-IN"/>
+        </w:rPr>
+        <w:t>) {</w:t>
+      </w:r>
+    </w:p>
+    <w:p>
+      <w:pPr>
+        <w:pStyle w:val="NoSpacing"/>
+        <w:rPr>
+          <w:color w:val="000000"/>
+          <w:lang w:eastAsia="en-IN"/>
+        </w:rPr>
+      </w:pPr>
+      <w:r>
+        <w:rPr>
+          <w:color w:val="000000"/>
+          <w:lang w:eastAsia="en-IN"/>
+        </w:rPr>
+        <w:t xml:space="preserve">        </w:t>
+      </w:r>
+      <w:r>
+        <w:rPr>
+          <w:color w:val="AF00DB"/>
+          <w:lang w:eastAsia="en-IN"/>
+        </w:rPr>
+        <w:t>return</w:t>
+      </w:r>
+      <w:r>
+        <w:rPr>
+          <w:color w:val="000000"/>
+          <w:lang w:eastAsia="en-IN"/>
+        </w:rPr>
+        <w:t xml:space="preserve"> </w:t>
+      </w:r>
+      <w:proofErr w:type="spellStart"/>
+      <w:r>
+        <w:rPr>
+          <w:lang w:eastAsia="en-IN"/>
+        </w:rPr>
+        <w:t>prev</w:t>
+      </w:r>
+      <w:r>
+        <w:rPr>
+          <w:color w:val="000000"/>
+          <w:lang w:eastAsia="en-IN"/>
+        </w:rPr>
+        <w:t>.</w:t>
+      </w:r>
+      <w:r>
+        <w:rPr>
+          <w:color w:val="795E26"/>
+          <w:lang w:eastAsia="en-IN"/>
+        </w:rPr>
+        <w:t>map</w:t>
+      </w:r>
+      <w:proofErr w:type="spellEnd"/>
+      <w:r>
+        <w:rPr>
+          <w:color w:val="000000"/>
+          <w:lang w:eastAsia="en-IN"/>
+        </w:rPr>
+        <w:t>((</w:t>
+      </w:r>
+      <w:r>
+        <w:rPr>
+          <w:lang w:eastAsia="en-IN"/>
+        </w:rPr>
+        <w:t>item</w:t>
+      </w:r>
+      <w:r>
+        <w:rPr>
+          <w:color w:val="000000"/>
+          <w:lang w:eastAsia="en-IN"/>
+        </w:rPr>
+        <w:t xml:space="preserve">) </w:t>
+      </w:r>
+      <w:r>
+        <w:rPr>
+          <w:color w:val="0000FF"/>
+          <w:lang w:eastAsia="en-IN"/>
+        </w:rPr>
+        <w:t>=&gt;</w:t>
+      </w:r>
+    </w:p>
+    <w:p>
+      <w:pPr>
+        <w:pStyle w:val="NoSpacing"/>
+        <w:rPr>
+          <w:color w:val="000000"/>
+          <w:lang w:eastAsia="en-IN"/>
+        </w:rPr>
+      </w:pPr>
+      <w:r>
+        <w:rPr>
+          <w:color w:val="000000"/>
+          <w:lang w:eastAsia="en-IN"/>
+        </w:rPr>
+        <w:t xml:space="preserve">          </w:t>
+      </w:r>
+      <w:r>
+        <w:rPr>
+          <w:lang w:eastAsia="en-IN"/>
+        </w:rPr>
+        <w:t>item</w:t>
+      </w:r>
+      <w:r>
+        <w:rPr>
+          <w:color w:val="000000"/>
+          <w:lang w:eastAsia="en-IN"/>
+        </w:rPr>
+        <w:t>.</w:t>
+      </w:r>
+      <w:r>
+        <w:rPr>
+          <w:lang w:eastAsia="en-IN"/>
+        </w:rPr>
+        <w:t>id</w:t>
+      </w:r>
+      <w:r>
+        <w:rPr>
+          <w:color w:val="000000"/>
+          <w:lang w:eastAsia="en-IN"/>
+        </w:rPr>
+        <w:t xml:space="preserve"> === </w:t>
+      </w:r>
+      <w:r>
+        <w:rPr>
+          <w:lang w:eastAsia="en-IN"/>
+        </w:rPr>
+        <w:t>product</w:t>
+      </w:r>
+      <w:r>
+        <w:rPr>
+          <w:color w:val="000000"/>
+          <w:lang w:eastAsia="en-IN"/>
+        </w:rPr>
+        <w:t>.</w:t>
+      </w:r>
+      <w:r>
+        <w:rPr>
+          <w:lang w:eastAsia="en-IN"/>
+        </w:rPr>
+        <w:t>id</w:t>
+      </w:r>
+    </w:p>
+    <w:p>
+      <w:pPr>
+        <w:pStyle w:val="NoSpacing"/>
+        <w:rPr>
+          <w:color w:val="000000"/>
+          <w:lang w:eastAsia="en-IN"/>
+        </w:rPr>
+      </w:pPr>
+      <w:r>
+        <w:rPr>
+          <w:color w:val="000000"/>
+          <w:lang w:eastAsia="en-IN"/>
+        </w:rPr>
+        <w:t xml:space="preserve">            ? </w:t>
+      </w:r>
+      <w:proofErr w:type="gramStart"/>
+      <w:r>
+        <w:rPr>
+          <w:color w:val="000000"/>
+          <w:lang w:eastAsia="en-IN"/>
+        </w:rPr>
+        <w:t>{ ...</w:t>
+      </w:r>
+      <w:proofErr w:type="gramEnd"/>
+      <w:r>
+        <w:rPr>
+          <w:lang w:eastAsia="en-IN"/>
+        </w:rPr>
+        <w:t>item</w:t>
+      </w:r>
+      <w:r>
+        <w:rPr>
+          <w:color w:val="000000"/>
+          <w:lang w:eastAsia="en-IN"/>
+        </w:rPr>
+        <w:t xml:space="preserve">, </w:t>
+      </w:r>
+      <w:r>
+        <w:rPr>
+          <w:lang w:eastAsia="en-IN"/>
+        </w:rPr>
+        <w:t>quantity:</w:t>
+      </w:r>
+      <w:r>
+        <w:rPr>
+          <w:color w:val="000000"/>
+          <w:lang w:eastAsia="en-IN"/>
+        </w:rPr>
+        <w:t xml:space="preserve"> </w:t>
+      </w:r>
+      <w:proofErr w:type="spellStart"/>
+      <w:r>
+        <w:rPr>
+          <w:lang w:eastAsia="en-IN"/>
+        </w:rPr>
+        <w:t>item</w:t>
+      </w:r>
+      <w:r>
+        <w:rPr>
+          <w:color w:val="000000"/>
+          <w:lang w:eastAsia="en-IN"/>
+        </w:rPr>
+        <w:t>.</w:t>
+      </w:r>
+      <w:r>
+        <w:rPr>
+          <w:lang w:eastAsia="en-IN"/>
+        </w:rPr>
+        <w:t>quantity</w:t>
+      </w:r>
+      <w:proofErr w:type="spellEnd"/>
+      <w:r>
+        <w:rPr>
+          <w:color w:val="000000"/>
+          <w:lang w:eastAsia="en-IN"/>
+        </w:rPr>
+        <w:t xml:space="preserve"> + </w:t>
+      </w:r>
+      <w:r>
+        <w:rPr>
+          <w:color w:val="098658"/>
+          <w:lang w:eastAsia="en-IN"/>
+        </w:rPr>
+        <w:t>1</w:t>
+      </w:r>
+      <w:r>
+        <w:rPr>
+          <w:color w:val="000000"/>
+          <w:lang w:eastAsia="en-IN"/>
+        </w:rPr>
+        <w:t xml:space="preserve"> }</w:t>
+      </w:r>
+    </w:p>
+    <w:p>
+      <w:pPr>
+        <w:pStyle w:val="NoSpacing"/>
+        <w:rPr>
+          <w:color w:val="000000"/>
+          <w:lang w:eastAsia="en-IN"/>
+        </w:rPr>
+      </w:pPr>
+      <w:r>
+        <w:rPr>
+          <w:color w:val="000000"/>
+          <w:lang w:eastAsia="en-IN"/>
+        </w:rPr>
+        <w:t xml:space="preserve">            : </w:t>
+      </w:r>
+      <w:r>
+        <w:rPr>
+          <w:lang w:eastAsia="en-IN"/>
+        </w:rPr>
+        <w:t>item</w:t>
+      </w:r>
+    </w:p>
+    <w:p>
+      <w:pPr>
+        <w:pStyle w:val="NoSpacing"/>
+        <w:rPr>
+          <w:color w:val="000000"/>
+          <w:lang w:eastAsia="en-IN"/>
+        </w:rPr>
+      </w:pPr>
+      <w:r>
+        <w:rPr>
+          <w:color w:val="000000"/>
+          <w:lang w:eastAsia="en-IN"/>
+        </w:rPr>
+        <w:t>        );</w:t>
+      </w:r>
+    </w:p>
+    <w:p>
+      <w:pPr>
+        <w:pStyle w:val="NoSpacing"/>
+        <w:rPr>
+          <w:color w:val="000000"/>
+          <w:lang w:eastAsia="en-IN"/>
+        </w:rPr>
+      </w:pPr>
+      <w:r>
+        <w:rPr>
+          <w:color w:val="000000"/>
+          <w:lang w:eastAsia="en-IN"/>
+        </w:rPr>
+        <w:t>      }</w:t>
+      </w:r>
+    </w:p>
+    <w:p>
+      <w:pPr>
+        <w:pStyle w:val="NoSpacing"/>
+        <w:rPr>
+          <w:color w:val="000000"/>
+          <w:lang w:eastAsia="en-IN"/>
+        </w:rPr>
+      </w:pPr>
+    </w:p>
+    <w:p>
+      <w:pPr>
+        <w:pStyle w:val="NoSpacing"/>
+        <w:rPr>
+          <w:color w:val="000000"/>
+          <w:lang w:eastAsia="en-IN"/>
+        </w:rPr>
+      </w:pPr>
+      <w:r>
+        <w:rPr>
+          <w:color w:val="000000"/>
+          <w:lang w:eastAsia="en-IN"/>
+        </w:rPr>
+        <w:t xml:space="preserve">      </w:t>
+      </w:r>
+      <w:r>
+        <w:rPr>
+          <w:color w:val="AF00DB"/>
+          <w:lang w:eastAsia="en-IN"/>
+        </w:rPr>
+        <w:t>return</w:t>
+      </w:r>
+      <w:r>
+        <w:rPr>
+          <w:color w:val="000000"/>
+          <w:lang w:eastAsia="en-IN"/>
+        </w:rPr>
+        <w:t xml:space="preserve"> [...</w:t>
+      </w:r>
+      <w:proofErr w:type="spellStart"/>
+      <w:r>
+        <w:rPr>
+          <w:lang w:eastAsia="en-IN"/>
+        </w:rPr>
+        <w:t>prev</w:t>
+      </w:r>
+      <w:proofErr w:type="spellEnd"/>
+      <w:r>
+        <w:rPr>
+          <w:color w:val="000000"/>
+          <w:lang w:eastAsia="en-IN"/>
+        </w:rPr>
+        <w:t xml:space="preserve">, </w:t>
+      </w:r>
+      <w:proofErr w:type="gramStart"/>
+      <w:r>
+        <w:rPr>
+          <w:color w:val="000000"/>
+          <w:lang w:eastAsia="en-IN"/>
+        </w:rPr>
+        <w:t>{ ...</w:t>
+      </w:r>
+      <w:proofErr w:type="gramEnd"/>
+      <w:r>
+        <w:rPr>
+          <w:lang w:eastAsia="en-IN"/>
+        </w:rPr>
+        <w:t>product</w:t>
+      </w:r>
+      <w:r>
+        <w:rPr>
+          <w:color w:val="000000"/>
+          <w:lang w:eastAsia="en-IN"/>
+        </w:rPr>
+        <w:t xml:space="preserve">, </w:t>
+      </w:r>
+      <w:r>
+        <w:rPr>
+          <w:lang w:eastAsia="en-IN"/>
+        </w:rPr>
+        <w:t>quantity:</w:t>
+      </w:r>
+      <w:r>
+        <w:rPr>
+          <w:color w:val="000000"/>
+          <w:lang w:eastAsia="en-IN"/>
+        </w:rPr>
+        <w:t xml:space="preserve"> </w:t>
+      </w:r>
+      <w:r>
+        <w:rPr>
+          <w:color w:val="098658"/>
+          <w:lang w:eastAsia="en-IN"/>
+        </w:rPr>
+        <w:t>1</w:t>
+      </w:r>
+      <w:r>
+        <w:rPr>
+          <w:color w:val="000000"/>
+          <w:lang w:eastAsia="en-IN"/>
+        </w:rPr>
+        <w:t xml:space="preserve"> }];</w:t>
+      </w:r>
+    </w:p>
+    <w:p>
+      <w:pPr>
+        <w:pStyle w:val="NoSpacing"/>
+        <w:rPr>
+          <w:color w:val="000000"/>
+          <w:lang w:eastAsia="en-IN"/>
+        </w:rPr>
+      </w:pPr>
+      <w:r>
+        <w:rPr>
+          <w:color w:val="000000"/>
+          <w:lang w:eastAsia="en-IN"/>
+        </w:rPr>
+        <w:t>    });</w:t>
+      </w:r>
+    </w:p>
+    <w:p>
+      <w:pPr>
+        <w:pStyle w:val="NoSpacing"/>
+        <w:rPr>
+          <w:color w:val="000000"/>
+          <w:lang w:eastAsia="en-IN"/>
+        </w:rPr>
+      </w:pPr>
+      <w:r>
+        <w:rPr>
+          <w:color w:val="000000"/>
+          <w:lang w:eastAsia="en-IN"/>
+        </w:rPr>
+        <w:t>  };</w:t>
+      </w:r>
+    </w:p>
+    <w:p>
+      <w:pPr>
+        <w:pStyle w:val="NoSpacing"/>
+        <w:rPr>
+          <w:color w:val="000000"/>
+          <w:lang w:eastAsia="en-IN"/>
+        </w:rPr>
+      </w:pPr>
+    </w:p>
+    <w:p>
+      <w:pPr>
+        <w:pStyle w:val="NoSpacing"/>
+        <w:rPr>
+          <w:color w:val="000000"/>
+          <w:lang w:eastAsia="en-IN"/>
+        </w:rPr>
+      </w:pPr>
+      <w:r>
+        <w:rPr>
+          <w:color w:val="000000"/>
+          <w:lang w:eastAsia="en-IN"/>
+        </w:rPr>
+        <w:t xml:space="preserve">  </w:t>
+      </w:r>
+      <w:r>
+        <w:rPr>
+          <w:color w:val="008000"/>
+          <w:lang w:eastAsia="en-IN"/>
+        </w:rPr>
+        <w:t>// Reduce quantity or remove item</w:t>
+      </w:r>
+    </w:p>
+    <w:p>
+      <w:pPr>
+        <w:pStyle w:val="NoSpacing"/>
+        <w:rPr>
+          <w:color w:val="000000"/>
+          <w:lang w:eastAsia="en-IN"/>
+        </w:rPr>
+      </w:pPr>
+      <w:r>
+        <w:rPr>
+          <w:color w:val="000000"/>
+          <w:lang w:eastAsia="en-IN"/>
+        </w:rPr>
+        <w:t xml:space="preserve">  </w:t>
+      </w:r>
+      <w:r>
+        <w:rPr>
+          <w:color w:val="0000FF"/>
+          <w:lang w:eastAsia="en-IN"/>
+        </w:rPr>
+        <w:t>const</w:t>
+      </w:r>
+      <w:r>
+        <w:rPr>
+          <w:color w:val="000000"/>
+          <w:lang w:eastAsia="en-IN"/>
+        </w:rPr>
+        <w:t xml:space="preserve"> </w:t>
+      </w:r>
+      <w:r>
+        <w:rPr>
+          <w:color w:val="795E26"/>
+          <w:lang w:eastAsia="en-IN"/>
+        </w:rPr>
+        <w:t>remove</w:t>
+      </w:r>
+      <w:r>
+        <w:rPr>
+          <w:color w:val="000000"/>
+          <w:lang w:eastAsia="en-IN"/>
+        </w:rPr>
+        <w:t xml:space="preserve"> = (</w:t>
+      </w:r>
+      <w:r>
+        <w:rPr>
+          <w:lang w:eastAsia="en-IN"/>
+        </w:rPr>
+        <w:t>product</w:t>
+      </w:r>
+      <w:r>
+        <w:rPr>
+          <w:color w:val="000000"/>
+          <w:lang w:eastAsia="en-IN"/>
+        </w:rPr>
+        <w:t xml:space="preserve">) </w:t>
+      </w:r>
+      <w:r>
+        <w:rPr>
+          <w:color w:val="0000FF"/>
+          <w:lang w:eastAsia="en-IN"/>
+        </w:rPr>
+        <w:t>=&gt;</w:t>
+      </w:r>
+      <w:r>
+        <w:rPr>
+          <w:color w:val="000000"/>
+          <w:lang w:eastAsia="en-IN"/>
+        </w:rPr>
+        <w:t xml:space="preserve"> {</w:t>
+      </w:r>
+    </w:p>
+    <w:p>
+      <w:pPr>
+        <w:pStyle w:val="NoSpacing"/>
+        <w:rPr>
+          <w:color w:val="000000"/>
+          <w:lang w:eastAsia="en-IN"/>
+        </w:rPr>
+      </w:pPr>
+      <w:r>
+        <w:rPr>
+          <w:color w:val="000000"/>
+          <w:lang w:eastAsia="en-IN"/>
+        </w:rPr>
+        <w:t xml:space="preserve">    </w:t>
+      </w:r>
+      <w:proofErr w:type="spellStart"/>
+      <w:r>
+        <w:rPr>
+          <w:color w:val="795E26"/>
+          <w:lang w:eastAsia="en-IN"/>
+        </w:rPr>
+        <w:t>setCart</w:t>
+      </w:r>
+      <w:proofErr w:type="spellEnd"/>
+      <w:r>
+        <w:rPr>
+          <w:color w:val="000000"/>
+          <w:lang w:eastAsia="en-IN"/>
+        </w:rPr>
+        <w:t>((</w:t>
+      </w:r>
+      <w:proofErr w:type="spellStart"/>
+      <w:r>
+        <w:rPr>
+          <w:lang w:eastAsia="en-IN"/>
+        </w:rPr>
+        <w:t>prev</w:t>
+      </w:r>
+      <w:proofErr w:type="spellEnd"/>
+      <w:r>
+        <w:rPr>
+          <w:color w:val="000000"/>
+          <w:lang w:eastAsia="en-IN"/>
+        </w:rPr>
+        <w:t xml:space="preserve">) </w:t>
+      </w:r>
+      <w:r>
+        <w:rPr>
+          <w:color w:val="0000FF"/>
+          <w:lang w:eastAsia="en-IN"/>
+        </w:rPr>
+        <w:t>=&gt;</w:t>
+      </w:r>
+      <w:r>
+        <w:rPr>
+          <w:color w:val="000000"/>
+          <w:lang w:eastAsia="en-IN"/>
+        </w:rPr>
+        <w:t xml:space="preserve"> {</w:t>
+      </w:r>
+    </w:p>
+    <w:p>
+      <w:pPr>
+        <w:pStyle w:val="NoSpacing"/>
+        <w:rPr>
+          <w:color w:val="000000"/>
+          <w:lang w:eastAsia="en-IN"/>
+        </w:rPr>
+      </w:pPr>
+      <w:r>
+        <w:rPr>
+          <w:color w:val="000000"/>
+          <w:lang w:eastAsia="en-IN"/>
+        </w:rPr>
+        <w:t xml:space="preserve">      </w:t>
+      </w:r>
+      <w:r>
+        <w:rPr>
+          <w:color w:val="0000FF"/>
+          <w:lang w:eastAsia="en-IN"/>
+        </w:rPr>
+        <w:t>const</w:t>
+      </w:r>
+      <w:r>
+        <w:rPr>
+          <w:color w:val="000000"/>
+          <w:lang w:eastAsia="en-IN"/>
+        </w:rPr>
+        <w:t xml:space="preserve"> </w:t>
+      </w:r>
+      <w:proofErr w:type="spellStart"/>
+      <w:r>
+        <w:rPr>
+          <w:color w:val="0070C1"/>
+          <w:lang w:eastAsia="en-IN"/>
+        </w:rPr>
+        <w:t>existingItem</w:t>
+      </w:r>
+      <w:proofErr w:type="spellEnd"/>
+      <w:r>
+        <w:rPr>
+          <w:color w:val="000000"/>
+          <w:lang w:eastAsia="en-IN"/>
+        </w:rPr>
+        <w:t xml:space="preserve"> = </w:t>
+      </w:r>
+      <w:proofErr w:type="spellStart"/>
+      <w:proofErr w:type="gramStart"/>
+      <w:r>
+        <w:rPr>
+          <w:lang w:eastAsia="en-IN"/>
+        </w:rPr>
+        <w:t>prev</w:t>
+      </w:r>
+      <w:r>
+        <w:rPr>
+          <w:color w:val="000000"/>
+          <w:lang w:eastAsia="en-IN"/>
+        </w:rPr>
+        <w:t>.</w:t>
+      </w:r>
+      <w:r>
+        <w:rPr>
+          <w:color w:val="795E26"/>
+          <w:lang w:eastAsia="en-IN"/>
+        </w:rPr>
+        <w:t>find</w:t>
+      </w:r>
+      <w:proofErr w:type="spellEnd"/>
+      <w:proofErr w:type="gramEnd"/>
+      <w:r>
+        <w:rPr>
+          <w:color w:val="000000"/>
+          <w:lang w:eastAsia="en-IN"/>
+        </w:rPr>
+        <w:t>((</w:t>
+      </w:r>
+      <w:r>
+        <w:rPr>
+          <w:lang w:eastAsia="en-IN"/>
+        </w:rPr>
+        <w:t>item</w:t>
+      </w:r>
+      <w:r>
+        <w:rPr>
+          <w:color w:val="000000"/>
+          <w:lang w:eastAsia="en-IN"/>
+        </w:rPr>
+        <w:t xml:space="preserve">) </w:t>
+      </w:r>
+      <w:r>
+        <w:rPr>
+          <w:color w:val="0000FF"/>
+          <w:lang w:eastAsia="en-IN"/>
+        </w:rPr>
+        <w:t>=&gt;</w:t>
+      </w:r>
+      <w:r>
+        <w:rPr>
+          <w:color w:val="000000"/>
+          <w:lang w:eastAsia="en-IN"/>
+        </w:rPr>
+        <w:t xml:space="preserve"> </w:t>
+      </w:r>
+      <w:r>
+        <w:rPr>
+          <w:lang w:eastAsia="en-IN"/>
+        </w:rPr>
+        <w:t>item</w:t>
+      </w:r>
+      <w:r>
+        <w:rPr>
+          <w:color w:val="000000"/>
+          <w:lang w:eastAsia="en-IN"/>
+        </w:rPr>
+        <w:t>.</w:t>
+      </w:r>
+      <w:r>
+        <w:rPr>
+          <w:lang w:eastAsia="en-IN"/>
+        </w:rPr>
+        <w:t>id</w:t>
+      </w:r>
+      <w:r>
+        <w:rPr>
+          <w:color w:val="000000"/>
+          <w:lang w:eastAsia="en-IN"/>
+        </w:rPr>
+        <w:t xml:space="preserve"> === </w:t>
+      </w:r>
+      <w:r>
+        <w:rPr>
+          <w:lang w:eastAsia="en-IN"/>
+        </w:rPr>
+        <w:t>product</w:t>
+      </w:r>
+      <w:r>
+        <w:rPr>
+          <w:color w:val="000000"/>
+          <w:lang w:eastAsia="en-IN"/>
+        </w:rPr>
+        <w:t>.</w:t>
+      </w:r>
+      <w:r>
+        <w:rPr>
+          <w:lang w:eastAsia="en-IN"/>
+        </w:rPr>
+        <w:t>id</w:t>
+      </w:r>
+      <w:r>
+        <w:rPr>
+          <w:color w:val="000000"/>
+          <w:lang w:eastAsia="en-IN"/>
+        </w:rPr>
+        <w:t>);</w:t>
+      </w:r>
+    </w:p>
+    <w:p>
+      <w:pPr>
+        <w:pStyle w:val="NoSpacing"/>
+        <w:rPr>
+          <w:color w:val="000000"/>
+          <w:lang w:eastAsia="en-IN"/>
+        </w:rPr>
+      </w:pPr>
+    </w:p>
+    <w:p>
+      <w:pPr>
+        <w:pStyle w:val="NoSpacing"/>
+        <w:rPr>
+          <w:color w:val="000000"/>
+          <w:lang w:eastAsia="en-IN"/>
+        </w:rPr>
+      </w:pPr>
+      <w:r>
+        <w:rPr>
+          <w:color w:val="000000"/>
+          <w:lang w:eastAsia="en-IN"/>
+        </w:rPr>
+        <w:t xml:space="preserve">      </w:t>
+      </w:r>
+      <w:r>
+        <w:rPr>
+          <w:color w:val="AF00DB"/>
+          <w:lang w:eastAsia="en-IN"/>
+        </w:rPr>
+        <w:t>if</w:t>
+      </w:r>
+      <w:r>
+        <w:rPr>
+          <w:color w:val="000000"/>
+          <w:lang w:eastAsia="en-IN"/>
+        </w:rPr>
+        <w:t xml:space="preserve"> </w:t>
+      </w:r>
+      <w:proofErr w:type="gramStart"/>
+      <w:r>
+        <w:rPr>
+          <w:color w:val="000000"/>
+          <w:lang w:eastAsia="en-IN"/>
+        </w:rPr>
+        <w:t>(!</w:t>
+      </w:r>
+      <w:proofErr w:type="spellStart"/>
+      <w:r>
+        <w:rPr>
+          <w:lang w:eastAsia="en-IN"/>
+        </w:rPr>
+        <w:t>existingItem</w:t>
+      </w:r>
+      <w:proofErr w:type="spellEnd"/>
+      <w:proofErr w:type="gramEnd"/>
+      <w:r>
+        <w:rPr>
+          <w:color w:val="000000"/>
+          <w:lang w:eastAsia="en-IN"/>
+        </w:rPr>
+        <w:t xml:space="preserve">) </w:t>
+      </w:r>
+      <w:r>
+        <w:rPr>
+          <w:color w:val="AF00DB"/>
+          <w:lang w:eastAsia="en-IN"/>
+        </w:rPr>
+        <w:t>return</w:t>
+      </w:r>
+      <w:r>
+        <w:rPr>
+          <w:color w:val="000000"/>
+          <w:lang w:eastAsia="en-IN"/>
+        </w:rPr>
+        <w:t xml:space="preserve"> </w:t>
+      </w:r>
+      <w:proofErr w:type="spellStart"/>
+      <w:r>
+        <w:rPr>
+          <w:lang w:eastAsia="en-IN"/>
+        </w:rPr>
+        <w:t>prev</w:t>
+      </w:r>
+      <w:proofErr w:type="spellEnd"/>
+      <w:r>
+        <w:rPr>
+          <w:color w:val="000000"/>
+          <w:lang w:eastAsia="en-IN"/>
+        </w:rPr>
+        <w:t>;</w:t>
+      </w:r>
+    </w:p>
+    <w:p>
+      <w:pPr>
+        <w:pStyle w:val="NoSpacing"/>
+        <w:rPr>
+          <w:color w:val="000000"/>
+          <w:lang w:eastAsia="en-IN"/>
+        </w:rPr>
+      </w:pPr>
+    </w:p>
+    <w:p>
+      <w:pPr>
+        <w:pStyle w:val="NoSpacing"/>
+        <w:rPr>
+          <w:color w:val="000000"/>
+          <w:lang w:eastAsia="en-IN"/>
+        </w:rPr>
+      </w:pPr>
+      <w:r>
+        <w:rPr>
+          <w:color w:val="000000"/>
+          <w:lang w:eastAsia="en-IN"/>
+        </w:rPr>
+        <w:t xml:space="preserve">      </w:t>
+      </w:r>
+      <w:r>
+        <w:rPr>
+          <w:color w:val="008000"/>
+          <w:lang w:eastAsia="en-IN"/>
+        </w:rPr>
+        <w:t>/</w:t>
+      </w:r>
+      <w:proofErr w:type="gramStart"/>
+      <w:r>
+        <w:rPr>
+          <w:color w:val="008000"/>
+          <w:lang w:eastAsia="en-IN"/>
+        </w:rPr>
+        <w:t xml:space="preserve">/ </w:t>
+      </w:r>
+      <w:r>
+        <w:rPr>
+          <w:rFonts w:ascii="Segoe UI Emoji" w:hAnsi="Segoe UI Emoji" w:cs="Segoe UI Emoji"/>
+          <w:color w:val="008000"/>
+          <w:lang w:eastAsia="en-IN"/>
+        </w:rPr>
+        <w:t>✅</w:t>
+      </w:r>
+      <w:r>
+        <w:rPr>
+          <w:color w:val="008000"/>
+          <w:lang w:eastAsia="en-IN"/>
+        </w:rPr>
+        <w:t xml:space="preserve"> Uses</w:t>
+      </w:r>
+      <w:proofErr w:type="gramEnd"/>
+      <w:r>
+        <w:rPr>
+          <w:color w:val="008000"/>
+          <w:lang w:eastAsia="en-IN"/>
+        </w:rPr>
+        <w:t xml:space="preserve"> quantity instead of qty</w:t>
+      </w:r>
+    </w:p>
+    <w:p>
+      <w:pPr>
+        <w:pStyle w:val="NoSpacing"/>
+        <w:rPr>
+          <w:color w:val="000000"/>
+          <w:lang w:eastAsia="en-IN"/>
+        </w:rPr>
+      </w:pPr>
+      <w:r>
+        <w:rPr>
+          <w:color w:val="000000"/>
+          <w:lang w:eastAsia="en-IN"/>
+        </w:rPr>
+        <w:t xml:space="preserve">      </w:t>
+      </w:r>
+      <w:r>
+        <w:rPr>
+          <w:color w:val="AF00DB"/>
+          <w:lang w:eastAsia="en-IN"/>
+        </w:rPr>
+        <w:t>if</w:t>
+      </w:r>
+      <w:r>
+        <w:rPr>
+          <w:color w:val="000000"/>
+          <w:lang w:eastAsia="en-IN"/>
+        </w:rPr>
+        <w:t xml:space="preserve"> (</w:t>
+      </w:r>
+      <w:proofErr w:type="spellStart"/>
+      <w:r>
+        <w:rPr>
+          <w:lang w:eastAsia="en-IN"/>
+        </w:rPr>
+        <w:t>existingItem</w:t>
+      </w:r>
+      <w:r>
+        <w:rPr>
+          <w:color w:val="000000"/>
+          <w:lang w:eastAsia="en-IN"/>
+        </w:rPr>
+        <w:t>.</w:t>
+      </w:r>
+      <w:r>
+        <w:rPr>
+          <w:lang w:eastAsia="en-IN"/>
+        </w:rPr>
+        <w:t>quantity</w:t>
+      </w:r>
+      <w:proofErr w:type="spellEnd"/>
+      <w:r>
+        <w:rPr>
+          <w:color w:val="000000"/>
+          <w:lang w:eastAsia="en-IN"/>
+        </w:rPr>
+        <w:t xml:space="preserve"> === </w:t>
+      </w:r>
+      <w:r>
+        <w:rPr>
+          <w:color w:val="098658"/>
+          <w:lang w:eastAsia="en-IN"/>
+        </w:rPr>
+        <w:t>1</w:t>
+      </w:r>
+      <w:r>
+        <w:rPr>
+          <w:color w:val="000000"/>
+          <w:lang w:eastAsia="en-IN"/>
+        </w:rPr>
+        <w:t>) {</w:t>
+      </w:r>
+    </w:p>
+    <w:p>
+      <w:pPr>
+        <w:pStyle w:val="NoSpacing"/>
+        <w:rPr>
+          <w:color w:val="000000"/>
+          <w:lang w:eastAsia="en-IN"/>
+        </w:rPr>
+      </w:pPr>
+      <w:r>
+        <w:rPr>
+          <w:color w:val="000000"/>
+          <w:lang w:eastAsia="en-IN"/>
+        </w:rPr>
+        <w:t xml:space="preserve">        </w:t>
+      </w:r>
+      <w:r>
+        <w:rPr>
+          <w:color w:val="AF00DB"/>
+          <w:lang w:eastAsia="en-IN"/>
+        </w:rPr>
+        <w:t>return</w:t>
+      </w:r>
+      <w:r>
+        <w:rPr>
+          <w:color w:val="000000"/>
+          <w:lang w:eastAsia="en-IN"/>
+        </w:rPr>
+        <w:t xml:space="preserve"> </w:t>
+      </w:r>
+      <w:proofErr w:type="spellStart"/>
+      <w:proofErr w:type="gramStart"/>
+      <w:r>
+        <w:rPr>
+          <w:lang w:eastAsia="en-IN"/>
+        </w:rPr>
+        <w:t>prev</w:t>
+      </w:r>
+      <w:r>
+        <w:rPr>
+          <w:color w:val="000000"/>
+          <w:lang w:eastAsia="en-IN"/>
+        </w:rPr>
+        <w:t>.</w:t>
+      </w:r>
+      <w:r>
+        <w:rPr>
+          <w:color w:val="795E26"/>
+          <w:lang w:eastAsia="en-IN"/>
+        </w:rPr>
+        <w:t>filter</w:t>
+      </w:r>
+      <w:proofErr w:type="spellEnd"/>
+      <w:proofErr w:type="gramEnd"/>
+      <w:r>
+        <w:rPr>
+          <w:color w:val="000000"/>
+          <w:lang w:eastAsia="en-IN"/>
+        </w:rPr>
+        <w:t>((</w:t>
+      </w:r>
+      <w:r>
+        <w:rPr>
+          <w:lang w:eastAsia="en-IN"/>
+        </w:rPr>
+        <w:t>item</w:t>
+      </w:r>
+      <w:r>
+        <w:rPr>
+          <w:color w:val="000000"/>
+          <w:lang w:eastAsia="en-IN"/>
+        </w:rPr>
+        <w:t xml:space="preserve">) </w:t>
+      </w:r>
+      <w:r>
+        <w:rPr>
+          <w:color w:val="0000FF"/>
+          <w:lang w:eastAsia="en-IN"/>
+        </w:rPr>
+        <w:t>=&gt;</w:t>
+      </w:r>
+      <w:r>
+        <w:rPr>
+          <w:color w:val="000000"/>
+          <w:lang w:eastAsia="en-IN"/>
+        </w:rPr>
+        <w:t xml:space="preserve"> </w:t>
+      </w:r>
+      <w:r>
+        <w:rPr>
+          <w:lang w:eastAsia="en-IN"/>
+        </w:rPr>
+        <w:t>item</w:t>
+      </w:r>
+      <w:r>
+        <w:rPr>
+          <w:color w:val="000000"/>
+          <w:lang w:eastAsia="en-IN"/>
+        </w:rPr>
+        <w:t>.</w:t>
+      </w:r>
+      <w:r>
+        <w:rPr>
+          <w:lang w:eastAsia="en-IN"/>
+        </w:rPr>
+        <w:t>id</w:t>
+      </w:r>
+      <w:r>
+        <w:rPr>
+          <w:color w:val="000000"/>
+          <w:lang w:eastAsia="en-IN"/>
+        </w:rPr>
+        <w:t xml:space="preserve"> !== </w:t>
+      </w:r>
+      <w:r>
+        <w:rPr>
+          <w:lang w:eastAsia="en-IN"/>
+        </w:rPr>
+        <w:t>product</w:t>
+      </w:r>
+      <w:r>
+        <w:rPr>
+          <w:color w:val="000000"/>
+          <w:lang w:eastAsia="en-IN"/>
+        </w:rPr>
+        <w:t>.</w:t>
+      </w:r>
+      <w:r>
+        <w:rPr>
+          <w:lang w:eastAsia="en-IN"/>
+        </w:rPr>
+        <w:t>id</w:t>
+      </w:r>
+      <w:r>
+        <w:rPr>
+          <w:color w:val="000000"/>
+          <w:lang w:eastAsia="en-IN"/>
+        </w:rPr>
+        <w:t>);</w:t>
+      </w:r>
+    </w:p>
+    <w:p>
+      <w:pPr>
+        <w:pStyle w:val="NoSpacing"/>
+        <w:rPr>
+          <w:color w:val="000000"/>
+          <w:lang w:eastAsia="en-IN"/>
+        </w:rPr>
+      </w:pPr>
+      <w:r>
+        <w:rPr>
+          <w:color w:val="000000"/>
+          <w:lang w:eastAsia="en-IN"/>
+        </w:rPr>
+        <w:t>      }</w:t>
+      </w:r>
+    </w:p>
+    <w:p>
+      <w:pPr>
+        <w:pStyle w:val="NoSpacing"/>
+        <w:rPr>
+          <w:color w:val="000000"/>
+          <w:lang w:eastAsia="en-IN"/>
+        </w:rPr>
+      </w:pPr>
+    </w:p>
+    <w:p>
+      <w:pPr>
+        <w:pStyle w:val="NoSpacing"/>
+        <w:rPr>
+          <w:color w:val="000000"/>
+          <w:lang w:eastAsia="en-IN"/>
+        </w:rPr>
+      </w:pPr>
+      <w:r>
+        <w:rPr>
+          <w:color w:val="000000"/>
+          <w:lang w:eastAsia="en-IN"/>
+        </w:rPr>
+        <w:t xml:space="preserve">      </w:t>
+      </w:r>
+      <w:r>
+        <w:rPr>
+          <w:color w:val="008000"/>
+          <w:lang w:eastAsia="en-IN"/>
+        </w:rPr>
+        <w:t>/</w:t>
+      </w:r>
+      <w:proofErr w:type="gramStart"/>
+      <w:r>
+        <w:rPr>
+          <w:color w:val="008000"/>
+          <w:lang w:eastAsia="en-IN"/>
+        </w:rPr>
+        <w:t xml:space="preserve">/ </w:t>
+      </w:r>
+      <w:r>
+        <w:rPr>
+          <w:rFonts w:ascii="Segoe UI Emoji" w:hAnsi="Segoe UI Emoji" w:cs="Segoe UI Emoji"/>
+          <w:color w:val="008000"/>
+          <w:lang w:eastAsia="en-IN"/>
+        </w:rPr>
+        <w:t>✅</w:t>
+      </w:r>
+      <w:r>
+        <w:rPr>
+          <w:color w:val="008000"/>
+          <w:lang w:eastAsia="en-IN"/>
+        </w:rPr>
+        <w:t xml:space="preserve"> Uses</w:t>
+      </w:r>
+      <w:proofErr w:type="gramEnd"/>
+      <w:r>
+        <w:rPr>
+          <w:color w:val="008000"/>
+          <w:lang w:eastAsia="en-IN"/>
+        </w:rPr>
+        <w:t xml:space="preserve"> quantity instead of qty</w:t>
+      </w:r>
+    </w:p>
+    <w:p>
+      <w:pPr>
+        <w:pStyle w:val="NoSpacing"/>
+        <w:rPr>
+          <w:color w:val="000000"/>
+          <w:lang w:eastAsia="en-IN"/>
+        </w:rPr>
+      </w:pPr>
+      <w:r>
+        <w:rPr>
+          <w:color w:val="000000"/>
+          <w:lang w:eastAsia="en-IN"/>
+        </w:rPr>
+        <w:t xml:space="preserve">      </w:t>
+      </w:r>
+      <w:r>
+        <w:rPr>
+          <w:color w:val="AF00DB"/>
+          <w:lang w:eastAsia="en-IN"/>
+        </w:rPr>
+        <w:t>return</w:t>
+      </w:r>
+      <w:r>
+        <w:rPr>
+          <w:color w:val="000000"/>
+          <w:lang w:eastAsia="en-IN"/>
+        </w:rPr>
+        <w:t xml:space="preserve"> </w:t>
+      </w:r>
+      <w:proofErr w:type="spellStart"/>
+      <w:r>
+        <w:rPr>
+          <w:lang w:eastAsia="en-IN"/>
+        </w:rPr>
+        <w:t>prev</w:t>
+      </w:r>
+      <w:r>
+        <w:rPr>
+          <w:color w:val="000000"/>
+          <w:lang w:eastAsia="en-IN"/>
+        </w:rPr>
+        <w:t>.</w:t>
+      </w:r>
+      <w:r>
+        <w:rPr>
+          <w:color w:val="795E26"/>
+          <w:lang w:eastAsia="en-IN"/>
+        </w:rPr>
+        <w:t>map</w:t>
+      </w:r>
+      <w:proofErr w:type="spellEnd"/>
+      <w:r>
+        <w:rPr>
+          <w:color w:val="000000"/>
+          <w:lang w:eastAsia="en-IN"/>
+        </w:rPr>
+        <w:t>((</w:t>
+      </w:r>
+      <w:r>
+        <w:rPr>
+          <w:lang w:eastAsia="en-IN"/>
+        </w:rPr>
+        <w:t>item</w:t>
+      </w:r>
+      <w:r>
+        <w:rPr>
+          <w:color w:val="000000"/>
+          <w:lang w:eastAsia="en-IN"/>
+        </w:rPr>
+        <w:t xml:space="preserve">) </w:t>
+      </w:r>
+      <w:r>
+        <w:rPr>
+          <w:color w:val="0000FF"/>
+          <w:lang w:eastAsia="en-IN"/>
+        </w:rPr>
+        <w:t>=&gt;</w:t>
+      </w:r>
+    </w:p>
+    <w:p>
+      <w:pPr>
+        <w:pStyle w:val="NoSpacing"/>
+        <w:rPr>
+          <w:color w:val="000000"/>
+          <w:lang w:eastAsia="en-IN"/>
+        </w:rPr>
+      </w:pPr>
+      <w:r>
+        <w:rPr>
+          <w:color w:val="000000"/>
+          <w:lang w:eastAsia="en-IN"/>
+        </w:rPr>
+        <w:t xml:space="preserve">        </w:t>
+      </w:r>
+      <w:r>
+        <w:rPr>
+          <w:lang w:eastAsia="en-IN"/>
+        </w:rPr>
+        <w:t>item</w:t>
+      </w:r>
+      <w:r>
+        <w:rPr>
+          <w:color w:val="000000"/>
+          <w:lang w:eastAsia="en-IN"/>
+        </w:rPr>
+        <w:t>.</w:t>
+      </w:r>
+      <w:r>
+        <w:rPr>
+          <w:lang w:eastAsia="en-IN"/>
+        </w:rPr>
+        <w:t>id</w:t>
+      </w:r>
+      <w:r>
+        <w:rPr>
+          <w:color w:val="000000"/>
+          <w:lang w:eastAsia="en-IN"/>
+        </w:rPr>
+        <w:t xml:space="preserve"> === </w:t>
+      </w:r>
+      <w:r>
+        <w:rPr>
+          <w:lang w:eastAsia="en-IN"/>
+        </w:rPr>
+        <w:t>product</w:t>
+      </w:r>
+      <w:r>
+        <w:rPr>
+          <w:color w:val="000000"/>
+          <w:lang w:eastAsia="en-IN"/>
+        </w:rPr>
+        <w:t>.</w:t>
+      </w:r>
+      <w:r>
+        <w:rPr>
+          <w:lang w:eastAsia="en-IN"/>
+        </w:rPr>
+        <w:t>id</w:t>
+      </w:r>
+    </w:p>
+    <w:p>
+      <w:pPr>
+        <w:pStyle w:val="NoSpacing"/>
+        <w:rPr>
+          <w:color w:val="000000"/>
+          <w:lang w:eastAsia="en-IN"/>
+        </w:rPr>
+      </w:pPr>
+      <w:r>
+        <w:rPr>
+          <w:color w:val="000000"/>
+          <w:lang w:eastAsia="en-IN"/>
+        </w:rPr>
+        <w:t xml:space="preserve">          ? </w:t>
+      </w:r>
+      <w:proofErr w:type="gramStart"/>
+      <w:r>
+        <w:rPr>
+          <w:color w:val="000000"/>
+          <w:lang w:eastAsia="en-IN"/>
+        </w:rPr>
+        <w:t>{ ...</w:t>
+      </w:r>
+      <w:proofErr w:type="gramEnd"/>
+      <w:r>
+        <w:rPr>
+          <w:lang w:eastAsia="en-IN"/>
+        </w:rPr>
+        <w:t>item</w:t>
+      </w:r>
+      <w:r>
+        <w:rPr>
+          <w:color w:val="000000"/>
+          <w:lang w:eastAsia="en-IN"/>
+        </w:rPr>
+        <w:t xml:space="preserve">, </w:t>
+      </w:r>
+      <w:r>
+        <w:rPr>
+          <w:lang w:eastAsia="en-IN"/>
+        </w:rPr>
+        <w:t>quantity:</w:t>
+      </w:r>
+      <w:r>
+        <w:rPr>
+          <w:color w:val="000000"/>
+          <w:lang w:eastAsia="en-IN"/>
+        </w:rPr>
+        <w:t xml:space="preserve"> </w:t>
+      </w:r>
+      <w:proofErr w:type="spellStart"/>
+      <w:r>
+        <w:rPr>
+          <w:lang w:eastAsia="en-IN"/>
+        </w:rPr>
+        <w:t>item</w:t>
+      </w:r>
+      <w:r>
+        <w:rPr>
+          <w:color w:val="000000"/>
+          <w:lang w:eastAsia="en-IN"/>
+        </w:rPr>
+        <w:t>.</w:t>
+      </w:r>
+      <w:r>
+        <w:rPr>
+          <w:lang w:eastAsia="en-IN"/>
+        </w:rPr>
+        <w:t>quantity</w:t>
+      </w:r>
+      <w:proofErr w:type="spellEnd"/>
+      <w:r>
+        <w:rPr>
+          <w:color w:val="000000"/>
+          <w:lang w:eastAsia="en-IN"/>
+        </w:rPr>
+        <w:t xml:space="preserve"> - </w:t>
+      </w:r>
+      <w:r>
+        <w:rPr>
+          <w:color w:val="098658"/>
+          <w:lang w:eastAsia="en-IN"/>
+        </w:rPr>
+        <w:t>1</w:t>
+      </w:r>
+      <w:r>
+        <w:rPr>
+          <w:color w:val="000000"/>
+          <w:lang w:eastAsia="en-IN"/>
+        </w:rPr>
+        <w:t xml:space="preserve"> }</w:t>
+      </w:r>
+    </w:p>
+    <w:p>
+      <w:pPr>
+        <w:pStyle w:val="NoSpacing"/>
+        <w:rPr>
+          <w:color w:val="000000"/>
+          <w:lang w:eastAsia="en-IN"/>
+        </w:rPr>
+      </w:pPr>
+      <w:r>
+        <w:rPr>
+          <w:color w:val="000000"/>
+          <w:lang w:eastAsia="en-IN"/>
+        </w:rPr>
+        <w:t xml:space="preserve">          : </w:t>
+      </w:r>
+      <w:r>
+        <w:rPr>
+          <w:lang w:eastAsia="en-IN"/>
+        </w:rPr>
+        <w:t>item</w:t>
+      </w:r>
+    </w:p>
+    <w:p>
+      <w:pPr>
+        <w:pStyle w:val="NoSpacing"/>
+        <w:rPr>
+          <w:color w:val="000000"/>
+          <w:lang w:eastAsia="en-IN"/>
+        </w:rPr>
+      </w:pPr>
+      <w:r>
+        <w:rPr>
+          <w:color w:val="000000"/>
+          <w:lang w:eastAsia="en-IN"/>
+        </w:rPr>
+        <w:t>      );</w:t>
+      </w:r>
+    </w:p>
+    <w:p>
+      <w:pPr>
+        <w:pStyle w:val="NoSpacing"/>
+        <w:rPr>
+          <w:color w:val="000000"/>
+          <w:lang w:eastAsia="en-IN"/>
+        </w:rPr>
+      </w:pPr>
+      <w:r>
+        <w:rPr>
+          <w:color w:val="000000"/>
+          <w:lang w:eastAsia="en-IN"/>
+        </w:rPr>
+        <w:lastRenderedPageBreak/>
+        <w:t>    });</w:t>
+      </w:r>
+    </w:p>
+    <w:p>
+      <w:pPr>
+        <w:pStyle w:val="NoSpacing"/>
+        <w:rPr>
+          <w:color w:val="000000"/>
+          <w:lang w:eastAsia="en-IN"/>
+        </w:rPr>
+      </w:pPr>
+      <w:r>
+        <w:rPr>
+          <w:color w:val="000000"/>
+          <w:lang w:eastAsia="en-IN"/>
+        </w:rPr>
+        <w:t>  };</w:t>
+      </w:r>
+    </w:p>
+    <w:p>
+      <w:pPr>
+        <w:pStyle w:val="NoSpacing"/>
+        <w:rPr>
+          <w:color w:val="000000"/>
+          <w:lang w:eastAsia="en-IN"/>
+        </w:rPr>
+      </w:pPr>
+    </w:p>
+    <w:p>
+      <w:pPr>
+        <w:pStyle w:val="NoSpacing"/>
+        <w:rPr>
+          <w:color w:val="000000"/>
+          <w:lang w:eastAsia="en-IN"/>
+        </w:rPr>
+      </w:pPr>
+      <w:r>
+        <w:rPr>
+          <w:color w:val="000000"/>
+          <w:lang w:eastAsia="en-IN"/>
+        </w:rPr>
+        <w:t xml:space="preserve">  </w:t>
+      </w:r>
+      <w:r>
+        <w:rPr>
+          <w:color w:val="AF00DB"/>
+          <w:lang w:eastAsia="en-IN"/>
+        </w:rPr>
+        <w:t>return</w:t>
+      </w:r>
+      <w:r>
+        <w:rPr>
+          <w:color w:val="000000"/>
+          <w:lang w:eastAsia="en-IN"/>
+        </w:rPr>
+        <w:t xml:space="preserve"> (</w:t>
+      </w:r>
+    </w:p>
+    <w:p>
+      <w:pPr>
+        <w:pStyle w:val="NoSpacing"/>
+        <w:rPr>
+          <w:color w:val="000000"/>
+          <w:lang w:eastAsia="en-IN"/>
+        </w:rPr>
+      </w:pPr>
+      <w:r>
+        <w:rPr>
+          <w:color w:val="000000"/>
+          <w:lang w:eastAsia="en-IN"/>
+        </w:rPr>
+        <w:t xml:space="preserve">    </w:t>
+      </w:r>
+      <w:r>
+        <w:rPr>
+          <w:color w:val="800000"/>
+          <w:lang w:eastAsia="en-IN"/>
+        </w:rPr>
+        <w:t>&lt;div</w:t>
+      </w:r>
+      <w:r>
+        <w:rPr>
+          <w:color w:val="000000"/>
+          <w:lang w:eastAsia="en-IN"/>
+        </w:rPr>
+        <w:t xml:space="preserve"> </w:t>
+      </w:r>
+      <w:proofErr w:type="spellStart"/>
+      <w:r>
+        <w:rPr>
+          <w:color w:val="E50000"/>
+          <w:lang w:eastAsia="en-IN"/>
+        </w:rPr>
+        <w:t>className</w:t>
+      </w:r>
+      <w:proofErr w:type="spellEnd"/>
+      <w:r>
+        <w:rPr>
+          <w:color w:val="000000"/>
+          <w:lang w:eastAsia="en-IN"/>
+        </w:rPr>
+        <w:t>=</w:t>
+      </w:r>
+      <w:r>
+        <w:rPr>
+          <w:color w:val="A31515"/>
+          <w:lang w:eastAsia="en-IN"/>
+        </w:rPr>
+        <w:t>"p-4 space-y-4"</w:t>
+      </w:r>
+      <w:r>
+        <w:rPr>
+          <w:color w:val="800000"/>
+          <w:lang w:eastAsia="en-IN"/>
+        </w:rPr>
+        <w:t>&gt;</w:t>
+      </w:r>
+    </w:p>
+    <w:p>
+      <w:pPr>
+        <w:pStyle w:val="NoSpacing"/>
+        <w:rPr>
+          <w:color w:val="000000"/>
+          <w:lang w:eastAsia="en-IN"/>
+        </w:rPr>
+      </w:pPr>
+      <w:r>
+        <w:rPr>
+          <w:color w:val="000000"/>
+          <w:lang w:eastAsia="en-IN"/>
+        </w:rPr>
+        <w:t xml:space="preserve">      </w:t>
+      </w:r>
+      <w:r>
+        <w:rPr>
+          <w:color w:val="0000FF"/>
+          <w:lang w:eastAsia="en-IN"/>
+        </w:rPr>
+        <w:t>{</w:t>
+      </w:r>
+      <w:r>
+        <w:rPr>
+          <w:color w:val="008000"/>
+          <w:lang w:eastAsia="en-IN"/>
+        </w:rPr>
+        <w:t>/* Product List */</w:t>
+      </w:r>
+      <w:r>
+        <w:rPr>
+          <w:color w:val="0000FF"/>
+          <w:lang w:eastAsia="en-IN"/>
+        </w:rPr>
+        <w:t>}</w:t>
+      </w:r>
+    </w:p>
+    <w:p>
+      <w:pPr>
+        <w:pStyle w:val="NoSpacing"/>
+        <w:rPr>
+          <w:color w:val="000000"/>
+          <w:lang w:eastAsia="en-IN"/>
+        </w:rPr>
+      </w:pPr>
+      <w:r>
+        <w:rPr>
+          <w:color w:val="000000"/>
+          <w:lang w:eastAsia="en-IN"/>
+        </w:rPr>
+        <w:t xml:space="preserve">      </w:t>
+      </w:r>
+      <w:r>
+        <w:rPr>
+          <w:color w:val="800000"/>
+          <w:lang w:eastAsia="en-IN"/>
+        </w:rPr>
+        <w:t>&lt;div&gt;</w:t>
+      </w:r>
+    </w:p>
+    <w:p>
+      <w:pPr>
+        <w:pStyle w:val="NoSpacing"/>
+        <w:rPr>
+          <w:color w:val="000000"/>
+          <w:lang w:eastAsia="en-IN"/>
+        </w:rPr>
+      </w:pPr>
+      <w:r>
+        <w:rPr>
+          <w:color w:val="000000"/>
+          <w:lang w:eastAsia="en-IN"/>
+        </w:rPr>
+        <w:t xml:space="preserve">        </w:t>
+      </w:r>
+      <w:r>
+        <w:rPr>
+          <w:color w:val="800000"/>
+          <w:lang w:eastAsia="en-IN"/>
+        </w:rPr>
+        <w:t>&lt;h2</w:t>
+      </w:r>
+      <w:r>
+        <w:rPr>
+          <w:color w:val="000000"/>
+          <w:lang w:eastAsia="en-IN"/>
+        </w:rPr>
+        <w:t xml:space="preserve"> </w:t>
+      </w:r>
+      <w:proofErr w:type="spellStart"/>
+      <w:r>
+        <w:rPr>
+          <w:color w:val="E50000"/>
+          <w:lang w:eastAsia="en-IN"/>
+        </w:rPr>
+        <w:t>className</w:t>
+      </w:r>
+      <w:proofErr w:type="spellEnd"/>
+      <w:r>
+        <w:rPr>
+          <w:color w:val="000000"/>
+          <w:lang w:eastAsia="en-IN"/>
+        </w:rPr>
+        <w:t>=</w:t>
+      </w:r>
+      <w:r>
+        <w:rPr>
+          <w:color w:val="A31515"/>
+          <w:lang w:eastAsia="en-IN"/>
+        </w:rPr>
+        <w:t>"text-</w:t>
+      </w:r>
+      <w:proofErr w:type="spellStart"/>
+      <w:r>
+        <w:rPr>
+          <w:color w:val="A31515"/>
+          <w:lang w:eastAsia="en-IN"/>
+        </w:rPr>
+        <w:t>lg</w:t>
+      </w:r>
+      <w:proofErr w:type="spellEnd"/>
+      <w:r>
+        <w:rPr>
+          <w:color w:val="A31515"/>
+          <w:lang w:eastAsia="en-IN"/>
+        </w:rPr>
+        <w:t xml:space="preserve"> font-bold mb-2"</w:t>
+      </w:r>
+      <w:r>
+        <w:rPr>
+          <w:color w:val="800000"/>
+          <w:lang w:eastAsia="en-IN"/>
+        </w:rPr>
+        <w:t>&gt;</w:t>
+      </w:r>
+      <w:r>
+        <w:rPr>
+          <w:color w:val="000000"/>
+          <w:lang w:eastAsia="en-IN"/>
+        </w:rPr>
+        <w:t>Products</w:t>
+      </w:r>
+      <w:r>
+        <w:rPr>
+          <w:color w:val="800000"/>
+          <w:lang w:eastAsia="en-IN"/>
+        </w:rPr>
+        <w:t>&lt;/h2&gt;</w:t>
+      </w:r>
+    </w:p>
+    <w:p>
+      <w:pPr>
+        <w:pStyle w:val="NoSpacing"/>
+        <w:rPr>
+          <w:color w:val="000000"/>
+          <w:lang w:eastAsia="en-IN"/>
+        </w:rPr>
+      </w:pPr>
+      <w:r>
+        <w:rPr>
+          <w:color w:val="000000"/>
+          <w:lang w:eastAsia="en-IN"/>
+        </w:rPr>
+        <w:t xml:space="preserve">        </w:t>
+      </w:r>
+      <w:r>
+        <w:rPr>
+          <w:color w:val="0000FF"/>
+          <w:lang w:eastAsia="en-IN"/>
+        </w:rPr>
+        <w:t>{</w:t>
+      </w:r>
+      <w:proofErr w:type="spellStart"/>
+      <w:r>
+        <w:rPr>
+          <w:lang w:eastAsia="en-IN"/>
+        </w:rPr>
+        <w:t>products</w:t>
+      </w:r>
+      <w:r>
+        <w:rPr>
+          <w:color w:val="000000"/>
+          <w:lang w:eastAsia="en-IN"/>
+        </w:rPr>
+        <w:t>.</w:t>
+      </w:r>
+      <w:r>
+        <w:rPr>
+          <w:color w:val="795E26"/>
+          <w:lang w:eastAsia="en-IN"/>
+        </w:rPr>
+        <w:t>map</w:t>
+      </w:r>
+      <w:proofErr w:type="spellEnd"/>
+      <w:r>
+        <w:rPr>
+          <w:color w:val="000000"/>
+          <w:lang w:eastAsia="en-IN"/>
+        </w:rPr>
+        <w:t>((</w:t>
+      </w:r>
+      <w:r>
+        <w:rPr>
+          <w:lang w:eastAsia="en-IN"/>
+        </w:rPr>
+        <w:t>product</w:t>
+      </w:r>
+      <w:r>
+        <w:rPr>
+          <w:color w:val="000000"/>
+          <w:lang w:eastAsia="en-IN"/>
+        </w:rPr>
+        <w:t xml:space="preserve">) </w:t>
+      </w:r>
+      <w:r>
+        <w:rPr>
+          <w:color w:val="0000FF"/>
+          <w:lang w:eastAsia="en-IN"/>
+        </w:rPr>
+        <w:t>=&gt;</w:t>
+      </w:r>
+      <w:r>
+        <w:rPr>
+          <w:color w:val="000000"/>
+          <w:lang w:eastAsia="en-IN"/>
+        </w:rPr>
+        <w:t xml:space="preserve"> (</w:t>
+      </w:r>
+    </w:p>
+    <w:p>
+      <w:pPr>
+        <w:pStyle w:val="NoSpacing"/>
+        <w:rPr>
+          <w:color w:val="000000"/>
+          <w:lang w:eastAsia="en-IN"/>
+        </w:rPr>
+      </w:pPr>
+      <w:r>
+        <w:rPr>
+          <w:color w:val="000000"/>
+          <w:lang w:eastAsia="en-IN"/>
+        </w:rPr>
+        <w:t xml:space="preserve">          </w:t>
+      </w:r>
+      <w:r>
+        <w:rPr>
+          <w:color w:val="800000"/>
+          <w:lang w:eastAsia="en-IN"/>
+        </w:rPr>
+        <w:t>&lt;div</w:t>
+      </w:r>
+      <w:r>
+        <w:rPr>
+          <w:color w:val="000000"/>
+          <w:lang w:eastAsia="en-IN"/>
+        </w:rPr>
+        <w:t xml:space="preserve"> </w:t>
+      </w:r>
+      <w:r>
+        <w:rPr>
+          <w:color w:val="E50000"/>
+          <w:lang w:eastAsia="en-IN"/>
+        </w:rPr>
+        <w:t>key</w:t>
+      </w:r>
+      <w:r>
+        <w:rPr>
+          <w:color w:val="000000"/>
+          <w:lang w:eastAsia="en-IN"/>
+        </w:rPr>
+        <w:t>=</w:t>
+      </w:r>
+      <w:r>
+        <w:rPr>
+          <w:color w:val="0000FF"/>
+          <w:lang w:eastAsia="en-IN"/>
+        </w:rPr>
+        <w:t>{</w:t>
+      </w:r>
+      <w:r>
+        <w:rPr>
+          <w:lang w:eastAsia="en-IN"/>
+        </w:rPr>
+        <w:t>product</w:t>
+      </w:r>
+      <w:r>
+        <w:rPr>
+          <w:color w:val="000000"/>
+          <w:lang w:eastAsia="en-IN"/>
+        </w:rPr>
+        <w:t>.</w:t>
+      </w:r>
+      <w:r>
+        <w:rPr>
+          <w:lang w:eastAsia="en-IN"/>
+        </w:rPr>
+        <w:t>id</w:t>
+      </w:r>
+      <w:r>
+        <w:rPr>
+          <w:color w:val="0000FF"/>
+          <w:lang w:eastAsia="en-IN"/>
+        </w:rPr>
+        <w:t>}</w:t>
+      </w:r>
+      <w:r>
+        <w:rPr>
+          <w:color w:val="000000"/>
+          <w:lang w:eastAsia="en-IN"/>
+        </w:rPr>
+        <w:t xml:space="preserve"> </w:t>
+      </w:r>
+      <w:proofErr w:type="spellStart"/>
+      <w:r>
+        <w:rPr>
+          <w:color w:val="E50000"/>
+          <w:lang w:eastAsia="en-IN"/>
+        </w:rPr>
+        <w:t>className</w:t>
+      </w:r>
+      <w:proofErr w:type="spellEnd"/>
+      <w:r>
+        <w:rPr>
+          <w:color w:val="000000"/>
+          <w:lang w:eastAsia="en-IN"/>
+        </w:rPr>
+        <w:t>=</w:t>
+      </w:r>
+      <w:r>
+        <w:rPr>
+          <w:color w:val="A31515"/>
+          <w:lang w:eastAsia="en-IN"/>
+        </w:rPr>
+        <w:t>"p-1 border-b-2 border-gray-300 flex items-</w:t>
+      </w:r>
+      <w:proofErr w:type="spellStart"/>
+      <w:r>
+        <w:rPr>
+          <w:color w:val="A31515"/>
+          <w:lang w:eastAsia="en-IN"/>
+        </w:rPr>
+        <w:t>center</w:t>
+      </w:r>
+      <w:proofErr w:type="spellEnd"/>
+      <w:r>
+        <w:rPr>
+          <w:color w:val="A31515"/>
+          <w:lang w:eastAsia="en-IN"/>
+        </w:rPr>
+        <w:t xml:space="preserve"> justify-between"</w:t>
+      </w:r>
+      <w:r>
+        <w:rPr>
+          <w:color w:val="800000"/>
+          <w:lang w:eastAsia="en-IN"/>
+        </w:rPr>
+        <w:t>&gt;</w:t>
+      </w:r>
+    </w:p>
+    <w:p>
+      <w:pPr>
+        <w:pStyle w:val="NoSpacing"/>
+        <w:rPr>
+          <w:color w:val="000000"/>
+          <w:lang w:eastAsia="en-IN"/>
+        </w:rPr>
+      </w:pPr>
+      <w:r>
+        <w:rPr>
+          <w:color w:val="000000"/>
+          <w:lang w:eastAsia="en-IN"/>
+        </w:rPr>
+        <w:t xml:space="preserve">            </w:t>
+      </w:r>
+      <w:r>
+        <w:rPr>
+          <w:color w:val="800000"/>
+          <w:lang w:eastAsia="en-IN"/>
+        </w:rPr>
+        <w:t>&lt;span&gt;</w:t>
+      </w:r>
+      <w:r>
+        <w:rPr>
+          <w:color w:val="0000FF"/>
+          <w:lang w:eastAsia="en-IN"/>
+        </w:rPr>
+        <w:t>{</w:t>
+      </w:r>
+      <w:r>
+        <w:rPr>
+          <w:lang w:eastAsia="en-IN"/>
+        </w:rPr>
+        <w:t>product</w:t>
+      </w:r>
+      <w:r>
+        <w:rPr>
+          <w:color w:val="000000"/>
+          <w:lang w:eastAsia="en-IN"/>
+        </w:rPr>
+        <w:t>.</w:t>
+      </w:r>
+      <w:r>
+        <w:rPr>
+          <w:lang w:eastAsia="en-IN"/>
+        </w:rPr>
+        <w:t>name</w:t>
+      </w:r>
+      <w:r>
+        <w:rPr>
+          <w:color w:val="0000FF"/>
+          <w:lang w:eastAsia="en-IN"/>
+        </w:rPr>
+        <w:t>}</w:t>
+      </w:r>
+      <w:r>
+        <w:rPr>
+          <w:color w:val="000000"/>
+          <w:lang w:eastAsia="en-IN"/>
+        </w:rPr>
+        <w:t xml:space="preserve"> - $</w:t>
+      </w:r>
+      <w:r>
+        <w:rPr>
+          <w:color w:val="0000FF"/>
+          <w:lang w:eastAsia="en-IN"/>
+        </w:rPr>
+        <w:t>{</w:t>
+      </w:r>
+      <w:proofErr w:type="spellStart"/>
+      <w:proofErr w:type="gramStart"/>
+      <w:r>
+        <w:rPr>
+          <w:lang w:eastAsia="en-IN"/>
+        </w:rPr>
+        <w:t>product</w:t>
+      </w:r>
+      <w:r>
+        <w:rPr>
+          <w:color w:val="000000"/>
+          <w:lang w:eastAsia="en-IN"/>
+        </w:rPr>
+        <w:t>.</w:t>
+      </w:r>
+      <w:r>
+        <w:rPr>
+          <w:lang w:eastAsia="en-IN"/>
+        </w:rPr>
+        <w:t>price</w:t>
+      </w:r>
+      <w:proofErr w:type="spellEnd"/>
+      <w:proofErr w:type="gramEnd"/>
+      <w:r>
+        <w:rPr>
+          <w:color w:val="0000FF"/>
+          <w:lang w:eastAsia="en-IN"/>
+        </w:rPr>
+        <w:t>}</w:t>
+      </w:r>
+      <w:r>
+        <w:rPr>
+          <w:color w:val="800000"/>
+          <w:lang w:eastAsia="en-IN"/>
+        </w:rPr>
+        <w:t>&lt;/span&gt;</w:t>
+      </w:r>
+    </w:p>
+    <w:p>
+      <w:pPr>
+        <w:pStyle w:val="NoSpacing"/>
+        <w:rPr>
+          <w:color w:val="000000"/>
+          <w:lang w:eastAsia="en-IN"/>
+        </w:rPr>
+      </w:pPr>
+      <w:r>
+        <w:rPr>
+          <w:color w:val="000000"/>
+          <w:lang w:eastAsia="en-IN"/>
+        </w:rPr>
+        <w:t xml:space="preserve">            </w:t>
+      </w:r>
+      <w:r>
+        <w:rPr>
+          <w:color w:val="800000"/>
+          <w:lang w:eastAsia="en-IN"/>
+        </w:rPr>
+        <w:t>&lt;span</w:t>
+      </w:r>
+      <w:r>
+        <w:rPr>
+          <w:color w:val="000000"/>
+          <w:lang w:eastAsia="en-IN"/>
+        </w:rPr>
+        <w:t xml:space="preserve"> </w:t>
+      </w:r>
+      <w:proofErr w:type="spellStart"/>
+      <w:r>
+        <w:rPr>
+          <w:color w:val="E50000"/>
+          <w:lang w:eastAsia="en-IN"/>
+        </w:rPr>
+        <w:t>className</w:t>
+      </w:r>
+      <w:proofErr w:type="spellEnd"/>
+      <w:r>
+        <w:rPr>
+          <w:color w:val="000000"/>
+          <w:lang w:eastAsia="en-IN"/>
+        </w:rPr>
+        <w:t>=</w:t>
+      </w:r>
+      <w:r>
+        <w:rPr>
+          <w:color w:val="A31515"/>
+          <w:lang w:eastAsia="en-IN"/>
+        </w:rPr>
+        <w:t>"mx-2"</w:t>
+      </w:r>
+      <w:r>
+        <w:rPr>
+          <w:color w:val="800000"/>
+          <w:lang w:eastAsia="en-IN"/>
+        </w:rPr>
+        <w:t>&gt;</w:t>
+      </w:r>
+    </w:p>
+    <w:p>
+      <w:pPr>
+        <w:pStyle w:val="NoSpacing"/>
+        <w:rPr>
+          <w:color w:val="000000"/>
+          <w:lang w:eastAsia="en-IN"/>
+        </w:rPr>
+      </w:pPr>
+      <w:r>
+        <w:rPr>
+          <w:color w:val="000000"/>
+          <w:lang w:eastAsia="en-IN"/>
+        </w:rPr>
+        <w:t xml:space="preserve">              </w:t>
+      </w:r>
+      <w:r>
+        <w:rPr>
+          <w:color w:val="800000"/>
+          <w:lang w:eastAsia="en-IN"/>
+        </w:rPr>
+        <w:t>&lt;button</w:t>
+      </w:r>
+    </w:p>
+    <w:p>
+      <w:pPr>
+        <w:pStyle w:val="NoSpacing"/>
+        <w:rPr>
+          <w:color w:val="000000"/>
+          <w:lang w:eastAsia="en-IN"/>
+        </w:rPr>
+      </w:pPr>
+      <w:r>
+        <w:rPr>
+          <w:color w:val="000000"/>
+          <w:lang w:eastAsia="en-IN"/>
+        </w:rPr>
+        <w:t xml:space="preserve">                </w:t>
+      </w:r>
+      <w:proofErr w:type="spellStart"/>
+      <w:r>
+        <w:rPr>
+          <w:color w:val="E50000"/>
+          <w:lang w:eastAsia="en-IN"/>
+        </w:rPr>
+        <w:t>className</w:t>
+      </w:r>
+      <w:proofErr w:type="spellEnd"/>
+      <w:r>
+        <w:rPr>
+          <w:color w:val="000000"/>
+          <w:lang w:eastAsia="en-IN"/>
+        </w:rPr>
+        <w:t>=</w:t>
+      </w:r>
+      <w:r>
+        <w:rPr>
+          <w:color w:val="A31515"/>
+          <w:lang w:eastAsia="en-IN"/>
+        </w:rPr>
+        <w:t>"bg-green-600 rounded text-white px-2 py-1"</w:t>
+      </w:r>
+    </w:p>
+    <w:p>
+      <w:pPr>
+        <w:pStyle w:val="NoSpacing"/>
+        <w:rPr>
+          <w:color w:val="000000"/>
+          <w:lang w:eastAsia="en-IN"/>
+        </w:rPr>
+      </w:pPr>
+      <w:r>
+        <w:rPr>
+          <w:color w:val="000000"/>
+          <w:lang w:eastAsia="en-IN"/>
+        </w:rPr>
+        <w:t xml:space="preserve">                </w:t>
+      </w:r>
+      <w:proofErr w:type="spellStart"/>
+      <w:r>
+        <w:rPr>
+          <w:color w:val="E50000"/>
+          <w:lang w:eastAsia="en-IN"/>
+        </w:rPr>
+        <w:t>onClick</w:t>
+      </w:r>
+      <w:proofErr w:type="spellEnd"/>
+      <w:proofErr w:type="gramStart"/>
+      <w:r>
+        <w:rPr>
+          <w:color w:val="000000"/>
+          <w:lang w:eastAsia="en-IN"/>
+        </w:rPr>
+        <w:t>=</w:t>
+      </w:r>
+      <w:r>
+        <w:rPr>
+          <w:color w:val="0000FF"/>
+          <w:lang w:eastAsia="en-IN"/>
+        </w:rPr>
+        <w:t>{</w:t>
+      </w:r>
+      <w:proofErr w:type="gramEnd"/>
+      <w:r>
+        <w:rPr>
+          <w:color w:val="000000"/>
+          <w:lang w:eastAsia="en-IN"/>
+        </w:rPr>
+        <w:t xml:space="preserve">() </w:t>
+      </w:r>
+      <w:r>
+        <w:rPr>
+          <w:color w:val="0000FF"/>
+          <w:lang w:eastAsia="en-IN"/>
+        </w:rPr>
+        <w:t>=&gt;</w:t>
+      </w:r>
+      <w:r>
+        <w:rPr>
+          <w:color w:val="000000"/>
+          <w:lang w:eastAsia="en-IN"/>
+        </w:rPr>
+        <w:t xml:space="preserve"> </w:t>
+      </w:r>
+      <w:proofErr w:type="spellStart"/>
+      <w:r>
+        <w:rPr>
+          <w:color w:val="795E26"/>
+          <w:lang w:eastAsia="en-IN"/>
+        </w:rPr>
+        <w:t>addToCart</w:t>
+      </w:r>
+      <w:proofErr w:type="spellEnd"/>
+      <w:r>
+        <w:rPr>
+          <w:color w:val="000000"/>
+          <w:lang w:eastAsia="en-IN"/>
+        </w:rPr>
+        <w:t>(</w:t>
+      </w:r>
+      <w:r>
+        <w:rPr>
+          <w:lang w:eastAsia="en-IN"/>
+        </w:rPr>
+        <w:t>product</w:t>
+      </w:r>
+      <w:r>
+        <w:rPr>
+          <w:color w:val="000000"/>
+          <w:lang w:eastAsia="en-IN"/>
+        </w:rPr>
+        <w:t>)</w:t>
+      </w:r>
+      <w:r>
+        <w:rPr>
+          <w:color w:val="0000FF"/>
+          <w:lang w:eastAsia="en-IN"/>
+        </w:rPr>
+        <w:t>}</w:t>
+      </w:r>
+    </w:p>
+    <w:p>
+      <w:pPr>
+        <w:pStyle w:val="NoSpacing"/>
+        <w:rPr>
+          <w:color w:val="000000"/>
+          <w:lang w:eastAsia="en-IN"/>
+        </w:rPr>
+      </w:pPr>
+      <w:r>
+        <w:rPr>
+          <w:color w:val="000000"/>
+          <w:lang w:eastAsia="en-IN"/>
+        </w:rPr>
+        <w:t xml:space="preserve">              </w:t>
+      </w:r>
+      <w:r>
+        <w:rPr>
+          <w:color w:val="800000"/>
+          <w:lang w:eastAsia="en-IN"/>
+        </w:rPr>
+        <w:t>&gt;</w:t>
+      </w:r>
+    </w:p>
+    <w:p>
+      <w:pPr>
+        <w:pStyle w:val="NoSpacing"/>
+        <w:rPr>
+          <w:color w:val="000000"/>
+          <w:lang w:eastAsia="en-IN"/>
+        </w:rPr>
+      </w:pPr>
+      <w:r>
+        <w:rPr>
+          <w:color w:val="000000"/>
+          <w:lang w:eastAsia="en-IN"/>
+        </w:rPr>
+        <w:t>                Add to cart</w:t>
+      </w:r>
+    </w:p>
+    <w:p>
+      <w:pPr>
+        <w:pStyle w:val="NoSpacing"/>
+        <w:rPr>
+          <w:color w:val="000000"/>
+          <w:lang w:eastAsia="en-IN"/>
+        </w:rPr>
+      </w:pPr>
+      <w:r>
+        <w:rPr>
+          <w:color w:val="000000"/>
+          <w:lang w:eastAsia="en-IN"/>
+        </w:rPr>
+        <w:t xml:space="preserve">              </w:t>
+      </w:r>
+      <w:r>
+        <w:rPr>
+          <w:color w:val="800000"/>
+          <w:lang w:eastAsia="en-IN"/>
+        </w:rPr>
+        <w:t>&lt;/button&gt;</w:t>
+      </w:r>
+    </w:p>
+    <w:p>
+      <w:pPr>
+        <w:pStyle w:val="NoSpacing"/>
+        <w:rPr>
+          <w:color w:val="000000"/>
+          <w:lang w:eastAsia="en-IN"/>
+        </w:rPr>
+      </w:pPr>
+      <w:r>
+        <w:rPr>
+          <w:color w:val="000000"/>
+          <w:lang w:eastAsia="en-IN"/>
+        </w:rPr>
+        <w:t xml:space="preserve">            </w:t>
+      </w:r>
+      <w:r>
+        <w:rPr>
+          <w:color w:val="800000"/>
+          <w:lang w:eastAsia="en-IN"/>
+        </w:rPr>
+        <w:t>&lt;/span&gt;</w:t>
+      </w:r>
+    </w:p>
+    <w:p>
+      <w:pPr>
+        <w:pStyle w:val="NoSpacing"/>
+        <w:rPr>
+          <w:color w:val="000000"/>
+          <w:lang w:eastAsia="en-IN"/>
+        </w:rPr>
+      </w:pPr>
+      <w:r>
+        <w:rPr>
+          <w:color w:val="000000"/>
+          <w:lang w:eastAsia="en-IN"/>
+        </w:rPr>
+        <w:t xml:space="preserve">          </w:t>
+      </w:r>
+      <w:r>
+        <w:rPr>
+          <w:color w:val="800000"/>
+          <w:lang w:eastAsia="en-IN"/>
+        </w:rPr>
+        <w:t>&lt;/div&gt;</w:t>
+      </w:r>
+    </w:p>
+    <w:p>
+      <w:pPr>
+        <w:pStyle w:val="NoSpacing"/>
+        <w:rPr>
+          <w:color w:val="000000"/>
+          <w:lang w:eastAsia="en-IN"/>
+        </w:rPr>
+      </w:pPr>
+      <w:r>
+        <w:rPr>
+          <w:color w:val="000000"/>
+          <w:lang w:eastAsia="en-IN"/>
+        </w:rPr>
+        <w:t>        ))</w:t>
+      </w:r>
+      <w:r>
+        <w:rPr>
+          <w:color w:val="0000FF"/>
+          <w:lang w:eastAsia="en-IN"/>
+        </w:rPr>
+        <w:t>}</w:t>
+      </w:r>
+    </w:p>
+    <w:p>
+      <w:pPr>
+        <w:pStyle w:val="NoSpacing"/>
+        <w:rPr>
+          <w:color w:val="000000"/>
+          <w:lang w:eastAsia="en-IN"/>
+        </w:rPr>
+      </w:pPr>
+      <w:r>
+        <w:rPr>
+          <w:color w:val="000000"/>
+          <w:lang w:eastAsia="en-IN"/>
+        </w:rPr>
+        <w:t xml:space="preserve">      </w:t>
+      </w:r>
+      <w:r>
+        <w:rPr>
+          <w:color w:val="800000"/>
+          <w:lang w:eastAsia="en-IN"/>
+        </w:rPr>
+        <w:t>&lt;/div&gt;</w:t>
+      </w:r>
+    </w:p>
+    <w:p>
+      <w:pPr>
+        <w:pStyle w:val="NoSpacing"/>
+        <w:rPr>
+          <w:color w:val="000000"/>
+          <w:lang w:eastAsia="en-IN"/>
+        </w:rPr>
+      </w:pPr>
+    </w:p>
+    <w:p>
+      <w:pPr>
+        <w:pStyle w:val="NoSpacing"/>
+        <w:rPr>
+          <w:color w:val="000000"/>
+          <w:lang w:eastAsia="en-IN"/>
+        </w:rPr>
+      </w:pPr>
+      <w:r>
+        <w:rPr>
+          <w:color w:val="000000"/>
+          <w:lang w:eastAsia="en-IN"/>
+        </w:rPr>
+        <w:t xml:space="preserve">      </w:t>
+      </w:r>
+      <w:r>
+        <w:rPr>
+          <w:color w:val="0000FF"/>
+          <w:lang w:eastAsia="en-IN"/>
+        </w:rPr>
+        <w:t>{</w:t>
+      </w:r>
+      <w:r>
+        <w:rPr>
+          <w:color w:val="008000"/>
+          <w:lang w:eastAsia="en-IN"/>
+        </w:rPr>
+        <w:t>/* Cart List */</w:t>
+      </w:r>
+      <w:r>
+        <w:rPr>
+          <w:color w:val="0000FF"/>
+          <w:lang w:eastAsia="en-IN"/>
+        </w:rPr>
+        <w:t>}</w:t>
+      </w:r>
+    </w:p>
+    <w:p>
+      <w:pPr>
+        <w:pStyle w:val="NoSpacing"/>
+        <w:rPr>
+          <w:color w:val="000000"/>
+          <w:lang w:eastAsia="en-IN"/>
+        </w:rPr>
+      </w:pPr>
+      <w:r>
+        <w:rPr>
+          <w:color w:val="000000"/>
+          <w:lang w:eastAsia="en-IN"/>
+        </w:rPr>
+        <w:t xml:space="preserve">      </w:t>
+      </w:r>
+      <w:r>
+        <w:rPr>
+          <w:color w:val="800000"/>
+          <w:lang w:eastAsia="en-IN"/>
+        </w:rPr>
+        <w:t>&lt;div&gt;</w:t>
+      </w:r>
+    </w:p>
+    <w:p>
+      <w:pPr>
+        <w:pStyle w:val="NoSpacing"/>
+        <w:rPr>
+          <w:color w:val="000000"/>
+          <w:lang w:eastAsia="en-IN"/>
+        </w:rPr>
+      </w:pPr>
+      <w:r>
+        <w:rPr>
+          <w:color w:val="000000"/>
+          <w:lang w:eastAsia="en-IN"/>
+        </w:rPr>
+        <w:t xml:space="preserve">        </w:t>
+      </w:r>
+      <w:r>
+        <w:rPr>
+          <w:color w:val="0000FF"/>
+          <w:lang w:eastAsia="en-IN"/>
+        </w:rPr>
+        <w:t>{</w:t>
+      </w:r>
+      <w:r>
+        <w:rPr>
+          <w:color w:val="008000"/>
+          <w:lang w:eastAsia="en-IN"/>
+        </w:rPr>
+        <w:t>/</w:t>
+      </w:r>
+      <w:proofErr w:type="gramStart"/>
+      <w:r>
+        <w:rPr>
+          <w:color w:val="008000"/>
+          <w:lang w:eastAsia="en-IN"/>
+        </w:rPr>
+        <w:t xml:space="preserve">* </w:t>
+      </w:r>
+      <w:r>
+        <w:rPr>
+          <w:rFonts w:ascii="Segoe UI Emoji" w:hAnsi="Segoe UI Emoji" w:cs="Segoe UI Emoji"/>
+          <w:color w:val="008000"/>
+          <w:lang w:eastAsia="en-IN"/>
+        </w:rPr>
+        <w:t>✅</w:t>
+      </w:r>
+      <w:r>
+        <w:rPr>
+          <w:color w:val="008000"/>
+          <w:lang w:eastAsia="en-IN"/>
+        </w:rPr>
+        <w:t xml:space="preserve"> Checks</w:t>
+      </w:r>
+      <w:proofErr w:type="gramEnd"/>
+      <w:r>
+        <w:rPr>
+          <w:color w:val="008000"/>
+          <w:lang w:eastAsia="en-IN"/>
+        </w:rPr>
+        <w:t xml:space="preserve"> length so empty header doesn't show */</w:t>
+      </w:r>
+      <w:r>
+        <w:rPr>
+          <w:color w:val="0000FF"/>
+          <w:lang w:eastAsia="en-IN"/>
+        </w:rPr>
+        <w:t>}</w:t>
+      </w:r>
+    </w:p>
+    <w:p>
+      <w:pPr>
+        <w:pStyle w:val="NoSpacing"/>
+        <w:rPr>
+          <w:color w:val="000000"/>
+          <w:lang w:eastAsia="en-IN"/>
+        </w:rPr>
+      </w:pPr>
+      <w:r>
+        <w:rPr>
+          <w:color w:val="000000"/>
+          <w:lang w:eastAsia="en-IN"/>
+        </w:rPr>
+        <w:t xml:space="preserve">        </w:t>
+      </w:r>
+      <w:r>
+        <w:rPr>
+          <w:color w:val="0000FF"/>
+          <w:lang w:eastAsia="en-IN"/>
+        </w:rPr>
+        <w:t>{</w:t>
+      </w:r>
+      <w:proofErr w:type="spellStart"/>
+      <w:proofErr w:type="gramStart"/>
+      <w:r>
+        <w:rPr>
+          <w:lang w:eastAsia="en-IN"/>
+        </w:rPr>
+        <w:t>cart</w:t>
+      </w:r>
+      <w:r>
+        <w:rPr>
+          <w:color w:val="000000"/>
+          <w:lang w:eastAsia="en-IN"/>
+        </w:rPr>
+        <w:t>.</w:t>
+      </w:r>
+      <w:r>
+        <w:rPr>
+          <w:lang w:eastAsia="en-IN"/>
+        </w:rPr>
+        <w:t>length</w:t>
+      </w:r>
+      <w:proofErr w:type="spellEnd"/>
+      <w:proofErr w:type="gramEnd"/>
+      <w:r>
+        <w:rPr>
+          <w:color w:val="000000"/>
+          <w:lang w:eastAsia="en-IN"/>
+        </w:rPr>
+        <w:t xml:space="preserve"> &gt; </w:t>
+      </w:r>
+      <w:r>
+        <w:rPr>
+          <w:color w:val="098658"/>
+          <w:lang w:eastAsia="en-IN"/>
+        </w:rPr>
+        <w:t>0</w:t>
+      </w:r>
+      <w:r>
+        <w:rPr>
+          <w:color w:val="000000"/>
+          <w:lang w:eastAsia="en-IN"/>
+        </w:rPr>
+        <w:t xml:space="preserve"> &amp;&amp; (</w:t>
+      </w:r>
+    </w:p>
+    <w:p>
+      <w:pPr>
+        <w:pStyle w:val="NoSpacing"/>
+        <w:rPr>
+          <w:color w:val="000000"/>
+          <w:lang w:eastAsia="en-IN"/>
+        </w:rPr>
+      </w:pPr>
+      <w:r>
+        <w:rPr>
+          <w:color w:val="000000"/>
+          <w:lang w:eastAsia="en-IN"/>
+        </w:rPr>
+        <w:t xml:space="preserve">          </w:t>
+      </w:r>
+      <w:r>
+        <w:rPr>
+          <w:color w:val="800000"/>
+          <w:lang w:eastAsia="en-IN"/>
+        </w:rPr>
+        <w:t>&lt;div&gt;</w:t>
+      </w:r>
+    </w:p>
+    <w:p>
+      <w:pPr>
+        <w:pStyle w:val="NoSpacing"/>
+        <w:rPr>
+          <w:color w:val="000000"/>
+          <w:lang w:eastAsia="en-IN"/>
+        </w:rPr>
+      </w:pPr>
+      <w:r>
+        <w:rPr>
+          <w:color w:val="000000"/>
+          <w:lang w:eastAsia="en-IN"/>
+        </w:rPr>
+        <w:t xml:space="preserve">            </w:t>
+      </w:r>
+      <w:r>
+        <w:rPr>
+          <w:color w:val="800000"/>
+          <w:lang w:eastAsia="en-IN"/>
+        </w:rPr>
+        <w:t>&lt;h3</w:t>
+      </w:r>
+      <w:r>
+        <w:rPr>
+          <w:color w:val="000000"/>
+          <w:lang w:eastAsia="en-IN"/>
+        </w:rPr>
+        <w:t xml:space="preserve"> </w:t>
+      </w:r>
+      <w:proofErr w:type="spellStart"/>
+      <w:r>
+        <w:rPr>
+          <w:color w:val="E50000"/>
+          <w:lang w:eastAsia="en-IN"/>
+        </w:rPr>
+        <w:t>className</w:t>
+      </w:r>
+      <w:proofErr w:type="spellEnd"/>
+      <w:r>
+        <w:rPr>
+          <w:color w:val="000000"/>
+          <w:lang w:eastAsia="en-IN"/>
+        </w:rPr>
+        <w:t>=</w:t>
+      </w:r>
+      <w:r>
+        <w:rPr>
+          <w:color w:val="A31515"/>
+          <w:lang w:eastAsia="en-IN"/>
+        </w:rPr>
+        <w:t>"text-</w:t>
+      </w:r>
+      <w:proofErr w:type="spellStart"/>
+      <w:r>
+        <w:rPr>
+          <w:color w:val="A31515"/>
+          <w:lang w:eastAsia="en-IN"/>
+        </w:rPr>
+        <w:t>lg</w:t>
+      </w:r>
+      <w:proofErr w:type="spellEnd"/>
+      <w:r>
+        <w:rPr>
+          <w:color w:val="A31515"/>
+          <w:lang w:eastAsia="en-IN"/>
+        </w:rPr>
+        <w:t xml:space="preserve"> font-bold mb-2"</w:t>
+      </w:r>
+      <w:r>
+        <w:rPr>
+          <w:color w:val="800000"/>
+          <w:lang w:eastAsia="en-IN"/>
+        </w:rPr>
+        <w:t>&gt;</w:t>
+      </w:r>
+      <w:r>
+        <w:rPr>
+          <w:color w:val="000000"/>
+          <w:lang w:eastAsia="en-IN"/>
+        </w:rPr>
+        <w:t>Cart List</w:t>
+      </w:r>
+      <w:r>
+        <w:rPr>
+          <w:color w:val="800000"/>
+          <w:lang w:eastAsia="en-IN"/>
+        </w:rPr>
+        <w:t>&lt;/h3&gt;</w:t>
+      </w:r>
+    </w:p>
+    <w:p>
+      <w:pPr>
+        <w:pStyle w:val="NoSpacing"/>
+        <w:rPr>
+          <w:color w:val="000000"/>
+          <w:lang w:eastAsia="en-IN"/>
+        </w:rPr>
+      </w:pPr>
+      <w:r>
+        <w:rPr>
+          <w:color w:val="000000"/>
+          <w:lang w:eastAsia="en-IN"/>
+        </w:rPr>
+        <w:t xml:space="preserve">            </w:t>
+      </w:r>
+      <w:r>
+        <w:rPr>
+          <w:color w:val="800000"/>
+          <w:lang w:eastAsia="en-IN"/>
+        </w:rPr>
+        <w:t>&lt;ul</w:t>
+      </w:r>
+      <w:r>
+        <w:rPr>
+          <w:color w:val="000000"/>
+          <w:lang w:eastAsia="en-IN"/>
+        </w:rPr>
+        <w:t xml:space="preserve"> </w:t>
+      </w:r>
+      <w:proofErr w:type="spellStart"/>
+      <w:r>
+        <w:rPr>
+          <w:color w:val="E50000"/>
+          <w:lang w:eastAsia="en-IN"/>
+        </w:rPr>
+        <w:t>className</w:t>
+      </w:r>
+      <w:proofErr w:type="spellEnd"/>
+      <w:r>
+        <w:rPr>
+          <w:color w:val="000000"/>
+          <w:lang w:eastAsia="en-IN"/>
+        </w:rPr>
+        <w:t>=</w:t>
+      </w:r>
+      <w:r>
+        <w:rPr>
+          <w:color w:val="A31515"/>
+          <w:lang w:eastAsia="en-IN"/>
+        </w:rPr>
+        <w:t>"space-y-1"</w:t>
+      </w:r>
+      <w:r>
+        <w:rPr>
+          <w:color w:val="800000"/>
+          <w:lang w:eastAsia="en-IN"/>
+        </w:rPr>
+        <w:t>&gt;</w:t>
+      </w:r>
+    </w:p>
+    <w:p>
+      <w:pPr>
+        <w:pStyle w:val="NoSpacing"/>
+        <w:rPr>
+          <w:color w:val="000000"/>
+          <w:lang w:eastAsia="en-IN"/>
+        </w:rPr>
+      </w:pPr>
+      <w:r>
+        <w:rPr>
+          <w:color w:val="000000"/>
+          <w:lang w:eastAsia="en-IN"/>
+        </w:rPr>
+        <w:t xml:space="preserve">              </w:t>
+      </w:r>
+      <w:r>
+        <w:rPr>
+          <w:color w:val="0000FF"/>
+          <w:lang w:eastAsia="en-IN"/>
+        </w:rPr>
+        <w:t>{</w:t>
+      </w:r>
+      <w:proofErr w:type="spellStart"/>
+      <w:r>
+        <w:rPr>
+          <w:lang w:eastAsia="en-IN"/>
+        </w:rPr>
+        <w:t>cart</w:t>
+      </w:r>
+      <w:r>
+        <w:rPr>
+          <w:color w:val="000000"/>
+          <w:lang w:eastAsia="en-IN"/>
+        </w:rPr>
+        <w:t>.</w:t>
+      </w:r>
+      <w:r>
+        <w:rPr>
+          <w:color w:val="795E26"/>
+          <w:lang w:eastAsia="en-IN"/>
+        </w:rPr>
+        <w:t>map</w:t>
+      </w:r>
+      <w:proofErr w:type="spellEnd"/>
+      <w:r>
+        <w:rPr>
+          <w:color w:val="000000"/>
+          <w:lang w:eastAsia="en-IN"/>
+        </w:rPr>
+        <w:t>((</w:t>
+      </w:r>
+      <w:r>
+        <w:rPr>
+          <w:lang w:eastAsia="en-IN"/>
+        </w:rPr>
+        <w:t>item</w:t>
+      </w:r>
+      <w:r>
+        <w:rPr>
+          <w:color w:val="000000"/>
+          <w:lang w:eastAsia="en-IN"/>
+        </w:rPr>
+        <w:t xml:space="preserve">) </w:t>
+      </w:r>
+      <w:r>
+        <w:rPr>
+          <w:color w:val="0000FF"/>
+          <w:lang w:eastAsia="en-IN"/>
+        </w:rPr>
+        <w:t>=&gt;</w:t>
+      </w:r>
+      <w:r>
+        <w:rPr>
+          <w:color w:val="000000"/>
+          <w:lang w:eastAsia="en-IN"/>
+        </w:rPr>
+        <w:t xml:space="preserve"> (</w:t>
+      </w:r>
+    </w:p>
+    <w:p>
+      <w:pPr>
+        <w:pStyle w:val="NoSpacing"/>
+        <w:rPr>
+          <w:color w:val="000000"/>
+          <w:lang w:eastAsia="en-IN"/>
+        </w:rPr>
+      </w:pPr>
+      <w:r>
+        <w:rPr>
+          <w:color w:val="000000"/>
+          <w:lang w:eastAsia="en-IN"/>
+        </w:rPr>
+        <w:t xml:space="preserve">                </w:t>
+      </w:r>
+      <w:r>
+        <w:rPr>
+          <w:color w:val="800000"/>
+          <w:lang w:eastAsia="en-IN"/>
+        </w:rPr>
+        <w:t>&lt;li</w:t>
+      </w:r>
+      <w:r>
+        <w:rPr>
+          <w:color w:val="000000"/>
+          <w:lang w:eastAsia="en-IN"/>
+        </w:rPr>
+        <w:t xml:space="preserve"> </w:t>
+      </w:r>
+      <w:r>
+        <w:rPr>
+          <w:color w:val="E50000"/>
+          <w:lang w:eastAsia="en-IN"/>
+        </w:rPr>
+        <w:t>key</w:t>
+      </w:r>
+      <w:r>
+        <w:rPr>
+          <w:color w:val="000000"/>
+          <w:lang w:eastAsia="en-IN"/>
+        </w:rPr>
+        <w:t>=</w:t>
+      </w:r>
+      <w:r>
+        <w:rPr>
+          <w:color w:val="0000FF"/>
+          <w:lang w:eastAsia="en-IN"/>
+        </w:rPr>
+        <w:t>{</w:t>
+      </w:r>
+      <w:r>
+        <w:rPr>
+          <w:lang w:eastAsia="en-IN"/>
+        </w:rPr>
+        <w:t>item</w:t>
+      </w:r>
+      <w:r>
+        <w:rPr>
+          <w:color w:val="000000"/>
+          <w:lang w:eastAsia="en-IN"/>
+        </w:rPr>
+        <w:t>.</w:t>
+      </w:r>
+      <w:r>
+        <w:rPr>
+          <w:lang w:eastAsia="en-IN"/>
+        </w:rPr>
+        <w:t>id</w:t>
+      </w:r>
+      <w:r>
+        <w:rPr>
+          <w:color w:val="0000FF"/>
+          <w:lang w:eastAsia="en-IN"/>
+        </w:rPr>
+        <w:t>}</w:t>
+      </w:r>
+      <w:r>
+        <w:rPr>
+          <w:color w:val="000000"/>
+          <w:lang w:eastAsia="en-IN"/>
+        </w:rPr>
+        <w:t xml:space="preserve"> </w:t>
+      </w:r>
+      <w:proofErr w:type="spellStart"/>
+      <w:r>
+        <w:rPr>
+          <w:color w:val="E50000"/>
+          <w:lang w:eastAsia="en-IN"/>
+        </w:rPr>
+        <w:t>className</w:t>
+      </w:r>
+      <w:proofErr w:type="spellEnd"/>
+      <w:r>
+        <w:rPr>
+          <w:color w:val="000000"/>
+          <w:lang w:eastAsia="en-IN"/>
+        </w:rPr>
+        <w:t>=</w:t>
+      </w:r>
+      <w:r>
+        <w:rPr>
+          <w:color w:val="A31515"/>
+          <w:lang w:eastAsia="en-IN"/>
+        </w:rPr>
+        <w:t>"flex items-</w:t>
+      </w:r>
+      <w:proofErr w:type="spellStart"/>
+      <w:r>
+        <w:rPr>
+          <w:color w:val="A31515"/>
+          <w:lang w:eastAsia="en-IN"/>
+        </w:rPr>
+        <w:t>center</w:t>
+      </w:r>
+      <w:proofErr w:type="spellEnd"/>
+      <w:r>
+        <w:rPr>
+          <w:color w:val="A31515"/>
+          <w:lang w:eastAsia="en-IN"/>
+        </w:rPr>
+        <w:t xml:space="preserve"> space-x-2"</w:t>
+      </w:r>
+      <w:r>
+        <w:rPr>
+          <w:color w:val="800000"/>
+          <w:lang w:eastAsia="en-IN"/>
+        </w:rPr>
+        <w:t>&gt;</w:t>
+      </w:r>
+    </w:p>
+    <w:p>
+      <w:pPr>
+        <w:pStyle w:val="NoSpacing"/>
+        <w:rPr>
+          <w:color w:val="000000"/>
+          <w:lang w:eastAsia="en-IN"/>
+        </w:rPr>
+      </w:pPr>
+      <w:r>
+        <w:rPr>
+          <w:color w:val="000000"/>
+          <w:lang w:eastAsia="en-IN"/>
+        </w:rPr>
+        <w:t xml:space="preserve">                  </w:t>
+      </w:r>
+      <w:r>
+        <w:rPr>
+          <w:color w:val="800000"/>
+          <w:lang w:eastAsia="en-IN"/>
+        </w:rPr>
+        <w:t>&lt;span&gt;</w:t>
+      </w:r>
+    </w:p>
+    <w:p>
+      <w:pPr>
+        <w:pStyle w:val="NoSpacing"/>
+        <w:rPr>
+          <w:color w:val="000000"/>
+          <w:lang w:eastAsia="en-IN"/>
+        </w:rPr>
+      </w:pPr>
+      <w:r>
+        <w:rPr>
+          <w:color w:val="000000"/>
+          <w:lang w:eastAsia="en-IN"/>
+        </w:rPr>
+        <w:t xml:space="preserve">                    </w:t>
+      </w:r>
+      <w:r>
+        <w:rPr>
+          <w:color w:val="0000FF"/>
+          <w:lang w:eastAsia="en-IN"/>
+        </w:rPr>
+        <w:t>{</w:t>
+      </w:r>
+      <w:r>
+        <w:rPr>
+          <w:lang w:eastAsia="en-IN"/>
+        </w:rPr>
+        <w:t>item</w:t>
+      </w:r>
+      <w:r>
+        <w:rPr>
+          <w:color w:val="000000"/>
+          <w:lang w:eastAsia="en-IN"/>
+        </w:rPr>
+        <w:t>.</w:t>
+      </w:r>
+      <w:r>
+        <w:rPr>
+          <w:lang w:eastAsia="en-IN"/>
+        </w:rPr>
+        <w:t>name</w:t>
+      </w:r>
+      <w:r>
+        <w:rPr>
+          <w:color w:val="0000FF"/>
+          <w:lang w:eastAsia="en-IN"/>
+        </w:rPr>
+        <w:t>}</w:t>
+      </w:r>
+      <w:r>
+        <w:rPr>
+          <w:color w:val="000000"/>
+          <w:lang w:eastAsia="en-IN"/>
+        </w:rPr>
+        <w:t xml:space="preserve"> (x</w:t>
+      </w:r>
+      <w:r>
+        <w:rPr>
+          <w:color w:val="0000FF"/>
+          <w:lang w:eastAsia="en-IN"/>
+        </w:rPr>
+        <w:t>{</w:t>
+      </w:r>
+      <w:proofErr w:type="spellStart"/>
+      <w:proofErr w:type="gramStart"/>
+      <w:r>
+        <w:rPr>
+          <w:lang w:eastAsia="en-IN"/>
+        </w:rPr>
+        <w:t>item</w:t>
+      </w:r>
+      <w:r>
+        <w:rPr>
+          <w:color w:val="000000"/>
+          <w:lang w:eastAsia="en-IN"/>
+        </w:rPr>
+        <w:t>.</w:t>
+      </w:r>
+      <w:r>
+        <w:rPr>
+          <w:lang w:eastAsia="en-IN"/>
+        </w:rPr>
+        <w:t>quantity</w:t>
+      </w:r>
+      <w:proofErr w:type="spellEnd"/>
+      <w:proofErr w:type="gramEnd"/>
+      <w:r>
+        <w:rPr>
+          <w:color w:val="0000FF"/>
+          <w:lang w:eastAsia="en-IN"/>
+        </w:rPr>
+        <w:t>}</w:t>
+      </w:r>
+      <w:r>
+        <w:rPr>
+          <w:color w:val="000000"/>
+          <w:lang w:eastAsia="en-IN"/>
+        </w:rPr>
+        <w:t>)</w:t>
+      </w:r>
+    </w:p>
+    <w:p>
+      <w:pPr>
+        <w:pStyle w:val="NoSpacing"/>
+        <w:rPr>
+          <w:color w:val="000000"/>
+          <w:lang w:eastAsia="en-IN"/>
+        </w:rPr>
+      </w:pPr>
+      <w:r>
+        <w:rPr>
+          <w:color w:val="000000"/>
+          <w:lang w:eastAsia="en-IN"/>
+        </w:rPr>
+        <w:t xml:space="preserve">                  </w:t>
+      </w:r>
+      <w:r>
+        <w:rPr>
+          <w:color w:val="800000"/>
+          <w:lang w:eastAsia="en-IN"/>
+        </w:rPr>
+        <w:t>&lt;/span&gt;</w:t>
+      </w:r>
+    </w:p>
+    <w:p>
+      <w:pPr>
+        <w:pStyle w:val="NoSpacing"/>
+        <w:rPr>
+          <w:color w:val="000000"/>
+          <w:lang w:eastAsia="en-IN"/>
+        </w:rPr>
+      </w:pPr>
+      <w:r>
+        <w:rPr>
+          <w:color w:val="000000"/>
+          <w:lang w:eastAsia="en-IN"/>
+        </w:rPr>
+        <w:t xml:space="preserve">                  </w:t>
+      </w:r>
+      <w:r>
+        <w:rPr>
+          <w:color w:val="0000FF"/>
+          <w:lang w:eastAsia="en-IN"/>
+        </w:rPr>
+        <w:t>{</w:t>
+      </w:r>
+      <w:r>
+        <w:rPr>
+          <w:color w:val="008000"/>
+          <w:lang w:eastAsia="en-IN"/>
+        </w:rPr>
+        <w:t>/</w:t>
+      </w:r>
+      <w:proofErr w:type="gramStart"/>
+      <w:r>
+        <w:rPr>
+          <w:color w:val="008000"/>
+          <w:lang w:eastAsia="en-IN"/>
+        </w:rPr>
+        <w:t xml:space="preserve">* </w:t>
+      </w:r>
+      <w:r>
+        <w:rPr>
+          <w:rFonts w:ascii="Segoe UI Emoji" w:hAnsi="Segoe UI Emoji" w:cs="Segoe UI Emoji"/>
+          <w:color w:val="008000"/>
+          <w:lang w:eastAsia="en-IN"/>
+        </w:rPr>
+        <w:t>✅</w:t>
+      </w:r>
+      <w:r>
+        <w:rPr>
+          <w:color w:val="008000"/>
+          <w:lang w:eastAsia="en-IN"/>
+        </w:rPr>
+        <w:t xml:space="preserve"> Pass</w:t>
+      </w:r>
+      <w:proofErr w:type="gramEnd"/>
+      <w:r>
+        <w:rPr>
+          <w:color w:val="008000"/>
+          <w:lang w:eastAsia="en-IN"/>
+        </w:rPr>
+        <w:t xml:space="preserve"> item directly to remove */</w:t>
+      </w:r>
+      <w:r>
+        <w:rPr>
+          <w:color w:val="0000FF"/>
+          <w:lang w:eastAsia="en-IN"/>
+        </w:rPr>
+        <w:t>}</w:t>
+      </w:r>
+    </w:p>
+    <w:p>
+      <w:pPr>
+        <w:pStyle w:val="NoSpacing"/>
+        <w:rPr>
+          <w:color w:val="000000"/>
+          <w:lang w:eastAsia="en-IN"/>
+        </w:rPr>
+      </w:pPr>
+      <w:r>
+        <w:rPr>
+          <w:color w:val="000000"/>
+          <w:lang w:eastAsia="en-IN"/>
+        </w:rPr>
+        <w:t xml:space="preserve">                  </w:t>
+      </w:r>
+      <w:r>
+        <w:rPr>
+          <w:color w:val="800000"/>
+          <w:lang w:eastAsia="en-IN"/>
+        </w:rPr>
+        <w:t>&lt;button</w:t>
+      </w:r>
+    </w:p>
+    <w:p>
+      <w:pPr>
+        <w:pStyle w:val="NoSpacing"/>
+        <w:rPr>
+          <w:color w:val="000000"/>
+          <w:lang w:eastAsia="en-IN"/>
+        </w:rPr>
+      </w:pPr>
+      <w:r>
+        <w:rPr>
+          <w:color w:val="000000"/>
+          <w:lang w:eastAsia="en-IN"/>
+        </w:rPr>
+        <w:t xml:space="preserve">                    </w:t>
+      </w:r>
+      <w:proofErr w:type="spellStart"/>
+      <w:r>
+        <w:rPr>
+          <w:color w:val="E50000"/>
+          <w:lang w:eastAsia="en-IN"/>
+        </w:rPr>
+        <w:t>className</w:t>
+      </w:r>
+      <w:proofErr w:type="spellEnd"/>
+      <w:r>
+        <w:rPr>
+          <w:color w:val="000000"/>
+          <w:lang w:eastAsia="en-IN"/>
+        </w:rPr>
+        <w:t>=</w:t>
+      </w:r>
+      <w:r>
+        <w:rPr>
+          <w:color w:val="A31515"/>
+          <w:lang w:eastAsia="en-IN"/>
+        </w:rPr>
+        <w:t>"bg-red-600 text-white rounded px-2 py-0.5 text-</w:t>
+      </w:r>
+      <w:proofErr w:type="spellStart"/>
+      <w:r>
+        <w:rPr>
+          <w:color w:val="A31515"/>
+          <w:lang w:eastAsia="en-IN"/>
+        </w:rPr>
+        <w:t>sm</w:t>
+      </w:r>
+      <w:proofErr w:type="spellEnd"/>
+      <w:r>
+        <w:rPr>
+          <w:color w:val="A31515"/>
+          <w:lang w:eastAsia="en-IN"/>
+        </w:rPr>
+        <w:t>"</w:t>
+      </w:r>
+    </w:p>
+    <w:p>
+      <w:pPr>
+        <w:pStyle w:val="NoSpacing"/>
+        <w:rPr>
+          <w:color w:val="000000"/>
+          <w:lang w:eastAsia="en-IN"/>
+        </w:rPr>
+      </w:pPr>
+      <w:r>
+        <w:rPr>
+          <w:color w:val="000000"/>
+          <w:lang w:eastAsia="en-IN"/>
+        </w:rPr>
+        <w:t xml:space="preserve">                    </w:t>
+      </w:r>
+      <w:proofErr w:type="spellStart"/>
+      <w:r>
+        <w:rPr>
+          <w:color w:val="E50000"/>
+          <w:lang w:eastAsia="en-IN"/>
+        </w:rPr>
+        <w:t>onClick</w:t>
+      </w:r>
+      <w:proofErr w:type="spellEnd"/>
+      <w:proofErr w:type="gramStart"/>
+      <w:r>
+        <w:rPr>
+          <w:color w:val="000000"/>
+          <w:lang w:eastAsia="en-IN"/>
+        </w:rPr>
+        <w:t>=</w:t>
+      </w:r>
+      <w:r>
+        <w:rPr>
+          <w:color w:val="0000FF"/>
+          <w:lang w:eastAsia="en-IN"/>
+        </w:rPr>
+        <w:t>{</w:t>
+      </w:r>
+      <w:proofErr w:type="gramEnd"/>
+      <w:r>
+        <w:rPr>
+          <w:color w:val="000000"/>
+          <w:lang w:eastAsia="en-IN"/>
+        </w:rPr>
+        <w:t xml:space="preserve">() </w:t>
+      </w:r>
+      <w:r>
+        <w:rPr>
+          <w:color w:val="0000FF"/>
+          <w:lang w:eastAsia="en-IN"/>
+        </w:rPr>
+        <w:t>=&gt;</w:t>
+      </w:r>
+      <w:r>
+        <w:rPr>
+          <w:color w:val="000000"/>
+          <w:lang w:eastAsia="en-IN"/>
+        </w:rPr>
+        <w:t xml:space="preserve"> </w:t>
+      </w:r>
+      <w:r>
+        <w:rPr>
+          <w:color w:val="795E26"/>
+          <w:lang w:eastAsia="en-IN"/>
+        </w:rPr>
+        <w:t>remove</w:t>
+      </w:r>
+      <w:r>
+        <w:rPr>
+          <w:color w:val="000000"/>
+          <w:lang w:eastAsia="en-IN"/>
+        </w:rPr>
+        <w:t>(</w:t>
+      </w:r>
+      <w:r>
+        <w:rPr>
+          <w:lang w:eastAsia="en-IN"/>
+        </w:rPr>
+        <w:t>item</w:t>
+      </w:r>
+      <w:r>
+        <w:rPr>
+          <w:color w:val="000000"/>
+          <w:lang w:eastAsia="en-IN"/>
+        </w:rPr>
+        <w:t>)</w:t>
+      </w:r>
+      <w:r>
+        <w:rPr>
+          <w:color w:val="0000FF"/>
+          <w:lang w:eastAsia="en-IN"/>
+        </w:rPr>
+        <w:t>}</w:t>
+      </w:r>
+    </w:p>
+    <w:p>
+      <w:pPr>
+        <w:pStyle w:val="NoSpacing"/>
+        <w:rPr>
+          <w:color w:val="000000"/>
+          <w:lang w:eastAsia="en-IN"/>
+        </w:rPr>
+      </w:pPr>
+      <w:r>
+        <w:rPr>
+          <w:color w:val="000000"/>
+          <w:lang w:eastAsia="en-IN"/>
+        </w:rPr>
+        <w:t xml:space="preserve">                  </w:t>
+      </w:r>
+      <w:r>
+        <w:rPr>
+          <w:color w:val="800000"/>
+          <w:lang w:eastAsia="en-IN"/>
+        </w:rPr>
+        <w:t>&gt;</w:t>
+      </w:r>
+    </w:p>
+    <w:p>
+      <w:pPr>
+        <w:pStyle w:val="NoSpacing"/>
+        <w:rPr>
+          <w:color w:val="000000"/>
+          <w:lang w:eastAsia="en-IN"/>
+        </w:rPr>
+      </w:pPr>
+      <w:r>
+        <w:rPr>
+          <w:color w:val="000000"/>
+          <w:lang w:eastAsia="en-IN"/>
+        </w:rPr>
+        <w:t>                    Remove</w:t>
+      </w:r>
+    </w:p>
+    <w:p>
+      <w:pPr>
+        <w:pStyle w:val="NoSpacing"/>
+        <w:rPr>
+          <w:color w:val="000000"/>
+          <w:lang w:eastAsia="en-IN"/>
+        </w:rPr>
+      </w:pPr>
+      <w:r>
+        <w:rPr>
+          <w:color w:val="000000"/>
+          <w:lang w:eastAsia="en-IN"/>
+        </w:rPr>
+        <w:t xml:space="preserve">                  </w:t>
+      </w:r>
+      <w:r>
+        <w:rPr>
+          <w:color w:val="800000"/>
+          <w:lang w:eastAsia="en-IN"/>
+        </w:rPr>
+        <w:t>&lt;/button&gt;</w:t>
+      </w:r>
+    </w:p>
+    <w:p>
+      <w:pPr>
+        <w:pStyle w:val="NoSpacing"/>
+        <w:rPr>
+          <w:color w:val="000000"/>
+          <w:lang w:eastAsia="en-IN"/>
+        </w:rPr>
+      </w:pPr>
+      <w:r>
+        <w:rPr>
+          <w:color w:val="000000"/>
+          <w:lang w:eastAsia="en-IN"/>
+        </w:rPr>
+        <w:t xml:space="preserve">                </w:t>
+      </w:r>
+      <w:r>
+        <w:rPr>
+          <w:color w:val="800000"/>
+          <w:lang w:eastAsia="en-IN"/>
+        </w:rPr>
+        <w:t>&lt;/li&gt;</w:t>
+      </w:r>
+    </w:p>
+    <w:p>
+      <w:pPr>
+        <w:pStyle w:val="NoSpacing"/>
+        <w:rPr>
+          <w:color w:val="000000"/>
+          <w:lang w:eastAsia="en-IN"/>
+        </w:rPr>
+      </w:pPr>
+      <w:r>
+        <w:rPr>
+          <w:color w:val="000000"/>
+          <w:lang w:eastAsia="en-IN"/>
+        </w:rPr>
+        <w:t>              ))</w:t>
+      </w:r>
+      <w:r>
+        <w:rPr>
+          <w:color w:val="0000FF"/>
+          <w:lang w:eastAsia="en-IN"/>
+        </w:rPr>
+        <w:t>}</w:t>
+      </w:r>
+    </w:p>
+    <w:p>
+      <w:pPr>
+        <w:pStyle w:val="NoSpacing"/>
+        <w:rPr>
+          <w:color w:val="000000"/>
+          <w:lang w:eastAsia="en-IN"/>
+        </w:rPr>
+      </w:pPr>
+      <w:r>
+        <w:rPr>
+          <w:color w:val="000000"/>
+          <w:lang w:eastAsia="en-IN"/>
+        </w:rPr>
+        <w:t xml:space="preserve">            </w:t>
+      </w:r>
+      <w:r>
+        <w:rPr>
+          <w:color w:val="800000"/>
+          <w:lang w:eastAsia="en-IN"/>
+        </w:rPr>
+        <w:t>&lt;/ul&gt;</w:t>
+      </w:r>
+    </w:p>
+    <w:p>
+      <w:pPr>
+        <w:pStyle w:val="NoSpacing"/>
+        <w:rPr>
+          <w:color w:val="000000"/>
+          <w:lang w:eastAsia="en-IN"/>
+        </w:rPr>
+      </w:pPr>
+      <w:r>
+        <w:rPr>
+          <w:color w:val="000000"/>
+          <w:lang w:eastAsia="en-IN"/>
+        </w:rPr>
+        <w:t xml:space="preserve">          </w:t>
+      </w:r>
+      <w:r>
+        <w:rPr>
+          <w:color w:val="800000"/>
+          <w:lang w:eastAsia="en-IN"/>
+        </w:rPr>
+        <w:t>&lt;/div&gt;</w:t>
+      </w:r>
+    </w:p>
+    <w:p>
+      <w:pPr>
+        <w:pStyle w:val="NoSpacing"/>
+        <w:rPr>
+          <w:color w:val="000000"/>
+          <w:lang w:eastAsia="en-IN"/>
+        </w:rPr>
+      </w:pPr>
+      <w:r>
+        <w:rPr>
+          <w:color w:val="000000"/>
+          <w:lang w:eastAsia="en-IN"/>
+        </w:rPr>
+        <w:t>        )</w:t>
+      </w:r>
+      <w:r>
+        <w:rPr>
+          <w:color w:val="0000FF"/>
+          <w:lang w:eastAsia="en-IN"/>
+        </w:rPr>
+        <w:t>}</w:t>
+      </w:r>
+    </w:p>
+    <w:p>
+      <w:pPr>
+        <w:pStyle w:val="NoSpacing"/>
+        <w:rPr>
+          <w:color w:val="000000"/>
+          <w:lang w:eastAsia="en-IN"/>
+        </w:rPr>
+      </w:pPr>
+      <w:r>
+        <w:rPr>
+          <w:color w:val="000000"/>
+          <w:lang w:eastAsia="en-IN"/>
+        </w:rPr>
+        <w:t xml:space="preserve">      </w:t>
+      </w:r>
+      <w:r>
+        <w:rPr>
+          <w:color w:val="800000"/>
+          <w:lang w:eastAsia="en-IN"/>
+        </w:rPr>
+        <w:t>&lt;/div&gt;</w:t>
+      </w:r>
+    </w:p>
+    <w:p>
+      <w:pPr>
+        <w:pStyle w:val="NoSpacing"/>
+        <w:rPr>
+          <w:color w:val="000000"/>
+          <w:lang w:eastAsia="en-IN"/>
+        </w:rPr>
+      </w:pPr>
+      <w:r>
+        <w:rPr>
+          <w:color w:val="000000"/>
+          <w:lang w:eastAsia="en-IN"/>
+        </w:rPr>
+        <w:t xml:space="preserve">    </w:t>
+      </w:r>
+      <w:r>
+        <w:rPr>
+          <w:color w:val="800000"/>
+          <w:lang w:eastAsia="en-IN"/>
+        </w:rPr>
+        <w:t>&lt;/div&gt;</w:t>
+      </w:r>
+    </w:p>
+    <w:p>
+      <w:pPr>
+        <w:pStyle w:val="NoSpacing"/>
+        <w:rPr>
+          <w:color w:val="000000"/>
+          <w:lang w:eastAsia="en-IN"/>
+        </w:rPr>
+      </w:pPr>
+      <w:r>
+        <w:rPr>
+          <w:color w:val="000000"/>
+          <w:lang w:eastAsia="en-IN"/>
+        </w:rPr>
+        <w:lastRenderedPageBreak/>
+        <w:t>  );</w:t>
+      </w:r>
+    </w:p>
+    <w:p>
+      <w:pPr>
+        <w:pStyle w:val="NoSpacing"/>
+        <w:rPr>
+          <w:color w:val="000000"/>
+          <w:lang w:eastAsia="en-IN"/>
+        </w:rPr>
+      </w:pPr>
+      <w:r>
+        <w:rPr>
+          <w:color w:val="000000"/>
+          <w:lang w:eastAsia="en-IN"/>
+        </w:rPr>
+        <w:t>}</w:t>
+      </w:r>
+    </w:p>
+    <w:p>
+      <w:pPr>
+        <w:pStyle w:val="NoSpacing"/>
+        <w:ind w:left="360"/>
         <w:rPr>
           <w:color w:val="000000"/>
           <w:lang w:eastAsia="en-IN"/>
